--- a/labAndPptFiles/fourthFifthSem/multimediaLabfrom3.docx
+++ b/labAndPptFiles/fourthFifthSem/multimediaLabfrom3.docx
@@ -131,7 +131,6 @@
           <w:numId w:val="1"/>
         </w:numPr>
         <w:tabs>
-          <w:tab w:val="clear" w:pos="709"/>
           <w:tab w:val="left" w:pos="709" w:leader="none"/>
         </w:tabs>
         <w:bidi w:val="0"/>
@@ -153,7 +152,6 @@
           <w:numId w:val="1"/>
         </w:numPr>
         <w:tabs>
-          <w:tab w:val="clear" w:pos="709"/>
           <w:tab w:val="left" w:pos="709" w:leader="none"/>
         </w:tabs>
         <w:bidi w:val="0"/>
@@ -185,7 +183,6 @@
           <w:numId w:val="1"/>
         </w:numPr>
         <w:tabs>
-          <w:tab w:val="clear" w:pos="709"/>
           <w:tab w:val="left" w:pos="709" w:leader="none"/>
         </w:tabs>
         <w:bidi w:val="0"/>
@@ -240,7 +237,6 @@
           <w:numId w:val="2"/>
         </w:numPr>
         <w:tabs>
-          <w:tab w:val="clear" w:pos="709"/>
           <w:tab w:val="left" w:pos="709" w:leader="none"/>
         </w:tabs>
         <w:bidi w:val="0"/>
@@ -262,7 +258,6 @@
           <w:numId w:val="2"/>
         </w:numPr>
         <w:tabs>
-          <w:tab w:val="clear" w:pos="709"/>
           <w:tab w:val="left" w:pos="709" w:leader="none"/>
         </w:tabs>
         <w:bidi w:val="0"/>
@@ -284,7 +279,6 @@
           <w:numId w:val="2"/>
         </w:numPr>
         <w:tabs>
-          <w:tab w:val="clear" w:pos="709"/>
           <w:tab w:val="left" w:pos="709" w:leader="none"/>
         </w:tabs>
         <w:bidi w:val="0"/>
@@ -306,7 +300,6 @@
           <w:numId w:val="2"/>
         </w:numPr>
         <w:tabs>
-          <w:tab w:val="clear" w:pos="709"/>
           <w:tab w:val="left" w:pos="709" w:leader="none"/>
         </w:tabs>
         <w:bidi w:val="0"/>
@@ -432,7 +425,6 @@
           <w:numId w:val="3"/>
         </w:numPr>
         <w:tabs>
-          <w:tab w:val="clear" w:pos="709"/>
           <w:tab w:val="left" w:pos="709" w:leader="none"/>
         </w:tabs>
         <w:bidi w:val="0"/>
@@ -454,7 +446,6 @@
           <w:numId w:val="3"/>
         </w:numPr>
         <w:tabs>
-          <w:tab w:val="clear" w:pos="709"/>
           <w:tab w:val="left" w:pos="709" w:leader="none"/>
         </w:tabs>
         <w:bidi w:val="0"/>
@@ -486,7 +477,6 @@
           <w:numId w:val="3"/>
         </w:numPr>
         <w:tabs>
-          <w:tab w:val="clear" w:pos="709"/>
           <w:tab w:val="left" w:pos="709" w:leader="none"/>
         </w:tabs>
         <w:bidi w:val="0"/>
@@ -518,7 +508,6 @@
           <w:numId w:val="3"/>
         </w:numPr>
         <w:tabs>
-          <w:tab w:val="clear" w:pos="709"/>
           <w:tab w:val="left" w:pos="709" w:leader="none"/>
         </w:tabs>
         <w:bidi w:val="0"/>
@@ -560,7 +549,6 @@
           <w:numId w:val="3"/>
         </w:numPr>
         <w:tabs>
-          <w:tab w:val="clear" w:pos="709"/>
           <w:tab w:val="left" w:pos="709" w:leader="none"/>
         </w:tabs>
         <w:bidi w:val="0"/>
@@ -696,7 +684,6 @@
           <w:numId w:val="3"/>
         </w:numPr>
         <w:tabs>
-          <w:tab w:val="clear" w:pos="709"/>
           <w:tab w:val="left" w:pos="709" w:leader="none"/>
         </w:tabs>
         <w:bidi w:val="0"/>
@@ -738,7 +725,6 @@
           <w:numId w:val="3"/>
         </w:numPr>
         <w:tabs>
-          <w:tab w:val="clear" w:pos="709"/>
           <w:tab w:val="left" w:pos="709" w:leader="none"/>
         </w:tabs>
         <w:bidi w:val="0"/>
@@ -770,7 +756,6 @@
           <w:numId w:val="3"/>
         </w:numPr>
         <w:tabs>
-          <w:tab w:val="clear" w:pos="709"/>
           <w:tab w:val="left" w:pos="709" w:leader="none"/>
         </w:tabs>
         <w:bidi w:val="0"/>
@@ -805,7 +790,6 @@
           <w:numId w:val="4"/>
         </w:numPr>
         <w:tabs>
-          <w:tab w:val="clear" w:pos="709"/>
           <w:tab w:val="left" w:pos="709" w:leader="none"/>
         </w:tabs>
         <w:bidi w:val="0"/>
@@ -827,7 +811,6 @@
           <w:numId w:val="4"/>
         </w:numPr>
         <w:tabs>
-          <w:tab w:val="clear" w:pos="709"/>
           <w:tab w:val="left" w:pos="709" w:leader="none"/>
         </w:tabs>
         <w:bidi w:val="0"/>
@@ -849,7 +832,6 @@
           <w:numId w:val="4"/>
         </w:numPr>
         <w:tabs>
-          <w:tab w:val="clear" w:pos="709"/>
           <w:tab w:val="left" w:pos="709" w:leader="none"/>
         </w:tabs>
         <w:bidi w:val="0"/>
@@ -891,7 +873,6 @@
           <w:numId w:val="4"/>
         </w:numPr>
         <w:tabs>
-          <w:tab w:val="clear" w:pos="709"/>
           <w:tab w:val="left" w:pos="709" w:leader="none"/>
         </w:tabs>
         <w:bidi w:val="0"/>
@@ -1059,7 +1040,6 @@
           <w:numId w:val="4"/>
         </w:numPr>
         <w:tabs>
-          <w:tab w:val="clear" w:pos="709"/>
           <w:tab w:val="left" w:pos="709" w:leader="none"/>
         </w:tabs>
         <w:bidi w:val="0"/>
@@ -1091,12 +1071,2527 @@
           <w:numId w:val="4"/>
         </w:numPr>
         <w:tabs>
+          <w:tab w:val="left" w:pos="709" w:leader="none"/>
+        </w:tabs>
+        <w:bidi w:val="0"/>
+        <w:ind w:hanging="283" w:start="709"/>
+        <w:jc w:val="start"/>
+        <w:rPr/>
+      </w:pPr>
+      <w:r>
+        <w:rPr/>
+        <w:t>Stop</w:t>
+      </w:r>
+    </w:p>
+    <w:p>
+      <w:pPr>
+        <w:pStyle w:val="HorizontalLine"/>
+        <w:numPr>
+          <w:ilvl w:val="0"/>
+          <w:numId w:val="0"/>
+        </w:numPr>
+        <w:bidi w:val="0"/>
+        <w:ind w:hanging="0" w:start="709"/>
+        <w:jc w:val="start"/>
+        <w:rPr/>
+      </w:pPr>
+      <w:r>
+        <w:rPr/>
+      </w:r>
+    </w:p>
+    <w:p>
+      <w:pPr>
+        <w:pStyle w:val="Heading3"/>
+        <w:numPr>
+          <w:ilvl w:val="0"/>
+          <w:numId w:val="0"/>
+        </w:numPr>
+        <w:bidi w:val="0"/>
+        <w:ind w:hanging="0" w:start="709"/>
+        <w:jc w:val="start"/>
+        <w:rPr/>
+      </w:pPr>
+      <w:r>
+        <w:rPr/>
+      </w:r>
+    </w:p>
+    <w:p>
+      <w:pPr>
+        <w:pStyle w:val="BodyText"/>
+        <w:bidi w:val="0"/>
+        <w:spacing w:before="0" w:after="140"/>
+        <w:jc w:val="start"/>
+        <w:rPr>
+          <w:b/>
+          <w:bCs/>
+          <w:sz w:val="28"/>
+          <w:szCs w:val="24"/>
+        </w:rPr>
+      </w:pPr>
+      <w:r>
+        <w:rPr>
+          <w:b/>
+          <w:bCs/>
+          <w:sz w:val="28"/>
+          <w:szCs w:val="24"/>
+        </w:rPr>
+        <w:t>Source Code</w:t>
+      </w:r>
+    </w:p>
+    <w:p>
+      <w:pPr>
+        <w:pStyle w:val="BodyText"/>
+        <w:bidi w:val="0"/>
+        <w:spacing w:before="0" w:after="140"/>
+        <w:jc w:val="start"/>
+        <w:rPr>
+          <w:rFonts w:ascii="Liberation Mono" w:hAnsi="Liberation Mono"/>
+          <w:b/>
+          <w:bCs/>
+          <w:sz w:val="20"/>
+          <w:szCs w:val="24"/>
+        </w:rPr>
+      </w:pPr>
+      <w:r>
+        <w:rPr>
+          <w:rFonts w:ascii="Liberation Mono" w:hAnsi="Liberation Mono"/>
+          <w:b/>
+          <w:bCs/>
+          <w:sz w:val="20"/>
+          <w:szCs w:val="24"/>
+        </w:rPr>
+        <w:t>def run_length_encode(text):</w:t>
+      </w:r>
+    </w:p>
+    <w:p>
+      <w:pPr>
+        <w:pStyle w:val="BodyText"/>
+        <w:bidi w:val="0"/>
+        <w:spacing w:before="0" w:after="140"/>
+        <w:jc w:val="start"/>
+        <w:rPr>
+          <w:rFonts w:ascii="Liberation Mono" w:hAnsi="Liberation Mono"/>
+          <w:b/>
+          <w:bCs/>
+          <w:sz w:val="20"/>
+          <w:szCs w:val="24"/>
+        </w:rPr>
+      </w:pPr>
+      <w:r>
+        <w:rPr>
+          <w:rFonts w:ascii="Liberation Mono" w:hAnsi="Liberation Mono"/>
+          <w:b/>
+          <w:bCs/>
+          <w:sz w:val="20"/>
+          <w:szCs w:val="24"/>
+        </w:rPr>
+        <w:t xml:space="preserve">    </w:t>
+      </w:r>
+      <w:r>
+        <w:rPr>
+          <w:rFonts w:ascii="Liberation Mono" w:hAnsi="Liberation Mono"/>
+          <w:b/>
+          <w:bCs/>
+          <w:sz w:val="20"/>
+          <w:szCs w:val="24"/>
+        </w:rPr>
+        <w:t>if not text:</w:t>
+      </w:r>
+    </w:p>
+    <w:p>
+      <w:pPr>
+        <w:pStyle w:val="BodyText"/>
+        <w:bidi w:val="0"/>
+        <w:spacing w:before="0" w:after="140"/>
+        <w:jc w:val="start"/>
+        <w:rPr>
+          <w:rFonts w:ascii="Liberation Mono" w:hAnsi="Liberation Mono"/>
+          <w:b/>
+          <w:bCs/>
+          <w:sz w:val="20"/>
+          <w:szCs w:val="24"/>
+        </w:rPr>
+      </w:pPr>
+      <w:r>
+        <w:rPr>
+          <w:rFonts w:ascii="Liberation Mono" w:hAnsi="Liberation Mono"/>
+          <w:b/>
+          <w:bCs/>
+          <w:sz w:val="20"/>
+          <w:szCs w:val="24"/>
+        </w:rPr>
+        <w:t xml:space="preserve">    </w:t>
+      </w:r>
+      <w:r>
+        <w:rPr>
+          <w:rFonts w:ascii="Liberation Mono" w:hAnsi="Liberation Mono"/>
+          <w:b/>
+          <w:bCs/>
+          <w:sz w:val="20"/>
+          <w:szCs w:val="24"/>
+        </w:rPr>
+        <w:t>return ""</w:t>
+      </w:r>
+    </w:p>
+    <w:p>
+      <w:pPr>
+        <w:pStyle w:val="BodyText"/>
+        <w:bidi w:val="0"/>
+        <w:spacing w:before="0" w:after="140"/>
+        <w:jc w:val="start"/>
+        <w:rPr>
+          <w:rFonts w:ascii="Liberation Mono" w:hAnsi="Liberation Mono"/>
+          <w:b/>
+          <w:bCs/>
+          <w:sz w:val="20"/>
+          <w:szCs w:val="24"/>
+        </w:rPr>
+      </w:pPr>
+      <w:r>
+        <w:rPr>
+          <w:rFonts w:ascii="Liberation Mono" w:hAnsi="Liberation Mono"/>
+          <w:b/>
+          <w:bCs/>
+          <w:sz w:val="20"/>
+          <w:szCs w:val="24"/>
+        </w:rPr>
+        <w:t xml:space="preserve">    </w:t>
+      </w:r>
+      <w:r>
+        <w:rPr>
+          <w:rFonts w:ascii="Liberation Mono" w:hAnsi="Liberation Mono"/>
+          <w:b/>
+          <w:bCs/>
+          <w:sz w:val="20"/>
+          <w:szCs w:val="24"/>
+        </w:rPr>
+        <w:t>encoded = ""</w:t>
+      </w:r>
+    </w:p>
+    <w:p>
+      <w:pPr>
+        <w:pStyle w:val="BodyText"/>
+        <w:bidi w:val="0"/>
+        <w:spacing w:before="0" w:after="140"/>
+        <w:jc w:val="start"/>
+        <w:rPr>
+          <w:rFonts w:ascii="Liberation Mono" w:hAnsi="Liberation Mono"/>
+          <w:b/>
+          <w:bCs/>
+          <w:sz w:val="20"/>
+          <w:szCs w:val="24"/>
+        </w:rPr>
+      </w:pPr>
+      <w:r>
+        <w:rPr>
+          <w:rFonts w:ascii="Liberation Mono" w:hAnsi="Liberation Mono"/>
+          <w:b/>
+          <w:bCs/>
+          <w:sz w:val="20"/>
+          <w:szCs w:val="24"/>
+        </w:rPr>
+        <w:t xml:space="preserve">    </w:t>
+      </w:r>
+      <w:r>
+        <w:rPr>
+          <w:rFonts w:ascii="Liberation Mono" w:hAnsi="Liberation Mono"/>
+          <w:b/>
+          <w:bCs/>
+          <w:sz w:val="20"/>
+          <w:szCs w:val="24"/>
+        </w:rPr>
+        <w:t>count = 1</w:t>
+      </w:r>
+    </w:p>
+    <w:p>
+      <w:pPr>
+        <w:pStyle w:val="BodyText"/>
+        <w:bidi w:val="0"/>
+        <w:spacing w:before="0" w:after="140"/>
+        <w:jc w:val="start"/>
+        <w:rPr>
+          <w:rFonts w:ascii="Liberation Mono" w:hAnsi="Liberation Mono"/>
+          <w:b/>
+          <w:bCs/>
+          <w:sz w:val="20"/>
+          <w:szCs w:val="24"/>
+        </w:rPr>
+      </w:pPr>
+      <w:r>
+        <w:rPr>
+          <w:rFonts w:ascii="Liberation Mono" w:hAnsi="Liberation Mono"/>
+          <w:b/>
+          <w:bCs/>
+          <w:sz w:val="20"/>
+          <w:szCs w:val="24"/>
+        </w:rPr>
+      </w:r>
+    </w:p>
+    <w:p>
+      <w:pPr>
+        <w:pStyle w:val="BodyText"/>
+        <w:bidi w:val="0"/>
+        <w:spacing w:before="0" w:after="140"/>
+        <w:jc w:val="start"/>
+        <w:rPr>
+          <w:rFonts w:ascii="Liberation Mono" w:hAnsi="Liberation Mono"/>
+          <w:b/>
+          <w:bCs/>
+          <w:sz w:val="20"/>
+          <w:szCs w:val="24"/>
+        </w:rPr>
+      </w:pPr>
+      <w:r>
+        <w:rPr>
+          <w:rFonts w:ascii="Liberation Mono" w:hAnsi="Liberation Mono"/>
+          <w:b/>
+          <w:bCs/>
+          <w:sz w:val="20"/>
+          <w:szCs w:val="24"/>
+        </w:rPr>
+        <w:t xml:space="preserve">    </w:t>
+      </w:r>
+      <w:r>
+        <w:rPr>
+          <w:rFonts w:ascii="Liberation Mono" w:hAnsi="Liberation Mono"/>
+          <w:b/>
+          <w:bCs/>
+          <w:sz w:val="20"/>
+          <w:szCs w:val="24"/>
+        </w:rPr>
+        <w:t>for i in range(1, len(text)):</w:t>
+      </w:r>
+    </w:p>
+    <w:p>
+      <w:pPr>
+        <w:pStyle w:val="BodyText"/>
+        <w:bidi w:val="0"/>
+        <w:spacing w:before="0" w:after="140"/>
+        <w:jc w:val="start"/>
+        <w:rPr>
+          <w:rFonts w:ascii="Liberation Mono" w:hAnsi="Liberation Mono"/>
+          <w:b/>
+          <w:bCs/>
+          <w:sz w:val="20"/>
+          <w:szCs w:val="24"/>
+        </w:rPr>
+      </w:pPr>
+      <w:r>
+        <w:rPr>
+          <w:rFonts w:ascii="Liberation Mono" w:hAnsi="Liberation Mono"/>
+          <w:b/>
+          <w:bCs/>
+          <w:sz w:val="20"/>
+          <w:szCs w:val="24"/>
+        </w:rPr>
+        <w:t xml:space="preserve">        </w:t>
+      </w:r>
+      <w:r>
+        <w:rPr>
+          <w:rFonts w:ascii="Liberation Mono" w:hAnsi="Liberation Mono"/>
+          <w:b/>
+          <w:bCs/>
+          <w:sz w:val="20"/>
+          <w:szCs w:val="24"/>
+        </w:rPr>
+        <w:t>if text[i] == text[i - 1]:</w:t>
+      </w:r>
+    </w:p>
+    <w:p>
+      <w:pPr>
+        <w:pStyle w:val="BodyText"/>
+        <w:bidi w:val="0"/>
+        <w:spacing w:before="0" w:after="140"/>
+        <w:jc w:val="start"/>
+        <w:rPr>
+          <w:rFonts w:ascii="Liberation Mono" w:hAnsi="Liberation Mono"/>
+          <w:b/>
+          <w:bCs/>
+          <w:sz w:val="20"/>
+          <w:szCs w:val="24"/>
+        </w:rPr>
+      </w:pPr>
+      <w:r>
+        <w:rPr>
+          <w:rFonts w:ascii="Liberation Mono" w:hAnsi="Liberation Mono"/>
+          <w:b/>
+          <w:bCs/>
+          <w:sz w:val="20"/>
+          <w:szCs w:val="24"/>
+        </w:rPr>
+        <w:t xml:space="preserve">            </w:t>
+      </w:r>
+      <w:r>
+        <w:rPr>
+          <w:rFonts w:ascii="Liberation Mono" w:hAnsi="Liberation Mono"/>
+          <w:b/>
+          <w:bCs/>
+          <w:sz w:val="20"/>
+          <w:szCs w:val="24"/>
+        </w:rPr>
+        <w:t>count += 1</w:t>
+      </w:r>
+    </w:p>
+    <w:p>
+      <w:pPr>
+        <w:pStyle w:val="BodyText"/>
+        <w:bidi w:val="0"/>
+        <w:spacing w:before="0" w:after="140"/>
+        <w:jc w:val="start"/>
+        <w:rPr>
+          <w:rFonts w:ascii="Liberation Mono" w:hAnsi="Liberation Mono"/>
+          <w:b/>
+          <w:bCs/>
+          <w:sz w:val="20"/>
+          <w:szCs w:val="24"/>
+        </w:rPr>
+      </w:pPr>
+      <w:r>
+        <w:rPr>
+          <w:rFonts w:ascii="Liberation Mono" w:hAnsi="Liberation Mono"/>
+          <w:b/>
+          <w:bCs/>
+          <w:sz w:val="20"/>
+          <w:szCs w:val="24"/>
+        </w:rPr>
+        <w:t xml:space="preserve">        </w:t>
+      </w:r>
+      <w:r>
+        <w:rPr>
+          <w:rFonts w:ascii="Liberation Mono" w:hAnsi="Liberation Mono"/>
+          <w:b/>
+          <w:bCs/>
+          <w:sz w:val="20"/>
+          <w:szCs w:val="24"/>
+        </w:rPr>
+        <w:t>else:</w:t>
+      </w:r>
+    </w:p>
+    <w:p>
+      <w:pPr>
+        <w:pStyle w:val="BodyText"/>
+        <w:bidi w:val="0"/>
+        <w:spacing w:before="0" w:after="140"/>
+        <w:jc w:val="start"/>
+        <w:rPr>
+          <w:rFonts w:ascii="Liberation Mono" w:hAnsi="Liberation Mono"/>
+          <w:b/>
+          <w:bCs/>
+          <w:sz w:val="20"/>
+          <w:szCs w:val="24"/>
+        </w:rPr>
+      </w:pPr>
+      <w:r>
+        <w:rPr>
+          <w:rFonts w:ascii="Liberation Mono" w:hAnsi="Liberation Mono"/>
+          <w:b/>
+          <w:bCs/>
+          <w:sz w:val="20"/>
+          <w:szCs w:val="24"/>
+        </w:rPr>
+        <w:t xml:space="preserve">            </w:t>
+      </w:r>
+      <w:r>
+        <w:rPr>
+          <w:rFonts w:ascii="Liberation Mono" w:hAnsi="Liberation Mono"/>
+          <w:b/>
+          <w:bCs/>
+          <w:sz w:val="20"/>
+          <w:szCs w:val="24"/>
+        </w:rPr>
+        <w:t>encoded += str(count) + text[i - 1]</w:t>
+      </w:r>
+    </w:p>
+    <w:p>
+      <w:pPr>
+        <w:pStyle w:val="BodyText"/>
+        <w:bidi w:val="0"/>
+        <w:spacing w:before="0" w:after="140"/>
+        <w:jc w:val="start"/>
+        <w:rPr>
+          <w:rFonts w:ascii="Liberation Mono" w:hAnsi="Liberation Mono"/>
+          <w:b/>
+          <w:bCs/>
+          <w:sz w:val="20"/>
+          <w:szCs w:val="24"/>
+        </w:rPr>
+      </w:pPr>
+      <w:r>
+        <w:rPr>
+          <w:rFonts w:ascii="Liberation Mono" w:hAnsi="Liberation Mono"/>
+          <w:b/>
+          <w:bCs/>
+          <w:sz w:val="20"/>
+          <w:szCs w:val="24"/>
+        </w:rPr>
+        <w:t xml:space="preserve">            </w:t>
+      </w:r>
+      <w:r>
+        <w:rPr>
+          <w:rFonts w:ascii="Liberation Mono" w:hAnsi="Liberation Mono"/>
+          <w:b/>
+          <w:bCs/>
+          <w:sz w:val="20"/>
+          <w:szCs w:val="24"/>
+        </w:rPr>
+        <w:t>count = 1</w:t>
+      </w:r>
+    </w:p>
+    <w:p>
+      <w:pPr>
+        <w:pStyle w:val="BodyText"/>
+        <w:bidi w:val="0"/>
+        <w:spacing w:before="0" w:after="140"/>
+        <w:jc w:val="start"/>
+        <w:rPr>
+          <w:rFonts w:ascii="Liberation Mono" w:hAnsi="Liberation Mono"/>
+          <w:b/>
+          <w:bCs/>
+          <w:sz w:val="20"/>
+          <w:szCs w:val="24"/>
+        </w:rPr>
+      </w:pPr>
+      <w:r>
+        <w:rPr>
+          <w:rFonts w:ascii="Liberation Mono" w:hAnsi="Liberation Mono"/>
+          <w:b/>
+          <w:bCs/>
+          <w:sz w:val="20"/>
+          <w:szCs w:val="24"/>
+        </w:rPr>
+        <w:t xml:space="preserve">    </w:t>
+      </w:r>
+      <w:r>
+        <w:rPr>
+          <w:rFonts w:ascii="Liberation Mono" w:hAnsi="Liberation Mono"/>
+          <w:b/>
+          <w:bCs/>
+          <w:sz w:val="20"/>
+          <w:szCs w:val="24"/>
+        </w:rPr>
+        <w:t># Add the last character group</w:t>
+      </w:r>
+    </w:p>
+    <w:p>
+      <w:pPr>
+        <w:pStyle w:val="BodyText"/>
+        <w:bidi w:val="0"/>
+        <w:spacing w:before="0" w:after="140"/>
+        <w:jc w:val="start"/>
+        <w:rPr>
+          <w:rFonts w:ascii="Liberation Mono" w:hAnsi="Liberation Mono"/>
+          <w:b/>
+          <w:bCs/>
+          <w:sz w:val="20"/>
+          <w:szCs w:val="24"/>
+        </w:rPr>
+      </w:pPr>
+      <w:r>
+        <w:rPr>
+          <w:rFonts w:ascii="Liberation Mono" w:hAnsi="Liberation Mono"/>
+          <w:b/>
+          <w:bCs/>
+          <w:sz w:val="20"/>
+          <w:szCs w:val="24"/>
+        </w:rPr>
+        <w:t xml:space="preserve">    </w:t>
+      </w:r>
+      <w:r>
+        <w:rPr>
+          <w:rFonts w:ascii="Liberation Mono" w:hAnsi="Liberation Mono"/>
+          <w:b/>
+          <w:bCs/>
+          <w:sz w:val="20"/>
+          <w:szCs w:val="24"/>
+        </w:rPr>
+        <w:t>encoded += str(count) + text[-1]</w:t>
+      </w:r>
+    </w:p>
+    <w:p>
+      <w:pPr>
+        <w:pStyle w:val="BodyText"/>
+        <w:bidi w:val="0"/>
+        <w:spacing w:before="0" w:after="140"/>
+        <w:jc w:val="start"/>
+        <w:rPr>
+          <w:rFonts w:ascii="Liberation Mono" w:hAnsi="Liberation Mono"/>
+          <w:b/>
+          <w:bCs/>
+          <w:sz w:val="20"/>
+          <w:szCs w:val="24"/>
+        </w:rPr>
+      </w:pPr>
+      <w:r>
+        <w:rPr>
+          <w:rFonts w:ascii="Liberation Mono" w:hAnsi="Liberation Mono"/>
+          <w:b/>
+          <w:bCs/>
+          <w:sz w:val="20"/>
+          <w:szCs w:val="24"/>
+        </w:rPr>
+        <w:t xml:space="preserve">    </w:t>
+      </w:r>
+      <w:r>
+        <w:rPr>
+          <w:rFonts w:ascii="Liberation Mono" w:hAnsi="Liberation Mono"/>
+          <w:b/>
+          <w:bCs/>
+          <w:sz w:val="20"/>
+          <w:szCs w:val="24"/>
+        </w:rPr>
+        <w:t>return encoded</w:t>
+      </w:r>
+    </w:p>
+    <w:p>
+      <w:pPr>
+        <w:pStyle w:val="BodyText"/>
+        <w:bidi w:val="0"/>
+        <w:spacing w:before="0" w:after="140"/>
+        <w:jc w:val="start"/>
+        <w:rPr>
+          <w:rFonts w:ascii="Liberation Mono" w:hAnsi="Liberation Mono"/>
+          <w:b/>
+          <w:bCs/>
+          <w:sz w:val="20"/>
+          <w:szCs w:val="24"/>
+        </w:rPr>
+      </w:pPr>
+      <w:r>
+        <w:rPr>
+          <w:rFonts w:ascii="Liberation Mono" w:hAnsi="Liberation Mono"/>
+          <w:b/>
+          <w:bCs/>
+          <w:sz w:val="20"/>
+          <w:szCs w:val="24"/>
+        </w:rPr>
+      </w:r>
+    </w:p>
+    <w:p>
+      <w:pPr>
+        <w:pStyle w:val="BodyText"/>
+        <w:bidi w:val="0"/>
+        <w:spacing w:before="0" w:after="140"/>
+        <w:jc w:val="start"/>
+        <w:rPr>
+          <w:rFonts w:ascii="Liberation Mono" w:hAnsi="Liberation Mono"/>
+          <w:b/>
+          <w:bCs/>
+          <w:sz w:val="20"/>
+          <w:szCs w:val="24"/>
+        </w:rPr>
+      </w:pPr>
+      <w:r>
+        <w:rPr>
+          <w:rFonts w:ascii="Liberation Mono" w:hAnsi="Liberation Mono"/>
+          <w:b/>
+          <w:bCs/>
+          <w:sz w:val="20"/>
+          <w:szCs w:val="24"/>
+        </w:rPr>
+        <w:t>def run_length_decode(encoded):</w:t>
+      </w:r>
+    </w:p>
+    <w:p>
+      <w:pPr>
+        <w:pStyle w:val="BodyText"/>
+        <w:bidi w:val="0"/>
+        <w:spacing w:before="0" w:after="140"/>
+        <w:jc w:val="start"/>
+        <w:rPr>
+          <w:rFonts w:ascii="Liberation Mono" w:hAnsi="Liberation Mono"/>
+          <w:b/>
+          <w:bCs/>
+          <w:sz w:val="20"/>
+          <w:szCs w:val="24"/>
+        </w:rPr>
+      </w:pPr>
+      <w:r>
+        <w:rPr>
+          <w:rFonts w:ascii="Liberation Mono" w:hAnsi="Liberation Mono"/>
+          <w:b/>
+          <w:bCs/>
+          <w:sz w:val="20"/>
+          <w:szCs w:val="24"/>
+        </w:rPr>
+        <w:t xml:space="preserve">    </w:t>
+      </w:r>
+      <w:r>
+        <w:rPr>
+          <w:rFonts w:ascii="Liberation Mono" w:hAnsi="Liberation Mono"/>
+          <w:b/>
+          <w:bCs/>
+          <w:sz w:val="20"/>
+          <w:szCs w:val="24"/>
+        </w:rPr>
+        <w:t>decoded = ""</w:t>
+      </w:r>
+    </w:p>
+    <w:p>
+      <w:pPr>
+        <w:pStyle w:val="BodyText"/>
+        <w:bidi w:val="0"/>
+        <w:spacing w:before="0" w:after="140"/>
+        <w:jc w:val="start"/>
+        <w:rPr>
+          <w:rFonts w:ascii="Liberation Mono" w:hAnsi="Liberation Mono"/>
+          <w:b/>
+          <w:bCs/>
+          <w:sz w:val="20"/>
+          <w:szCs w:val="24"/>
+        </w:rPr>
+      </w:pPr>
+      <w:r>
+        <w:rPr>
+          <w:rFonts w:ascii="Liberation Mono" w:hAnsi="Liberation Mono"/>
+          <w:b/>
+          <w:bCs/>
+          <w:sz w:val="20"/>
+          <w:szCs w:val="24"/>
+        </w:rPr>
+        <w:t xml:space="preserve">    </w:t>
+      </w:r>
+      <w:r>
+        <w:rPr>
+          <w:rFonts w:ascii="Liberation Mono" w:hAnsi="Liberation Mono"/>
+          <w:b/>
+          <w:bCs/>
+          <w:sz w:val="20"/>
+          <w:szCs w:val="24"/>
+        </w:rPr>
+        <w:t>i = 0</w:t>
+      </w:r>
+    </w:p>
+    <w:p>
+      <w:pPr>
+        <w:pStyle w:val="BodyText"/>
+        <w:bidi w:val="0"/>
+        <w:spacing w:before="0" w:after="140"/>
+        <w:jc w:val="start"/>
+        <w:rPr>
+          <w:rFonts w:ascii="Liberation Mono" w:hAnsi="Liberation Mono"/>
+          <w:b/>
+          <w:bCs/>
+          <w:sz w:val="20"/>
+          <w:szCs w:val="24"/>
+        </w:rPr>
+      </w:pPr>
+      <w:r>
+        <w:rPr>
+          <w:rFonts w:ascii="Liberation Mono" w:hAnsi="Liberation Mono"/>
+          <w:b/>
+          <w:bCs/>
+          <w:sz w:val="20"/>
+          <w:szCs w:val="24"/>
+        </w:rPr>
+      </w:r>
+    </w:p>
+    <w:p>
+      <w:pPr>
+        <w:pStyle w:val="BodyText"/>
+        <w:bidi w:val="0"/>
+        <w:spacing w:before="0" w:after="140"/>
+        <w:jc w:val="start"/>
+        <w:rPr>
+          <w:rFonts w:ascii="Liberation Mono" w:hAnsi="Liberation Mono"/>
+          <w:b/>
+          <w:bCs/>
+          <w:sz w:val="20"/>
+          <w:szCs w:val="24"/>
+        </w:rPr>
+      </w:pPr>
+      <w:r>
+        <w:rPr>
+          <w:rFonts w:ascii="Liberation Mono" w:hAnsi="Liberation Mono"/>
+          <w:b/>
+          <w:bCs/>
+          <w:sz w:val="20"/>
+          <w:szCs w:val="24"/>
+        </w:rPr>
+        <w:t xml:space="preserve">    </w:t>
+      </w:r>
+      <w:r>
+        <w:rPr>
+          <w:rFonts w:ascii="Liberation Mono" w:hAnsi="Liberation Mono"/>
+          <w:b/>
+          <w:bCs/>
+          <w:sz w:val="20"/>
+          <w:szCs w:val="24"/>
+        </w:rPr>
+        <w:t>while i &lt; len(encoded):</w:t>
+      </w:r>
+    </w:p>
+    <w:p>
+      <w:pPr>
+        <w:pStyle w:val="BodyText"/>
+        <w:bidi w:val="0"/>
+        <w:spacing w:before="0" w:after="140"/>
+        <w:jc w:val="start"/>
+        <w:rPr>
+          <w:rFonts w:ascii="Liberation Mono" w:hAnsi="Liberation Mono"/>
+          <w:b/>
+          <w:bCs/>
+          <w:sz w:val="20"/>
+          <w:szCs w:val="24"/>
+        </w:rPr>
+      </w:pPr>
+      <w:r>
+        <w:rPr>
+          <w:rFonts w:ascii="Liberation Mono" w:hAnsi="Liberation Mono"/>
+          <w:b/>
+          <w:bCs/>
+          <w:sz w:val="20"/>
+          <w:szCs w:val="24"/>
+        </w:rPr>
+        <w:t xml:space="preserve">        </w:t>
+      </w:r>
+      <w:r>
+        <w:rPr>
+          <w:rFonts w:ascii="Liberation Mono" w:hAnsi="Liberation Mono"/>
+          <w:b/>
+          <w:bCs/>
+          <w:sz w:val="20"/>
+          <w:szCs w:val="24"/>
+        </w:rPr>
+        <w:t># Read the number (could be multi-digit)</w:t>
+      </w:r>
+    </w:p>
+    <w:p>
+      <w:pPr>
+        <w:pStyle w:val="BodyText"/>
+        <w:bidi w:val="0"/>
+        <w:spacing w:before="0" w:after="140"/>
+        <w:jc w:val="start"/>
+        <w:rPr>
+          <w:rFonts w:ascii="Liberation Mono" w:hAnsi="Liberation Mono"/>
+          <w:b/>
+          <w:bCs/>
+          <w:sz w:val="20"/>
+          <w:szCs w:val="24"/>
+        </w:rPr>
+      </w:pPr>
+      <w:r>
+        <w:rPr>
+          <w:rFonts w:ascii="Liberation Mono" w:hAnsi="Liberation Mono"/>
+          <w:b/>
+          <w:bCs/>
+          <w:sz w:val="20"/>
+          <w:szCs w:val="24"/>
+        </w:rPr>
+        <w:t xml:space="preserve">        </w:t>
+      </w:r>
+      <w:r>
+        <w:rPr>
+          <w:rFonts w:ascii="Liberation Mono" w:hAnsi="Liberation Mono"/>
+          <w:b/>
+          <w:bCs/>
+          <w:sz w:val="20"/>
+          <w:szCs w:val="24"/>
+        </w:rPr>
+        <w:t>num = ""</w:t>
+      </w:r>
+    </w:p>
+    <w:p>
+      <w:pPr>
+        <w:pStyle w:val="BodyText"/>
+        <w:bidi w:val="0"/>
+        <w:spacing w:before="0" w:after="140"/>
+        <w:jc w:val="start"/>
+        <w:rPr>
+          <w:rFonts w:ascii="Liberation Mono" w:hAnsi="Liberation Mono"/>
+          <w:b/>
+          <w:bCs/>
+          <w:sz w:val="20"/>
+          <w:szCs w:val="24"/>
+        </w:rPr>
+      </w:pPr>
+      <w:r>
+        <w:rPr>
+          <w:rFonts w:ascii="Liberation Mono" w:hAnsi="Liberation Mono"/>
+          <w:b/>
+          <w:bCs/>
+          <w:sz w:val="20"/>
+          <w:szCs w:val="24"/>
+        </w:rPr>
+        <w:t xml:space="preserve">        </w:t>
+      </w:r>
+      <w:r>
+        <w:rPr>
+          <w:rFonts w:ascii="Liberation Mono" w:hAnsi="Liberation Mono"/>
+          <w:b/>
+          <w:bCs/>
+          <w:sz w:val="20"/>
+          <w:szCs w:val="24"/>
+        </w:rPr>
+        <w:t>while i &lt; len(encoded) and encoded[i].isdigit():</w:t>
+      </w:r>
+    </w:p>
+    <w:p>
+      <w:pPr>
+        <w:pStyle w:val="BodyText"/>
+        <w:bidi w:val="0"/>
+        <w:spacing w:before="0" w:after="140"/>
+        <w:jc w:val="start"/>
+        <w:rPr>
+          <w:rFonts w:ascii="Liberation Mono" w:hAnsi="Liberation Mono"/>
+          <w:b/>
+          <w:bCs/>
+          <w:sz w:val="20"/>
+          <w:szCs w:val="24"/>
+        </w:rPr>
+      </w:pPr>
+      <w:r>
+        <w:rPr>
+          <w:rFonts w:ascii="Liberation Mono" w:hAnsi="Liberation Mono"/>
+          <w:b/>
+          <w:bCs/>
+          <w:sz w:val="20"/>
+          <w:szCs w:val="24"/>
+        </w:rPr>
+        <w:t xml:space="preserve">            </w:t>
+      </w:r>
+      <w:r>
+        <w:rPr>
+          <w:rFonts w:ascii="Liberation Mono" w:hAnsi="Liberation Mono"/>
+          <w:b/>
+          <w:bCs/>
+          <w:sz w:val="20"/>
+          <w:szCs w:val="24"/>
+        </w:rPr>
+        <w:t>num += encoded[i]</w:t>
+      </w:r>
+    </w:p>
+    <w:p>
+      <w:pPr>
+        <w:pStyle w:val="BodyText"/>
+        <w:bidi w:val="0"/>
+        <w:spacing w:before="0" w:after="140"/>
+        <w:jc w:val="start"/>
+        <w:rPr>
+          <w:rFonts w:ascii="Liberation Mono" w:hAnsi="Liberation Mono"/>
+          <w:b/>
+          <w:bCs/>
+          <w:sz w:val="20"/>
+          <w:szCs w:val="24"/>
+        </w:rPr>
+      </w:pPr>
+      <w:r>
+        <w:rPr>
+          <w:rFonts w:ascii="Liberation Mono" w:hAnsi="Liberation Mono"/>
+          <w:b/>
+          <w:bCs/>
+          <w:sz w:val="20"/>
+          <w:szCs w:val="24"/>
+        </w:rPr>
+        <w:t xml:space="preserve">            </w:t>
+      </w:r>
+      <w:r>
+        <w:rPr>
+          <w:rFonts w:ascii="Liberation Mono" w:hAnsi="Liberation Mono"/>
+          <w:b/>
+          <w:bCs/>
+          <w:sz w:val="20"/>
+          <w:szCs w:val="24"/>
+        </w:rPr>
+        <w:t>i += 1</w:t>
+      </w:r>
+    </w:p>
+    <w:p>
+      <w:pPr>
+        <w:pStyle w:val="BodyText"/>
+        <w:bidi w:val="0"/>
+        <w:spacing w:before="0" w:after="140"/>
+        <w:jc w:val="start"/>
+        <w:rPr>
+          <w:rFonts w:ascii="Liberation Mono" w:hAnsi="Liberation Mono"/>
+          <w:b/>
+          <w:bCs/>
+          <w:sz w:val="20"/>
+          <w:szCs w:val="24"/>
+        </w:rPr>
+      </w:pPr>
+      <w:r>
+        <w:rPr>
+          <w:rFonts w:ascii="Liberation Mono" w:hAnsi="Liberation Mono"/>
+          <w:b/>
+          <w:bCs/>
+          <w:sz w:val="20"/>
+          <w:szCs w:val="24"/>
+        </w:rPr>
+        <w:t xml:space="preserve">        </w:t>
+      </w:r>
+    </w:p>
+    <w:p>
+      <w:pPr>
+        <w:pStyle w:val="BodyText"/>
+        <w:bidi w:val="0"/>
+        <w:spacing w:before="0" w:after="140"/>
+        <w:jc w:val="start"/>
+        <w:rPr>
+          <w:rFonts w:ascii="Liberation Mono" w:hAnsi="Liberation Mono"/>
+          <w:b/>
+          <w:bCs/>
+          <w:sz w:val="20"/>
+          <w:szCs w:val="24"/>
+        </w:rPr>
+      </w:pPr>
+      <w:r>
+        <w:rPr>
+          <w:rFonts w:ascii="Liberation Mono" w:hAnsi="Liberation Mono"/>
+          <w:b/>
+          <w:bCs/>
+          <w:sz w:val="20"/>
+          <w:szCs w:val="24"/>
+        </w:rPr>
+        <w:t xml:space="preserve">        </w:t>
+      </w:r>
+      <w:r>
+        <w:rPr>
+          <w:rFonts w:ascii="Liberation Mono" w:hAnsi="Liberation Mono"/>
+          <w:b/>
+          <w:bCs/>
+          <w:sz w:val="20"/>
+          <w:szCs w:val="24"/>
+        </w:rPr>
+        <w:t># Read the character</w:t>
+      </w:r>
+    </w:p>
+    <w:p>
+      <w:pPr>
+        <w:pStyle w:val="BodyText"/>
+        <w:bidi w:val="0"/>
+        <w:spacing w:before="0" w:after="140"/>
+        <w:jc w:val="start"/>
+        <w:rPr>
+          <w:rFonts w:ascii="Liberation Mono" w:hAnsi="Liberation Mono"/>
+          <w:b/>
+          <w:bCs/>
+          <w:sz w:val="20"/>
+          <w:szCs w:val="24"/>
+        </w:rPr>
+      </w:pPr>
+      <w:r>
+        <w:rPr>
+          <w:rFonts w:ascii="Liberation Mono" w:hAnsi="Liberation Mono"/>
+          <w:b/>
+          <w:bCs/>
+          <w:sz w:val="20"/>
+          <w:szCs w:val="24"/>
+        </w:rPr>
+        <w:t xml:space="preserve">        </w:t>
+      </w:r>
+      <w:r>
+        <w:rPr>
+          <w:rFonts w:ascii="Liberation Mono" w:hAnsi="Liberation Mono"/>
+          <w:b/>
+          <w:bCs/>
+          <w:sz w:val="20"/>
+          <w:szCs w:val="24"/>
+        </w:rPr>
+        <w:t>if i &lt; len(encoded):</w:t>
+      </w:r>
+    </w:p>
+    <w:p>
+      <w:pPr>
+        <w:pStyle w:val="BodyText"/>
+        <w:bidi w:val="0"/>
+        <w:spacing w:before="0" w:after="140"/>
+        <w:jc w:val="start"/>
+        <w:rPr>
+          <w:rFonts w:ascii="Liberation Mono" w:hAnsi="Liberation Mono"/>
+          <w:b/>
+          <w:bCs/>
+          <w:sz w:val="20"/>
+          <w:szCs w:val="24"/>
+        </w:rPr>
+      </w:pPr>
+      <w:r>
+        <w:rPr>
+          <w:rFonts w:ascii="Liberation Mono" w:hAnsi="Liberation Mono"/>
+          <w:b/>
+          <w:bCs/>
+          <w:sz w:val="20"/>
+          <w:szCs w:val="24"/>
+        </w:rPr>
+        <w:t xml:space="preserve">            </w:t>
+      </w:r>
+      <w:r>
+        <w:rPr>
+          <w:rFonts w:ascii="Liberation Mono" w:hAnsi="Liberation Mono"/>
+          <w:b/>
+          <w:bCs/>
+          <w:sz w:val="20"/>
+          <w:szCs w:val="24"/>
+        </w:rPr>
+        <w:t>decoded += encoded[i] * int(num)</w:t>
+      </w:r>
+    </w:p>
+    <w:p>
+      <w:pPr>
+        <w:pStyle w:val="BodyText"/>
+        <w:bidi w:val="0"/>
+        <w:spacing w:before="0" w:after="140"/>
+        <w:jc w:val="start"/>
+        <w:rPr>
+          <w:rFonts w:ascii="Liberation Mono" w:hAnsi="Liberation Mono"/>
+          <w:b/>
+          <w:bCs/>
+          <w:sz w:val="20"/>
+          <w:szCs w:val="24"/>
+        </w:rPr>
+      </w:pPr>
+      <w:r>
+        <w:rPr>
+          <w:rFonts w:ascii="Liberation Mono" w:hAnsi="Liberation Mono"/>
+          <w:b/>
+          <w:bCs/>
+          <w:sz w:val="20"/>
+          <w:szCs w:val="24"/>
+        </w:rPr>
+        <w:t xml:space="preserve">            </w:t>
+      </w:r>
+      <w:r>
+        <w:rPr>
+          <w:rFonts w:ascii="Liberation Mono" w:hAnsi="Liberation Mono"/>
+          <w:b/>
+          <w:bCs/>
+          <w:sz w:val="20"/>
+          <w:szCs w:val="24"/>
+        </w:rPr>
+        <w:t>i += 1</w:t>
+      </w:r>
+    </w:p>
+    <w:p>
+      <w:pPr>
+        <w:pStyle w:val="BodyText"/>
+        <w:bidi w:val="0"/>
+        <w:spacing w:before="0" w:after="140"/>
+        <w:jc w:val="start"/>
+        <w:rPr>
+          <w:rFonts w:ascii="Liberation Mono" w:hAnsi="Liberation Mono"/>
+          <w:b/>
+          <w:bCs/>
+          <w:sz w:val="20"/>
+          <w:szCs w:val="24"/>
+        </w:rPr>
+      </w:pPr>
+      <w:r>
+        <w:rPr>
+          <w:rFonts w:ascii="Liberation Mono" w:hAnsi="Liberation Mono"/>
+          <w:b/>
+          <w:bCs/>
+          <w:sz w:val="20"/>
+          <w:szCs w:val="24"/>
+        </w:rPr>
+      </w:r>
+    </w:p>
+    <w:p>
+      <w:pPr>
+        <w:pStyle w:val="BodyText"/>
+        <w:bidi w:val="0"/>
+        <w:spacing w:before="0" w:after="140"/>
+        <w:jc w:val="start"/>
+        <w:rPr>
+          <w:rFonts w:ascii="Liberation Mono" w:hAnsi="Liberation Mono"/>
+          <w:b/>
+          <w:bCs/>
+          <w:sz w:val="20"/>
+          <w:szCs w:val="24"/>
+        </w:rPr>
+      </w:pPr>
+      <w:r>
+        <w:rPr>
+          <w:rFonts w:ascii="Liberation Mono" w:hAnsi="Liberation Mono"/>
+          <w:b/>
+          <w:bCs/>
+          <w:sz w:val="20"/>
+          <w:szCs w:val="24"/>
+        </w:rPr>
+        <w:t xml:space="preserve">    </w:t>
+      </w:r>
+      <w:r>
+        <w:rPr>
+          <w:rFonts w:ascii="Liberation Mono" w:hAnsi="Liberation Mono"/>
+          <w:b/>
+          <w:bCs/>
+          <w:sz w:val="20"/>
+          <w:szCs w:val="24"/>
+        </w:rPr>
+        <w:t>return decoded</w:t>
+      </w:r>
+    </w:p>
+    <w:p>
+      <w:pPr>
+        <w:pStyle w:val="BodyText"/>
+        <w:bidi w:val="0"/>
+        <w:spacing w:before="0" w:after="140"/>
+        <w:jc w:val="start"/>
+        <w:rPr>
+          <w:rFonts w:ascii="Liberation Mono" w:hAnsi="Liberation Mono"/>
+          <w:b/>
+          <w:bCs/>
+          <w:sz w:val="20"/>
+          <w:szCs w:val="24"/>
+        </w:rPr>
+      </w:pPr>
+      <w:r>
+        <w:rPr>
+          <w:rFonts w:ascii="Liberation Mono" w:hAnsi="Liberation Mono"/>
+          <w:b/>
+          <w:bCs/>
+          <w:sz w:val="20"/>
+          <w:szCs w:val="24"/>
+        </w:rPr>
+        <w:t># --- Test ---</w:t>
+      </w:r>
+    </w:p>
+    <w:p>
+      <w:pPr>
+        <w:pStyle w:val="BodyText"/>
+        <w:bidi w:val="0"/>
+        <w:spacing w:before="0" w:after="140"/>
+        <w:jc w:val="start"/>
+        <w:rPr>
+          <w:rFonts w:ascii="Liberation Mono" w:hAnsi="Liberation Mono"/>
+          <w:b/>
+          <w:bCs/>
+          <w:sz w:val="20"/>
+          <w:szCs w:val="24"/>
+        </w:rPr>
+      </w:pPr>
+      <w:r>
+        <w:rPr>
+          <w:rFonts w:ascii="Liberation Mono" w:hAnsi="Liberation Mono"/>
+          <w:b/>
+          <w:bCs/>
+          <w:sz w:val="20"/>
+          <w:szCs w:val="24"/>
+        </w:rPr>
+        <w:t>text = "AAABBBCCDDDDEE"</w:t>
+      </w:r>
+    </w:p>
+    <w:p>
+      <w:pPr>
+        <w:pStyle w:val="BodyText"/>
+        <w:bidi w:val="0"/>
+        <w:spacing w:before="0" w:after="140"/>
+        <w:jc w:val="start"/>
+        <w:rPr>
+          <w:rFonts w:ascii="Liberation Mono" w:hAnsi="Liberation Mono"/>
+          <w:b/>
+          <w:bCs/>
+          <w:sz w:val="20"/>
+          <w:szCs w:val="24"/>
+        </w:rPr>
+      </w:pPr>
+      <w:r>
+        <w:rPr>
+          <w:rFonts w:ascii="Liberation Mono" w:hAnsi="Liberation Mono"/>
+          <w:b/>
+          <w:bCs/>
+          <w:sz w:val="20"/>
+          <w:szCs w:val="24"/>
+        </w:rPr>
+        <w:t>encoded = run_length_encode(text)</w:t>
+      </w:r>
+    </w:p>
+    <w:p>
+      <w:pPr>
+        <w:pStyle w:val="BodyText"/>
+        <w:bidi w:val="0"/>
+        <w:spacing w:before="0" w:after="140"/>
+        <w:jc w:val="start"/>
+        <w:rPr>
+          <w:rFonts w:ascii="Liberation Mono" w:hAnsi="Liberation Mono"/>
+          <w:b/>
+          <w:bCs/>
+          <w:sz w:val="20"/>
+          <w:szCs w:val="24"/>
+        </w:rPr>
+      </w:pPr>
+      <w:r>
+        <w:rPr>
+          <w:rFonts w:ascii="Liberation Mono" w:hAnsi="Liberation Mono"/>
+          <w:b/>
+          <w:bCs/>
+          <w:sz w:val="20"/>
+          <w:szCs w:val="24"/>
+        </w:rPr>
+        <w:t>decoded = run_length_decode(encoded)</w:t>
+      </w:r>
+    </w:p>
+    <w:p>
+      <w:pPr>
+        <w:pStyle w:val="BodyText"/>
+        <w:bidi w:val="0"/>
+        <w:spacing w:before="0" w:after="140"/>
+        <w:jc w:val="start"/>
+        <w:rPr>
+          <w:rFonts w:ascii="Liberation Mono" w:hAnsi="Liberation Mono"/>
+          <w:b/>
+          <w:bCs/>
+          <w:sz w:val="20"/>
+          <w:szCs w:val="24"/>
+        </w:rPr>
+      </w:pPr>
+      <w:r>
+        <w:rPr>
+          <w:rFonts w:ascii="Liberation Mono" w:hAnsi="Liberation Mono"/>
+          <w:b/>
+          <w:bCs/>
+          <w:sz w:val="20"/>
+          <w:szCs w:val="24"/>
+        </w:rPr>
+      </w:r>
+    </w:p>
+    <w:p>
+      <w:pPr>
+        <w:pStyle w:val="BodyText"/>
+        <w:bidi w:val="0"/>
+        <w:spacing w:before="0" w:after="140"/>
+        <w:jc w:val="start"/>
+        <w:rPr>
+          <w:rFonts w:ascii="Liberation Mono" w:hAnsi="Liberation Mono"/>
+          <w:b/>
+          <w:bCs/>
+          <w:sz w:val="20"/>
+          <w:szCs w:val="24"/>
+        </w:rPr>
+      </w:pPr>
+      <w:r>
+        <w:rPr>
+          <w:rFonts w:ascii="Liberation Mono" w:hAnsi="Liberation Mono"/>
+          <w:b/>
+          <w:bCs/>
+          <w:sz w:val="20"/>
+          <w:szCs w:val="24"/>
+        </w:rPr>
+        <w:t>print(f"Original : {text}")</w:t>
+      </w:r>
+    </w:p>
+    <w:p>
+      <w:pPr>
+        <w:pStyle w:val="BodyText"/>
+        <w:bidi w:val="0"/>
+        <w:spacing w:before="0" w:after="140"/>
+        <w:jc w:val="start"/>
+        <w:rPr>
+          <w:rFonts w:ascii="Liberation Mono" w:hAnsi="Liberation Mono"/>
+          <w:b/>
+          <w:bCs/>
+          <w:sz w:val="20"/>
+          <w:szCs w:val="24"/>
+        </w:rPr>
+      </w:pPr>
+      <w:r>
+        <w:rPr>
+          <w:rFonts w:ascii="Liberation Mono" w:hAnsi="Liberation Mono"/>
+          <w:b/>
+          <w:bCs/>
+          <w:sz w:val="20"/>
+          <w:szCs w:val="24"/>
+        </w:rPr>
+        <w:t>print(f"Encoded  : {encoded}")</w:t>
+      </w:r>
+    </w:p>
+    <w:p>
+      <w:pPr>
+        <w:pStyle w:val="BodyText"/>
+        <w:bidi w:val="0"/>
+        <w:spacing w:before="0" w:after="140"/>
+        <w:jc w:val="start"/>
+        <w:rPr>
+          <w:rFonts w:ascii="Liberation Mono" w:hAnsi="Liberation Mono"/>
+          <w:b/>
+          <w:bCs/>
+          <w:sz w:val="20"/>
+          <w:szCs w:val="24"/>
+        </w:rPr>
+      </w:pPr>
+      <w:r>
+        <w:rPr>
+          <w:rFonts w:ascii="Liberation Mono" w:hAnsi="Liberation Mono"/>
+          <w:b/>
+          <w:bCs/>
+          <w:sz w:val="20"/>
+          <w:szCs w:val="24"/>
+        </w:rPr>
+        <w:t>print(f"Decoded  : {decoded}")</w:t>
+      </w:r>
+    </w:p>
+    <w:p>
+      <w:pPr>
+        <w:pStyle w:val="BodyText"/>
+        <w:bidi w:val="0"/>
+        <w:spacing w:before="0" w:after="140"/>
+        <w:jc w:val="start"/>
+        <w:rPr>
+          <w:rFonts w:ascii="Liberation Mono" w:hAnsi="Liberation Mono"/>
+          <w:b/>
+          <w:bCs/>
+          <w:sz w:val="20"/>
+          <w:szCs w:val="24"/>
+        </w:rPr>
+      </w:pPr>
+      <w:r>
+        <w:rPr>
+          <w:rFonts w:ascii="Liberation Mono" w:hAnsi="Liberation Mono"/>
+          <w:b/>
+          <w:bCs/>
+          <w:sz w:val="20"/>
+          <w:szCs w:val="24"/>
+        </w:rPr>
+        <w:t>print(f"Match    : {text == decoded}")</w:t>
+      </w:r>
+    </w:p>
+    <w:p>
+      <w:pPr>
+        <w:pStyle w:val="BodyText"/>
+        <w:bidi w:val="0"/>
+        <w:spacing w:before="0" w:after="140"/>
+        <w:jc w:val="start"/>
+        <w:rPr>
+          <w:rFonts w:ascii="Liberation Mono" w:hAnsi="Liberation Mono"/>
+          <w:b/>
+          <w:bCs/>
+          <w:sz w:val="20"/>
+          <w:szCs w:val="24"/>
+        </w:rPr>
+      </w:pPr>
+      <w:r>
+        <w:rPr>
+          <w:rFonts w:ascii="Liberation Mono" w:hAnsi="Liberation Mono"/>
+          <w:b/>
+          <w:bCs/>
+          <w:sz w:val="20"/>
+          <w:szCs w:val="24"/>
+        </w:rPr>
+      </w:r>
+    </w:p>
+    <w:p>
+      <w:pPr>
+        <w:pStyle w:val="BodyText"/>
+        <w:bidi w:val="0"/>
+        <w:spacing w:before="0" w:after="140"/>
+        <w:jc w:val="start"/>
+        <w:rPr>
+          <w:rFonts w:ascii="Liberation Mono" w:hAnsi="Liberation Mono"/>
+          <w:b/>
+          <w:bCs/>
+          <w:sz w:val="28"/>
+          <w:szCs w:val="24"/>
+        </w:rPr>
+      </w:pPr>
+      <w:r>
+        <w:rPr>
+          <w:rFonts w:ascii="Liberation Mono" w:hAnsi="Liberation Mono"/>
+          <w:b/>
+          <w:bCs/>
+          <w:sz w:val="28"/>
+          <w:szCs w:val="24"/>
+        </w:rPr>
+        <w:t>Output:</w:t>
+      </w:r>
+    </w:p>
+    <w:p>
+      <w:pPr>
+        <w:pStyle w:val="BodyText"/>
+        <w:bidi w:val="0"/>
+        <w:spacing w:before="0" w:after="140"/>
+        <w:jc w:val="start"/>
+        <w:rPr>
+          <w:rFonts w:ascii="Liberation Mono" w:hAnsi="Liberation Mono"/>
+          <w:b/>
+          <w:bCs/>
+          <w:sz w:val="20"/>
+          <w:szCs w:val="24"/>
+        </w:rPr>
+      </w:pPr>
+      <w:r>
+        <w:drawing>
+          <wp:anchor behindDoc="0" distT="0" distB="0" distL="0" distR="0" simplePos="0" locked="0" layoutInCell="0" allowOverlap="1" relativeHeight="2">
+            <wp:simplePos x="0" y="0"/>
+            <wp:positionH relativeFrom="column">
+              <wp:posOffset>379095</wp:posOffset>
+            </wp:positionH>
+            <wp:positionV relativeFrom="paragraph">
+              <wp:posOffset>51435</wp:posOffset>
+            </wp:positionV>
+            <wp:extent cx="5362575" cy="1333500"/>
+            <wp:effectExtent l="0" t="0" r="0" b="0"/>
+            <wp:wrapSquare wrapText="largest"/>
+            <wp:docPr id="1" name="Image1" descr="" title=""/>
+            <wp:cNvGraphicFramePr>
+              <a:graphicFrameLocks xmlns:a="http://schemas.openxmlformats.org/drawingml/2006/main" noChangeAspect="1"/>
+            </wp:cNvGraphicFramePr>
+            <a:graphic xmlns:a="http://schemas.openxmlformats.org/drawingml/2006/main">
+              <a:graphicData uri="http://schemas.openxmlformats.org/drawingml/2006/picture">
+                <pic:pic xmlns:pic="http://schemas.openxmlformats.org/drawingml/2006/picture">
+                  <pic:nvPicPr>
+                    <pic:cNvPr id="1" name="Image1" descr="" title=""/>
+                    <pic:cNvPicPr>
+                      <a:picLocks noChangeAspect="1" noChangeArrowheads="1"/>
+                    </pic:cNvPicPr>
+                  </pic:nvPicPr>
+                  <pic:blipFill>
+                    <a:blip r:embed="rId2"/>
+                    <a:stretch>
+                      <a:fillRect/>
+                    </a:stretch>
+                  </pic:blipFill>
+                  <pic:spPr bwMode="auto">
+                    <a:xfrm>
+                      <a:off x="0" y="0"/>
+                      <a:ext cx="5362575" cy="1333500"/>
+                    </a:xfrm>
+                    <a:prstGeom prst="rect">
+                      <a:avLst/>
+                    </a:prstGeom>
+                  </pic:spPr>
+                </pic:pic>
+              </a:graphicData>
+            </a:graphic>
+          </wp:anchor>
+        </w:drawing>
+      </w:r>
+      <w:r>
+        <w:rPr>
+          <w:rFonts w:ascii="Liberation Mono" w:hAnsi="Liberation Mono"/>
+          <w:b/>
+          <w:bCs/>
+          <w:sz w:val="20"/>
+          <w:szCs w:val="24"/>
+        </w:rPr>
+        <w:tab/>
+        <w:tab/>
+        <w:tab/>
+        <w:tab/>
+        <w:tab/>
+        <w:tab/>
+        <w:tab/>
+        <w:tab/>
+        <w:tab/>
+        <w:tab/>
+        <w:tab/>
+        <w:tab/>
+        <w:tab/>
+        <w:tab/>
+        <w:tab/>
+        <w:tab/>
+        <w:tab/>
+        <w:tab/>
+        <w:tab/>
+        <w:tab/>
+        <w:tab/>
+        <w:tab/>
+        <w:tab/>
+        <w:tab/>
+        <w:tab/>
+        <w:tab/>
+        <w:tab/>
+        <w:tab/>
+        <w:tab/>
+        <w:tab/>
+        <w:tab/>
+        <w:tab/>
+        <w:tab/>
+        <w:tab/>
+        <w:tab/>
+        <w:tab/>
+        <w:tab/>
+        <w:tab/>
+        <w:tab/>
+        <w:tab/>
+        <w:tab/>
+        <w:tab/>
+        <w:tab/>
+        <w:tab/>
+        <w:tab/>
+        <w:tab/>
+        <w:tab/>
+        <w:tab/>
+        <w:tab/>
+        <w:tab/>
+        <w:tab/>
+        <w:tab/>
+        <w:tab/>
+        <w:tab/>
+        <w:tab/>
+        <w:tab/>
+        <w:tab/>
+        <w:tab/>
+        <w:tab/>
+        <w:tab/>
+        <w:tab/>
+        <w:tab/>
+        <w:tab/>
+        <w:tab/>
+        <w:tab/>
+        <w:tab/>
+        <w:tab/>
+        <w:tab/>
+        <w:tab/>
+        <w:tab/>
+        <w:tab/>
+        <w:tab/>
+        <w:tab/>
+        <w:tab/>
+        <w:tab/>
+        <w:tab/>
+        <w:tab/>
+        <w:tab/>
+        <w:tab/>
+        <w:tab/>
+        <w:tab/>
+        <w:tab/>
+        <w:tab/>
+        <w:tab/>
+        <w:tab/>
+        <w:tab/>
+        <w:tab/>
+        <w:tab/>
+        <w:tab/>
+        <w:tab/>
+        <w:tab/>
+        <w:tab/>
+        <w:tab/>
+        <w:tab/>
+        <w:tab/>
+        <w:tab/>
+        <w:tab/>
+        <w:tab/>
+        <w:tab/>
+        <w:tab/>
+        <w:tab/>
+        <w:tab/>
+        <w:tab/>
+        <w:tab/>
+        <w:tab/>
+        <w:tab/>
+        <w:tab/>
+        <w:tab/>
+        <w:tab/>
+        <w:tab/>
+        <w:tab/>
+        <w:tab/>
+        <w:tab/>
+        <w:tab/>
+        <w:tab/>
+        <w:tab/>
+        <w:tab/>
+        <w:tab/>
+        <w:tab/>
+        <w:tab/>
+        <w:tab/>
+        <w:tab/>
+        <w:tab/>
+        <w:tab/>
+        <w:tab/>
+        <w:tab/>
+        <w:tab/>
+        <w:tab/>
+        <w:tab/>
+        <w:tab/>
+        <w:tab/>
+        <w:tab/>
+        <w:tab/>
+        <w:tab/>
+        <w:tab/>
+      </w:r>
+      <w:r>
+        <w:br w:type="page"/>
+      </w:r>
+    </w:p>
+    <w:p>
+      <w:pPr>
+        <w:pStyle w:val="Heading1"/>
+        <w:bidi w:val="0"/>
+        <w:spacing w:before="0" w:after="140"/>
+        <w:jc w:val="start"/>
+        <w:rPr>
+          <w:rFonts w:ascii="Liberation Mono" w:hAnsi="Liberation Mono"/>
+          <w:b/>
+          <w:bCs/>
+          <w:sz w:val="20"/>
+          <w:szCs w:val="24"/>
+        </w:rPr>
+      </w:pPr>
+      <w:r>
+        <w:rPr>
+          <w:rStyle w:val="Strong"/>
+          <w:rFonts w:ascii="Liberation Serif" w:hAnsi="Liberation Serif"/>
+          <w:b/>
+          <w:bCs/>
+          <w:sz w:val="32"/>
+          <w:szCs w:val="24"/>
+        </w:rPr>
+        <w:t>4. Huffman Encoding Using Python</w:t>
+      </w:r>
+    </w:p>
+    <w:p>
+      <w:pPr>
+        <w:pStyle w:val="Heading2"/>
+        <w:rPr/>
+      </w:pPr>
+      <w:r>
+        <w:rPr>
+          <w:rStyle w:val="Strong"/>
+          <w:b/>
+          <w:bCs/>
+        </w:rPr>
+        <w:t>Objective</w:t>
+      </w:r>
+    </w:p>
+    <w:p>
+      <w:pPr>
+        <w:pStyle w:val="BodyText"/>
+        <w:rPr/>
+      </w:pPr>
+      <w:r>
+        <w:rPr/>
+        <w:t>To implement the Huffman Encoding algorithm using Python that compresses data by assigning variable-length binary codes to characters based on their frequencies, and to also implement the decoding function to retrieve the original data.</w:t>
+      </w:r>
+    </w:p>
+    <w:p>
+      <w:pPr>
+        <w:pStyle w:val="HorizontalLine"/>
+        <w:rPr/>
+      </w:pPr>
+      <w:r>
+        <w:rPr/>
+      </w:r>
+    </w:p>
+    <w:p>
+      <w:pPr>
+        <w:pStyle w:val="Heading2"/>
+        <w:rPr/>
+      </w:pPr>
+      <w:r>
+        <w:rPr>
+          <w:rStyle w:val="Strong"/>
+          <w:b/>
+          <w:bCs/>
+          <w:sz w:val="32"/>
+          <w:szCs w:val="36"/>
+        </w:rPr>
+        <w:t>Theory</w:t>
+      </w:r>
+    </w:p>
+    <w:p>
+      <w:pPr>
+        <w:pStyle w:val="BodyText"/>
+        <w:rPr/>
+      </w:pPr>
+      <w:r>
+        <w:rPr/>
+        <w:t xml:space="preserve">Huffman Encoding is a </w:t>
+      </w:r>
+      <w:r>
+        <w:rPr>
+          <w:rStyle w:val="Strong"/>
+        </w:rPr>
+        <w:t>lossless data compression technique</w:t>
+      </w:r>
+      <w:r>
+        <w:rPr/>
+        <w:t xml:space="preserve"> that uses variable-length codes to represent characters. Characters with higher frequencies are assigned shorter codes, while less frequent characters get longer codes.</w:t>
+      </w:r>
+    </w:p>
+    <w:p>
+      <w:pPr>
+        <w:pStyle w:val="HorizontalLine"/>
+        <w:rPr/>
+      </w:pPr>
+      <w:r>
+        <w:rPr/>
+      </w:r>
+    </w:p>
+    <w:p>
+      <w:pPr>
+        <w:pStyle w:val="Heading2"/>
+        <w:rPr/>
+      </w:pPr>
+      <w:r>
+        <w:rPr>
+          <w:rStyle w:val="Strong"/>
+          <w:b/>
+          <w:bCs/>
+          <w:sz w:val="32"/>
+          <w:szCs w:val="36"/>
+        </w:rPr>
+        <w:t>Applications of Huffman Encoding</w:t>
+      </w:r>
+    </w:p>
+    <w:p>
+      <w:pPr>
+        <w:pStyle w:val="BodyText"/>
+        <w:numPr>
+          <w:ilvl w:val="0"/>
+          <w:numId w:val="5"/>
+        </w:numPr>
+        <w:tabs>
           <w:tab w:val="clear" w:pos="709"/>
-          <w:tab w:val="left" w:pos="709" w:leader="none"/>
-        </w:tabs>
-        <w:bidi w:val="0"/>
+          <w:tab w:val="left" w:pos="0" w:leader="none"/>
+        </w:tabs>
+        <w:spacing w:before="0" w:after="0"/>
         <w:ind w:hanging="283" w:start="709"/>
-        <w:jc w:val="start"/>
+        <w:rPr/>
+      </w:pPr>
+      <w:r>
+        <w:rPr/>
+        <w:t xml:space="preserve">File compression (ZIP, GZIP) </w:t>
+      </w:r>
+    </w:p>
+    <w:p>
+      <w:pPr>
+        <w:pStyle w:val="BodyText"/>
+        <w:numPr>
+          <w:ilvl w:val="0"/>
+          <w:numId w:val="5"/>
+        </w:numPr>
+        <w:tabs>
+          <w:tab w:val="clear" w:pos="709"/>
+          <w:tab w:val="left" w:pos="0" w:leader="none"/>
+        </w:tabs>
+        <w:spacing w:before="0" w:after="0"/>
+        <w:ind w:hanging="283" w:start="709"/>
+        <w:rPr/>
+      </w:pPr>
+      <w:r>
+        <w:rPr/>
+        <w:t xml:space="preserve">Image formats (JPEG) </w:t>
+      </w:r>
+    </w:p>
+    <w:p>
+      <w:pPr>
+        <w:pStyle w:val="BodyText"/>
+        <w:numPr>
+          <w:ilvl w:val="0"/>
+          <w:numId w:val="5"/>
+        </w:numPr>
+        <w:tabs>
+          <w:tab w:val="clear" w:pos="709"/>
+          <w:tab w:val="left" w:pos="0" w:leader="none"/>
+        </w:tabs>
+        <w:spacing w:before="0" w:after="0"/>
+        <w:ind w:hanging="283" w:start="709"/>
+        <w:rPr/>
+      </w:pPr>
+      <w:r>
+        <w:rPr/>
+        <w:t xml:space="preserve">Audio compression (MP3) </w:t>
+      </w:r>
+    </w:p>
+    <w:p>
+      <w:pPr>
+        <w:pStyle w:val="BodyText"/>
+        <w:numPr>
+          <w:ilvl w:val="0"/>
+          <w:numId w:val="5"/>
+        </w:numPr>
+        <w:tabs>
+          <w:tab w:val="clear" w:pos="709"/>
+          <w:tab w:val="left" w:pos="0" w:leader="none"/>
+        </w:tabs>
+        <w:ind w:hanging="283" w:start="709"/>
+        <w:rPr/>
+      </w:pPr>
+      <w:r>
+        <w:rPr/>
+        <w:t xml:space="preserve">Data transmission </w:t>
+      </w:r>
+    </w:p>
+    <w:p>
+      <w:pPr>
+        <w:pStyle w:val="HorizontalLine"/>
+        <w:rPr/>
+      </w:pPr>
+      <w:r>
+        <w:rPr/>
+      </w:r>
+    </w:p>
+    <w:p>
+      <w:pPr>
+        <w:pStyle w:val="Heading2"/>
+        <w:rPr/>
+      </w:pPr>
+      <w:r>
+        <w:rPr>
+          <w:rStyle w:val="Strong"/>
+          <w:b/>
+          <w:bCs/>
+          <w:sz w:val="32"/>
+          <w:szCs w:val="36"/>
+        </w:rPr>
+        <w:t>Advantages</w:t>
+      </w:r>
+    </w:p>
+    <w:p>
+      <w:pPr>
+        <w:pStyle w:val="BodyText"/>
+        <w:numPr>
+          <w:ilvl w:val="0"/>
+          <w:numId w:val="6"/>
+        </w:numPr>
+        <w:tabs>
+          <w:tab w:val="clear" w:pos="709"/>
+          <w:tab w:val="left" w:pos="0" w:leader="none"/>
+        </w:tabs>
+        <w:spacing w:before="0" w:after="0"/>
+        <w:ind w:hanging="283" w:start="709"/>
+        <w:rPr/>
+      </w:pPr>
+      <w:r>
+        <w:rPr/>
+        <w:t xml:space="preserve">Efficient compression for large data </w:t>
+      </w:r>
+    </w:p>
+    <w:p>
+      <w:pPr>
+        <w:pStyle w:val="BodyText"/>
+        <w:numPr>
+          <w:ilvl w:val="0"/>
+          <w:numId w:val="6"/>
+        </w:numPr>
+        <w:tabs>
+          <w:tab w:val="clear" w:pos="709"/>
+          <w:tab w:val="left" w:pos="0" w:leader="none"/>
+        </w:tabs>
+        <w:spacing w:before="0" w:after="0"/>
+        <w:ind w:hanging="283" w:start="709"/>
+        <w:rPr/>
+      </w:pPr>
+      <w:r>
+        <w:rPr/>
+        <w:t xml:space="preserve">Lossless (no data loss) </w:t>
+      </w:r>
+    </w:p>
+    <w:p>
+      <w:pPr>
+        <w:pStyle w:val="BodyText"/>
+        <w:numPr>
+          <w:ilvl w:val="0"/>
+          <w:numId w:val="6"/>
+        </w:numPr>
+        <w:tabs>
+          <w:tab w:val="clear" w:pos="709"/>
+          <w:tab w:val="left" w:pos="0" w:leader="none"/>
+        </w:tabs>
+        <w:ind w:hanging="283" w:start="709"/>
+        <w:rPr/>
+      </w:pPr>
+      <w:r>
+        <w:rPr/>
+        <w:t xml:space="preserve">Widely used in real-world systems </w:t>
+      </w:r>
+    </w:p>
+    <w:p>
+      <w:pPr>
+        <w:pStyle w:val="Heading2"/>
+        <w:rPr/>
+      </w:pPr>
+      <w:r>
+        <w:rPr>
+          <w:rStyle w:val="Strong"/>
+          <w:b/>
+          <w:bCs/>
+          <w:sz w:val="32"/>
+          <w:szCs w:val="36"/>
+        </w:rPr>
+        <w:t>Disadvantages</w:t>
+      </w:r>
+    </w:p>
+    <w:p>
+      <w:pPr>
+        <w:pStyle w:val="BodyText"/>
+        <w:numPr>
+          <w:ilvl w:val="0"/>
+          <w:numId w:val="7"/>
+        </w:numPr>
+        <w:tabs>
+          <w:tab w:val="clear" w:pos="709"/>
+          <w:tab w:val="left" w:pos="0" w:leader="none"/>
+        </w:tabs>
+        <w:spacing w:before="0" w:after="0"/>
+        <w:ind w:hanging="283" w:start="709"/>
+        <w:rPr/>
+      </w:pPr>
+      <w:r>
+        <w:rPr/>
+        <w:t xml:space="preserve">More complex than RLE </w:t>
+      </w:r>
+    </w:p>
+    <w:p>
+      <w:pPr>
+        <w:pStyle w:val="BodyText"/>
+        <w:numPr>
+          <w:ilvl w:val="0"/>
+          <w:numId w:val="7"/>
+        </w:numPr>
+        <w:tabs>
+          <w:tab w:val="clear" w:pos="709"/>
+          <w:tab w:val="left" w:pos="0" w:leader="none"/>
+        </w:tabs>
+        <w:ind w:hanging="283" w:start="709"/>
+        <w:rPr/>
+      </w:pPr>
+      <w:r>
+        <w:rPr/>
+        <w:t xml:space="preserve">Requires extra memory for tree storage </w:t>
+      </w:r>
+    </w:p>
+    <w:p>
+      <w:pPr>
+        <w:pStyle w:val="HorizontalLine"/>
+        <w:rPr/>
+      </w:pPr>
+      <w:r>
+        <w:rPr/>
+      </w:r>
+    </w:p>
+    <w:p>
+      <w:pPr>
+        <w:pStyle w:val="Heading2"/>
+        <w:rPr/>
+      </w:pPr>
+      <w:r>
+        <w:rPr>
+          <w:rStyle w:val="Strong"/>
+          <w:b/>
+          <w:bCs/>
+        </w:rPr>
+        <w:t>Algorithm</w:t>
+      </w:r>
+    </w:p>
+    <w:p>
+      <w:pPr>
+        <w:pStyle w:val="Heading3"/>
+        <w:rPr/>
+      </w:pPr>
+      <w:r>
+        <w:rPr>
+          <w:rStyle w:val="Strong"/>
+          <w:b/>
+          <w:bCs/>
+        </w:rPr>
+        <w:t>Encoding:</w:t>
+      </w:r>
+    </w:p>
+    <w:p>
+      <w:pPr>
+        <w:pStyle w:val="BodyText"/>
+        <w:numPr>
+          <w:ilvl w:val="0"/>
+          <w:numId w:val="8"/>
+        </w:numPr>
+        <w:tabs>
+          <w:tab w:val="clear" w:pos="709"/>
+          <w:tab w:val="left" w:pos="0" w:leader="none"/>
+        </w:tabs>
+        <w:spacing w:before="0" w:after="0"/>
+        <w:ind w:hanging="283" w:start="709"/>
+        <w:rPr/>
+      </w:pPr>
+      <w:r>
+        <w:rPr/>
+        <w:t xml:space="preserve">Start </w:t>
+      </w:r>
+    </w:p>
+    <w:p>
+      <w:pPr>
+        <w:pStyle w:val="BodyText"/>
+        <w:numPr>
+          <w:ilvl w:val="0"/>
+          <w:numId w:val="8"/>
+        </w:numPr>
+        <w:tabs>
+          <w:tab w:val="clear" w:pos="709"/>
+          <w:tab w:val="left" w:pos="0" w:leader="none"/>
+        </w:tabs>
+        <w:spacing w:before="0" w:after="0"/>
+        <w:ind w:hanging="283" w:start="709"/>
+        <w:rPr/>
+      </w:pPr>
+      <w:r>
+        <w:rPr/>
+        <w:t xml:space="preserve">Input a string </w:t>
+      </w:r>
+      <w:r>
+        <w:rPr>
+          <w:rStyle w:val="SourceText"/>
+        </w:rPr>
+        <w:t>text</w:t>
+      </w:r>
+      <w:r>
+        <w:rPr/>
+        <w:t xml:space="preserve"> </w:t>
+      </w:r>
+    </w:p>
+    <w:p>
+      <w:pPr>
+        <w:pStyle w:val="BodyText"/>
+        <w:numPr>
+          <w:ilvl w:val="0"/>
+          <w:numId w:val="8"/>
+        </w:numPr>
+        <w:tabs>
+          <w:tab w:val="clear" w:pos="709"/>
+          <w:tab w:val="left" w:pos="0" w:leader="none"/>
+        </w:tabs>
+        <w:spacing w:before="0" w:after="0"/>
+        <w:ind w:hanging="283" w:start="709"/>
+        <w:rPr/>
+      </w:pPr>
+      <w:r>
+        <w:rPr/>
+        <w:t xml:space="preserve">Calculate frequency of each character </w:t>
+      </w:r>
+    </w:p>
+    <w:p>
+      <w:pPr>
+        <w:pStyle w:val="BodyText"/>
+        <w:numPr>
+          <w:ilvl w:val="0"/>
+          <w:numId w:val="8"/>
+        </w:numPr>
+        <w:tabs>
+          <w:tab w:val="clear" w:pos="709"/>
+          <w:tab w:val="left" w:pos="0" w:leader="none"/>
+        </w:tabs>
+        <w:spacing w:before="0" w:after="0"/>
+        <w:ind w:hanging="283" w:start="709"/>
+        <w:rPr/>
+      </w:pPr>
+      <w:r>
+        <w:rPr/>
+        <w:t xml:space="preserve">Create a priority queue (min-heap) of nodes </w:t>
+      </w:r>
+    </w:p>
+    <w:p>
+      <w:pPr>
+        <w:pStyle w:val="BodyText"/>
+        <w:numPr>
+          <w:ilvl w:val="0"/>
+          <w:numId w:val="8"/>
+        </w:numPr>
+        <w:tabs>
+          <w:tab w:val="clear" w:pos="709"/>
+          <w:tab w:val="left" w:pos="0" w:leader="none"/>
+        </w:tabs>
+        <w:spacing w:before="0" w:after="0"/>
+        <w:ind w:hanging="283" w:start="709"/>
+        <w:rPr/>
+      </w:pPr>
+      <w:r>
+        <w:rPr/>
+        <w:t xml:space="preserve">While more than one node in queue: </w:t>
+      </w:r>
+    </w:p>
+    <w:p>
+      <w:pPr>
+        <w:pStyle w:val="BodyText"/>
+        <w:numPr>
+          <w:ilvl w:val="1"/>
+          <w:numId w:val="8"/>
+        </w:numPr>
+        <w:tabs>
+          <w:tab w:val="clear" w:pos="709"/>
+          <w:tab w:val="left" w:pos="0" w:leader="none"/>
+        </w:tabs>
+        <w:spacing w:before="0" w:after="0"/>
+        <w:ind w:hanging="283" w:start="1418"/>
+        <w:rPr/>
+      </w:pPr>
+      <w:r>
+        <w:rPr/>
+        <w:t xml:space="preserve">Remove two nodes with lowest frequency </w:t>
+      </w:r>
+    </w:p>
+    <w:p>
+      <w:pPr>
+        <w:pStyle w:val="BodyText"/>
+        <w:numPr>
+          <w:ilvl w:val="1"/>
+          <w:numId w:val="8"/>
+        </w:numPr>
+        <w:tabs>
+          <w:tab w:val="clear" w:pos="709"/>
+          <w:tab w:val="left" w:pos="0" w:leader="none"/>
+        </w:tabs>
+        <w:spacing w:before="0" w:after="0"/>
+        <w:ind w:hanging="283" w:start="1418"/>
+        <w:rPr/>
+      </w:pPr>
+      <w:r>
+        <w:rPr/>
+        <w:t xml:space="preserve">Create a new node with combined frequency </w:t>
+      </w:r>
+    </w:p>
+    <w:p>
+      <w:pPr>
+        <w:pStyle w:val="BodyText"/>
+        <w:numPr>
+          <w:ilvl w:val="1"/>
+          <w:numId w:val="8"/>
+        </w:numPr>
+        <w:tabs>
+          <w:tab w:val="clear" w:pos="709"/>
+          <w:tab w:val="left" w:pos="0" w:leader="none"/>
+        </w:tabs>
+        <w:spacing w:before="0" w:after="0"/>
+        <w:ind w:hanging="283" w:start="1418"/>
+        <w:rPr/>
+      </w:pPr>
+      <w:r>
+        <w:rPr/>
+        <w:t xml:space="preserve">Insert it back into the queue </w:t>
+      </w:r>
+    </w:p>
+    <w:p>
+      <w:pPr>
+        <w:pStyle w:val="BodyText"/>
+        <w:numPr>
+          <w:ilvl w:val="0"/>
+          <w:numId w:val="8"/>
+        </w:numPr>
+        <w:tabs>
+          <w:tab w:val="clear" w:pos="709"/>
+          <w:tab w:val="left" w:pos="0" w:leader="none"/>
+        </w:tabs>
+        <w:spacing w:before="0" w:after="0"/>
+        <w:ind w:hanging="283" w:start="709"/>
+        <w:rPr/>
+      </w:pPr>
+      <w:r>
+        <w:rPr/>
+        <w:t xml:space="preserve">Generate codes by traversing the tree </w:t>
+      </w:r>
+    </w:p>
+    <w:p>
+      <w:pPr>
+        <w:pStyle w:val="BodyText"/>
+        <w:numPr>
+          <w:ilvl w:val="0"/>
+          <w:numId w:val="8"/>
+        </w:numPr>
+        <w:tabs>
+          <w:tab w:val="clear" w:pos="709"/>
+          <w:tab w:val="left" w:pos="0" w:leader="none"/>
+        </w:tabs>
+        <w:spacing w:before="0" w:after="0"/>
+        <w:ind w:hanging="283" w:start="709"/>
+        <w:rPr/>
+      </w:pPr>
+      <w:r>
+        <w:rPr/>
+        <w:t xml:space="preserve">Replace each character with its binary code </w:t>
+      </w:r>
+    </w:p>
+    <w:p>
+      <w:pPr>
+        <w:pStyle w:val="BodyText"/>
+        <w:numPr>
+          <w:ilvl w:val="0"/>
+          <w:numId w:val="8"/>
+        </w:numPr>
+        <w:tabs>
+          <w:tab w:val="clear" w:pos="709"/>
+          <w:tab w:val="left" w:pos="0" w:leader="none"/>
+        </w:tabs>
+        <w:spacing w:before="0" w:after="0"/>
+        <w:ind w:hanging="283" w:start="709"/>
+        <w:rPr/>
+      </w:pPr>
+      <w:r>
+        <w:rPr/>
+        <w:t xml:space="preserve">Return encoded string </w:t>
+      </w:r>
+    </w:p>
+    <w:p>
+      <w:pPr>
+        <w:pStyle w:val="BodyText"/>
+        <w:numPr>
+          <w:ilvl w:val="0"/>
+          <w:numId w:val="8"/>
+        </w:numPr>
+        <w:tabs>
+          <w:tab w:val="clear" w:pos="709"/>
+          <w:tab w:val="left" w:pos="0" w:leader="none"/>
+        </w:tabs>
+        <w:ind w:hanging="283" w:start="709"/>
+        <w:rPr/>
+      </w:pPr>
+      <w:r>
+        <w:rPr/>
+        <w:t xml:space="preserve">Stop </w:t>
+      </w:r>
+    </w:p>
+    <w:p>
+      <w:pPr>
+        <w:pStyle w:val="HorizontalLine"/>
+        <w:rPr/>
+      </w:pPr>
+      <w:r>
+        <w:rPr/>
+      </w:r>
+    </w:p>
+    <w:p>
+      <w:pPr>
+        <w:pStyle w:val="Heading3"/>
+        <w:rPr/>
+      </w:pPr>
+      <w:r>
+        <w:rPr>
+          <w:rStyle w:val="Strong"/>
+          <w:b/>
+          <w:bCs/>
+        </w:rPr>
+        <w:t>Decoding:</w:t>
+      </w:r>
+    </w:p>
+    <w:p>
+      <w:pPr>
+        <w:pStyle w:val="BodyText"/>
+        <w:numPr>
+          <w:ilvl w:val="0"/>
+          <w:numId w:val="9"/>
+        </w:numPr>
+        <w:tabs>
+          <w:tab w:val="clear" w:pos="709"/>
+          <w:tab w:val="left" w:pos="0" w:leader="none"/>
+        </w:tabs>
+        <w:spacing w:before="0" w:after="0"/>
+        <w:ind w:hanging="283" w:start="709"/>
+        <w:rPr/>
+      </w:pPr>
+      <w:r>
+        <w:rPr/>
+        <w:t xml:space="preserve">Start </w:t>
+      </w:r>
+    </w:p>
+    <w:p>
+      <w:pPr>
+        <w:pStyle w:val="BodyText"/>
+        <w:numPr>
+          <w:ilvl w:val="0"/>
+          <w:numId w:val="9"/>
+        </w:numPr>
+        <w:tabs>
+          <w:tab w:val="clear" w:pos="709"/>
+          <w:tab w:val="left" w:pos="0" w:leader="none"/>
+        </w:tabs>
+        <w:spacing w:before="0" w:after="0"/>
+        <w:ind w:hanging="283" w:start="709"/>
+        <w:rPr/>
+      </w:pPr>
+      <w:r>
+        <w:rPr/>
+        <w:t xml:space="preserve">Input encoded string and Huffman tree </w:t>
+      </w:r>
+    </w:p>
+    <w:p>
+      <w:pPr>
+        <w:pStyle w:val="BodyText"/>
+        <w:numPr>
+          <w:ilvl w:val="0"/>
+          <w:numId w:val="9"/>
+        </w:numPr>
+        <w:tabs>
+          <w:tab w:val="clear" w:pos="709"/>
+          <w:tab w:val="left" w:pos="0" w:leader="none"/>
+        </w:tabs>
+        <w:spacing w:before="0" w:after="0"/>
+        <w:ind w:hanging="283" w:start="709"/>
+        <w:rPr/>
+      </w:pPr>
+      <w:r>
+        <w:rPr/>
+        <w:t xml:space="preserve">Initialize empty decoded string </w:t>
+      </w:r>
+    </w:p>
+    <w:p>
+      <w:pPr>
+        <w:pStyle w:val="BodyText"/>
+        <w:numPr>
+          <w:ilvl w:val="0"/>
+          <w:numId w:val="9"/>
+        </w:numPr>
+        <w:tabs>
+          <w:tab w:val="clear" w:pos="709"/>
+          <w:tab w:val="left" w:pos="0" w:leader="none"/>
+        </w:tabs>
+        <w:spacing w:before="0" w:after="0"/>
+        <w:ind w:hanging="283" w:start="709"/>
+        <w:rPr/>
+      </w:pPr>
+      <w:r>
+        <w:rPr/>
+        <w:t xml:space="preserve">Traverse tree using bits: </w:t>
+      </w:r>
+    </w:p>
+    <w:p>
+      <w:pPr>
+        <w:pStyle w:val="BodyText"/>
+        <w:numPr>
+          <w:ilvl w:val="1"/>
+          <w:numId w:val="9"/>
+        </w:numPr>
+        <w:tabs>
+          <w:tab w:val="clear" w:pos="709"/>
+          <w:tab w:val="left" w:pos="0" w:leader="none"/>
+        </w:tabs>
+        <w:spacing w:before="0" w:after="0"/>
+        <w:ind w:hanging="283" w:start="1418"/>
+        <w:rPr/>
+      </w:pPr>
+      <w:r>
+        <w:rPr>
+          <w:rStyle w:val="SourceText"/>
+        </w:rPr>
+        <w:t>0</w:t>
+      </w:r>
+      <w:r>
+        <w:rPr/>
+        <w:t xml:space="preserve"> → left </w:t>
+      </w:r>
+    </w:p>
+    <w:p>
+      <w:pPr>
+        <w:pStyle w:val="BodyText"/>
+        <w:numPr>
+          <w:ilvl w:val="1"/>
+          <w:numId w:val="9"/>
+        </w:numPr>
+        <w:tabs>
+          <w:tab w:val="clear" w:pos="709"/>
+          <w:tab w:val="left" w:pos="0" w:leader="none"/>
+        </w:tabs>
+        <w:spacing w:before="0" w:after="0"/>
+        <w:ind w:hanging="283" w:start="1418"/>
+        <w:rPr/>
+      </w:pPr>
+      <w:r>
+        <w:rPr>
+          <w:rStyle w:val="SourceText"/>
+        </w:rPr>
+        <w:t>1</w:t>
+      </w:r>
+      <w:r>
+        <w:rPr/>
+        <w:t xml:space="preserve"> → right </w:t>
+      </w:r>
+    </w:p>
+    <w:p>
+      <w:pPr>
+        <w:pStyle w:val="BodyText"/>
+        <w:numPr>
+          <w:ilvl w:val="0"/>
+          <w:numId w:val="9"/>
+        </w:numPr>
+        <w:tabs>
+          <w:tab w:val="clear" w:pos="709"/>
+          <w:tab w:val="left" w:pos="0" w:leader="none"/>
+        </w:tabs>
+        <w:spacing w:before="0" w:after="0"/>
+        <w:ind w:hanging="283" w:start="709"/>
+        <w:rPr/>
+      </w:pPr>
+      <w:r>
+        <w:rPr/>
+        <w:t xml:space="preserve">When a leaf node is reached: </w:t>
+      </w:r>
+    </w:p>
+    <w:p>
+      <w:pPr>
+        <w:pStyle w:val="BodyText"/>
+        <w:numPr>
+          <w:ilvl w:val="1"/>
+          <w:numId w:val="9"/>
+        </w:numPr>
+        <w:tabs>
+          <w:tab w:val="clear" w:pos="709"/>
+          <w:tab w:val="left" w:pos="0" w:leader="none"/>
+        </w:tabs>
+        <w:spacing w:before="0" w:after="0"/>
+        <w:ind w:hanging="283" w:start="1418"/>
+        <w:rPr/>
+      </w:pPr>
+      <w:r>
+        <w:rPr/>
+        <w:t xml:space="preserve">Append character to result </w:t>
+      </w:r>
+    </w:p>
+    <w:p>
+      <w:pPr>
+        <w:pStyle w:val="BodyText"/>
+        <w:numPr>
+          <w:ilvl w:val="1"/>
+          <w:numId w:val="9"/>
+        </w:numPr>
+        <w:tabs>
+          <w:tab w:val="clear" w:pos="709"/>
+          <w:tab w:val="left" w:pos="0" w:leader="none"/>
+        </w:tabs>
+        <w:spacing w:before="0" w:after="0"/>
+        <w:ind w:hanging="283" w:start="1418"/>
+        <w:rPr/>
+      </w:pPr>
+      <w:r>
+        <w:rPr/>
+        <w:t xml:space="preserve">Reset to root </w:t>
+      </w:r>
+    </w:p>
+    <w:p>
+      <w:pPr>
+        <w:pStyle w:val="BodyText"/>
+        <w:numPr>
+          <w:ilvl w:val="0"/>
+          <w:numId w:val="9"/>
+        </w:numPr>
+        <w:tabs>
+          <w:tab w:val="clear" w:pos="709"/>
+          <w:tab w:val="left" w:pos="0" w:leader="none"/>
+        </w:tabs>
+        <w:spacing w:before="0" w:after="0"/>
+        <w:ind w:hanging="283" w:start="709"/>
+        <w:rPr/>
+      </w:pPr>
+      <w:r>
+        <w:rPr/>
+        <w:t xml:space="preserve">Repeat until all bits processed </w:t>
+      </w:r>
+    </w:p>
+    <w:p>
+      <w:pPr>
+        <w:pStyle w:val="BodyText"/>
+        <w:numPr>
+          <w:ilvl w:val="0"/>
+          <w:numId w:val="9"/>
+        </w:numPr>
+        <w:tabs>
+          <w:tab w:val="clear" w:pos="709"/>
+          <w:tab w:val="left" w:pos="0" w:leader="none"/>
+        </w:tabs>
+        <w:spacing w:before="0" w:after="0"/>
+        <w:ind w:hanging="283" w:start="709"/>
+        <w:rPr/>
+      </w:pPr>
+      <w:r>
+        <w:rPr/>
+        <w:t xml:space="preserve">Return decoded string </w:t>
+      </w:r>
+    </w:p>
+    <w:p>
+      <w:pPr>
+        <w:pStyle w:val="BodyText"/>
+        <w:numPr>
+          <w:ilvl w:val="0"/>
+          <w:numId w:val="9"/>
+        </w:numPr>
+        <w:tabs>
+          <w:tab w:val="clear" w:pos="709"/>
+          <w:tab w:val="left" w:pos="0" w:leader="none"/>
+        </w:tabs>
+        <w:ind w:hanging="283" w:start="709"/>
         <w:rPr/>
       </w:pPr>
       <w:r>
@@ -1111,17 +3606,3549 @@
         <w:spacing w:before="0" w:after="140"/>
         <w:jc w:val="start"/>
         <w:rPr>
+          <w:rFonts w:ascii="Liberation Mono" w:hAnsi="Liberation Mono"/>
+          <w:b/>
+          <w:bCs/>
+          <w:sz w:val="28"/>
+          <w:szCs w:val="24"/>
+        </w:rPr>
+      </w:pPr>
+      <w:r>
+        <w:rPr>
+          <w:rFonts w:ascii="Liberation Mono" w:hAnsi="Liberation Mono"/>
+          <w:b/>
+          <w:bCs/>
+          <w:sz w:val="28"/>
+          <w:szCs w:val="24"/>
+        </w:rPr>
+        <w:t>Source Code:</w:t>
+      </w:r>
+    </w:p>
+    <w:p>
+      <w:pPr>
+        <w:pStyle w:val="BodyText"/>
+        <w:bidi w:val="0"/>
+        <w:spacing w:before="0" w:after="140"/>
+        <w:jc w:val="start"/>
+        <w:rPr>
+          <w:rFonts w:ascii="Liberation Mono" w:hAnsi="Liberation Mono"/>
+          <w:b/>
+          <w:bCs/>
+          <w:sz w:val="20"/>
+          <w:szCs w:val="24"/>
+        </w:rPr>
+      </w:pPr>
+      <w:r>
+        <w:rPr>
+          <w:rFonts w:ascii="Liberation Mono" w:hAnsi="Liberation Mono"/>
+          <w:b/>
+          <w:bCs/>
+          <w:sz w:val="20"/>
+          <w:szCs w:val="24"/>
+        </w:rPr>
+        <w:t>import heapq</w:t>
+      </w:r>
+    </w:p>
+    <w:p>
+      <w:pPr>
+        <w:pStyle w:val="BodyText"/>
+        <w:bidi w:val="0"/>
+        <w:spacing w:before="0" w:after="140"/>
+        <w:jc w:val="start"/>
+        <w:rPr>
+          <w:rFonts w:ascii="Liberation Mono" w:hAnsi="Liberation Mono"/>
+          <w:b/>
+          <w:bCs/>
+          <w:sz w:val="20"/>
+          <w:szCs w:val="24"/>
+        </w:rPr>
+      </w:pPr>
+      <w:r>
+        <w:rPr>
+          <w:rFonts w:ascii="Liberation Mono" w:hAnsi="Liberation Mono"/>
+          <w:b/>
+          <w:bCs/>
+          <w:sz w:val="20"/>
+          <w:szCs w:val="24"/>
+        </w:rPr>
+        <w:t>from collections import Counter</w:t>
+      </w:r>
+    </w:p>
+    <w:p>
+      <w:pPr>
+        <w:pStyle w:val="BodyText"/>
+        <w:bidi w:val="0"/>
+        <w:spacing w:before="0" w:after="140"/>
+        <w:jc w:val="start"/>
+        <w:rPr>
+          <w:rFonts w:ascii="Liberation Mono" w:hAnsi="Liberation Mono"/>
+          <w:b/>
+          <w:bCs/>
+          <w:sz w:val="20"/>
+          <w:szCs w:val="24"/>
+        </w:rPr>
+      </w:pPr>
+      <w:r>
+        <w:rPr>
+          <w:rFonts w:ascii="Liberation Mono" w:hAnsi="Liberation Mono"/>
+          <w:b/>
+          <w:bCs/>
+          <w:sz w:val="20"/>
+          <w:szCs w:val="24"/>
+        </w:rPr>
+      </w:r>
+    </w:p>
+    <w:p>
+      <w:pPr>
+        <w:pStyle w:val="BodyText"/>
+        <w:bidi w:val="0"/>
+        <w:spacing w:before="0" w:after="140"/>
+        <w:jc w:val="start"/>
+        <w:rPr>
+          <w:rFonts w:ascii="Liberation Mono" w:hAnsi="Liberation Mono"/>
+          <w:b/>
+          <w:bCs/>
+          <w:sz w:val="20"/>
+          <w:szCs w:val="24"/>
+        </w:rPr>
+      </w:pPr>
+      <w:r>
+        <w:rPr>
+          <w:rFonts w:ascii="Liberation Mono" w:hAnsi="Liberation Mono"/>
+          <w:b/>
+          <w:bCs/>
+          <w:sz w:val="20"/>
+          <w:szCs w:val="24"/>
+        </w:rPr>
+        <w:t># Node class</w:t>
+      </w:r>
+    </w:p>
+    <w:p>
+      <w:pPr>
+        <w:pStyle w:val="BodyText"/>
+        <w:bidi w:val="0"/>
+        <w:spacing w:before="0" w:after="140"/>
+        <w:jc w:val="start"/>
+        <w:rPr>
+          <w:rFonts w:ascii="Liberation Mono" w:hAnsi="Liberation Mono"/>
+          <w:b/>
+          <w:bCs/>
+          <w:sz w:val="20"/>
+          <w:szCs w:val="24"/>
+        </w:rPr>
+      </w:pPr>
+      <w:r>
+        <w:rPr>
+          <w:rFonts w:ascii="Liberation Mono" w:hAnsi="Liberation Mono"/>
+          <w:b/>
+          <w:bCs/>
+          <w:sz w:val="20"/>
+          <w:szCs w:val="24"/>
+        </w:rPr>
+        <w:t>class Node:</w:t>
+      </w:r>
+    </w:p>
+    <w:p>
+      <w:pPr>
+        <w:pStyle w:val="BodyText"/>
+        <w:bidi w:val="0"/>
+        <w:spacing w:before="0" w:after="140"/>
+        <w:jc w:val="start"/>
+        <w:rPr>
+          <w:rFonts w:ascii="Liberation Mono" w:hAnsi="Liberation Mono"/>
+          <w:b/>
+          <w:bCs/>
+          <w:sz w:val="20"/>
+          <w:szCs w:val="24"/>
+        </w:rPr>
+      </w:pPr>
+      <w:r>
+        <w:rPr>
+          <w:rFonts w:ascii="Liberation Mono" w:hAnsi="Liberation Mono"/>
+          <w:b/>
+          <w:bCs/>
+          <w:sz w:val="20"/>
+          <w:szCs w:val="24"/>
+        </w:rPr>
+        <w:t xml:space="preserve">    </w:t>
+      </w:r>
+      <w:r>
+        <w:rPr>
+          <w:rFonts w:ascii="Liberation Mono" w:hAnsi="Liberation Mono"/>
+          <w:b/>
+          <w:bCs/>
+          <w:sz w:val="20"/>
+          <w:szCs w:val="24"/>
+        </w:rPr>
+        <w:t>def __init__(self, char, freq):</w:t>
+      </w:r>
+    </w:p>
+    <w:p>
+      <w:pPr>
+        <w:pStyle w:val="BodyText"/>
+        <w:bidi w:val="0"/>
+        <w:spacing w:before="0" w:after="140"/>
+        <w:jc w:val="start"/>
+        <w:rPr>
+          <w:rFonts w:ascii="Liberation Mono" w:hAnsi="Liberation Mono"/>
+          <w:b/>
+          <w:bCs/>
+          <w:sz w:val="20"/>
+          <w:szCs w:val="24"/>
+        </w:rPr>
+      </w:pPr>
+      <w:r>
+        <w:rPr>
+          <w:rFonts w:ascii="Liberation Mono" w:hAnsi="Liberation Mono"/>
+          <w:b/>
+          <w:bCs/>
+          <w:sz w:val="20"/>
+          <w:szCs w:val="24"/>
+        </w:rPr>
+        <w:t xml:space="preserve">        </w:t>
+      </w:r>
+      <w:r>
+        <w:rPr>
+          <w:rFonts w:ascii="Liberation Mono" w:hAnsi="Liberation Mono"/>
+          <w:b/>
+          <w:bCs/>
+          <w:sz w:val="20"/>
+          <w:szCs w:val="24"/>
+        </w:rPr>
+        <w:t>self.char = char</w:t>
+      </w:r>
+    </w:p>
+    <w:p>
+      <w:pPr>
+        <w:pStyle w:val="BodyText"/>
+        <w:bidi w:val="0"/>
+        <w:spacing w:before="0" w:after="140"/>
+        <w:jc w:val="start"/>
+        <w:rPr>
+          <w:rFonts w:ascii="Liberation Mono" w:hAnsi="Liberation Mono"/>
+          <w:b/>
+          <w:bCs/>
+          <w:sz w:val="20"/>
+          <w:szCs w:val="24"/>
+        </w:rPr>
+      </w:pPr>
+      <w:r>
+        <w:rPr>
+          <w:rFonts w:ascii="Liberation Mono" w:hAnsi="Liberation Mono"/>
+          <w:b/>
+          <w:bCs/>
+          <w:sz w:val="20"/>
+          <w:szCs w:val="24"/>
+        </w:rPr>
+        <w:t xml:space="preserve">        </w:t>
+      </w:r>
+      <w:r>
+        <w:rPr>
+          <w:rFonts w:ascii="Liberation Mono" w:hAnsi="Liberation Mono"/>
+          <w:b/>
+          <w:bCs/>
+          <w:sz w:val="20"/>
+          <w:szCs w:val="24"/>
+        </w:rPr>
+        <w:t>self.freq = freq</w:t>
+      </w:r>
+    </w:p>
+    <w:p>
+      <w:pPr>
+        <w:pStyle w:val="BodyText"/>
+        <w:bidi w:val="0"/>
+        <w:spacing w:before="0" w:after="140"/>
+        <w:jc w:val="start"/>
+        <w:rPr>
+          <w:rFonts w:ascii="Liberation Mono" w:hAnsi="Liberation Mono"/>
+          <w:b/>
+          <w:bCs/>
+          <w:sz w:val="20"/>
+          <w:szCs w:val="24"/>
+        </w:rPr>
+      </w:pPr>
+      <w:r>
+        <w:rPr>
+          <w:rFonts w:ascii="Liberation Mono" w:hAnsi="Liberation Mono"/>
+          <w:b/>
+          <w:bCs/>
+          <w:sz w:val="20"/>
+          <w:szCs w:val="24"/>
+        </w:rPr>
+        <w:t xml:space="preserve">        </w:t>
+      </w:r>
+      <w:r>
+        <w:rPr>
+          <w:rFonts w:ascii="Liberation Mono" w:hAnsi="Liberation Mono"/>
+          <w:b/>
+          <w:bCs/>
+          <w:sz w:val="20"/>
+          <w:szCs w:val="24"/>
+        </w:rPr>
+        <w:t>self.left = None</w:t>
+      </w:r>
+    </w:p>
+    <w:p>
+      <w:pPr>
+        <w:pStyle w:val="BodyText"/>
+        <w:bidi w:val="0"/>
+        <w:spacing w:before="0" w:after="140"/>
+        <w:jc w:val="start"/>
+        <w:rPr>
+          <w:rFonts w:ascii="Liberation Mono" w:hAnsi="Liberation Mono"/>
+          <w:b/>
+          <w:bCs/>
+          <w:sz w:val="20"/>
+          <w:szCs w:val="24"/>
+        </w:rPr>
+      </w:pPr>
+      <w:r>
+        <w:rPr>
+          <w:rFonts w:ascii="Liberation Mono" w:hAnsi="Liberation Mono"/>
+          <w:b/>
+          <w:bCs/>
+          <w:sz w:val="20"/>
+          <w:szCs w:val="24"/>
+        </w:rPr>
+        <w:t xml:space="preserve">        </w:t>
+      </w:r>
+      <w:r>
+        <w:rPr>
+          <w:rFonts w:ascii="Liberation Mono" w:hAnsi="Liberation Mono"/>
+          <w:b/>
+          <w:bCs/>
+          <w:sz w:val="20"/>
+          <w:szCs w:val="24"/>
+        </w:rPr>
+        <w:t>self.right = None</w:t>
+      </w:r>
+    </w:p>
+    <w:p>
+      <w:pPr>
+        <w:pStyle w:val="BodyText"/>
+        <w:bidi w:val="0"/>
+        <w:spacing w:before="0" w:after="140"/>
+        <w:jc w:val="start"/>
+        <w:rPr>
+          <w:rFonts w:ascii="Liberation Mono" w:hAnsi="Liberation Mono"/>
+          <w:b/>
+          <w:bCs/>
+          <w:sz w:val="20"/>
+          <w:szCs w:val="24"/>
+        </w:rPr>
+      </w:pPr>
+      <w:r>
+        <w:rPr>
+          <w:rFonts w:ascii="Liberation Mono" w:hAnsi="Liberation Mono"/>
+          <w:b/>
+          <w:bCs/>
+          <w:sz w:val="20"/>
+          <w:szCs w:val="24"/>
+        </w:rPr>
+      </w:r>
+    </w:p>
+    <w:p>
+      <w:pPr>
+        <w:pStyle w:val="BodyText"/>
+        <w:bidi w:val="0"/>
+        <w:spacing w:before="0" w:after="140"/>
+        <w:jc w:val="start"/>
+        <w:rPr>
+          <w:rFonts w:ascii="Liberation Mono" w:hAnsi="Liberation Mono"/>
+          <w:b/>
+          <w:bCs/>
+          <w:sz w:val="20"/>
+          <w:szCs w:val="24"/>
+        </w:rPr>
+      </w:pPr>
+      <w:r>
+        <w:rPr>
+          <w:rFonts w:ascii="Liberation Mono" w:hAnsi="Liberation Mono"/>
+          <w:b/>
+          <w:bCs/>
+          <w:sz w:val="20"/>
+          <w:szCs w:val="24"/>
+        </w:rPr>
+        <w:t xml:space="preserve">    </w:t>
+      </w:r>
+      <w:r>
+        <w:rPr>
+          <w:rFonts w:ascii="Liberation Mono" w:hAnsi="Liberation Mono"/>
+          <w:b/>
+          <w:bCs/>
+          <w:sz w:val="20"/>
+          <w:szCs w:val="24"/>
+        </w:rPr>
+        <w:t>def __lt__(self, other):</w:t>
+      </w:r>
+    </w:p>
+    <w:p>
+      <w:pPr>
+        <w:pStyle w:val="BodyText"/>
+        <w:bidi w:val="0"/>
+        <w:spacing w:before="0" w:after="140"/>
+        <w:jc w:val="start"/>
+        <w:rPr>
+          <w:rFonts w:ascii="Liberation Mono" w:hAnsi="Liberation Mono"/>
+          <w:b/>
+          <w:bCs/>
+          <w:sz w:val="20"/>
+          <w:szCs w:val="24"/>
+        </w:rPr>
+      </w:pPr>
+      <w:r>
+        <w:rPr>
+          <w:rFonts w:ascii="Liberation Mono" w:hAnsi="Liberation Mono"/>
+          <w:b/>
+          <w:bCs/>
+          <w:sz w:val="20"/>
+          <w:szCs w:val="24"/>
+        </w:rPr>
+        <w:t xml:space="preserve">        </w:t>
+      </w:r>
+      <w:r>
+        <w:rPr>
+          <w:rFonts w:ascii="Liberation Mono" w:hAnsi="Liberation Mono"/>
+          <w:b/>
+          <w:bCs/>
+          <w:sz w:val="20"/>
+          <w:szCs w:val="24"/>
+        </w:rPr>
+        <w:t>return self.freq &lt; other.freq</w:t>
+      </w:r>
+    </w:p>
+    <w:p>
+      <w:pPr>
+        <w:pStyle w:val="BodyText"/>
+        <w:bidi w:val="0"/>
+        <w:spacing w:before="0" w:after="140"/>
+        <w:jc w:val="start"/>
+        <w:rPr>
+          <w:rFonts w:ascii="Liberation Mono" w:hAnsi="Liberation Mono"/>
+          <w:b/>
+          <w:bCs/>
+          <w:sz w:val="20"/>
+          <w:szCs w:val="24"/>
+        </w:rPr>
+      </w:pPr>
+      <w:r>
+        <w:rPr>
+          <w:rFonts w:ascii="Liberation Mono" w:hAnsi="Liberation Mono"/>
+          <w:b/>
+          <w:bCs/>
+          <w:sz w:val="20"/>
+          <w:szCs w:val="24"/>
+        </w:rPr>
+      </w:r>
+    </w:p>
+    <w:p>
+      <w:pPr>
+        <w:pStyle w:val="BodyText"/>
+        <w:bidi w:val="0"/>
+        <w:spacing w:before="0" w:after="140"/>
+        <w:jc w:val="start"/>
+        <w:rPr>
+          <w:rFonts w:ascii="Liberation Mono" w:hAnsi="Liberation Mono"/>
+          <w:b/>
+          <w:bCs/>
+          <w:sz w:val="20"/>
+          <w:szCs w:val="24"/>
+        </w:rPr>
+      </w:pPr>
+      <w:r>
+        <w:rPr>
+          <w:rFonts w:ascii="Liberation Mono" w:hAnsi="Liberation Mono"/>
+          <w:b/>
+          <w:bCs/>
+          <w:sz w:val="20"/>
+          <w:szCs w:val="24"/>
+        </w:rPr>
+      </w:r>
+    </w:p>
+    <w:p>
+      <w:pPr>
+        <w:pStyle w:val="BodyText"/>
+        <w:bidi w:val="0"/>
+        <w:spacing w:before="0" w:after="140"/>
+        <w:jc w:val="start"/>
+        <w:rPr>
+          <w:rFonts w:ascii="Liberation Mono" w:hAnsi="Liberation Mono"/>
+          <w:b/>
+          <w:bCs/>
+          <w:sz w:val="20"/>
+          <w:szCs w:val="24"/>
+        </w:rPr>
+      </w:pPr>
+      <w:r>
+        <w:rPr>
+          <w:rFonts w:ascii="Liberation Mono" w:hAnsi="Liberation Mono"/>
+          <w:b/>
+          <w:bCs/>
+          <w:sz w:val="20"/>
+          <w:szCs w:val="24"/>
+        </w:rPr>
+        <w:t># Build Huffman Tree</w:t>
+      </w:r>
+    </w:p>
+    <w:p>
+      <w:pPr>
+        <w:pStyle w:val="BodyText"/>
+        <w:bidi w:val="0"/>
+        <w:spacing w:before="0" w:after="140"/>
+        <w:jc w:val="start"/>
+        <w:rPr>
+          <w:rFonts w:ascii="Liberation Mono" w:hAnsi="Liberation Mono"/>
+          <w:b/>
+          <w:bCs/>
+          <w:sz w:val="20"/>
+          <w:szCs w:val="24"/>
+        </w:rPr>
+      </w:pPr>
+      <w:r>
+        <w:rPr>
+          <w:rFonts w:ascii="Liberation Mono" w:hAnsi="Liberation Mono"/>
+          <w:b/>
+          <w:bCs/>
+          <w:sz w:val="20"/>
+          <w:szCs w:val="24"/>
+        </w:rPr>
+        <w:t>def build_tree(text):</w:t>
+      </w:r>
+    </w:p>
+    <w:p>
+      <w:pPr>
+        <w:pStyle w:val="BodyText"/>
+        <w:bidi w:val="0"/>
+        <w:spacing w:before="0" w:after="140"/>
+        <w:jc w:val="start"/>
+        <w:rPr>
+          <w:rFonts w:ascii="Liberation Mono" w:hAnsi="Liberation Mono"/>
+          <w:b/>
+          <w:bCs/>
+          <w:sz w:val="20"/>
+          <w:szCs w:val="24"/>
+        </w:rPr>
+      </w:pPr>
+      <w:r>
+        <w:rPr>
+          <w:rFonts w:ascii="Liberation Mono" w:hAnsi="Liberation Mono"/>
+          <w:b/>
+          <w:bCs/>
+          <w:sz w:val="20"/>
+          <w:szCs w:val="24"/>
+        </w:rPr>
+        <w:t xml:space="preserve">    </w:t>
+      </w:r>
+      <w:r>
+        <w:rPr>
+          <w:rFonts w:ascii="Liberation Mono" w:hAnsi="Liberation Mono"/>
+          <w:b/>
+          <w:bCs/>
+          <w:sz w:val="20"/>
+          <w:szCs w:val="24"/>
+        </w:rPr>
+        <w:t>freq = Counter(text)</w:t>
+      </w:r>
+    </w:p>
+    <w:p>
+      <w:pPr>
+        <w:pStyle w:val="BodyText"/>
+        <w:bidi w:val="0"/>
+        <w:spacing w:before="0" w:after="140"/>
+        <w:jc w:val="start"/>
+        <w:rPr>
+          <w:rFonts w:ascii="Liberation Mono" w:hAnsi="Liberation Mono"/>
+          <w:b/>
+          <w:bCs/>
+          <w:sz w:val="20"/>
+          <w:szCs w:val="24"/>
+        </w:rPr>
+      </w:pPr>
+      <w:r>
+        <w:rPr>
+          <w:rFonts w:ascii="Liberation Mono" w:hAnsi="Liberation Mono"/>
+          <w:b/>
+          <w:bCs/>
+          <w:sz w:val="20"/>
+          <w:szCs w:val="24"/>
+        </w:rPr>
+        <w:t xml:space="preserve">    </w:t>
+      </w:r>
+      <w:r>
+        <w:rPr>
+          <w:rFonts w:ascii="Liberation Mono" w:hAnsi="Liberation Mono"/>
+          <w:b/>
+          <w:bCs/>
+          <w:sz w:val="20"/>
+          <w:szCs w:val="24"/>
+        </w:rPr>
+        <w:t>heap = [Node(char, f) for char, f in freq.items()]</w:t>
+      </w:r>
+    </w:p>
+    <w:p>
+      <w:pPr>
+        <w:pStyle w:val="BodyText"/>
+        <w:bidi w:val="0"/>
+        <w:spacing w:before="0" w:after="140"/>
+        <w:jc w:val="start"/>
+        <w:rPr>
+          <w:rFonts w:ascii="Liberation Mono" w:hAnsi="Liberation Mono"/>
+          <w:b/>
+          <w:bCs/>
+          <w:sz w:val="20"/>
+          <w:szCs w:val="24"/>
+        </w:rPr>
+      </w:pPr>
+      <w:r>
+        <w:rPr>
+          <w:rFonts w:ascii="Liberation Mono" w:hAnsi="Liberation Mono"/>
+          <w:b/>
+          <w:bCs/>
+          <w:sz w:val="20"/>
+          <w:szCs w:val="24"/>
+        </w:rPr>
+        <w:t xml:space="preserve">    </w:t>
+      </w:r>
+      <w:r>
+        <w:rPr>
+          <w:rFonts w:ascii="Liberation Mono" w:hAnsi="Liberation Mono"/>
+          <w:b/>
+          <w:bCs/>
+          <w:sz w:val="20"/>
+          <w:szCs w:val="24"/>
+        </w:rPr>
+        <w:t>heapq.heapify(heap)</w:t>
+      </w:r>
+    </w:p>
+    <w:p>
+      <w:pPr>
+        <w:pStyle w:val="BodyText"/>
+        <w:bidi w:val="0"/>
+        <w:spacing w:before="0" w:after="140"/>
+        <w:jc w:val="start"/>
+        <w:rPr>
+          <w:rFonts w:ascii="Liberation Mono" w:hAnsi="Liberation Mono"/>
+          <w:b/>
+          <w:bCs/>
+          <w:sz w:val="20"/>
+          <w:szCs w:val="24"/>
+        </w:rPr>
+      </w:pPr>
+      <w:r>
+        <w:rPr>
+          <w:rFonts w:ascii="Liberation Mono" w:hAnsi="Liberation Mono"/>
+          <w:b/>
+          <w:bCs/>
+          <w:sz w:val="20"/>
+          <w:szCs w:val="24"/>
+        </w:rPr>
+      </w:r>
+    </w:p>
+    <w:p>
+      <w:pPr>
+        <w:pStyle w:val="BodyText"/>
+        <w:bidi w:val="0"/>
+        <w:spacing w:before="0" w:after="140"/>
+        <w:jc w:val="start"/>
+        <w:rPr>
+          <w:rFonts w:ascii="Liberation Mono" w:hAnsi="Liberation Mono"/>
+          <w:b/>
+          <w:bCs/>
+          <w:sz w:val="20"/>
+          <w:szCs w:val="24"/>
+        </w:rPr>
+      </w:pPr>
+      <w:r>
+        <w:rPr>
+          <w:rFonts w:ascii="Liberation Mono" w:hAnsi="Liberation Mono"/>
+          <w:b/>
+          <w:bCs/>
+          <w:sz w:val="20"/>
+          <w:szCs w:val="24"/>
+        </w:rPr>
+        <w:t xml:space="preserve">    </w:t>
+      </w:r>
+      <w:r>
+        <w:rPr>
+          <w:rFonts w:ascii="Liberation Mono" w:hAnsi="Liberation Mono"/>
+          <w:b/>
+          <w:bCs/>
+          <w:sz w:val="20"/>
+          <w:szCs w:val="24"/>
+        </w:rPr>
+        <w:t>while len(heap) &gt; 1:</w:t>
+      </w:r>
+    </w:p>
+    <w:p>
+      <w:pPr>
+        <w:pStyle w:val="BodyText"/>
+        <w:bidi w:val="0"/>
+        <w:spacing w:before="0" w:after="140"/>
+        <w:jc w:val="start"/>
+        <w:rPr>
+          <w:rFonts w:ascii="Liberation Mono" w:hAnsi="Liberation Mono"/>
+          <w:b/>
+          <w:bCs/>
+          <w:sz w:val="20"/>
+          <w:szCs w:val="24"/>
+        </w:rPr>
+      </w:pPr>
+      <w:r>
+        <w:rPr>
+          <w:rFonts w:ascii="Liberation Mono" w:hAnsi="Liberation Mono"/>
+          <w:b/>
+          <w:bCs/>
+          <w:sz w:val="20"/>
+          <w:szCs w:val="24"/>
+        </w:rPr>
+        <w:t xml:space="preserve">        </w:t>
+      </w:r>
+      <w:r>
+        <w:rPr>
+          <w:rFonts w:ascii="Liberation Mono" w:hAnsi="Liberation Mono"/>
+          <w:b/>
+          <w:bCs/>
+          <w:sz w:val="20"/>
+          <w:szCs w:val="24"/>
+        </w:rPr>
+        <w:t>left = heapq.heappop(heap)</w:t>
+      </w:r>
+    </w:p>
+    <w:p>
+      <w:pPr>
+        <w:pStyle w:val="BodyText"/>
+        <w:bidi w:val="0"/>
+        <w:spacing w:before="0" w:after="140"/>
+        <w:jc w:val="start"/>
+        <w:rPr>
+          <w:rFonts w:ascii="Liberation Mono" w:hAnsi="Liberation Mono"/>
+          <w:b/>
+          <w:bCs/>
+          <w:sz w:val="20"/>
+          <w:szCs w:val="24"/>
+        </w:rPr>
+      </w:pPr>
+      <w:r>
+        <w:rPr>
+          <w:rFonts w:ascii="Liberation Mono" w:hAnsi="Liberation Mono"/>
+          <w:b/>
+          <w:bCs/>
+          <w:sz w:val="20"/>
+          <w:szCs w:val="24"/>
+        </w:rPr>
+        <w:t xml:space="preserve">        </w:t>
+      </w:r>
+      <w:r>
+        <w:rPr>
+          <w:rFonts w:ascii="Liberation Mono" w:hAnsi="Liberation Mono"/>
+          <w:b/>
+          <w:bCs/>
+          <w:sz w:val="20"/>
+          <w:szCs w:val="24"/>
+        </w:rPr>
+        <w:t>right = heapq.heappop(heap)</w:t>
+      </w:r>
+    </w:p>
+    <w:p>
+      <w:pPr>
+        <w:pStyle w:val="BodyText"/>
+        <w:bidi w:val="0"/>
+        <w:spacing w:before="0" w:after="140"/>
+        <w:jc w:val="start"/>
+        <w:rPr>
+          <w:rFonts w:ascii="Liberation Mono" w:hAnsi="Liberation Mono"/>
+          <w:b/>
+          <w:bCs/>
+          <w:sz w:val="20"/>
+          <w:szCs w:val="24"/>
+        </w:rPr>
+      </w:pPr>
+      <w:r>
+        <w:rPr>
+          <w:rFonts w:ascii="Liberation Mono" w:hAnsi="Liberation Mono"/>
+          <w:b/>
+          <w:bCs/>
+          <w:sz w:val="20"/>
+          <w:szCs w:val="24"/>
+        </w:rPr>
+      </w:r>
+    </w:p>
+    <w:p>
+      <w:pPr>
+        <w:pStyle w:val="BodyText"/>
+        <w:bidi w:val="0"/>
+        <w:spacing w:before="0" w:after="140"/>
+        <w:jc w:val="start"/>
+        <w:rPr>
+          <w:rFonts w:ascii="Liberation Mono" w:hAnsi="Liberation Mono"/>
+          <w:b/>
+          <w:bCs/>
+          <w:sz w:val="20"/>
+          <w:szCs w:val="24"/>
+        </w:rPr>
+      </w:pPr>
+      <w:r>
+        <w:rPr>
+          <w:rFonts w:ascii="Liberation Mono" w:hAnsi="Liberation Mono"/>
+          <w:b/>
+          <w:bCs/>
+          <w:sz w:val="20"/>
+          <w:szCs w:val="24"/>
+        </w:rPr>
+        <w:t xml:space="preserve">        </w:t>
+      </w:r>
+      <w:r>
+        <w:rPr>
+          <w:rFonts w:ascii="Liberation Mono" w:hAnsi="Liberation Mono"/>
+          <w:b/>
+          <w:bCs/>
+          <w:sz w:val="20"/>
+          <w:szCs w:val="24"/>
+        </w:rPr>
+        <w:t>merged = Node(None, left.freq + right.freq)</w:t>
+      </w:r>
+    </w:p>
+    <w:p>
+      <w:pPr>
+        <w:pStyle w:val="BodyText"/>
+        <w:bidi w:val="0"/>
+        <w:spacing w:before="0" w:after="140"/>
+        <w:jc w:val="start"/>
+        <w:rPr>
+          <w:rFonts w:ascii="Liberation Mono" w:hAnsi="Liberation Mono"/>
+          <w:b/>
+          <w:bCs/>
+          <w:sz w:val="20"/>
+          <w:szCs w:val="24"/>
+        </w:rPr>
+      </w:pPr>
+      <w:r>
+        <w:rPr>
+          <w:rFonts w:ascii="Liberation Mono" w:hAnsi="Liberation Mono"/>
+          <w:b/>
+          <w:bCs/>
+          <w:sz w:val="20"/>
+          <w:szCs w:val="24"/>
+        </w:rPr>
+        <w:t xml:space="preserve">        </w:t>
+      </w:r>
+      <w:r>
+        <w:rPr>
+          <w:rFonts w:ascii="Liberation Mono" w:hAnsi="Liberation Mono"/>
+          <w:b/>
+          <w:bCs/>
+          <w:sz w:val="20"/>
+          <w:szCs w:val="24"/>
+        </w:rPr>
+        <w:t>merged.left = left</w:t>
+      </w:r>
+    </w:p>
+    <w:p>
+      <w:pPr>
+        <w:pStyle w:val="BodyText"/>
+        <w:bidi w:val="0"/>
+        <w:spacing w:before="0" w:after="140"/>
+        <w:jc w:val="start"/>
+        <w:rPr>
+          <w:rFonts w:ascii="Liberation Mono" w:hAnsi="Liberation Mono"/>
+          <w:b/>
+          <w:bCs/>
+          <w:sz w:val="20"/>
+          <w:szCs w:val="24"/>
+        </w:rPr>
+      </w:pPr>
+      <w:r>
+        <w:rPr>
+          <w:rFonts w:ascii="Liberation Mono" w:hAnsi="Liberation Mono"/>
+          <w:b/>
+          <w:bCs/>
+          <w:sz w:val="20"/>
+          <w:szCs w:val="24"/>
+        </w:rPr>
+        <w:t xml:space="preserve">        </w:t>
+      </w:r>
+      <w:r>
+        <w:rPr>
+          <w:rFonts w:ascii="Liberation Mono" w:hAnsi="Liberation Mono"/>
+          <w:b/>
+          <w:bCs/>
+          <w:sz w:val="20"/>
+          <w:szCs w:val="24"/>
+        </w:rPr>
+        <w:t>merged.right = right</w:t>
+      </w:r>
+    </w:p>
+    <w:p>
+      <w:pPr>
+        <w:pStyle w:val="BodyText"/>
+        <w:bidi w:val="0"/>
+        <w:spacing w:before="0" w:after="140"/>
+        <w:jc w:val="start"/>
+        <w:rPr>
+          <w:rFonts w:ascii="Liberation Mono" w:hAnsi="Liberation Mono"/>
+          <w:b/>
+          <w:bCs/>
+          <w:sz w:val="20"/>
+          <w:szCs w:val="24"/>
+        </w:rPr>
+      </w:pPr>
+      <w:r>
+        <w:rPr>
+          <w:rFonts w:ascii="Liberation Mono" w:hAnsi="Liberation Mono"/>
+          <w:b/>
+          <w:bCs/>
+          <w:sz w:val="20"/>
+          <w:szCs w:val="24"/>
+        </w:rPr>
+      </w:r>
+    </w:p>
+    <w:p>
+      <w:pPr>
+        <w:pStyle w:val="BodyText"/>
+        <w:bidi w:val="0"/>
+        <w:spacing w:before="0" w:after="140"/>
+        <w:jc w:val="start"/>
+        <w:rPr>
+          <w:rFonts w:ascii="Liberation Mono" w:hAnsi="Liberation Mono"/>
+          <w:b/>
+          <w:bCs/>
+          <w:sz w:val="20"/>
+          <w:szCs w:val="24"/>
+        </w:rPr>
+      </w:pPr>
+      <w:r>
+        <w:rPr>
+          <w:rFonts w:ascii="Liberation Mono" w:hAnsi="Liberation Mono"/>
+          <w:b/>
+          <w:bCs/>
+          <w:sz w:val="20"/>
+          <w:szCs w:val="24"/>
+        </w:rPr>
+        <w:t xml:space="preserve">        </w:t>
+      </w:r>
+      <w:r>
+        <w:rPr>
+          <w:rFonts w:ascii="Liberation Mono" w:hAnsi="Liberation Mono"/>
+          <w:b/>
+          <w:bCs/>
+          <w:sz w:val="20"/>
+          <w:szCs w:val="24"/>
+        </w:rPr>
+        <w:t>heapq.heappush(heap, merged)</w:t>
+      </w:r>
+    </w:p>
+    <w:p>
+      <w:pPr>
+        <w:pStyle w:val="BodyText"/>
+        <w:bidi w:val="0"/>
+        <w:spacing w:before="0" w:after="140"/>
+        <w:jc w:val="start"/>
+        <w:rPr>
+          <w:rFonts w:ascii="Liberation Mono" w:hAnsi="Liberation Mono"/>
+          <w:b/>
+          <w:bCs/>
+          <w:sz w:val="20"/>
+          <w:szCs w:val="24"/>
+        </w:rPr>
+      </w:pPr>
+      <w:r>
+        <w:rPr>
+          <w:rFonts w:ascii="Liberation Mono" w:hAnsi="Liberation Mono"/>
+          <w:b/>
+          <w:bCs/>
+          <w:sz w:val="20"/>
+          <w:szCs w:val="24"/>
+        </w:rPr>
+      </w:r>
+    </w:p>
+    <w:p>
+      <w:pPr>
+        <w:pStyle w:val="BodyText"/>
+        <w:bidi w:val="0"/>
+        <w:spacing w:before="0" w:after="140"/>
+        <w:jc w:val="start"/>
+        <w:rPr>
+          <w:rFonts w:ascii="Liberation Mono" w:hAnsi="Liberation Mono"/>
+          <w:b/>
+          <w:bCs/>
+          <w:sz w:val="20"/>
+          <w:szCs w:val="24"/>
+        </w:rPr>
+      </w:pPr>
+      <w:r>
+        <w:rPr>
+          <w:rFonts w:ascii="Liberation Mono" w:hAnsi="Liberation Mono"/>
+          <w:b/>
+          <w:bCs/>
+          <w:sz w:val="20"/>
+          <w:szCs w:val="24"/>
+        </w:rPr>
+        <w:t xml:space="preserve">    </w:t>
+      </w:r>
+      <w:r>
+        <w:rPr>
+          <w:rFonts w:ascii="Liberation Mono" w:hAnsi="Liberation Mono"/>
+          <w:b/>
+          <w:bCs/>
+          <w:sz w:val="20"/>
+          <w:szCs w:val="24"/>
+        </w:rPr>
+        <w:t>return heap[0]</w:t>
+      </w:r>
+    </w:p>
+    <w:p>
+      <w:pPr>
+        <w:pStyle w:val="BodyText"/>
+        <w:bidi w:val="0"/>
+        <w:spacing w:before="0" w:after="140"/>
+        <w:jc w:val="start"/>
+        <w:rPr>
+          <w:rFonts w:ascii="Liberation Mono" w:hAnsi="Liberation Mono"/>
+          <w:b/>
+          <w:bCs/>
+          <w:sz w:val="20"/>
+          <w:szCs w:val="24"/>
+        </w:rPr>
+      </w:pPr>
+      <w:r>
+        <w:rPr>
+          <w:rFonts w:ascii="Liberation Mono" w:hAnsi="Liberation Mono"/>
+          <w:b/>
+          <w:bCs/>
+          <w:sz w:val="20"/>
+          <w:szCs w:val="24"/>
+        </w:rPr>
+      </w:r>
+    </w:p>
+    <w:p>
+      <w:pPr>
+        <w:pStyle w:val="BodyText"/>
+        <w:bidi w:val="0"/>
+        <w:spacing w:before="0" w:after="140"/>
+        <w:jc w:val="start"/>
+        <w:rPr>
+          <w:rFonts w:ascii="Liberation Mono" w:hAnsi="Liberation Mono"/>
+          <w:b/>
+          <w:bCs/>
+          <w:sz w:val="20"/>
+          <w:szCs w:val="24"/>
+        </w:rPr>
+      </w:pPr>
+      <w:r>
+        <w:rPr>
+          <w:rFonts w:ascii="Liberation Mono" w:hAnsi="Liberation Mono"/>
+          <w:b/>
+          <w:bCs/>
+          <w:sz w:val="20"/>
+          <w:szCs w:val="24"/>
+        </w:rPr>
+      </w:r>
+    </w:p>
+    <w:p>
+      <w:pPr>
+        <w:pStyle w:val="BodyText"/>
+        <w:bidi w:val="0"/>
+        <w:spacing w:before="0" w:after="140"/>
+        <w:jc w:val="start"/>
+        <w:rPr>
+          <w:rFonts w:ascii="Liberation Mono" w:hAnsi="Liberation Mono"/>
+          <w:b/>
+          <w:bCs/>
+          <w:sz w:val="20"/>
+          <w:szCs w:val="24"/>
+        </w:rPr>
+      </w:pPr>
+      <w:r>
+        <w:rPr>
+          <w:rFonts w:ascii="Liberation Mono" w:hAnsi="Liberation Mono"/>
+          <w:b/>
+          <w:bCs/>
+          <w:sz w:val="20"/>
+          <w:szCs w:val="24"/>
+        </w:rPr>
+        <w:t># Generate Codes</w:t>
+      </w:r>
+    </w:p>
+    <w:p>
+      <w:pPr>
+        <w:pStyle w:val="BodyText"/>
+        <w:bidi w:val="0"/>
+        <w:spacing w:before="0" w:after="140"/>
+        <w:jc w:val="start"/>
+        <w:rPr>
+          <w:rFonts w:ascii="Liberation Mono" w:hAnsi="Liberation Mono"/>
+          <w:b/>
+          <w:bCs/>
+          <w:sz w:val="20"/>
+          <w:szCs w:val="24"/>
+        </w:rPr>
+      </w:pPr>
+      <w:r>
+        <w:rPr>
+          <w:rFonts w:ascii="Liberation Mono" w:hAnsi="Liberation Mono"/>
+          <w:b/>
+          <w:bCs/>
+          <w:sz w:val="20"/>
+          <w:szCs w:val="24"/>
+        </w:rPr>
+        <w:t>def generate_codes(node, prefix="", code_map={}):</w:t>
+      </w:r>
+    </w:p>
+    <w:p>
+      <w:pPr>
+        <w:pStyle w:val="BodyText"/>
+        <w:bidi w:val="0"/>
+        <w:spacing w:before="0" w:after="140"/>
+        <w:jc w:val="start"/>
+        <w:rPr>
+          <w:rFonts w:ascii="Liberation Mono" w:hAnsi="Liberation Mono"/>
+          <w:b/>
+          <w:bCs/>
+          <w:sz w:val="20"/>
+          <w:szCs w:val="24"/>
+        </w:rPr>
+      </w:pPr>
+      <w:r>
+        <w:rPr>
+          <w:rFonts w:ascii="Liberation Mono" w:hAnsi="Liberation Mono"/>
+          <w:b/>
+          <w:bCs/>
+          <w:sz w:val="20"/>
+          <w:szCs w:val="24"/>
+        </w:rPr>
+        <w:t xml:space="preserve">    </w:t>
+      </w:r>
+      <w:r>
+        <w:rPr>
+          <w:rFonts w:ascii="Liberation Mono" w:hAnsi="Liberation Mono"/>
+          <w:b/>
+          <w:bCs/>
+          <w:sz w:val="20"/>
+          <w:szCs w:val="24"/>
+        </w:rPr>
+        <w:t>if node:</w:t>
+      </w:r>
+    </w:p>
+    <w:p>
+      <w:pPr>
+        <w:pStyle w:val="BodyText"/>
+        <w:bidi w:val="0"/>
+        <w:spacing w:before="0" w:after="140"/>
+        <w:jc w:val="start"/>
+        <w:rPr>
+          <w:rFonts w:ascii="Liberation Mono" w:hAnsi="Liberation Mono"/>
+          <w:b/>
+          <w:bCs/>
+          <w:sz w:val="20"/>
+          <w:szCs w:val="24"/>
+        </w:rPr>
+      </w:pPr>
+      <w:r>
+        <w:rPr>
+          <w:rFonts w:ascii="Liberation Mono" w:hAnsi="Liberation Mono"/>
+          <w:b/>
+          <w:bCs/>
+          <w:sz w:val="20"/>
+          <w:szCs w:val="24"/>
+        </w:rPr>
+        <w:t xml:space="preserve">        </w:t>
+      </w:r>
+      <w:r>
+        <w:rPr>
+          <w:rFonts w:ascii="Liberation Mono" w:hAnsi="Liberation Mono"/>
+          <w:b/>
+          <w:bCs/>
+          <w:sz w:val="20"/>
+          <w:szCs w:val="24"/>
+        </w:rPr>
+        <w:t>if node.char:</w:t>
+      </w:r>
+    </w:p>
+    <w:p>
+      <w:pPr>
+        <w:pStyle w:val="BodyText"/>
+        <w:bidi w:val="0"/>
+        <w:spacing w:before="0" w:after="140"/>
+        <w:jc w:val="start"/>
+        <w:rPr>
+          <w:rFonts w:ascii="Liberation Mono" w:hAnsi="Liberation Mono"/>
+          <w:b/>
+          <w:bCs/>
+          <w:sz w:val="20"/>
+          <w:szCs w:val="24"/>
+        </w:rPr>
+      </w:pPr>
+      <w:r>
+        <w:rPr>
+          <w:rFonts w:ascii="Liberation Mono" w:hAnsi="Liberation Mono"/>
+          <w:b/>
+          <w:bCs/>
+          <w:sz w:val="20"/>
+          <w:szCs w:val="24"/>
+        </w:rPr>
+        <w:t xml:space="preserve">            </w:t>
+      </w:r>
+      <w:r>
+        <w:rPr>
+          <w:rFonts w:ascii="Liberation Mono" w:hAnsi="Liberation Mono"/>
+          <w:b/>
+          <w:bCs/>
+          <w:sz w:val="20"/>
+          <w:szCs w:val="24"/>
+        </w:rPr>
+        <w:t>code_map[node.char] = prefix</w:t>
+      </w:r>
+    </w:p>
+    <w:p>
+      <w:pPr>
+        <w:pStyle w:val="BodyText"/>
+        <w:bidi w:val="0"/>
+        <w:spacing w:before="0" w:after="140"/>
+        <w:jc w:val="start"/>
+        <w:rPr>
+          <w:rFonts w:ascii="Liberation Mono" w:hAnsi="Liberation Mono"/>
+          <w:b/>
+          <w:bCs/>
+          <w:sz w:val="20"/>
+          <w:szCs w:val="24"/>
+        </w:rPr>
+      </w:pPr>
+      <w:r>
+        <w:rPr>
+          <w:rFonts w:ascii="Liberation Mono" w:hAnsi="Liberation Mono"/>
+          <w:b/>
+          <w:bCs/>
+          <w:sz w:val="20"/>
+          <w:szCs w:val="24"/>
+        </w:rPr>
+        <w:t xml:space="preserve">        </w:t>
+      </w:r>
+      <w:r>
+        <w:rPr>
+          <w:rFonts w:ascii="Liberation Mono" w:hAnsi="Liberation Mono"/>
+          <w:b/>
+          <w:bCs/>
+          <w:sz w:val="20"/>
+          <w:szCs w:val="24"/>
+        </w:rPr>
+        <w:t>generate_codes(node.left, prefix + "0", code_map)</w:t>
+      </w:r>
+    </w:p>
+    <w:p>
+      <w:pPr>
+        <w:pStyle w:val="BodyText"/>
+        <w:bidi w:val="0"/>
+        <w:spacing w:before="0" w:after="140"/>
+        <w:jc w:val="start"/>
+        <w:rPr>
+          <w:rFonts w:ascii="Liberation Mono" w:hAnsi="Liberation Mono"/>
+          <w:b/>
+          <w:bCs/>
+          <w:sz w:val="20"/>
+          <w:szCs w:val="24"/>
+        </w:rPr>
+      </w:pPr>
+      <w:r>
+        <w:rPr>
+          <w:rFonts w:ascii="Liberation Mono" w:hAnsi="Liberation Mono"/>
+          <w:b/>
+          <w:bCs/>
+          <w:sz w:val="20"/>
+          <w:szCs w:val="24"/>
+        </w:rPr>
+        <w:t xml:space="preserve">        </w:t>
+      </w:r>
+      <w:r>
+        <w:rPr>
+          <w:rFonts w:ascii="Liberation Mono" w:hAnsi="Liberation Mono"/>
+          <w:b/>
+          <w:bCs/>
+          <w:sz w:val="20"/>
+          <w:szCs w:val="24"/>
+        </w:rPr>
+        <w:t>generate_codes(node.right, prefix + "1", code_map)</w:t>
+      </w:r>
+    </w:p>
+    <w:p>
+      <w:pPr>
+        <w:pStyle w:val="BodyText"/>
+        <w:bidi w:val="0"/>
+        <w:spacing w:before="0" w:after="140"/>
+        <w:jc w:val="start"/>
+        <w:rPr>
+          <w:rFonts w:ascii="Liberation Mono" w:hAnsi="Liberation Mono"/>
+          <w:b/>
+          <w:bCs/>
+          <w:sz w:val="20"/>
+          <w:szCs w:val="24"/>
+        </w:rPr>
+      </w:pPr>
+      <w:r>
+        <w:rPr>
+          <w:rFonts w:ascii="Liberation Mono" w:hAnsi="Liberation Mono"/>
+          <w:b/>
+          <w:bCs/>
+          <w:sz w:val="20"/>
+          <w:szCs w:val="24"/>
+        </w:rPr>
+        <w:t xml:space="preserve">    </w:t>
+      </w:r>
+      <w:r>
+        <w:rPr>
+          <w:rFonts w:ascii="Liberation Mono" w:hAnsi="Liberation Mono"/>
+          <w:b/>
+          <w:bCs/>
+          <w:sz w:val="20"/>
+          <w:szCs w:val="24"/>
+        </w:rPr>
+        <w:t>return code_map</w:t>
+      </w:r>
+    </w:p>
+    <w:p>
+      <w:pPr>
+        <w:pStyle w:val="BodyText"/>
+        <w:bidi w:val="0"/>
+        <w:spacing w:before="0" w:after="140"/>
+        <w:jc w:val="start"/>
+        <w:rPr>
+          <w:rFonts w:ascii="Liberation Mono" w:hAnsi="Liberation Mono"/>
+          <w:b/>
+          <w:bCs/>
+          <w:sz w:val="20"/>
+          <w:szCs w:val="24"/>
+        </w:rPr>
+      </w:pPr>
+      <w:r>
+        <w:rPr>
+          <w:rFonts w:ascii="Liberation Mono" w:hAnsi="Liberation Mono"/>
+          <w:b/>
+          <w:bCs/>
+          <w:sz w:val="20"/>
+          <w:szCs w:val="24"/>
+        </w:rPr>
+      </w:r>
+    </w:p>
+    <w:p>
+      <w:pPr>
+        <w:pStyle w:val="BodyText"/>
+        <w:bidi w:val="0"/>
+        <w:spacing w:before="0" w:after="140"/>
+        <w:jc w:val="start"/>
+        <w:rPr>
+          <w:rFonts w:ascii="Liberation Mono" w:hAnsi="Liberation Mono"/>
+          <w:b/>
+          <w:bCs/>
+          <w:sz w:val="20"/>
+          <w:szCs w:val="24"/>
+        </w:rPr>
+      </w:pPr>
+      <w:r>
+        <w:rPr>
+          <w:rFonts w:ascii="Liberation Mono" w:hAnsi="Liberation Mono"/>
+          <w:b/>
+          <w:bCs/>
+          <w:sz w:val="20"/>
+          <w:szCs w:val="24"/>
+        </w:rPr>
+      </w:r>
+    </w:p>
+    <w:p>
+      <w:pPr>
+        <w:pStyle w:val="BodyText"/>
+        <w:bidi w:val="0"/>
+        <w:spacing w:before="0" w:after="140"/>
+        <w:jc w:val="start"/>
+        <w:rPr>
+          <w:rFonts w:ascii="Liberation Mono" w:hAnsi="Liberation Mono"/>
+          <w:b/>
+          <w:bCs/>
+          <w:sz w:val="20"/>
+          <w:szCs w:val="24"/>
+        </w:rPr>
+      </w:pPr>
+      <w:r>
+        <w:rPr>
+          <w:rFonts w:ascii="Liberation Mono" w:hAnsi="Liberation Mono"/>
+          <w:b/>
+          <w:bCs/>
+          <w:sz w:val="20"/>
+          <w:szCs w:val="24"/>
+        </w:rPr>
+        <w:t># Encode</w:t>
+      </w:r>
+    </w:p>
+    <w:p>
+      <w:pPr>
+        <w:pStyle w:val="BodyText"/>
+        <w:bidi w:val="0"/>
+        <w:spacing w:before="0" w:after="140"/>
+        <w:jc w:val="start"/>
+        <w:rPr>
+          <w:rFonts w:ascii="Liberation Mono" w:hAnsi="Liberation Mono"/>
+          <w:b/>
+          <w:bCs/>
+          <w:sz w:val="20"/>
+          <w:szCs w:val="24"/>
+        </w:rPr>
+      </w:pPr>
+      <w:r>
+        <w:rPr>
+          <w:rFonts w:ascii="Liberation Mono" w:hAnsi="Liberation Mono"/>
+          <w:b/>
+          <w:bCs/>
+          <w:sz w:val="20"/>
+          <w:szCs w:val="24"/>
+        </w:rPr>
+        <w:t>def encode(text):</w:t>
+      </w:r>
+    </w:p>
+    <w:p>
+      <w:pPr>
+        <w:pStyle w:val="BodyText"/>
+        <w:bidi w:val="0"/>
+        <w:spacing w:before="0" w:after="140"/>
+        <w:jc w:val="start"/>
+        <w:rPr>
+          <w:rFonts w:ascii="Liberation Mono" w:hAnsi="Liberation Mono"/>
+          <w:b/>
+          <w:bCs/>
+          <w:sz w:val="20"/>
+          <w:szCs w:val="24"/>
+        </w:rPr>
+      </w:pPr>
+      <w:r>
+        <w:rPr>
+          <w:rFonts w:ascii="Liberation Mono" w:hAnsi="Liberation Mono"/>
+          <w:b/>
+          <w:bCs/>
+          <w:sz w:val="20"/>
+          <w:szCs w:val="24"/>
+        </w:rPr>
+        <w:t xml:space="preserve">    </w:t>
+      </w:r>
+      <w:r>
+        <w:rPr>
+          <w:rFonts w:ascii="Liberation Mono" w:hAnsi="Liberation Mono"/>
+          <w:b/>
+          <w:bCs/>
+          <w:sz w:val="20"/>
+          <w:szCs w:val="24"/>
+        </w:rPr>
+        <w:t>root = build_tree(text)</w:t>
+      </w:r>
+    </w:p>
+    <w:p>
+      <w:pPr>
+        <w:pStyle w:val="BodyText"/>
+        <w:bidi w:val="0"/>
+        <w:spacing w:before="0" w:after="140"/>
+        <w:jc w:val="start"/>
+        <w:rPr>
+          <w:rFonts w:ascii="Liberation Mono" w:hAnsi="Liberation Mono"/>
+          <w:b/>
+          <w:bCs/>
+          <w:sz w:val="20"/>
+          <w:szCs w:val="24"/>
+        </w:rPr>
+      </w:pPr>
+      <w:r>
+        <w:rPr>
+          <w:rFonts w:ascii="Liberation Mono" w:hAnsi="Liberation Mono"/>
+          <w:b/>
+          <w:bCs/>
+          <w:sz w:val="20"/>
+          <w:szCs w:val="24"/>
+        </w:rPr>
+        <w:t xml:space="preserve">    </w:t>
+      </w:r>
+      <w:r>
+        <w:rPr>
+          <w:rFonts w:ascii="Liberation Mono" w:hAnsi="Liberation Mono"/>
+          <w:b/>
+          <w:bCs/>
+          <w:sz w:val="20"/>
+          <w:szCs w:val="24"/>
+        </w:rPr>
+        <w:t>codes = generate_codes(root)</w:t>
+      </w:r>
+    </w:p>
+    <w:p>
+      <w:pPr>
+        <w:pStyle w:val="BodyText"/>
+        <w:bidi w:val="0"/>
+        <w:spacing w:before="0" w:after="140"/>
+        <w:jc w:val="start"/>
+        <w:rPr>
+          <w:rFonts w:ascii="Liberation Mono" w:hAnsi="Liberation Mono"/>
+          <w:b/>
+          <w:bCs/>
+          <w:sz w:val="20"/>
+          <w:szCs w:val="24"/>
+        </w:rPr>
+      </w:pPr>
+      <w:r>
+        <w:rPr>
+          <w:rFonts w:ascii="Liberation Mono" w:hAnsi="Liberation Mono"/>
+          <w:b/>
+          <w:bCs/>
+          <w:sz w:val="20"/>
+          <w:szCs w:val="24"/>
+        </w:rPr>
+        <w:t xml:space="preserve">    </w:t>
+      </w:r>
+      <w:r>
+        <w:rPr>
+          <w:rFonts w:ascii="Liberation Mono" w:hAnsi="Liberation Mono"/>
+          <w:b/>
+          <w:bCs/>
+          <w:sz w:val="20"/>
+          <w:szCs w:val="24"/>
+        </w:rPr>
+        <w:t>encoded = "".join(codes[ch] for ch in text)</w:t>
+      </w:r>
+    </w:p>
+    <w:p>
+      <w:pPr>
+        <w:pStyle w:val="BodyText"/>
+        <w:bidi w:val="0"/>
+        <w:spacing w:before="0" w:after="140"/>
+        <w:jc w:val="start"/>
+        <w:rPr>
+          <w:rFonts w:ascii="Liberation Mono" w:hAnsi="Liberation Mono"/>
+          <w:b/>
+          <w:bCs/>
+          <w:sz w:val="20"/>
+          <w:szCs w:val="24"/>
+        </w:rPr>
+      </w:pPr>
+      <w:r>
+        <w:rPr>
+          <w:rFonts w:ascii="Liberation Mono" w:hAnsi="Liberation Mono"/>
+          <w:b/>
+          <w:bCs/>
+          <w:sz w:val="20"/>
+          <w:szCs w:val="24"/>
+        </w:rPr>
+        <w:t xml:space="preserve">    </w:t>
+      </w:r>
+      <w:r>
+        <w:rPr>
+          <w:rFonts w:ascii="Liberation Mono" w:hAnsi="Liberation Mono"/>
+          <w:b/>
+          <w:bCs/>
+          <w:sz w:val="20"/>
+          <w:szCs w:val="24"/>
+        </w:rPr>
+        <w:t>return encoded, root</w:t>
+      </w:r>
+    </w:p>
+    <w:p>
+      <w:pPr>
+        <w:pStyle w:val="BodyText"/>
+        <w:bidi w:val="0"/>
+        <w:spacing w:before="0" w:after="140"/>
+        <w:jc w:val="start"/>
+        <w:rPr>
+          <w:rFonts w:ascii="Liberation Mono" w:hAnsi="Liberation Mono"/>
+          <w:b/>
+          <w:bCs/>
+          <w:sz w:val="20"/>
+          <w:szCs w:val="24"/>
+        </w:rPr>
+      </w:pPr>
+      <w:r>
+        <w:rPr>
+          <w:rFonts w:ascii="Liberation Mono" w:hAnsi="Liberation Mono"/>
+          <w:b/>
+          <w:bCs/>
+          <w:sz w:val="20"/>
+          <w:szCs w:val="24"/>
+        </w:rPr>
+      </w:r>
+    </w:p>
+    <w:p>
+      <w:pPr>
+        <w:pStyle w:val="BodyText"/>
+        <w:bidi w:val="0"/>
+        <w:spacing w:before="0" w:after="140"/>
+        <w:jc w:val="start"/>
+        <w:rPr>
+          <w:rFonts w:ascii="Liberation Mono" w:hAnsi="Liberation Mono"/>
+          <w:b/>
+          <w:bCs/>
+          <w:sz w:val="20"/>
+          <w:szCs w:val="24"/>
+        </w:rPr>
+      </w:pPr>
+      <w:r>
+        <w:rPr>
+          <w:rFonts w:ascii="Liberation Mono" w:hAnsi="Liberation Mono"/>
+          <w:b/>
+          <w:bCs/>
+          <w:sz w:val="20"/>
+          <w:szCs w:val="24"/>
+        </w:rPr>
+      </w:r>
+    </w:p>
+    <w:p>
+      <w:pPr>
+        <w:pStyle w:val="BodyText"/>
+        <w:bidi w:val="0"/>
+        <w:spacing w:before="0" w:after="140"/>
+        <w:jc w:val="start"/>
+        <w:rPr>
+          <w:rFonts w:ascii="Liberation Mono" w:hAnsi="Liberation Mono"/>
+          <w:b/>
+          <w:bCs/>
+          <w:sz w:val="20"/>
+          <w:szCs w:val="24"/>
+        </w:rPr>
+      </w:pPr>
+      <w:r>
+        <w:rPr>
+          <w:rFonts w:ascii="Liberation Mono" w:hAnsi="Liberation Mono"/>
+          <w:b/>
+          <w:bCs/>
+          <w:sz w:val="20"/>
+          <w:szCs w:val="24"/>
+        </w:rPr>
+        <w:t># Decode</w:t>
+      </w:r>
+    </w:p>
+    <w:p>
+      <w:pPr>
+        <w:pStyle w:val="BodyText"/>
+        <w:bidi w:val="0"/>
+        <w:spacing w:before="0" w:after="140"/>
+        <w:jc w:val="start"/>
+        <w:rPr>
+          <w:rFonts w:ascii="Liberation Mono" w:hAnsi="Liberation Mono"/>
+          <w:b/>
+          <w:bCs/>
+          <w:sz w:val="20"/>
+          <w:szCs w:val="24"/>
+        </w:rPr>
+      </w:pPr>
+      <w:r>
+        <w:rPr>
+          <w:rFonts w:ascii="Liberation Mono" w:hAnsi="Liberation Mono"/>
+          <w:b/>
+          <w:bCs/>
+          <w:sz w:val="20"/>
+          <w:szCs w:val="24"/>
+        </w:rPr>
+        <w:t>def decode(encoded, root):</w:t>
+      </w:r>
+    </w:p>
+    <w:p>
+      <w:pPr>
+        <w:pStyle w:val="BodyText"/>
+        <w:bidi w:val="0"/>
+        <w:spacing w:before="0" w:after="140"/>
+        <w:jc w:val="start"/>
+        <w:rPr>
+          <w:rFonts w:ascii="Liberation Mono" w:hAnsi="Liberation Mono"/>
+          <w:b/>
+          <w:bCs/>
+          <w:sz w:val="20"/>
+          <w:szCs w:val="24"/>
+        </w:rPr>
+      </w:pPr>
+      <w:r>
+        <w:rPr>
+          <w:rFonts w:ascii="Liberation Mono" w:hAnsi="Liberation Mono"/>
+          <w:b/>
+          <w:bCs/>
+          <w:sz w:val="20"/>
+          <w:szCs w:val="24"/>
+        </w:rPr>
+        <w:t xml:space="preserve">    </w:t>
+      </w:r>
+      <w:r>
+        <w:rPr>
+          <w:rFonts w:ascii="Liberation Mono" w:hAnsi="Liberation Mono"/>
+          <w:b/>
+          <w:bCs/>
+          <w:sz w:val="20"/>
+          <w:szCs w:val="24"/>
+        </w:rPr>
+        <w:t>decoded = ""</w:t>
+      </w:r>
+    </w:p>
+    <w:p>
+      <w:pPr>
+        <w:pStyle w:val="BodyText"/>
+        <w:bidi w:val="0"/>
+        <w:spacing w:before="0" w:after="140"/>
+        <w:jc w:val="start"/>
+        <w:rPr>
+          <w:rFonts w:ascii="Liberation Mono" w:hAnsi="Liberation Mono"/>
+          <w:b/>
+          <w:bCs/>
+          <w:sz w:val="20"/>
+          <w:szCs w:val="24"/>
+        </w:rPr>
+      </w:pPr>
+      <w:r>
+        <w:rPr>
+          <w:rFonts w:ascii="Liberation Mono" w:hAnsi="Liberation Mono"/>
+          <w:b/>
+          <w:bCs/>
+          <w:sz w:val="20"/>
+          <w:szCs w:val="24"/>
+        </w:rPr>
+        <w:t xml:space="preserve">    </w:t>
+      </w:r>
+      <w:r>
+        <w:rPr>
+          <w:rFonts w:ascii="Liberation Mono" w:hAnsi="Liberation Mono"/>
+          <w:b/>
+          <w:bCs/>
+          <w:sz w:val="20"/>
+          <w:szCs w:val="24"/>
+        </w:rPr>
+        <w:t>current = root</w:t>
+      </w:r>
+    </w:p>
+    <w:p>
+      <w:pPr>
+        <w:pStyle w:val="BodyText"/>
+        <w:bidi w:val="0"/>
+        <w:spacing w:before="0" w:after="140"/>
+        <w:jc w:val="start"/>
+        <w:rPr>
+          <w:rFonts w:ascii="Liberation Mono" w:hAnsi="Liberation Mono"/>
+          <w:b/>
+          <w:bCs/>
+          <w:sz w:val="20"/>
+          <w:szCs w:val="24"/>
+        </w:rPr>
+      </w:pPr>
+      <w:r>
+        <w:rPr>
+          <w:rFonts w:ascii="Liberation Mono" w:hAnsi="Liberation Mono"/>
+          <w:b/>
+          <w:bCs/>
+          <w:sz w:val="20"/>
+          <w:szCs w:val="24"/>
+        </w:rPr>
+      </w:r>
+    </w:p>
+    <w:p>
+      <w:pPr>
+        <w:pStyle w:val="BodyText"/>
+        <w:bidi w:val="0"/>
+        <w:spacing w:before="0" w:after="140"/>
+        <w:jc w:val="start"/>
+        <w:rPr>
+          <w:rFonts w:ascii="Liberation Mono" w:hAnsi="Liberation Mono"/>
+          <w:b/>
+          <w:bCs/>
+          <w:sz w:val="20"/>
+          <w:szCs w:val="24"/>
+        </w:rPr>
+      </w:pPr>
+      <w:r>
+        <w:rPr>
+          <w:rFonts w:ascii="Liberation Mono" w:hAnsi="Liberation Mono"/>
+          <w:b/>
+          <w:bCs/>
+          <w:sz w:val="20"/>
+          <w:szCs w:val="24"/>
+        </w:rPr>
+        <w:t xml:space="preserve">    </w:t>
+      </w:r>
+      <w:r>
+        <w:rPr>
+          <w:rFonts w:ascii="Liberation Mono" w:hAnsi="Liberation Mono"/>
+          <w:b/>
+          <w:bCs/>
+          <w:sz w:val="20"/>
+          <w:szCs w:val="24"/>
+        </w:rPr>
+        <w:t>for bit in encoded:</w:t>
+      </w:r>
+    </w:p>
+    <w:p>
+      <w:pPr>
+        <w:pStyle w:val="BodyText"/>
+        <w:bidi w:val="0"/>
+        <w:spacing w:before="0" w:after="140"/>
+        <w:jc w:val="start"/>
+        <w:rPr>
+          <w:rFonts w:ascii="Liberation Mono" w:hAnsi="Liberation Mono"/>
+          <w:b/>
+          <w:bCs/>
+          <w:sz w:val="20"/>
+          <w:szCs w:val="24"/>
+        </w:rPr>
+      </w:pPr>
+      <w:r>
+        <w:rPr>
+          <w:rFonts w:ascii="Liberation Mono" w:hAnsi="Liberation Mono"/>
+          <w:b/>
+          <w:bCs/>
+          <w:sz w:val="20"/>
+          <w:szCs w:val="24"/>
+        </w:rPr>
+        <w:t xml:space="preserve">        </w:t>
+      </w:r>
+      <w:r>
+        <w:rPr>
+          <w:rFonts w:ascii="Liberation Mono" w:hAnsi="Liberation Mono"/>
+          <w:b/>
+          <w:bCs/>
+          <w:sz w:val="20"/>
+          <w:szCs w:val="24"/>
+        </w:rPr>
+        <w:t>if bit == "0":</w:t>
+      </w:r>
+    </w:p>
+    <w:p>
+      <w:pPr>
+        <w:pStyle w:val="BodyText"/>
+        <w:bidi w:val="0"/>
+        <w:spacing w:before="0" w:after="140"/>
+        <w:jc w:val="start"/>
+        <w:rPr>
+          <w:rFonts w:ascii="Liberation Mono" w:hAnsi="Liberation Mono"/>
+          <w:b/>
+          <w:bCs/>
+          <w:sz w:val="20"/>
+          <w:szCs w:val="24"/>
+        </w:rPr>
+      </w:pPr>
+      <w:r>
+        <w:rPr>
+          <w:rFonts w:ascii="Liberation Mono" w:hAnsi="Liberation Mono"/>
+          <w:b/>
+          <w:bCs/>
+          <w:sz w:val="20"/>
+          <w:szCs w:val="24"/>
+        </w:rPr>
+        <w:t xml:space="preserve">            </w:t>
+      </w:r>
+      <w:r>
+        <w:rPr>
+          <w:rFonts w:ascii="Liberation Mono" w:hAnsi="Liberation Mono"/>
+          <w:b/>
+          <w:bCs/>
+          <w:sz w:val="20"/>
+          <w:szCs w:val="24"/>
+        </w:rPr>
+        <w:t>current = current.left</w:t>
+      </w:r>
+    </w:p>
+    <w:p>
+      <w:pPr>
+        <w:pStyle w:val="BodyText"/>
+        <w:bidi w:val="0"/>
+        <w:spacing w:before="0" w:after="140"/>
+        <w:jc w:val="start"/>
+        <w:rPr>
+          <w:rFonts w:ascii="Liberation Mono" w:hAnsi="Liberation Mono"/>
+          <w:b/>
+          <w:bCs/>
+          <w:sz w:val="20"/>
+          <w:szCs w:val="24"/>
+        </w:rPr>
+      </w:pPr>
+      <w:r>
+        <w:rPr>
+          <w:rFonts w:ascii="Liberation Mono" w:hAnsi="Liberation Mono"/>
+          <w:b/>
+          <w:bCs/>
+          <w:sz w:val="20"/>
+          <w:szCs w:val="24"/>
+        </w:rPr>
+        <w:t xml:space="preserve">        </w:t>
+      </w:r>
+      <w:r>
+        <w:rPr>
+          <w:rFonts w:ascii="Liberation Mono" w:hAnsi="Liberation Mono"/>
+          <w:b/>
+          <w:bCs/>
+          <w:sz w:val="20"/>
+          <w:szCs w:val="24"/>
+        </w:rPr>
+        <w:t>else:</w:t>
+      </w:r>
+    </w:p>
+    <w:p>
+      <w:pPr>
+        <w:pStyle w:val="BodyText"/>
+        <w:bidi w:val="0"/>
+        <w:spacing w:before="0" w:after="140"/>
+        <w:jc w:val="start"/>
+        <w:rPr>
+          <w:rFonts w:ascii="Liberation Mono" w:hAnsi="Liberation Mono"/>
+          <w:b/>
+          <w:bCs/>
+          <w:sz w:val="20"/>
+          <w:szCs w:val="24"/>
+        </w:rPr>
+      </w:pPr>
+      <w:r>
+        <w:rPr>
+          <w:rFonts w:ascii="Liberation Mono" w:hAnsi="Liberation Mono"/>
+          <w:b/>
+          <w:bCs/>
+          <w:sz w:val="20"/>
+          <w:szCs w:val="24"/>
+        </w:rPr>
+        <w:t xml:space="preserve">            </w:t>
+      </w:r>
+      <w:r>
+        <w:rPr>
+          <w:rFonts w:ascii="Liberation Mono" w:hAnsi="Liberation Mono"/>
+          <w:b/>
+          <w:bCs/>
+          <w:sz w:val="20"/>
+          <w:szCs w:val="24"/>
+        </w:rPr>
+        <w:t>current = current.right</w:t>
+      </w:r>
+    </w:p>
+    <w:p>
+      <w:pPr>
+        <w:pStyle w:val="BodyText"/>
+        <w:bidi w:val="0"/>
+        <w:spacing w:before="0" w:after="140"/>
+        <w:jc w:val="start"/>
+        <w:rPr>
+          <w:rFonts w:ascii="Liberation Mono" w:hAnsi="Liberation Mono"/>
+          <w:b/>
+          <w:bCs/>
+          <w:sz w:val="20"/>
+          <w:szCs w:val="24"/>
+        </w:rPr>
+      </w:pPr>
+      <w:r>
+        <w:rPr>
+          <w:rFonts w:ascii="Liberation Mono" w:hAnsi="Liberation Mono"/>
+          <w:b/>
+          <w:bCs/>
+          <w:sz w:val="20"/>
+          <w:szCs w:val="24"/>
+        </w:rPr>
+      </w:r>
+    </w:p>
+    <w:p>
+      <w:pPr>
+        <w:pStyle w:val="BodyText"/>
+        <w:bidi w:val="0"/>
+        <w:spacing w:before="0" w:after="140"/>
+        <w:jc w:val="start"/>
+        <w:rPr>
+          <w:rFonts w:ascii="Liberation Mono" w:hAnsi="Liberation Mono"/>
+          <w:b/>
+          <w:bCs/>
+          <w:sz w:val="20"/>
+          <w:szCs w:val="24"/>
+        </w:rPr>
+      </w:pPr>
+      <w:r>
+        <w:rPr>
+          <w:rFonts w:ascii="Liberation Mono" w:hAnsi="Liberation Mono"/>
+          <w:b/>
+          <w:bCs/>
+          <w:sz w:val="20"/>
+          <w:szCs w:val="24"/>
+        </w:rPr>
+        <w:t xml:space="preserve">        </w:t>
+      </w:r>
+      <w:r>
+        <w:rPr>
+          <w:rFonts w:ascii="Liberation Mono" w:hAnsi="Liberation Mono"/>
+          <w:b/>
+          <w:bCs/>
+          <w:sz w:val="20"/>
+          <w:szCs w:val="24"/>
+        </w:rPr>
+        <w:t>if current.char:</w:t>
+      </w:r>
+    </w:p>
+    <w:p>
+      <w:pPr>
+        <w:pStyle w:val="BodyText"/>
+        <w:bidi w:val="0"/>
+        <w:spacing w:before="0" w:after="140"/>
+        <w:jc w:val="start"/>
+        <w:rPr>
+          <w:rFonts w:ascii="Liberation Mono" w:hAnsi="Liberation Mono"/>
+          <w:b/>
+          <w:bCs/>
+          <w:sz w:val="20"/>
+          <w:szCs w:val="24"/>
+        </w:rPr>
+      </w:pPr>
+      <w:r>
+        <w:rPr>
+          <w:rFonts w:ascii="Liberation Mono" w:hAnsi="Liberation Mono"/>
+          <w:b/>
+          <w:bCs/>
+          <w:sz w:val="20"/>
+          <w:szCs w:val="24"/>
+        </w:rPr>
+        <w:t xml:space="preserve">            </w:t>
+      </w:r>
+      <w:r>
+        <w:rPr>
+          <w:rFonts w:ascii="Liberation Mono" w:hAnsi="Liberation Mono"/>
+          <w:b/>
+          <w:bCs/>
+          <w:sz w:val="20"/>
+          <w:szCs w:val="24"/>
+        </w:rPr>
+        <w:t>decoded += current.char</w:t>
+      </w:r>
+    </w:p>
+    <w:p>
+      <w:pPr>
+        <w:pStyle w:val="BodyText"/>
+        <w:bidi w:val="0"/>
+        <w:spacing w:before="0" w:after="140"/>
+        <w:jc w:val="start"/>
+        <w:rPr>
+          <w:rFonts w:ascii="Liberation Mono" w:hAnsi="Liberation Mono"/>
+          <w:b/>
+          <w:bCs/>
+          <w:sz w:val="20"/>
+          <w:szCs w:val="24"/>
+        </w:rPr>
+      </w:pPr>
+      <w:r>
+        <w:rPr>
+          <w:rFonts w:ascii="Liberation Mono" w:hAnsi="Liberation Mono"/>
+          <w:b/>
+          <w:bCs/>
+          <w:sz w:val="20"/>
+          <w:szCs w:val="24"/>
+        </w:rPr>
+        <w:t xml:space="preserve">            </w:t>
+      </w:r>
+      <w:r>
+        <w:rPr>
+          <w:rFonts w:ascii="Liberation Mono" w:hAnsi="Liberation Mono"/>
+          <w:b/>
+          <w:bCs/>
+          <w:sz w:val="20"/>
+          <w:szCs w:val="24"/>
+        </w:rPr>
+        <w:t>current = root</w:t>
+      </w:r>
+    </w:p>
+    <w:p>
+      <w:pPr>
+        <w:pStyle w:val="BodyText"/>
+        <w:bidi w:val="0"/>
+        <w:spacing w:before="0" w:after="140"/>
+        <w:jc w:val="start"/>
+        <w:rPr>
+          <w:rFonts w:ascii="Liberation Mono" w:hAnsi="Liberation Mono"/>
+          <w:b/>
+          <w:bCs/>
+          <w:sz w:val="20"/>
+          <w:szCs w:val="24"/>
+        </w:rPr>
+      </w:pPr>
+      <w:r>
+        <w:rPr>
+          <w:rFonts w:ascii="Liberation Mono" w:hAnsi="Liberation Mono"/>
+          <w:b/>
+          <w:bCs/>
+          <w:sz w:val="20"/>
+          <w:szCs w:val="24"/>
+        </w:rPr>
+      </w:r>
+    </w:p>
+    <w:p>
+      <w:pPr>
+        <w:pStyle w:val="BodyText"/>
+        <w:bidi w:val="0"/>
+        <w:spacing w:before="0" w:after="140"/>
+        <w:jc w:val="start"/>
+        <w:rPr>
+          <w:rFonts w:ascii="Liberation Mono" w:hAnsi="Liberation Mono"/>
+          <w:b/>
+          <w:bCs/>
+          <w:sz w:val="20"/>
+          <w:szCs w:val="24"/>
+        </w:rPr>
+      </w:pPr>
+      <w:r>
+        <w:rPr>
+          <w:rFonts w:ascii="Liberation Mono" w:hAnsi="Liberation Mono"/>
+          <w:b/>
+          <w:bCs/>
+          <w:sz w:val="20"/>
+          <w:szCs w:val="24"/>
+        </w:rPr>
+        <w:t xml:space="preserve">    </w:t>
+      </w:r>
+      <w:r>
+        <w:rPr>
+          <w:rFonts w:ascii="Liberation Mono" w:hAnsi="Liberation Mono"/>
+          <w:b/>
+          <w:bCs/>
+          <w:sz w:val="20"/>
+          <w:szCs w:val="24"/>
+        </w:rPr>
+        <w:t>return decoded</w:t>
+      </w:r>
+    </w:p>
+    <w:p>
+      <w:pPr>
+        <w:pStyle w:val="BodyText"/>
+        <w:bidi w:val="0"/>
+        <w:spacing w:before="0" w:after="140"/>
+        <w:jc w:val="start"/>
+        <w:rPr>
+          <w:rFonts w:ascii="Liberation Mono" w:hAnsi="Liberation Mono"/>
+          <w:b/>
+          <w:bCs/>
+          <w:sz w:val="20"/>
+          <w:szCs w:val="24"/>
+        </w:rPr>
+      </w:pPr>
+      <w:r>
+        <w:rPr>
+          <w:rFonts w:ascii="Liberation Mono" w:hAnsi="Liberation Mono"/>
+          <w:b/>
+          <w:bCs/>
+          <w:sz w:val="20"/>
+          <w:szCs w:val="24"/>
+        </w:rPr>
+      </w:r>
+    </w:p>
+    <w:p>
+      <w:pPr>
+        <w:pStyle w:val="BodyText"/>
+        <w:bidi w:val="0"/>
+        <w:spacing w:before="0" w:after="140"/>
+        <w:jc w:val="start"/>
+        <w:rPr>
+          <w:rFonts w:ascii="Liberation Mono" w:hAnsi="Liberation Mono"/>
+          <w:b/>
+          <w:bCs/>
+          <w:sz w:val="20"/>
+          <w:szCs w:val="24"/>
+        </w:rPr>
+      </w:pPr>
+      <w:r>
+        <w:rPr>
+          <w:rFonts w:ascii="Liberation Mono" w:hAnsi="Liberation Mono"/>
+          <w:b/>
+          <w:bCs/>
+          <w:sz w:val="20"/>
+          <w:szCs w:val="24"/>
+        </w:rPr>
+      </w:r>
+    </w:p>
+    <w:p>
+      <w:pPr>
+        <w:pStyle w:val="BodyText"/>
+        <w:bidi w:val="0"/>
+        <w:spacing w:before="0" w:after="140"/>
+        <w:jc w:val="start"/>
+        <w:rPr>
+          <w:rFonts w:ascii="Liberation Mono" w:hAnsi="Liberation Mono"/>
+          <w:b/>
+          <w:bCs/>
+          <w:sz w:val="20"/>
+          <w:szCs w:val="24"/>
+        </w:rPr>
+      </w:pPr>
+      <w:r>
+        <w:rPr>
+          <w:rFonts w:ascii="Liberation Mono" w:hAnsi="Liberation Mono"/>
+          <w:b/>
+          <w:bCs/>
+          <w:sz w:val="20"/>
+          <w:szCs w:val="24"/>
+        </w:rPr>
+        <w:t># Example</w:t>
+      </w:r>
+    </w:p>
+    <w:p>
+      <w:pPr>
+        <w:pStyle w:val="BodyText"/>
+        <w:bidi w:val="0"/>
+        <w:spacing w:before="0" w:after="140"/>
+        <w:jc w:val="start"/>
+        <w:rPr>
+          <w:rFonts w:ascii="Liberation Mono" w:hAnsi="Liberation Mono"/>
+          <w:b/>
+          <w:bCs/>
+          <w:sz w:val="20"/>
+          <w:szCs w:val="24"/>
+        </w:rPr>
+      </w:pPr>
+      <w:r>
+        <w:rPr>
+          <w:rFonts w:ascii="Liberation Mono" w:hAnsi="Liberation Mono"/>
+          <w:b/>
+          <w:bCs/>
+          <w:sz w:val="20"/>
+          <w:szCs w:val="24"/>
+        </w:rPr>
+        <w:t>text = input("Enter text to encode: ")</w:t>
+      </w:r>
+    </w:p>
+    <w:p>
+      <w:pPr>
+        <w:pStyle w:val="BodyText"/>
+        <w:bidi w:val="0"/>
+        <w:spacing w:before="0" w:after="140"/>
+        <w:jc w:val="start"/>
+        <w:rPr>
+          <w:rFonts w:ascii="Liberation Mono" w:hAnsi="Liberation Mono"/>
+          <w:b/>
+          <w:bCs/>
+          <w:sz w:val="20"/>
+          <w:szCs w:val="24"/>
+        </w:rPr>
+      </w:pPr>
+      <w:r>
+        <w:rPr>
+          <w:rFonts w:ascii="Liberation Mono" w:hAnsi="Liberation Mono"/>
+          <w:b/>
+          <w:bCs/>
+          <w:sz w:val="20"/>
+          <w:szCs w:val="24"/>
+        </w:rPr>
+        <w:t>encoded, tree = encode(text)</w:t>
+      </w:r>
+    </w:p>
+    <w:p>
+      <w:pPr>
+        <w:pStyle w:val="BodyText"/>
+        <w:bidi w:val="0"/>
+        <w:spacing w:before="0" w:after="140"/>
+        <w:jc w:val="start"/>
+        <w:rPr>
+          <w:rFonts w:ascii="Liberation Mono" w:hAnsi="Liberation Mono"/>
+          <w:b/>
+          <w:bCs/>
+          <w:sz w:val="20"/>
+          <w:szCs w:val="24"/>
+        </w:rPr>
+      </w:pPr>
+      <w:r>
+        <w:rPr>
+          <w:rFonts w:ascii="Liberation Mono" w:hAnsi="Liberation Mono"/>
+          <w:b/>
+          <w:bCs/>
+          <w:sz w:val="20"/>
+          <w:szCs w:val="24"/>
+        </w:rPr>
+        <w:t>decoded = decode(encoded, tree)</w:t>
+      </w:r>
+    </w:p>
+    <w:p>
+      <w:pPr>
+        <w:pStyle w:val="BodyText"/>
+        <w:bidi w:val="0"/>
+        <w:spacing w:before="0" w:after="140"/>
+        <w:jc w:val="start"/>
+        <w:rPr>
+          <w:rFonts w:ascii="Liberation Mono" w:hAnsi="Liberation Mono"/>
+          <w:b/>
+          <w:bCs/>
+          <w:sz w:val="20"/>
+          <w:szCs w:val="24"/>
+        </w:rPr>
+      </w:pPr>
+      <w:r>
+        <w:rPr>
+          <w:rFonts w:ascii="Liberation Mono" w:hAnsi="Liberation Mono"/>
+          <w:b/>
+          <w:bCs/>
+          <w:sz w:val="20"/>
+          <w:szCs w:val="24"/>
+        </w:rPr>
+      </w:r>
+    </w:p>
+    <w:p>
+      <w:pPr>
+        <w:pStyle w:val="BodyText"/>
+        <w:bidi w:val="0"/>
+        <w:spacing w:before="0" w:after="140"/>
+        <w:jc w:val="start"/>
+        <w:rPr>
+          <w:rFonts w:ascii="Liberation Mono" w:hAnsi="Liberation Mono"/>
+          <w:b/>
+          <w:bCs/>
+          <w:sz w:val="20"/>
+          <w:szCs w:val="24"/>
+        </w:rPr>
+      </w:pPr>
+      <w:r>
+        <w:rPr>
+          <w:rFonts w:ascii="Liberation Mono" w:hAnsi="Liberation Mono"/>
+          <w:b/>
+          <w:bCs/>
+          <w:sz w:val="20"/>
+          <w:szCs w:val="24"/>
+        </w:rPr>
+        <w:t>print("Original:", text)</w:t>
+      </w:r>
+    </w:p>
+    <w:p>
+      <w:pPr>
+        <w:pStyle w:val="BodyText"/>
+        <w:bidi w:val="0"/>
+        <w:spacing w:before="0" w:after="140"/>
+        <w:jc w:val="start"/>
+        <w:rPr>
+          <w:rFonts w:ascii="Liberation Mono" w:hAnsi="Liberation Mono"/>
+          <w:b/>
+          <w:bCs/>
+          <w:sz w:val="20"/>
+          <w:szCs w:val="24"/>
+        </w:rPr>
+      </w:pPr>
+      <w:r>
+        <w:rPr>
+          <w:rFonts w:ascii="Liberation Mono" w:hAnsi="Liberation Mono"/>
+          <w:b/>
+          <w:bCs/>
+          <w:sz w:val="20"/>
+          <w:szCs w:val="24"/>
+        </w:rPr>
+        <w:t>print("Encoded:", encoded)</w:t>
+      </w:r>
+    </w:p>
+    <w:p>
+      <w:pPr>
+        <w:pStyle w:val="BodyText"/>
+        <w:bidi w:val="0"/>
+        <w:spacing w:before="0" w:after="140"/>
+        <w:jc w:val="start"/>
+        <w:rPr>
+          <w:rFonts w:ascii="Liberation Mono" w:hAnsi="Liberation Mono"/>
+          <w:b/>
+          <w:bCs/>
+          <w:sz w:val="20"/>
+          <w:szCs w:val="24"/>
+        </w:rPr>
+      </w:pPr>
+      <w:r>
+        <w:rPr>
+          <w:rFonts w:ascii="Liberation Mono" w:hAnsi="Liberation Mono"/>
+          <w:b/>
+          <w:bCs/>
+          <w:sz w:val="20"/>
+          <w:szCs w:val="24"/>
+        </w:rPr>
+        <w:t>print("Decoded:", decoded)</w:t>
+      </w:r>
+    </w:p>
+    <w:p>
+      <w:pPr>
+        <w:pStyle w:val="BodyText"/>
+        <w:bidi w:val="0"/>
+        <w:spacing w:before="0" w:after="140"/>
+        <w:jc w:val="start"/>
+        <w:rPr>
+          <w:rFonts w:ascii="Liberation Mono" w:hAnsi="Liberation Mono"/>
+          <w:b/>
+          <w:bCs/>
+          <w:sz w:val="24"/>
+          <w:szCs w:val="24"/>
+        </w:rPr>
+      </w:pPr>
+      <w:r>
+        <w:rPr>
+          <w:rFonts w:ascii="Liberation Mono" w:hAnsi="Liberation Mono"/>
+          <w:b/>
+          <w:bCs/>
+          <w:sz w:val="24"/>
+          <w:szCs w:val="24"/>
+        </w:rPr>
+        <w:t>Output:</w:t>
+      </w:r>
+    </w:p>
+    <w:p>
+      <w:pPr>
+        <w:pStyle w:val="BodyText"/>
+        <w:bidi w:val="0"/>
+        <w:spacing w:before="0" w:after="140"/>
+        <w:jc w:val="start"/>
+        <w:rPr>
+          <w:rFonts w:ascii="Liberation Mono" w:hAnsi="Liberation Mono"/>
+          <w:b/>
+          <w:bCs/>
+          <w:sz w:val="24"/>
+          <w:szCs w:val="24"/>
+        </w:rPr>
+      </w:pPr>
+      <w:r>
+        <w:drawing>
+          <wp:anchor behindDoc="0" distT="0" distB="0" distL="0" distR="0" simplePos="0" locked="0" layoutInCell="0" allowOverlap="1" relativeHeight="3">
+            <wp:simplePos x="0" y="0"/>
+            <wp:positionH relativeFrom="column">
+              <wp:posOffset>464820</wp:posOffset>
+            </wp:positionH>
+            <wp:positionV relativeFrom="paragraph">
+              <wp:posOffset>314960</wp:posOffset>
+            </wp:positionV>
+            <wp:extent cx="4905375" cy="1189355"/>
+            <wp:effectExtent l="0" t="0" r="0" b="0"/>
+            <wp:wrapSquare wrapText="largest"/>
+            <wp:docPr id="2" name="Image2" descr="" title=""/>
+            <wp:cNvGraphicFramePr>
+              <a:graphicFrameLocks xmlns:a="http://schemas.openxmlformats.org/drawingml/2006/main" noChangeAspect="1"/>
+            </wp:cNvGraphicFramePr>
+            <a:graphic xmlns:a="http://schemas.openxmlformats.org/drawingml/2006/main">
+              <a:graphicData uri="http://schemas.openxmlformats.org/drawingml/2006/picture">
+                <pic:pic xmlns:pic="http://schemas.openxmlformats.org/drawingml/2006/picture">
+                  <pic:nvPicPr>
+                    <pic:cNvPr id="2" name="Image2" descr="" title=""/>
+                    <pic:cNvPicPr>
+                      <a:picLocks noChangeAspect="1" noChangeArrowheads="1"/>
+                    </pic:cNvPicPr>
+                  </pic:nvPicPr>
+                  <pic:blipFill>
+                    <a:blip r:embed="rId3"/>
+                    <a:stretch>
+                      <a:fillRect/>
+                    </a:stretch>
+                  </pic:blipFill>
+                  <pic:spPr bwMode="auto">
+                    <a:xfrm>
+                      <a:off x="0" y="0"/>
+                      <a:ext cx="4905375" cy="1189355"/>
+                    </a:xfrm>
+                    <a:prstGeom prst="rect">
+                      <a:avLst/>
+                    </a:prstGeom>
+                  </pic:spPr>
+                </pic:pic>
+              </a:graphicData>
+            </a:graphic>
+          </wp:anchor>
+        </w:drawing>
+      </w:r>
+      <w:r>
+        <w:rPr>
+          <w:rFonts w:ascii="Liberation Mono" w:hAnsi="Liberation Mono"/>
+          <w:b/>
+          <w:bCs/>
+          <w:sz w:val="24"/>
+          <w:szCs w:val="24"/>
+        </w:rPr>
+        <w:tab/>
+        <w:tab/>
+        <w:tab/>
+        <w:tab/>
+        <w:tab/>
+        <w:tab/>
+        <w:tab/>
+        <w:tab/>
+        <w:tab/>
+        <w:tab/>
+        <w:tab/>
+        <w:tab/>
+        <w:tab/>
+        <w:tab/>
+        <w:tab/>
+        <w:tab/>
+        <w:tab/>
+        <w:tab/>
+        <w:tab/>
+        <w:tab/>
+        <w:tab/>
+        <w:tab/>
+        <w:tab/>
+        <w:tab/>
+        <w:tab/>
+        <w:tab/>
+        <w:tab/>
+        <w:tab/>
+        <w:tab/>
+        <w:tab/>
+        <w:tab/>
+        <w:tab/>
+        <w:tab/>
+        <w:tab/>
+        <w:tab/>
+      </w:r>
+      <w:r>
+        <w:br w:type="page"/>
+      </w:r>
+    </w:p>
+    <w:p>
+      <w:pPr>
+        <w:pStyle w:val="Heading1"/>
+        <w:bidi w:val="0"/>
+        <w:spacing w:before="0" w:after="140"/>
+        <w:jc w:val="start"/>
+        <w:rPr>
+          <w:rFonts w:ascii="Liberation Serif" w:hAnsi="Liberation Serif"/>
           <w:b/>
           <w:bCs/>
           <w:sz w:val="32"/>
-        </w:rPr>
-      </w:pPr>
-      <w:r>
-        <w:rPr>
+          <w:szCs w:val="24"/>
+        </w:rPr>
+      </w:pPr>
+      <w:r>
+        <w:rPr>
+          <w:rFonts w:ascii="Liberation Serif" w:hAnsi="Liberation Serif"/>
           <w:b/>
           <w:bCs/>
           <w:sz w:val="32"/>
-        </w:rPr>
+          <w:szCs w:val="24"/>
+        </w:rPr>
+        <w:t xml:space="preserve">7. </w:t>
+      </w:r>
+      <w:r>
+        <w:rPr>
+          <w:rFonts w:ascii="Liberation Serif" w:hAnsi="Liberation Serif"/>
+          <w:b/>
+          <w:bCs/>
+          <w:sz w:val="32"/>
+          <w:szCs w:val="24"/>
+        </w:rPr>
+        <w:t xml:space="preserve">Image Morphing </w:t>
+      </w:r>
+      <w:r>
+        <w:rPr>
+          <w:rFonts w:ascii="Liberation Serif" w:hAnsi="Liberation Serif"/>
+          <w:b/>
+          <w:bCs/>
+          <w:sz w:val="32"/>
+          <w:szCs w:val="24"/>
+        </w:rPr>
+        <w:t>using python</w:t>
+      </w:r>
+    </w:p>
+    <w:p>
+      <w:pPr>
+        <w:pStyle w:val="Heading2"/>
+        <w:ind w:hanging="0" w:start="0" w:end="0"/>
+        <w:rPr>
+          <w:sz w:val="28"/>
+          <w:szCs w:val="36"/>
+        </w:rPr>
+      </w:pPr>
+      <w:bookmarkStart w:id="0" w:name="theory"/>
+      <w:bookmarkEnd w:id="0"/>
+      <w:r>
+        <w:rPr>
+          <w:sz w:val="28"/>
+          <w:szCs w:val="36"/>
+        </w:rPr>
+        <w:t>Theory</w:t>
+      </w:r>
+    </w:p>
+    <w:p>
+      <w:pPr>
+        <w:pStyle w:val="BodyText"/>
+        <w:ind w:hanging="0" w:start="0" w:end="0"/>
+        <w:rPr/>
+      </w:pPr>
+      <w:r>
+        <w:rPr/>
+        <w:t>Image morphing produces seamless changes from one picture to another through warping and color mixing, popular in films and effects. It transforms shapes smoothly, like evolving one face into another by matching points such as eyes or nose for natural progression, akin to aging apps.</w:t>
+      </w:r>
+    </w:p>
+    <w:p>
+      <w:pPr>
+        <w:pStyle w:val="Heading2"/>
+        <w:ind w:hanging="0" w:start="0" w:end="0"/>
+        <w:rPr>
+          <w:sz w:val="28"/>
+          <w:szCs w:val="36"/>
+        </w:rPr>
+      </w:pPr>
+      <w:bookmarkStart w:id="1" w:name="algorithm-used"/>
+      <w:bookmarkEnd w:id="1"/>
+      <w:r>
+        <w:rPr>
+          <w:sz w:val="28"/>
+          <w:szCs w:val="36"/>
+        </w:rPr>
+        <w:t xml:space="preserve">Algorithm </w:t>
+      </w:r>
+    </w:p>
+    <w:p>
+      <w:pPr>
+        <w:pStyle w:val="BodyText"/>
+        <w:rPr/>
+      </w:pPr>
+      <w:r>
+        <w:rPr/>
+        <w:t>This implementation applies linear interpolation, or cross-fade, for basic morphing.</w:t>
+      </w:r>
+    </w:p>
+    <w:p>
+      <w:pPr>
+        <w:pStyle w:val="BodyText"/>
+        <w:ind w:hanging="0" w:start="0" w:end="0"/>
+        <w:rPr/>
+      </w:pPr>
+      <w:r>
+        <w:rPr>
+          <w:rStyle w:val="Strong"/>
+        </w:rPr>
+        <w:t>Cross-Fade (Linear Blend) Steps:</w:t>
+      </w:r>
+      <w:r>
+        <w:rPr/>
+        <w:br/>
+        <w:t xml:space="preserve">i. Load source/target images with </w:t>
+      </w:r>
+      <w:r>
+        <w:rPr>
+          <w:rStyle w:val="SourceText"/>
+        </w:rPr>
+        <w:t>cv2.imread()</w:t>
+      </w:r>
+      <w:r>
+        <w:rPr/>
+        <w:t>.</w:t>
+        <w:br/>
+        <w:t xml:space="preserve">ii. Uniform size via </w:t>
+      </w:r>
+      <w:r>
+        <w:rPr>
+          <w:rStyle w:val="SourceText"/>
+        </w:rPr>
+        <w:t>cv2.resize()</w:t>
+      </w:r>
+      <w:r>
+        <w:rPr/>
+        <w:t xml:space="preserve"> for alignment.</w:t>
+        <w:br/>
+        <w:t>iii. Blend frames: output=(1−α)⋅source+α⋅target, α from 0 to 1.</w:t>
+      </w:r>
+    </w:p>
+    <w:p>
+      <w:pPr>
+        <w:pStyle w:val="BodyText"/>
+        <w:rPr/>
+      </w:pPr>
+      <w:r>
+        <w:rPr/>
+        <w:t xml:space="preserve">iv. Render each via </w:t>
+      </w:r>
+      <w:r>
+        <w:rPr>
+          <w:rStyle w:val="SourceText"/>
+        </w:rPr>
+        <w:t>cv2.imshow()</w:t>
+      </w:r>
+      <w:r>
+        <w:rPr/>
+        <w:t>.</w:t>
+        <w:br/>
+        <w:t xml:space="preserve">v. Set pace with </w:t>
+      </w:r>
+      <w:r>
+        <w:rPr>
+          <w:rStyle w:val="SourceText"/>
+        </w:rPr>
+        <w:t>cv2.waitKey()</w:t>
+      </w:r>
+      <w:r>
+        <w:rPr/>
+        <w:t xml:space="preserve"> delay.</w:t>
+      </w:r>
+    </w:p>
+    <w:p>
+      <w:pPr>
+        <w:pStyle w:val="BodyText"/>
+        <w:rPr/>
+      </w:pPr>
+      <w:r>
+        <w:rPr/>
+      </w:r>
+    </w:p>
+    <w:p>
+      <w:pPr>
+        <w:pStyle w:val="BodyText"/>
+        <w:rPr>
+          <w:b/>
+          <w:bCs/>
+          <w:sz w:val="28"/>
+          <w:szCs w:val="24"/>
+        </w:rPr>
+      </w:pPr>
+      <w:r>
+        <w:rPr>
+          <w:b/>
+          <w:bCs/>
+          <w:sz w:val="28"/>
+          <w:szCs w:val="24"/>
+        </w:rPr>
+        <w:t>Source Code:</w:t>
+      </w:r>
+    </w:p>
+    <w:p>
+      <w:pPr>
+        <w:pStyle w:val="BodyText"/>
+        <w:rPr>
+          <w:rFonts w:ascii="Liberation Mono" w:hAnsi="Liberation Mono"/>
+          <w:b/>
+          <w:bCs/>
+          <w:sz w:val="20"/>
+          <w:szCs w:val="24"/>
+        </w:rPr>
+      </w:pPr>
+      <w:r>
+        <w:rPr>
+          <w:rFonts w:ascii="Liberation Mono" w:hAnsi="Liberation Mono"/>
+          <w:b/>
+          <w:bCs/>
+          <w:sz w:val="20"/>
+          <w:szCs w:val="24"/>
+        </w:rPr>
+        <w:t>import cv2</w:t>
+      </w:r>
+    </w:p>
+    <w:p>
+      <w:pPr>
+        <w:pStyle w:val="BodyText"/>
+        <w:rPr>
+          <w:rFonts w:ascii="Liberation Mono" w:hAnsi="Liberation Mono"/>
+          <w:b/>
+          <w:bCs/>
+          <w:sz w:val="20"/>
+          <w:szCs w:val="24"/>
+        </w:rPr>
+      </w:pPr>
+      <w:r>
+        <w:rPr>
+          <w:rFonts w:ascii="Liberation Mono" w:hAnsi="Liberation Mono"/>
+          <w:b/>
+          <w:bCs/>
+          <w:sz w:val="20"/>
+          <w:szCs w:val="24"/>
+        </w:rPr>
+        <w:t>import os</w:t>
+      </w:r>
+    </w:p>
+    <w:p>
+      <w:pPr>
+        <w:pStyle w:val="BodyText"/>
+        <w:rPr>
+          <w:rFonts w:ascii="Liberation Mono" w:hAnsi="Liberation Mono"/>
+          <w:b/>
+          <w:bCs/>
+          <w:sz w:val="20"/>
+          <w:szCs w:val="24"/>
+        </w:rPr>
+      </w:pPr>
+      <w:r>
+        <w:rPr>
+          <w:rFonts w:ascii="Liberation Mono" w:hAnsi="Liberation Mono"/>
+          <w:b/>
+          <w:bCs/>
+          <w:sz w:val="20"/>
+          <w:szCs w:val="24"/>
+        </w:rPr>
+        <w:t># File paths - adjust as needed</w:t>
+      </w:r>
+    </w:p>
+    <w:p>
+      <w:pPr>
+        <w:pStyle w:val="BodyText"/>
+        <w:rPr>
+          <w:rFonts w:ascii="Liberation Mono" w:hAnsi="Liberation Mono"/>
+          <w:b/>
+          <w:bCs/>
+          <w:sz w:val="20"/>
+          <w:szCs w:val="24"/>
+        </w:rPr>
+      </w:pPr>
+      <w:r>
+        <w:rPr>
+          <w:rFonts w:ascii="Liberation Mono" w:hAnsi="Liberation Mono"/>
+          <w:b/>
+          <w:bCs/>
+          <w:sz w:val="20"/>
+          <w:szCs w:val="24"/>
+        </w:rPr>
+        <w:t>src_path = "images/source.jpg"</w:t>
+      </w:r>
+    </w:p>
+    <w:p>
+      <w:pPr>
+        <w:pStyle w:val="BodyText"/>
+        <w:rPr>
+          <w:rFonts w:ascii="Liberation Mono" w:hAnsi="Liberation Mono"/>
+          <w:b/>
+          <w:bCs/>
+          <w:sz w:val="20"/>
+          <w:szCs w:val="24"/>
+        </w:rPr>
+      </w:pPr>
+      <w:r>
+        <w:rPr>
+          <w:rFonts w:ascii="Liberation Mono" w:hAnsi="Liberation Mono"/>
+          <w:b/>
+          <w:bCs/>
+          <w:sz w:val="20"/>
+          <w:szCs w:val="24"/>
+        </w:rPr>
+        <w:t>dst_path = "images/target.jpg"</w:t>
+      </w:r>
+    </w:p>
+    <w:p>
+      <w:pPr>
+        <w:pStyle w:val="BodyText"/>
+        <w:rPr>
+          <w:rFonts w:ascii="Liberation Mono" w:hAnsi="Liberation Mono"/>
+          <w:b/>
+          <w:bCs/>
+          <w:sz w:val="20"/>
+          <w:szCs w:val="24"/>
+        </w:rPr>
+      </w:pPr>
+      <w:r>
+        <w:rPr>
+          <w:rFonts w:ascii="Liberation Mono" w:hAnsi="Liberation Mono"/>
+          <w:b/>
+          <w:bCs/>
+          <w:sz w:val="20"/>
+          <w:szCs w:val="24"/>
+        </w:rPr>
+      </w:r>
+    </w:p>
+    <w:p>
+      <w:pPr>
+        <w:pStyle w:val="BodyText"/>
+        <w:rPr>
+          <w:rFonts w:ascii="Liberation Mono" w:hAnsi="Liberation Mono"/>
+          <w:b/>
+          <w:bCs/>
+          <w:sz w:val="20"/>
+          <w:szCs w:val="24"/>
+        </w:rPr>
+      </w:pPr>
+      <w:r>
+        <w:rPr>
+          <w:rFonts w:ascii="Liberation Mono" w:hAnsi="Liberation Mono"/>
+          <w:b/>
+          <w:bCs/>
+          <w:sz w:val="20"/>
+          <w:szCs w:val="24"/>
+        </w:rPr>
+        <w:t># Load images with checks</w:t>
+      </w:r>
+    </w:p>
+    <w:p>
+      <w:pPr>
+        <w:pStyle w:val="BodyText"/>
+        <w:rPr>
+          <w:rFonts w:ascii="Liberation Mono" w:hAnsi="Liberation Mono"/>
+          <w:b/>
+          <w:bCs/>
+          <w:sz w:val="20"/>
+          <w:szCs w:val="24"/>
+        </w:rPr>
+      </w:pPr>
+      <w:r>
+        <w:rPr>
+          <w:rFonts w:ascii="Liberation Mono" w:hAnsi="Liberation Mono"/>
+          <w:b/>
+          <w:bCs/>
+          <w:sz w:val="20"/>
+          <w:szCs w:val="24"/>
+        </w:rPr>
+        <w:t>src_img = cv2.imread(src_path)</w:t>
+      </w:r>
+    </w:p>
+    <w:p>
+      <w:pPr>
+        <w:pStyle w:val="BodyText"/>
+        <w:rPr>
+          <w:rFonts w:ascii="Liberation Mono" w:hAnsi="Liberation Mono"/>
+          <w:b/>
+          <w:bCs/>
+          <w:sz w:val="20"/>
+          <w:szCs w:val="24"/>
+        </w:rPr>
+      </w:pPr>
+      <w:r>
+        <w:rPr>
+          <w:rFonts w:ascii="Liberation Mono" w:hAnsi="Liberation Mono"/>
+          <w:b/>
+          <w:bCs/>
+          <w:sz w:val="20"/>
+          <w:szCs w:val="24"/>
+        </w:rPr>
+        <w:t>if src_img is None:</w:t>
+      </w:r>
+    </w:p>
+    <w:p>
+      <w:pPr>
+        <w:pStyle w:val="BodyText"/>
+        <w:rPr>
+          <w:rFonts w:ascii="Liberation Mono" w:hAnsi="Liberation Mono"/>
+          <w:b/>
+          <w:bCs/>
+          <w:sz w:val="20"/>
+          <w:szCs w:val="24"/>
+        </w:rPr>
+      </w:pPr>
+      <w:r>
+        <w:rPr>
+          <w:rFonts w:ascii="Liberation Mono" w:hAnsi="Liberation Mono"/>
+          <w:b/>
+          <w:bCs/>
+          <w:sz w:val="20"/>
+          <w:szCs w:val="24"/>
+        </w:rPr>
+        <w:t xml:space="preserve">    </w:t>
+      </w:r>
+      <w:r>
+        <w:rPr>
+          <w:rFonts w:ascii="Liberation Mono" w:hAnsi="Liberation Mono"/>
+          <w:b/>
+          <w:bCs/>
+          <w:sz w:val="20"/>
+          <w:szCs w:val="24"/>
+        </w:rPr>
+        <w:t>print(f"Cannot load {src_path}")</w:t>
+      </w:r>
+    </w:p>
+    <w:p>
+      <w:pPr>
+        <w:pStyle w:val="BodyText"/>
+        <w:rPr>
+          <w:rFonts w:ascii="Liberation Mono" w:hAnsi="Liberation Mono"/>
+          <w:b/>
+          <w:bCs/>
+          <w:sz w:val="20"/>
+          <w:szCs w:val="24"/>
+        </w:rPr>
+      </w:pPr>
+      <w:r>
+        <w:rPr>
+          <w:rFonts w:ascii="Liberation Mono" w:hAnsi="Liberation Mono"/>
+          <w:b/>
+          <w:bCs/>
+          <w:sz w:val="20"/>
+          <w:szCs w:val="24"/>
+        </w:rPr>
+        <w:t xml:space="preserve">    </w:t>
+      </w:r>
+      <w:r>
+        <w:rPr>
+          <w:rFonts w:ascii="Liberation Mono" w:hAnsi="Liberation Mono"/>
+          <w:b/>
+          <w:bCs/>
+          <w:sz w:val="20"/>
+          <w:szCs w:val="24"/>
+        </w:rPr>
+        <w:t>exit()</w:t>
+      </w:r>
+    </w:p>
+    <w:p>
+      <w:pPr>
+        <w:pStyle w:val="BodyText"/>
+        <w:rPr>
+          <w:rFonts w:ascii="Liberation Mono" w:hAnsi="Liberation Mono"/>
+          <w:b/>
+          <w:bCs/>
+          <w:sz w:val="20"/>
+          <w:szCs w:val="24"/>
+        </w:rPr>
+      </w:pPr>
+      <w:r>
+        <w:rPr>
+          <w:rFonts w:ascii="Liberation Mono" w:hAnsi="Liberation Mono"/>
+          <w:b/>
+          <w:bCs/>
+          <w:sz w:val="20"/>
+          <w:szCs w:val="24"/>
+        </w:rPr>
+      </w:r>
+    </w:p>
+    <w:p>
+      <w:pPr>
+        <w:pStyle w:val="BodyText"/>
+        <w:rPr>
+          <w:rFonts w:ascii="Liberation Mono" w:hAnsi="Liberation Mono"/>
+          <w:b/>
+          <w:bCs/>
+          <w:sz w:val="20"/>
+          <w:szCs w:val="24"/>
+        </w:rPr>
+      </w:pPr>
+      <w:r>
+        <w:rPr>
+          <w:rFonts w:ascii="Liberation Mono" w:hAnsi="Liberation Mono"/>
+          <w:b/>
+          <w:bCs/>
+          <w:sz w:val="20"/>
+          <w:szCs w:val="24"/>
+        </w:rPr>
+        <w:t>dst_img = cv2.imread(dst_path)</w:t>
+      </w:r>
+    </w:p>
+    <w:p>
+      <w:pPr>
+        <w:pStyle w:val="BodyText"/>
+        <w:rPr>
+          <w:rFonts w:ascii="Liberation Mono" w:hAnsi="Liberation Mono"/>
+          <w:b/>
+          <w:bCs/>
+          <w:sz w:val="20"/>
+          <w:szCs w:val="24"/>
+        </w:rPr>
+      </w:pPr>
+      <w:r>
+        <w:rPr>
+          <w:rFonts w:ascii="Liberation Mono" w:hAnsi="Liberation Mono"/>
+          <w:b/>
+          <w:bCs/>
+          <w:sz w:val="20"/>
+          <w:szCs w:val="24"/>
+        </w:rPr>
+        <w:t>if dst_img is None:</w:t>
+      </w:r>
+    </w:p>
+    <w:p>
+      <w:pPr>
+        <w:pStyle w:val="BodyText"/>
+        <w:rPr>
+          <w:rFonts w:ascii="Liberation Mono" w:hAnsi="Liberation Mono"/>
+          <w:b/>
+          <w:bCs/>
+          <w:sz w:val="20"/>
+          <w:szCs w:val="24"/>
+        </w:rPr>
+      </w:pPr>
+      <w:r>
+        <w:rPr>
+          <w:rFonts w:ascii="Liberation Mono" w:hAnsi="Liberation Mono"/>
+          <w:b/>
+          <w:bCs/>
+          <w:sz w:val="20"/>
+          <w:szCs w:val="24"/>
+        </w:rPr>
+        <w:t xml:space="preserve">    </w:t>
+      </w:r>
+      <w:r>
+        <w:rPr>
+          <w:rFonts w:ascii="Liberation Mono" w:hAnsi="Liberation Mono"/>
+          <w:b/>
+          <w:bCs/>
+          <w:sz w:val="20"/>
+          <w:szCs w:val="24"/>
+        </w:rPr>
+        <w:t>print(f"Cannot load {dst_path}")</w:t>
+      </w:r>
+    </w:p>
+    <w:p>
+      <w:pPr>
+        <w:pStyle w:val="BodyText"/>
+        <w:rPr>
+          <w:rFonts w:ascii="Liberation Mono" w:hAnsi="Liberation Mono"/>
+          <w:b/>
+          <w:bCs/>
+          <w:sz w:val="20"/>
+          <w:szCs w:val="24"/>
+        </w:rPr>
+      </w:pPr>
+      <w:r>
+        <w:rPr>
+          <w:rFonts w:ascii="Liberation Mono" w:hAnsi="Liberation Mono"/>
+          <w:b/>
+          <w:bCs/>
+          <w:sz w:val="20"/>
+          <w:szCs w:val="24"/>
+        </w:rPr>
+        <w:t xml:space="preserve">    </w:t>
+      </w:r>
+      <w:r>
+        <w:rPr>
+          <w:rFonts w:ascii="Liberation Mono" w:hAnsi="Liberation Mono"/>
+          <w:b/>
+          <w:bCs/>
+          <w:sz w:val="20"/>
+          <w:szCs w:val="24"/>
+        </w:rPr>
+        <w:t>exit()</w:t>
+      </w:r>
+    </w:p>
+    <w:p>
+      <w:pPr>
+        <w:pStyle w:val="BodyText"/>
+        <w:rPr>
+          <w:rFonts w:ascii="Liberation Mono" w:hAnsi="Liberation Mono"/>
+          <w:b/>
+          <w:bCs/>
+          <w:sz w:val="20"/>
+          <w:szCs w:val="24"/>
+        </w:rPr>
+      </w:pPr>
+      <w:r>
+        <w:rPr>
+          <w:rFonts w:ascii="Liberation Mono" w:hAnsi="Liberation Mono"/>
+          <w:b/>
+          <w:bCs/>
+          <w:sz w:val="20"/>
+          <w:szCs w:val="24"/>
+        </w:rPr>
+      </w:r>
+    </w:p>
+    <w:p>
+      <w:pPr>
+        <w:pStyle w:val="BodyText"/>
+        <w:rPr>
+          <w:rFonts w:ascii="Liberation Mono" w:hAnsi="Liberation Mono"/>
+          <w:b/>
+          <w:bCs/>
+          <w:sz w:val="20"/>
+          <w:szCs w:val="24"/>
+        </w:rPr>
+      </w:pPr>
+      <w:r>
+        <w:rPr>
+          <w:rFonts w:ascii="Liberation Mono" w:hAnsi="Liberation Mono"/>
+          <w:b/>
+          <w:bCs/>
+          <w:sz w:val="20"/>
+          <w:szCs w:val="24"/>
+        </w:rPr>
+        <w:t># Match dimensions</w:t>
+      </w:r>
+    </w:p>
+    <w:p>
+      <w:pPr>
+        <w:pStyle w:val="BodyText"/>
+        <w:rPr>
+          <w:rFonts w:ascii="Liberation Mono" w:hAnsi="Liberation Mono"/>
+          <w:b/>
+          <w:bCs/>
+          <w:sz w:val="20"/>
+          <w:szCs w:val="24"/>
+        </w:rPr>
+      </w:pPr>
+      <w:r>
+        <w:rPr>
+          <w:rFonts w:ascii="Liberation Mono" w:hAnsi="Liberation Mono"/>
+          <w:b/>
+          <w:bCs/>
+          <w:sz w:val="20"/>
+          <w:szCs w:val="24"/>
+        </w:rPr>
+        <w:t>size = (400, 400)  # Fixed for demo</w:t>
+      </w:r>
+    </w:p>
+    <w:p>
+      <w:pPr>
+        <w:pStyle w:val="BodyText"/>
+        <w:rPr>
+          <w:rFonts w:ascii="Liberation Mono" w:hAnsi="Liberation Mono"/>
+          <w:b/>
+          <w:bCs/>
+          <w:sz w:val="20"/>
+          <w:szCs w:val="24"/>
+        </w:rPr>
+      </w:pPr>
+      <w:r>
+        <w:rPr>
+          <w:rFonts w:ascii="Liberation Mono" w:hAnsi="Liberation Mono"/>
+          <w:b/>
+          <w:bCs/>
+          <w:sz w:val="20"/>
+          <w:szCs w:val="24"/>
+        </w:rPr>
+        <w:t>src_img = cv2.resize(src_img, size)</w:t>
+      </w:r>
+    </w:p>
+    <w:p>
+      <w:pPr>
+        <w:pStyle w:val="BodyText"/>
+        <w:rPr>
+          <w:rFonts w:ascii="Liberation Mono" w:hAnsi="Liberation Mono"/>
+          <w:b/>
+          <w:bCs/>
+          <w:sz w:val="20"/>
+          <w:szCs w:val="24"/>
+        </w:rPr>
+      </w:pPr>
+      <w:r>
+        <w:rPr>
+          <w:rFonts w:ascii="Liberation Mono" w:hAnsi="Liberation Mono"/>
+          <w:b/>
+          <w:bCs/>
+          <w:sz w:val="20"/>
+          <w:szCs w:val="24"/>
+        </w:rPr>
+        <w:t>dst_img = cv2.resize(dst_img, size)</w:t>
+      </w:r>
+    </w:p>
+    <w:p>
+      <w:pPr>
+        <w:pStyle w:val="BodyText"/>
+        <w:rPr>
+          <w:rFonts w:ascii="Liberation Mono" w:hAnsi="Liberation Mono"/>
+          <w:b/>
+          <w:bCs/>
+          <w:sz w:val="20"/>
+          <w:szCs w:val="24"/>
+        </w:rPr>
+      </w:pPr>
+      <w:r>
+        <w:rPr>
+          <w:rFonts w:ascii="Liberation Mono" w:hAnsi="Liberation Mono"/>
+          <w:b/>
+          <w:bCs/>
+          <w:sz w:val="20"/>
+          <w:szCs w:val="24"/>
+        </w:rPr>
+      </w:r>
+    </w:p>
+    <w:p>
+      <w:pPr>
+        <w:pStyle w:val="BodyText"/>
+        <w:rPr>
+          <w:rFonts w:ascii="Liberation Mono" w:hAnsi="Liberation Mono"/>
+          <w:b/>
+          <w:bCs/>
+          <w:sz w:val="20"/>
+          <w:szCs w:val="24"/>
+        </w:rPr>
+      </w:pPr>
+      <w:r>
+        <w:rPr>
+          <w:rFonts w:ascii="Liberation Mono" w:hAnsi="Liberation Mono"/>
+          <w:b/>
+          <w:bCs/>
+          <w:sz w:val="20"/>
+          <w:szCs w:val="24"/>
+        </w:rPr>
+        <w:t># Generate 120 transition frames</w:t>
+      </w:r>
+    </w:p>
+    <w:p>
+      <w:pPr>
+        <w:pStyle w:val="BodyText"/>
+        <w:rPr>
+          <w:rFonts w:ascii="Liberation Mono" w:hAnsi="Liberation Mono"/>
+          <w:b/>
+          <w:bCs/>
+          <w:sz w:val="20"/>
+          <w:szCs w:val="24"/>
+        </w:rPr>
+      </w:pPr>
+      <w:r>
+        <w:rPr>
+          <w:rFonts w:ascii="Liberation Mono" w:hAnsi="Liberation Mono"/>
+          <w:b/>
+          <w:bCs/>
+          <w:sz w:val="20"/>
+          <w:szCs w:val="24"/>
+        </w:rPr>
+        <w:t>for frame in range(121):</w:t>
+      </w:r>
+    </w:p>
+    <w:p>
+      <w:pPr>
+        <w:pStyle w:val="BodyText"/>
+        <w:rPr>
+          <w:rFonts w:ascii="Liberation Mono" w:hAnsi="Liberation Mono"/>
+          <w:b/>
+          <w:bCs/>
+          <w:sz w:val="20"/>
+          <w:szCs w:val="24"/>
+        </w:rPr>
+      </w:pPr>
+      <w:r>
+        <w:rPr>
+          <w:rFonts w:ascii="Liberation Mono" w:hAnsi="Liberation Mono"/>
+          <w:b/>
+          <w:bCs/>
+          <w:sz w:val="20"/>
+          <w:szCs w:val="24"/>
+        </w:rPr>
+        <w:t xml:space="preserve">  </w:t>
+      </w:r>
+      <w:r>
+        <w:rPr>
+          <w:rFonts w:ascii="Liberation Mono" w:hAnsi="Liberation Mono"/>
+          <w:b/>
+          <w:bCs/>
+          <w:sz w:val="20"/>
+          <w:szCs w:val="24"/>
+        </w:rPr>
+        <w:t>blend_factor = frame / 120.0</w:t>
+      </w:r>
+    </w:p>
+    <w:p>
+      <w:pPr>
+        <w:pStyle w:val="BodyText"/>
+        <w:rPr>
+          <w:rFonts w:ascii="Liberation Mono" w:hAnsi="Liberation Mono"/>
+          <w:b/>
+          <w:bCs/>
+          <w:sz w:val="20"/>
+          <w:szCs w:val="24"/>
+        </w:rPr>
+      </w:pPr>
+      <w:r>
+        <w:rPr>
+          <w:rFonts w:ascii="Liberation Mono" w:hAnsi="Liberation Mono"/>
+          <w:b/>
+          <w:bCs/>
+          <w:sz w:val="20"/>
+          <w:szCs w:val="24"/>
+        </w:rPr>
+        <w:t xml:space="preserve">  </w:t>
+      </w:r>
+      <w:r>
+        <w:rPr>
+          <w:rFonts w:ascii="Liberation Mono" w:hAnsi="Liberation Mono"/>
+          <w:b/>
+          <w:bCs/>
+          <w:sz w:val="20"/>
+          <w:szCs w:val="24"/>
+        </w:rPr>
+        <w:t>blended = cv2.addWeighted(src_img, 1 - blend_factor, dst_img, blend_factor, 0)</w:t>
+      </w:r>
+    </w:p>
+    <w:p>
+      <w:pPr>
+        <w:pStyle w:val="BodyText"/>
+        <w:rPr>
+          <w:rFonts w:ascii="Liberation Mono" w:hAnsi="Liberation Mono"/>
+          <w:b/>
+          <w:bCs/>
+          <w:sz w:val="20"/>
+          <w:szCs w:val="24"/>
+        </w:rPr>
+      </w:pPr>
+      <w:r>
+        <w:rPr>
+          <w:rFonts w:ascii="Liberation Mono" w:hAnsi="Liberation Mono"/>
+          <w:b/>
+          <w:bCs/>
+          <w:sz w:val="20"/>
+          <w:szCs w:val="24"/>
+        </w:rPr>
+        <w:t xml:space="preserve">   </w:t>
+      </w:r>
+    </w:p>
+    <w:p>
+      <w:pPr>
+        <w:pStyle w:val="BodyText"/>
+        <w:rPr>
+          <w:rFonts w:ascii="Liberation Mono" w:hAnsi="Liberation Mono"/>
+          <w:b/>
+          <w:bCs/>
+          <w:sz w:val="20"/>
+          <w:szCs w:val="24"/>
+        </w:rPr>
+      </w:pPr>
+      <w:r>
+        <w:rPr>
+          <w:rFonts w:ascii="Liberation Mono" w:hAnsi="Liberation Mono"/>
+          <w:b/>
+          <w:bCs/>
+          <w:sz w:val="20"/>
+          <w:szCs w:val="24"/>
+        </w:rPr>
+        <w:t xml:space="preserve">    </w:t>
+      </w:r>
+      <w:r>
+        <w:rPr>
+          <w:rFonts w:ascii="Liberation Mono" w:hAnsi="Liberation Mono"/>
+          <w:b/>
+          <w:bCs/>
+          <w:sz w:val="20"/>
+          <w:szCs w:val="24"/>
+        </w:rPr>
+        <w:t>cv2.imshow("Image Morph", blended)</w:t>
+      </w:r>
+    </w:p>
+    <w:p>
+      <w:pPr>
+        <w:pStyle w:val="BodyText"/>
+        <w:rPr>
+          <w:rFonts w:ascii="Liberation Mono" w:hAnsi="Liberation Mono"/>
+          <w:b/>
+          <w:bCs/>
+          <w:sz w:val="20"/>
+          <w:szCs w:val="24"/>
+        </w:rPr>
+      </w:pPr>
+      <w:r>
+        <w:rPr>
+          <w:rFonts w:ascii="Liberation Mono" w:hAnsi="Liberation Mono"/>
+          <w:b/>
+          <w:bCs/>
+          <w:sz w:val="20"/>
+          <w:szCs w:val="24"/>
+        </w:rPr>
+        <w:t xml:space="preserve">    </w:t>
+      </w:r>
+      <w:r>
+        <w:rPr>
+          <w:rFonts w:ascii="Liberation Mono" w:hAnsi="Liberation Mono"/>
+          <w:b/>
+          <w:bCs/>
+          <w:sz w:val="20"/>
+          <w:szCs w:val="24"/>
+        </w:rPr>
+        <w:t>key = cv2.waitKey(20)  # ms delay; smaller = faster</w:t>
+      </w:r>
+    </w:p>
+    <w:p>
+      <w:pPr>
+        <w:pStyle w:val="BodyText"/>
+        <w:rPr>
+          <w:rFonts w:ascii="Liberation Mono" w:hAnsi="Liberation Mono"/>
+          <w:b/>
+          <w:bCs/>
+          <w:sz w:val="20"/>
+          <w:szCs w:val="24"/>
+        </w:rPr>
+      </w:pPr>
+      <w:r>
+        <w:rPr>
+          <w:rFonts w:ascii="Liberation Mono" w:hAnsi="Liberation Mono"/>
+          <w:b/>
+          <w:bCs/>
+          <w:sz w:val="20"/>
+          <w:szCs w:val="24"/>
+        </w:rPr>
+        <w:t xml:space="preserve">    </w:t>
+      </w:r>
+      <w:r>
+        <w:rPr>
+          <w:rFonts w:ascii="Liberation Mono" w:hAnsi="Liberation Mono"/>
+          <w:b/>
+          <w:bCs/>
+          <w:sz w:val="20"/>
+          <w:szCs w:val="24"/>
+        </w:rPr>
+        <w:t>if key == 27:  # ESC quits</w:t>
+      </w:r>
+    </w:p>
+    <w:p>
+      <w:pPr>
+        <w:pStyle w:val="BodyText"/>
+        <w:rPr>
+          <w:rFonts w:ascii="Liberation Mono" w:hAnsi="Liberation Mono"/>
+          <w:b/>
+          <w:bCs/>
+          <w:sz w:val="20"/>
+          <w:szCs w:val="24"/>
+        </w:rPr>
+      </w:pPr>
+      <w:r>
+        <w:rPr>
+          <w:rFonts w:ascii="Liberation Mono" w:hAnsi="Liberation Mono"/>
+          <w:b/>
+          <w:bCs/>
+          <w:sz w:val="20"/>
+          <w:szCs w:val="24"/>
+        </w:rPr>
+        <w:t xml:space="preserve">        </w:t>
+      </w:r>
+      <w:r>
+        <w:rPr>
+          <w:rFonts w:ascii="Liberation Mono" w:hAnsi="Liberation Mono"/>
+          <w:b/>
+          <w:bCs/>
+          <w:sz w:val="20"/>
+          <w:szCs w:val="24"/>
+        </w:rPr>
+        <w:t>break</w:t>
+      </w:r>
+    </w:p>
+    <w:p>
+      <w:pPr>
+        <w:pStyle w:val="BodyText"/>
+        <w:rPr>
+          <w:rFonts w:ascii="Liberation Mono" w:hAnsi="Liberation Mono"/>
+          <w:b/>
+          <w:bCs/>
+          <w:sz w:val="20"/>
+          <w:szCs w:val="24"/>
+        </w:rPr>
+      </w:pPr>
+      <w:r>
+        <w:rPr>
+          <w:rFonts w:ascii="Liberation Mono" w:hAnsi="Liberation Mono"/>
+          <w:b/>
+          <w:bCs/>
+          <w:sz w:val="20"/>
+          <w:szCs w:val="24"/>
+        </w:rPr>
+      </w:r>
+    </w:p>
+    <w:p>
+      <w:pPr>
+        <w:pStyle w:val="BodyText"/>
+        <w:rPr>
+          <w:rFonts w:ascii="Liberation Mono" w:hAnsi="Liberation Mono"/>
+          <w:b/>
+          <w:bCs/>
+          <w:sz w:val="20"/>
+          <w:szCs w:val="24"/>
+        </w:rPr>
+      </w:pPr>
+      <w:r>
+        <w:rPr>
+          <w:rFonts w:ascii="Liberation Mono" w:hAnsi="Liberation Mono"/>
+          <w:b/>
+          <w:bCs/>
+          <w:sz w:val="20"/>
+          <w:szCs w:val="24"/>
+        </w:rPr>
+        <w:t>cv2.waitKey(0)</w:t>
+      </w:r>
+    </w:p>
+    <w:p>
+      <w:pPr>
+        <w:pStyle w:val="BodyText"/>
+        <w:rPr>
+          <w:rFonts w:ascii="Liberation Mono" w:hAnsi="Liberation Mono"/>
+          <w:b/>
+          <w:bCs/>
+          <w:sz w:val="20"/>
+          <w:szCs w:val="24"/>
+        </w:rPr>
+      </w:pPr>
+      <w:r>
+        <w:rPr>
+          <w:rFonts w:ascii="Liberation Mono" w:hAnsi="Liberation Mono"/>
+          <w:b/>
+          <w:bCs/>
+          <w:sz w:val="20"/>
+          <w:szCs w:val="24"/>
+        </w:rPr>
+        <w:t>cv2.destroyAllWindows()</w:t>
+      </w:r>
+    </w:p>
+    <w:p>
+      <w:pPr>
+        <w:pStyle w:val="BodyText"/>
+        <w:spacing w:before="0" w:after="140"/>
+        <w:rPr>
+          <w:rFonts w:ascii="Liberation Mono" w:hAnsi="Liberation Mono"/>
+          <w:b/>
+          <w:bCs/>
+          <w:sz w:val="20"/>
+          <w:szCs w:val="24"/>
+        </w:rPr>
+      </w:pPr>
+      <w:r>
+        <w:rPr>
+          <w:rFonts w:ascii="Liberation Mono" w:hAnsi="Liberation Mono"/>
+          <w:b/>
+          <w:bCs/>
+          <w:sz w:val="20"/>
+          <w:szCs w:val="24"/>
+        </w:rPr>
+        <w:t>print("Morph complete!")</w:t>
       </w:r>
     </w:p>
     <w:sectPr>
@@ -1131,6 +7158,7 @@
       <w:pgNumType w:fmt="decimal"/>
       <w:formProt w:val="false"/>
       <w:textDirection w:val="lrTb"/>
+      <w:docGrid w:type="default" w:linePitch="100" w:charSpace="0"/>
     </w:sectPr>
   </w:body>
 </w:document>
@@ -1683,6 +7711,687 @@
     </w:lvl>
   </w:abstractNum>
   <w:abstractNum w:abstractNumId="5">
+    <w:lvl w:ilvl="0">
+      <w:start w:val="1"/>
+      <w:numFmt w:val="bullet"/>
+      <w:lvlText w:val=""/>
+      <w:lvlJc w:val="start"/>
+      <w:pPr>
+        <w:tabs>
+          <w:tab w:val="num" w:pos="709"/>
+        </w:tabs>
+        <w:ind w:start="709" w:hanging="283"/>
+      </w:pPr>
+      <w:rPr>
+        <w:rFonts w:ascii="Symbol" w:hAnsi="Symbol" w:cs="Symbol" w:hint="default"/>
+      </w:rPr>
+    </w:lvl>
+    <w:lvl w:ilvl="1">
+      <w:start w:val="1"/>
+      <w:numFmt w:val="bullet"/>
+      <w:lvlText w:val=""/>
+      <w:lvlJc w:val="start"/>
+      <w:pPr>
+        <w:tabs>
+          <w:tab w:val="num" w:pos="1418"/>
+        </w:tabs>
+        <w:ind w:start="1418" w:hanging="283"/>
+      </w:pPr>
+      <w:rPr>
+        <w:rFonts w:ascii="Symbol" w:hAnsi="Symbol" w:cs="Symbol" w:hint="default"/>
+      </w:rPr>
+    </w:lvl>
+    <w:lvl w:ilvl="2">
+      <w:start w:val="1"/>
+      <w:numFmt w:val="bullet"/>
+      <w:lvlText w:val=""/>
+      <w:lvlJc w:val="start"/>
+      <w:pPr>
+        <w:tabs>
+          <w:tab w:val="num" w:pos="2127"/>
+        </w:tabs>
+        <w:ind w:start="2127" w:hanging="283"/>
+      </w:pPr>
+      <w:rPr>
+        <w:rFonts w:ascii="Symbol" w:hAnsi="Symbol" w:cs="Symbol" w:hint="default"/>
+      </w:rPr>
+    </w:lvl>
+    <w:lvl w:ilvl="3">
+      <w:start w:val="1"/>
+      <w:numFmt w:val="bullet"/>
+      <w:lvlText w:val=""/>
+      <w:lvlJc w:val="start"/>
+      <w:pPr>
+        <w:tabs>
+          <w:tab w:val="num" w:pos="2836"/>
+        </w:tabs>
+        <w:ind w:start="2836" w:hanging="283"/>
+      </w:pPr>
+      <w:rPr>
+        <w:rFonts w:ascii="Symbol" w:hAnsi="Symbol" w:cs="Symbol" w:hint="default"/>
+      </w:rPr>
+    </w:lvl>
+    <w:lvl w:ilvl="4">
+      <w:start w:val="1"/>
+      <w:numFmt w:val="bullet"/>
+      <w:lvlText w:val=""/>
+      <w:lvlJc w:val="start"/>
+      <w:pPr>
+        <w:tabs>
+          <w:tab w:val="num" w:pos="3545"/>
+        </w:tabs>
+        <w:ind w:start="3545" w:hanging="283"/>
+      </w:pPr>
+      <w:rPr>
+        <w:rFonts w:ascii="Symbol" w:hAnsi="Symbol" w:cs="Symbol" w:hint="default"/>
+      </w:rPr>
+    </w:lvl>
+    <w:lvl w:ilvl="5">
+      <w:start w:val="1"/>
+      <w:numFmt w:val="bullet"/>
+      <w:lvlText w:val=""/>
+      <w:lvlJc w:val="start"/>
+      <w:pPr>
+        <w:tabs>
+          <w:tab w:val="num" w:pos="4254"/>
+        </w:tabs>
+        <w:ind w:start="4254" w:hanging="283"/>
+      </w:pPr>
+      <w:rPr>
+        <w:rFonts w:ascii="Symbol" w:hAnsi="Symbol" w:cs="Symbol" w:hint="default"/>
+      </w:rPr>
+    </w:lvl>
+    <w:lvl w:ilvl="6">
+      <w:start w:val="1"/>
+      <w:numFmt w:val="bullet"/>
+      <w:lvlText w:val=""/>
+      <w:lvlJc w:val="start"/>
+      <w:pPr>
+        <w:tabs>
+          <w:tab w:val="num" w:pos="4963"/>
+        </w:tabs>
+        <w:ind w:start="4963" w:hanging="283"/>
+      </w:pPr>
+      <w:rPr>
+        <w:rFonts w:ascii="Symbol" w:hAnsi="Symbol" w:cs="Symbol" w:hint="default"/>
+      </w:rPr>
+    </w:lvl>
+    <w:lvl w:ilvl="7">
+      <w:start w:val="1"/>
+      <w:numFmt w:val="bullet"/>
+      <w:lvlText w:val=""/>
+      <w:lvlJc w:val="start"/>
+      <w:pPr>
+        <w:tabs>
+          <w:tab w:val="num" w:pos="5672"/>
+        </w:tabs>
+        <w:ind w:start="5672" w:hanging="283"/>
+      </w:pPr>
+      <w:rPr>
+        <w:rFonts w:ascii="Symbol" w:hAnsi="Symbol" w:cs="Symbol" w:hint="default"/>
+      </w:rPr>
+    </w:lvl>
+    <w:lvl w:ilvl="8">
+      <w:start w:val="1"/>
+      <w:numFmt w:val="bullet"/>
+      <w:lvlText w:val=""/>
+      <w:lvlJc w:val="start"/>
+      <w:pPr>
+        <w:tabs>
+          <w:tab w:val="num" w:pos="6381"/>
+        </w:tabs>
+        <w:ind w:start="6381" w:hanging="283"/>
+      </w:pPr>
+      <w:rPr>
+        <w:rFonts w:ascii="Symbol" w:hAnsi="Symbol" w:cs="Symbol" w:hint="default"/>
+      </w:rPr>
+    </w:lvl>
+  </w:abstractNum>
+  <w:abstractNum w:abstractNumId="6">
+    <w:lvl w:ilvl="0">
+      <w:start w:val="1"/>
+      <w:numFmt w:val="bullet"/>
+      <w:lvlText w:val=""/>
+      <w:lvlJc w:val="start"/>
+      <w:pPr>
+        <w:tabs>
+          <w:tab w:val="num" w:pos="709"/>
+        </w:tabs>
+        <w:ind w:start="709" w:hanging="283"/>
+      </w:pPr>
+      <w:rPr>
+        <w:rFonts w:ascii="Symbol" w:hAnsi="Symbol" w:cs="Symbol" w:hint="default"/>
+      </w:rPr>
+    </w:lvl>
+    <w:lvl w:ilvl="1">
+      <w:start w:val="1"/>
+      <w:numFmt w:val="bullet"/>
+      <w:lvlText w:val=""/>
+      <w:lvlJc w:val="start"/>
+      <w:pPr>
+        <w:tabs>
+          <w:tab w:val="num" w:pos="1418"/>
+        </w:tabs>
+        <w:ind w:start="1418" w:hanging="283"/>
+      </w:pPr>
+      <w:rPr>
+        <w:rFonts w:ascii="Symbol" w:hAnsi="Symbol" w:cs="Symbol" w:hint="default"/>
+      </w:rPr>
+    </w:lvl>
+    <w:lvl w:ilvl="2">
+      <w:start w:val="1"/>
+      <w:numFmt w:val="bullet"/>
+      <w:lvlText w:val=""/>
+      <w:lvlJc w:val="start"/>
+      <w:pPr>
+        <w:tabs>
+          <w:tab w:val="num" w:pos="2127"/>
+        </w:tabs>
+        <w:ind w:start="2127" w:hanging="283"/>
+      </w:pPr>
+      <w:rPr>
+        <w:rFonts w:ascii="Symbol" w:hAnsi="Symbol" w:cs="Symbol" w:hint="default"/>
+      </w:rPr>
+    </w:lvl>
+    <w:lvl w:ilvl="3">
+      <w:start w:val="1"/>
+      <w:numFmt w:val="bullet"/>
+      <w:lvlText w:val=""/>
+      <w:lvlJc w:val="start"/>
+      <w:pPr>
+        <w:tabs>
+          <w:tab w:val="num" w:pos="2836"/>
+        </w:tabs>
+        <w:ind w:start="2836" w:hanging="283"/>
+      </w:pPr>
+      <w:rPr>
+        <w:rFonts w:ascii="Symbol" w:hAnsi="Symbol" w:cs="Symbol" w:hint="default"/>
+      </w:rPr>
+    </w:lvl>
+    <w:lvl w:ilvl="4">
+      <w:start w:val="1"/>
+      <w:numFmt w:val="bullet"/>
+      <w:lvlText w:val=""/>
+      <w:lvlJc w:val="start"/>
+      <w:pPr>
+        <w:tabs>
+          <w:tab w:val="num" w:pos="3545"/>
+        </w:tabs>
+        <w:ind w:start="3545" w:hanging="283"/>
+      </w:pPr>
+      <w:rPr>
+        <w:rFonts w:ascii="Symbol" w:hAnsi="Symbol" w:cs="Symbol" w:hint="default"/>
+      </w:rPr>
+    </w:lvl>
+    <w:lvl w:ilvl="5">
+      <w:start w:val="1"/>
+      <w:numFmt w:val="bullet"/>
+      <w:lvlText w:val=""/>
+      <w:lvlJc w:val="start"/>
+      <w:pPr>
+        <w:tabs>
+          <w:tab w:val="num" w:pos="4254"/>
+        </w:tabs>
+        <w:ind w:start="4254" w:hanging="283"/>
+      </w:pPr>
+      <w:rPr>
+        <w:rFonts w:ascii="Symbol" w:hAnsi="Symbol" w:cs="Symbol" w:hint="default"/>
+      </w:rPr>
+    </w:lvl>
+    <w:lvl w:ilvl="6">
+      <w:start w:val="1"/>
+      <w:numFmt w:val="bullet"/>
+      <w:lvlText w:val=""/>
+      <w:lvlJc w:val="start"/>
+      <w:pPr>
+        <w:tabs>
+          <w:tab w:val="num" w:pos="4963"/>
+        </w:tabs>
+        <w:ind w:start="4963" w:hanging="283"/>
+      </w:pPr>
+      <w:rPr>
+        <w:rFonts w:ascii="Symbol" w:hAnsi="Symbol" w:cs="Symbol" w:hint="default"/>
+      </w:rPr>
+    </w:lvl>
+    <w:lvl w:ilvl="7">
+      <w:start w:val="1"/>
+      <w:numFmt w:val="bullet"/>
+      <w:lvlText w:val=""/>
+      <w:lvlJc w:val="start"/>
+      <w:pPr>
+        <w:tabs>
+          <w:tab w:val="num" w:pos="5672"/>
+        </w:tabs>
+        <w:ind w:start="5672" w:hanging="283"/>
+      </w:pPr>
+      <w:rPr>
+        <w:rFonts w:ascii="Symbol" w:hAnsi="Symbol" w:cs="Symbol" w:hint="default"/>
+      </w:rPr>
+    </w:lvl>
+    <w:lvl w:ilvl="8">
+      <w:start w:val="1"/>
+      <w:numFmt w:val="bullet"/>
+      <w:lvlText w:val=""/>
+      <w:lvlJc w:val="start"/>
+      <w:pPr>
+        <w:tabs>
+          <w:tab w:val="num" w:pos="6381"/>
+        </w:tabs>
+        <w:ind w:start="6381" w:hanging="283"/>
+      </w:pPr>
+      <w:rPr>
+        <w:rFonts w:ascii="Symbol" w:hAnsi="Symbol" w:cs="Symbol" w:hint="default"/>
+      </w:rPr>
+    </w:lvl>
+  </w:abstractNum>
+  <w:abstractNum w:abstractNumId="7">
+    <w:lvl w:ilvl="0">
+      <w:start w:val="1"/>
+      <w:numFmt w:val="bullet"/>
+      <w:lvlText w:val=""/>
+      <w:lvlJc w:val="start"/>
+      <w:pPr>
+        <w:tabs>
+          <w:tab w:val="num" w:pos="709"/>
+        </w:tabs>
+        <w:ind w:start="709" w:hanging="283"/>
+      </w:pPr>
+      <w:rPr>
+        <w:rFonts w:ascii="Symbol" w:hAnsi="Symbol" w:cs="Symbol" w:hint="default"/>
+      </w:rPr>
+    </w:lvl>
+    <w:lvl w:ilvl="1">
+      <w:start w:val="1"/>
+      <w:numFmt w:val="bullet"/>
+      <w:lvlText w:val=""/>
+      <w:lvlJc w:val="start"/>
+      <w:pPr>
+        <w:tabs>
+          <w:tab w:val="num" w:pos="1418"/>
+        </w:tabs>
+        <w:ind w:start="1418" w:hanging="283"/>
+      </w:pPr>
+      <w:rPr>
+        <w:rFonts w:ascii="Symbol" w:hAnsi="Symbol" w:cs="Symbol" w:hint="default"/>
+      </w:rPr>
+    </w:lvl>
+    <w:lvl w:ilvl="2">
+      <w:start w:val="1"/>
+      <w:numFmt w:val="bullet"/>
+      <w:lvlText w:val=""/>
+      <w:lvlJc w:val="start"/>
+      <w:pPr>
+        <w:tabs>
+          <w:tab w:val="num" w:pos="2127"/>
+        </w:tabs>
+        <w:ind w:start="2127" w:hanging="283"/>
+      </w:pPr>
+      <w:rPr>
+        <w:rFonts w:ascii="Symbol" w:hAnsi="Symbol" w:cs="Symbol" w:hint="default"/>
+      </w:rPr>
+    </w:lvl>
+    <w:lvl w:ilvl="3">
+      <w:start w:val="1"/>
+      <w:numFmt w:val="bullet"/>
+      <w:lvlText w:val=""/>
+      <w:lvlJc w:val="start"/>
+      <w:pPr>
+        <w:tabs>
+          <w:tab w:val="num" w:pos="2836"/>
+        </w:tabs>
+        <w:ind w:start="2836" w:hanging="283"/>
+      </w:pPr>
+      <w:rPr>
+        <w:rFonts w:ascii="Symbol" w:hAnsi="Symbol" w:cs="Symbol" w:hint="default"/>
+      </w:rPr>
+    </w:lvl>
+    <w:lvl w:ilvl="4">
+      <w:start w:val="1"/>
+      <w:numFmt w:val="bullet"/>
+      <w:lvlText w:val=""/>
+      <w:lvlJc w:val="start"/>
+      <w:pPr>
+        <w:tabs>
+          <w:tab w:val="num" w:pos="3545"/>
+        </w:tabs>
+        <w:ind w:start="3545" w:hanging="283"/>
+      </w:pPr>
+      <w:rPr>
+        <w:rFonts w:ascii="Symbol" w:hAnsi="Symbol" w:cs="Symbol" w:hint="default"/>
+      </w:rPr>
+    </w:lvl>
+    <w:lvl w:ilvl="5">
+      <w:start w:val="1"/>
+      <w:numFmt w:val="bullet"/>
+      <w:lvlText w:val=""/>
+      <w:lvlJc w:val="start"/>
+      <w:pPr>
+        <w:tabs>
+          <w:tab w:val="num" w:pos="4254"/>
+        </w:tabs>
+        <w:ind w:start="4254" w:hanging="283"/>
+      </w:pPr>
+      <w:rPr>
+        <w:rFonts w:ascii="Symbol" w:hAnsi="Symbol" w:cs="Symbol" w:hint="default"/>
+      </w:rPr>
+    </w:lvl>
+    <w:lvl w:ilvl="6">
+      <w:start w:val="1"/>
+      <w:numFmt w:val="bullet"/>
+      <w:lvlText w:val=""/>
+      <w:lvlJc w:val="start"/>
+      <w:pPr>
+        <w:tabs>
+          <w:tab w:val="num" w:pos="4963"/>
+        </w:tabs>
+        <w:ind w:start="4963" w:hanging="283"/>
+      </w:pPr>
+      <w:rPr>
+        <w:rFonts w:ascii="Symbol" w:hAnsi="Symbol" w:cs="Symbol" w:hint="default"/>
+      </w:rPr>
+    </w:lvl>
+    <w:lvl w:ilvl="7">
+      <w:start w:val="1"/>
+      <w:numFmt w:val="bullet"/>
+      <w:lvlText w:val=""/>
+      <w:lvlJc w:val="start"/>
+      <w:pPr>
+        <w:tabs>
+          <w:tab w:val="num" w:pos="5672"/>
+        </w:tabs>
+        <w:ind w:start="5672" w:hanging="283"/>
+      </w:pPr>
+      <w:rPr>
+        <w:rFonts w:ascii="Symbol" w:hAnsi="Symbol" w:cs="Symbol" w:hint="default"/>
+      </w:rPr>
+    </w:lvl>
+    <w:lvl w:ilvl="8">
+      <w:start w:val="1"/>
+      <w:numFmt w:val="bullet"/>
+      <w:lvlText w:val=""/>
+      <w:lvlJc w:val="start"/>
+      <w:pPr>
+        <w:tabs>
+          <w:tab w:val="num" w:pos="6381"/>
+        </w:tabs>
+        <w:ind w:start="6381" w:hanging="283"/>
+      </w:pPr>
+      <w:rPr>
+        <w:rFonts w:ascii="Symbol" w:hAnsi="Symbol" w:cs="Symbol" w:hint="default"/>
+      </w:rPr>
+    </w:lvl>
+  </w:abstractNum>
+  <w:abstractNum w:abstractNumId="8">
+    <w:lvl w:ilvl="0">
+      <w:start w:val="1"/>
+      <w:numFmt w:val="decimal"/>
+      <w:lvlText w:val="%1."/>
+      <w:lvlJc w:val="start"/>
+      <w:pPr>
+        <w:tabs>
+          <w:tab w:val="num" w:pos="709"/>
+        </w:tabs>
+        <w:ind w:start="709" w:hanging="283"/>
+      </w:pPr>
+      <w:rPr/>
+    </w:lvl>
+    <w:lvl w:ilvl="1">
+      <w:start w:val="1"/>
+      <w:numFmt w:val="bullet"/>
+      <w:lvlText w:val=""/>
+      <w:lvlJc w:val="start"/>
+      <w:pPr>
+        <w:tabs>
+          <w:tab w:val="num" w:pos="1418"/>
+        </w:tabs>
+        <w:ind w:start="1418" w:hanging="283"/>
+      </w:pPr>
+      <w:rPr>
+        <w:rFonts w:ascii="Symbol" w:hAnsi="Symbol" w:cs="Symbol" w:hint="default"/>
+      </w:rPr>
+    </w:lvl>
+    <w:lvl w:ilvl="2">
+      <w:start w:val="1"/>
+      <w:numFmt w:val="bullet"/>
+      <w:lvlText w:val=""/>
+      <w:lvlJc w:val="start"/>
+      <w:pPr>
+        <w:tabs>
+          <w:tab w:val="num" w:pos="2127"/>
+        </w:tabs>
+        <w:ind w:start="2127" w:hanging="283"/>
+      </w:pPr>
+      <w:rPr>
+        <w:rFonts w:ascii="Symbol" w:hAnsi="Symbol" w:cs="Symbol" w:hint="default"/>
+      </w:rPr>
+    </w:lvl>
+    <w:lvl w:ilvl="3">
+      <w:start w:val="1"/>
+      <w:numFmt w:val="bullet"/>
+      <w:lvlText w:val=""/>
+      <w:lvlJc w:val="start"/>
+      <w:pPr>
+        <w:tabs>
+          <w:tab w:val="num" w:pos="2836"/>
+        </w:tabs>
+        <w:ind w:start="2836" w:hanging="283"/>
+      </w:pPr>
+      <w:rPr>
+        <w:rFonts w:ascii="Symbol" w:hAnsi="Symbol" w:cs="Symbol" w:hint="default"/>
+      </w:rPr>
+    </w:lvl>
+    <w:lvl w:ilvl="4">
+      <w:start w:val="1"/>
+      <w:numFmt w:val="bullet"/>
+      <w:lvlText w:val=""/>
+      <w:lvlJc w:val="start"/>
+      <w:pPr>
+        <w:tabs>
+          <w:tab w:val="num" w:pos="3545"/>
+        </w:tabs>
+        <w:ind w:start="3545" w:hanging="283"/>
+      </w:pPr>
+      <w:rPr>
+        <w:rFonts w:ascii="Symbol" w:hAnsi="Symbol" w:cs="Symbol" w:hint="default"/>
+      </w:rPr>
+    </w:lvl>
+    <w:lvl w:ilvl="5">
+      <w:start w:val="1"/>
+      <w:numFmt w:val="bullet"/>
+      <w:lvlText w:val=""/>
+      <w:lvlJc w:val="start"/>
+      <w:pPr>
+        <w:tabs>
+          <w:tab w:val="num" w:pos="4254"/>
+        </w:tabs>
+        <w:ind w:start="4254" w:hanging="283"/>
+      </w:pPr>
+      <w:rPr>
+        <w:rFonts w:ascii="Symbol" w:hAnsi="Symbol" w:cs="Symbol" w:hint="default"/>
+      </w:rPr>
+    </w:lvl>
+    <w:lvl w:ilvl="6">
+      <w:start w:val="1"/>
+      <w:numFmt w:val="bullet"/>
+      <w:lvlText w:val=""/>
+      <w:lvlJc w:val="start"/>
+      <w:pPr>
+        <w:tabs>
+          <w:tab w:val="num" w:pos="4963"/>
+        </w:tabs>
+        <w:ind w:start="4963" w:hanging="283"/>
+      </w:pPr>
+      <w:rPr>
+        <w:rFonts w:ascii="Symbol" w:hAnsi="Symbol" w:cs="Symbol" w:hint="default"/>
+      </w:rPr>
+    </w:lvl>
+    <w:lvl w:ilvl="7">
+      <w:start w:val="1"/>
+      <w:numFmt w:val="bullet"/>
+      <w:lvlText w:val=""/>
+      <w:lvlJc w:val="start"/>
+      <w:pPr>
+        <w:tabs>
+          <w:tab w:val="num" w:pos="5672"/>
+        </w:tabs>
+        <w:ind w:start="5672" w:hanging="283"/>
+      </w:pPr>
+      <w:rPr>
+        <w:rFonts w:ascii="Symbol" w:hAnsi="Symbol" w:cs="Symbol" w:hint="default"/>
+      </w:rPr>
+    </w:lvl>
+    <w:lvl w:ilvl="8">
+      <w:start w:val="1"/>
+      <w:numFmt w:val="bullet"/>
+      <w:lvlText w:val=""/>
+      <w:lvlJc w:val="start"/>
+      <w:pPr>
+        <w:tabs>
+          <w:tab w:val="num" w:pos="6381"/>
+        </w:tabs>
+        <w:ind w:start="6381" w:hanging="283"/>
+      </w:pPr>
+      <w:rPr>
+        <w:rFonts w:ascii="Symbol" w:hAnsi="Symbol" w:cs="Symbol" w:hint="default"/>
+      </w:rPr>
+    </w:lvl>
+  </w:abstractNum>
+  <w:abstractNum w:abstractNumId="9">
+    <w:lvl w:ilvl="0">
+      <w:start w:val="1"/>
+      <w:numFmt w:val="decimal"/>
+      <w:lvlText w:val="%1."/>
+      <w:lvlJc w:val="start"/>
+      <w:pPr>
+        <w:tabs>
+          <w:tab w:val="num" w:pos="709"/>
+        </w:tabs>
+        <w:ind w:start="709" w:hanging="283"/>
+      </w:pPr>
+      <w:rPr/>
+    </w:lvl>
+    <w:lvl w:ilvl="1">
+      <w:start w:val="1"/>
+      <w:numFmt w:val="bullet"/>
+      <w:lvlText w:val=""/>
+      <w:lvlJc w:val="start"/>
+      <w:pPr>
+        <w:tabs>
+          <w:tab w:val="num" w:pos="1418"/>
+        </w:tabs>
+        <w:ind w:start="1418" w:hanging="283"/>
+      </w:pPr>
+      <w:rPr>
+        <w:rFonts w:ascii="Symbol" w:hAnsi="Symbol" w:cs="Symbol" w:hint="default"/>
+      </w:rPr>
+    </w:lvl>
+    <w:lvl w:ilvl="2">
+      <w:start w:val="1"/>
+      <w:numFmt w:val="bullet"/>
+      <w:lvlText w:val=""/>
+      <w:lvlJc w:val="start"/>
+      <w:pPr>
+        <w:tabs>
+          <w:tab w:val="num" w:pos="2127"/>
+        </w:tabs>
+        <w:ind w:start="2127" w:hanging="283"/>
+      </w:pPr>
+      <w:rPr>
+        <w:rFonts w:ascii="Symbol" w:hAnsi="Symbol" w:cs="Symbol" w:hint="default"/>
+      </w:rPr>
+    </w:lvl>
+    <w:lvl w:ilvl="3">
+      <w:start w:val="1"/>
+      <w:numFmt w:val="bullet"/>
+      <w:lvlText w:val=""/>
+      <w:lvlJc w:val="start"/>
+      <w:pPr>
+        <w:tabs>
+          <w:tab w:val="num" w:pos="2836"/>
+        </w:tabs>
+        <w:ind w:start="2836" w:hanging="283"/>
+      </w:pPr>
+      <w:rPr>
+        <w:rFonts w:ascii="Symbol" w:hAnsi="Symbol" w:cs="Symbol" w:hint="default"/>
+      </w:rPr>
+    </w:lvl>
+    <w:lvl w:ilvl="4">
+      <w:start w:val="1"/>
+      <w:numFmt w:val="bullet"/>
+      <w:lvlText w:val=""/>
+      <w:lvlJc w:val="start"/>
+      <w:pPr>
+        <w:tabs>
+          <w:tab w:val="num" w:pos="3545"/>
+        </w:tabs>
+        <w:ind w:start="3545" w:hanging="283"/>
+      </w:pPr>
+      <w:rPr>
+        <w:rFonts w:ascii="Symbol" w:hAnsi="Symbol" w:cs="Symbol" w:hint="default"/>
+      </w:rPr>
+    </w:lvl>
+    <w:lvl w:ilvl="5">
+      <w:start w:val="1"/>
+      <w:numFmt w:val="bullet"/>
+      <w:lvlText w:val=""/>
+      <w:lvlJc w:val="start"/>
+      <w:pPr>
+        <w:tabs>
+          <w:tab w:val="num" w:pos="4254"/>
+        </w:tabs>
+        <w:ind w:start="4254" w:hanging="283"/>
+      </w:pPr>
+      <w:rPr>
+        <w:rFonts w:ascii="Symbol" w:hAnsi="Symbol" w:cs="Symbol" w:hint="default"/>
+      </w:rPr>
+    </w:lvl>
+    <w:lvl w:ilvl="6">
+      <w:start w:val="1"/>
+      <w:numFmt w:val="bullet"/>
+      <w:lvlText w:val=""/>
+      <w:lvlJc w:val="start"/>
+      <w:pPr>
+        <w:tabs>
+          <w:tab w:val="num" w:pos="4963"/>
+        </w:tabs>
+        <w:ind w:start="4963" w:hanging="283"/>
+      </w:pPr>
+      <w:rPr>
+        <w:rFonts w:ascii="Symbol" w:hAnsi="Symbol" w:cs="Symbol" w:hint="default"/>
+      </w:rPr>
+    </w:lvl>
+    <w:lvl w:ilvl="7">
+      <w:start w:val="1"/>
+      <w:numFmt w:val="bullet"/>
+      <w:lvlText w:val=""/>
+      <w:lvlJc w:val="start"/>
+      <w:pPr>
+        <w:tabs>
+          <w:tab w:val="num" w:pos="5672"/>
+        </w:tabs>
+        <w:ind w:start="5672" w:hanging="283"/>
+      </w:pPr>
+      <w:rPr>
+        <w:rFonts w:ascii="Symbol" w:hAnsi="Symbol" w:cs="Symbol" w:hint="default"/>
+      </w:rPr>
+    </w:lvl>
+    <w:lvl w:ilvl="8">
+      <w:start w:val="1"/>
+      <w:numFmt w:val="bullet"/>
+      <w:lvlText w:val=""/>
+      <w:lvlJc w:val="start"/>
+      <w:pPr>
+        <w:tabs>
+          <w:tab w:val="num" w:pos="6381"/>
+        </w:tabs>
+        <w:ind w:start="6381" w:hanging="283"/>
+      </w:pPr>
+      <w:rPr>
+        <w:rFonts w:ascii="Symbol" w:hAnsi="Symbol" w:cs="Symbol" w:hint="default"/>
+      </w:rPr>
+    </w:lvl>
+  </w:abstractNum>
+  <w:abstractNum w:abstractNumId="10">
     <w:lvl w:ilvl="0">
       <w:start w:val="1"/>
       <w:numFmt w:val="none"/>
@@ -1815,6 +8524,21 @@
   </w:num>
   <w:num w:numId="5">
     <w:abstractNumId w:val="5"/>
+  </w:num>
+  <w:num w:numId="6">
+    <w:abstractNumId w:val="6"/>
+  </w:num>
+  <w:num w:numId="7">
+    <w:abstractNumId w:val="7"/>
+  </w:num>
+  <w:num w:numId="8">
+    <w:abstractNumId w:val="8"/>
+  </w:num>
+  <w:num w:numId="9">
+    <w:abstractNumId w:val="9"/>
+  </w:num>
+  <w:num w:numId="10">
+    <w:abstractNumId w:val="10"/>
   </w:num>
 </w:numbering>
 </file>
@@ -1833,7 +8557,6 @@
     </w:rPrDefault>
     <w:pPrDefault>
       <w:pPr>
-        <w:widowControl/>
         <w:suppressAutoHyphens w:val="true"/>
       </w:pPr>
     </w:pPrDefault>
@@ -1843,7 +8566,10 @@
     <w:qFormat/>
     <w:pPr>
       <w:widowControl/>
+      <w:suppressAutoHyphens w:val="true"/>
       <w:bidi w:val="0"/>
+      <w:spacing w:before="0" w:after="0"/>
+      <w:jc w:val="start"/>
     </w:pPr>
     <w:rPr>
       <w:rFonts w:ascii="Liberation Serif" w:hAnsi="Liberation Serif" w:eastAsia="Noto Serif CJK SC" w:cs="FreeSans"/>
@@ -1852,6 +8578,23 @@
       <w:sz w:val="24"/>
       <w:szCs w:val="24"/>
       <w:lang w:val="en-US" w:eastAsia="zh-CN" w:bidi="hi-IN"/>
+    </w:rPr>
+  </w:style>
+  <w:style w:type="paragraph" w:styleId="Heading1">
+    <w:name w:val="Heading 1"/>
+    <w:basedOn w:val="Heading"/>
+    <w:next w:val="BodyText"/>
+    <w:qFormat/>
+    <w:pPr>
+      <w:spacing w:before="240" w:after="120"/>
+      <w:outlineLvl w:val="0"/>
+    </w:pPr>
+    <w:rPr>
+      <w:rFonts w:ascii="Liberation Serif" w:hAnsi="Liberation Serif" w:eastAsia="Noto Serif CJK SC" w:cs="FreeSans"/>
+      <w:b/>
+      <w:bCs/>
+      <w:sz w:val="48"/>
+      <w:szCs w:val="48"/>
     </w:rPr>
   </w:style>
   <w:style w:type="paragraph" w:styleId="Heading2">
@@ -1902,6 +8645,18 @@
     <w:rPr>
       <w:rFonts w:ascii="Liberation Mono" w:hAnsi="Liberation Mono" w:eastAsia="Noto Sans Mono CJK SC" w:cs="Liberation Mono"/>
     </w:rPr>
+  </w:style>
+  <w:style w:type="character" w:styleId="Bullets">
+    <w:name w:val="Bullets"/>
+    <w:qFormat/>
+    <w:rPr>
+      <w:rFonts w:ascii="OpenSymbol" w:hAnsi="OpenSymbol" w:eastAsia="OpenSymbol" w:cs="OpenSymbol"/>
+    </w:rPr>
+  </w:style>
+  <w:style w:type="character" w:styleId="NumberingSymbols">
+    <w:name w:val="Numbering Symbols"/>
+    <w:qFormat/>
+    <w:rPr/>
   </w:style>
   <w:style w:type="paragraph" w:styleId="Heading">
     <w:name w:val="Heading"/>

--- a/labAndPptFiles/fourthFifthSem/multimediaLabfrom3.docx
+++ b/labAndPptFiles/fourthFifthSem/multimediaLabfrom3.docx
@@ -6094,25 +6094,1969 @@
       </w:pPr>
       <w:r>
         <w:rPr>
+          <w:rStyle w:val="Strong"/>
           <w:rFonts w:ascii="Liberation Serif" w:hAnsi="Liberation Serif"/>
           <w:b/>
           <w:bCs/>
           <w:sz w:val="32"/>
           <w:szCs w:val="24"/>
         </w:rPr>
-        <w:t xml:space="preserve">7. </w:t>
-      </w:r>
-      <w:r>
-        <w:rPr>
+        <w:t>Lab No: 6 – Video Editing using Shotcut</w:t>
+      </w:r>
+    </w:p>
+    <w:p>
+      <w:pPr>
+        <w:pStyle w:val="Heading2"/>
+        <w:rPr/>
+      </w:pPr>
+      <w:r>
+        <w:rPr>
+          <w:rStyle w:val="Strong"/>
+          <w:b/>
+          <w:bCs/>
+          <w:sz w:val="28"/>
+          <w:szCs w:val="36"/>
+        </w:rPr>
+        <w:t>Objective</w:t>
+      </w:r>
+    </w:p>
+    <w:p>
+      <w:pPr>
+        <w:pStyle w:val="BodyText"/>
+        <w:rPr/>
+      </w:pPr>
+      <w:r>
+        <w:rPr/>
+        <w:t>In this lab, a sample video was selected and edited using the Shotcut application. The task included trimming unnecessary parts and adding introductory and concluding text to enhance the presentation.</w:t>
+      </w:r>
+    </w:p>
+    <w:p>
+      <w:pPr>
+        <w:pStyle w:val="HorizontalLine"/>
+        <w:rPr/>
+      </w:pPr>
+      <w:r>
+        <w:rPr/>
+      </w:r>
+    </w:p>
+    <w:p>
+      <w:pPr>
+        <w:pStyle w:val="Heading2"/>
+        <w:rPr/>
+      </w:pPr>
+      <w:r>
+        <w:rPr>
+          <w:rStyle w:val="Strong"/>
+          <w:b/>
+          <w:bCs/>
+          <w:sz w:val="28"/>
+          <w:szCs w:val="36"/>
+        </w:rPr>
+        <w:t>Theory: Introduction to Shotcut</w:t>
+      </w:r>
+    </w:p>
+    <w:p>
+      <w:pPr>
+        <w:pStyle w:val="BodyText"/>
+        <w:rPr/>
+      </w:pPr>
+      <w:r>
+        <w:rPr>
+          <w:rStyle w:val="Strong"/>
+        </w:rPr>
+        <w:t>Shotcut</w:t>
+      </w:r>
+      <w:r>
+        <w:rPr/>
+        <w:t xml:space="preserve"> is a free and open-source video editing software that supports a wide range of video, audio, and image formats. It provides a simple and user-friendly interface along with powerful editing features such as trimming, splitting, filters, transitions, and text overlays. Shotcut is widely used for basic to intermediate video editing tasks and is compatible with multiple operating systems.</w:t>
+      </w:r>
+    </w:p>
+    <w:p>
+      <w:pPr>
+        <w:pStyle w:val="HorizontalLine"/>
+        <w:rPr/>
+      </w:pPr>
+      <w:r>
+        <w:rPr/>
+      </w:r>
+    </w:p>
+    <w:p>
+      <w:pPr>
+        <w:pStyle w:val="Heading2"/>
+        <w:rPr/>
+      </w:pPr>
+      <w:r>
+        <w:rPr>
+          <w:rStyle w:val="Strong"/>
+          <w:b/>
+          <w:bCs/>
+          <w:sz w:val="32"/>
+          <w:szCs w:val="36"/>
+        </w:rPr>
+        <w:t>Procedure</w:t>
+      </w:r>
+    </w:p>
+    <w:p>
+      <w:pPr>
+        <w:pStyle w:val="Heading3"/>
+        <w:rPr/>
+      </w:pPr>
+      <w:r>
+        <w:rPr>
+          <w:rStyle w:val="Strong"/>
+          <w:b/>
+          <w:bCs/>
+          <w:sz w:val="24"/>
+          <w:szCs w:val="28"/>
+        </w:rPr>
+        <w:t>Phase 1: Project Setup</w:t>
+      </w:r>
+    </w:p>
+    <w:p>
+      <w:pPr>
+        <w:pStyle w:val="BodyText"/>
+        <w:numPr>
+          <w:ilvl w:val="0"/>
+          <w:numId w:val="10"/>
+        </w:numPr>
+        <w:tabs>
+          <w:tab w:val="clear" w:pos="709"/>
+          <w:tab w:val="left" w:pos="0" w:leader="none"/>
+        </w:tabs>
+        <w:spacing w:before="0" w:after="0"/>
+        <w:ind w:hanging="283" w:start="709"/>
+        <w:rPr/>
+      </w:pPr>
+      <w:r>
+        <w:rPr/>
+        <w:t xml:space="preserve">Launch </w:t>
+      </w:r>
+      <w:r>
+        <w:rPr/>
+        <w:t>Shotcut app</w:t>
+      </w:r>
+      <w:r>
+        <w:rPr/>
+        <w:t xml:space="preserve"> on the system. </w:t>
+      </w:r>
+    </w:p>
+    <w:p>
+      <w:pPr>
+        <w:pStyle w:val="BodyText"/>
+        <w:numPr>
+          <w:ilvl w:val="0"/>
+          <w:numId w:val="10"/>
+        </w:numPr>
+        <w:tabs>
+          <w:tab w:val="clear" w:pos="709"/>
+          <w:tab w:val="left" w:pos="0" w:leader="none"/>
+        </w:tabs>
+        <w:spacing w:before="0" w:after="0"/>
+        <w:ind w:hanging="283" w:start="709"/>
+        <w:rPr/>
+      </w:pPr>
+      <w:r>
+        <w:rPr/>
+        <w:t>Create a</w:t>
+      </w:r>
+      <w:r>
+        <w:rPr/>
+        <w:t xml:space="preserve"> new project </w:t>
+      </w:r>
+      <w:r>
+        <w:rPr/>
+        <w:t>with name of the project - Lab6ShotCut</w:t>
+      </w:r>
+    </w:p>
+    <w:p>
+      <w:pPr>
+        <w:pStyle w:val="BodyText"/>
+        <w:numPr>
+          <w:ilvl w:val="0"/>
+          <w:numId w:val="10"/>
+        </w:numPr>
+        <w:tabs>
+          <w:tab w:val="clear" w:pos="709"/>
+          <w:tab w:val="left" w:pos="0" w:leader="none"/>
+        </w:tabs>
+        <w:spacing w:before="0" w:after="0"/>
+        <w:ind w:hanging="283" w:start="709"/>
+        <w:rPr/>
+      </w:pPr>
+      <w:r>
+        <w:rPr/>
+        <w:t>S</w:t>
+      </w:r>
+      <w:r>
+        <w:rPr/>
+        <w:t xml:space="preserve">et </w:t>
+      </w:r>
+      <w:r>
+        <w:rPr/>
+        <w:t>Video mode</w:t>
+      </w:r>
+      <w:r>
+        <w:rPr/>
+        <w:t xml:space="preserve"> to </w:t>
+      </w:r>
+      <w:r>
+        <w:rPr>
+          <w:rStyle w:val="Strong"/>
+        </w:rPr>
+        <w:t>HD 1080p at 30fps</w:t>
+      </w:r>
+      <w:r>
+        <w:rPr/>
+        <w:t xml:space="preserve"> to maintain standard quality. </w:t>
+      </w:r>
+    </w:p>
+    <w:p>
+      <w:pPr>
+        <w:pStyle w:val="BodyText"/>
+        <w:numPr>
+          <w:ilvl w:val="0"/>
+          <w:numId w:val="10"/>
+        </w:numPr>
+        <w:tabs>
+          <w:tab w:val="clear" w:pos="709"/>
+          <w:tab w:val="left" w:pos="0" w:leader="none"/>
+        </w:tabs>
+        <w:spacing w:before="0" w:after="0"/>
+        <w:ind w:hanging="283" w:start="709"/>
+        <w:rPr/>
+      </w:pPr>
+      <w:r>
+        <w:rPr/>
+        <w:t xml:space="preserve">After setup, the project </w:t>
+      </w:r>
+      <w:r>
+        <w:rPr/>
+        <w:t>is</w:t>
+      </w:r>
+      <w:r>
+        <w:rPr/>
+        <w:t xml:space="preserve"> started. </w:t>
+      </w:r>
+    </w:p>
+    <w:p>
+      <w:pPr>
+        <w:pStyle w:val="BodyText"/>
+        <w:numPr>
+          <w:ilvl w:val="0"/>
+          <w:numId w:val="10"/>
+        </w:numPr>
+        <w:tabs>
+          <w:tab w:val="clear" w:pos="709"/>
+          <w:tab w:val="left" w:pos="0" w:leader="none"/>
+        </w:tabs>
+        <w:ind w:hanging="283" w:start="709"/>
+        <w:rPr/>
+      </w:pPr>
+      <w:r>
+        <w:rPr/>
+        <w:t>Import a Video file using “Open File” Button at app.</w:t>
+      </w:r>
+    </w:p>
+    <w:p>
+      <w:pPr>
+        <w:pStyle w:val="BodyText"/>
+        <w:rPr/>
+      </w:pPr>
+      <w:r>
+        <w:rPr/>
+      </w:r>
+    </w:p>
+    <w:p>
+      <w:pPr>
+        <w:pStyle w:val="BodyText"/>
+        <w:rPr/>
+      </w:pPr>
+      <w:r>
+        <w:rPr/>
+      </w:r>
+    </w:p>
+    <w:p>
+      <w:pPr>
+        <w:pStyle w:val="BodyText"/>
+        <w:rPr/>
+      </w:pPr>
+      <w:r>
+        <w:rPr/>
+        <w:drawing>
+          <wp:anchor behindDoc="0" distT="0" distB="0" distL="0" distR="0" simplePos="0" locked="0" layoutInCell="0" allowOverlap="1" relativeHeight="8">
+            <wp:simplePos x="0" y="0"/>
+            <wp:positionH relativeFrom="column">
+              <wp:align>center</wp:align>
+            </wp:positionH>
+            <wp:positionV relativeFrom="paragraph">
+              <wp:posOffset>635</wp:posOffset>
+            </wp:positionV>
+            <wp:extent cx="4198620" cy="2360295"/>
+            <wp:effectExtent l="0" t="0" r="0" b="0"/>
+            <wp:wrapSquare wrapText="largest"/>
+            <wp:docPr id="3" name="Image7" descr="" title=""/>
+            <wp:cNvGraphicFramePr>
+              <a:graphicFrameLocks xmlns:a="http://schemas.openxmlformats.org/drawingml/2006/main" noChangeAspect="1"/>
+            </wp:cNvGraphicFramePr>
+            <a:graphic xmlns:a="http://schemas.openxmlformats.org/drawingml/2006/main">
+              <a:graphicData uri="http://schemas.openxmlformats.org/drawingml/2006/picture">
+                <pic:pic xmlns:pic="http://schemas.openxmlformats.org/drawingml/2006/picture">
+                  <pic:nvPicPr>
+                    <pic:cNvPr id="3" name="Image7" descr="" title=""/>
+                    <pic:cNvPicPr>
+                      <a:picLocks noChangeAspect="1" noChangeArrowheads="1"/>
+                    </pic:cNvPicPr>
+                  </pic:nvPicPr>
+                  <pic:blipFill>
+                    <a:blip r:embed="rId4"/>
+                    <a:stretch>
+                      <a:fillRect/>
+                    </a:stretch>
+                  </pic:blipFill>
+                  <pic:spPr bwMode="auto">
+                    <a:xfrm>
+                      <a:off x="0" y="0"/>
+                      <a:ext cx="4198620" cy="2360295"/>
+                    </a:xfrm>
+                    <a:prstGeom prst="rect">
+                      <a:avLst/>
+                    </a:prstGeom>
+                  </pic:spPr>
+                </pic:pic>
+              </a:graphicData>
+            </a:graphic>
+          </wp:anchor>
+        </w:drawing>
+      </w:r>
+    </w:p>
+    <w:p>
+      <w:pPr>
+        <w:pStyle w:val="BodyText"/>
+        <w:rPr/>
+      </w:pPr>
+      <w:r>
+        <w:rPr/>
+      </w:r>
+    </w:p>
+    <w:p>
+      <w:pPr>
+        <w:pStyle w:val="BodyText"/>
+        <w:rPr/>
+      </w:pPr>
+      <w:r>
+        <w:rPr/>
+      </w:r>
+    </w:p>
+    <w:p>
+      <w:pPr>
+        <w:pStyle w:val="BodyText"/>
+        <w:rPr/>
+      </w:pPr>
+      <w:r>
+        <w:rPr/>
+      </w:r>
+    </w:p>
+    <w:p>
+      <w:pPr>
+        <w:pStyle w:val="BodyText"/>
+        <w:rPr/>
+      </w:pPr>
+      <w:r>
+        <w:rPr/>
+      </w:r>
+    </w:p>
+    <w:p>
+      <w:pPr>
+        <w:pStyle w:val="BodyText"/>
+        <w:rPr/>
+      </w:pPr>
+      <w:r>
+        <w:rPr/>
+      </w:r>
+    </w:p>
+    <w:p>
+      <w:pPr>
+        <w:pStyle w:val="BodyText"/>
+        <w:rPr/>
+      </w:pPr>
+      <w:r>
+        <w:rPr/>
+      </w:r>
+    </w:p>
+    <w:p>
+      <w:pPr>
+        <w:pStyle w:val="BodyText"/>
+        <w:rPr/>
+      </w:pPr>
+      <w:r>
+        <w:rPr/>
+      </w:r>
+    </w:p>
+    <w:p>
+      <w:pPr>
+        <w:pStyle w:val="BodyText"/>
+        <w:rPr/>
+      </w:pPr>
+      <w:r>
+        <w:rPr/>
+      </w:r>
+    </w:p>
+    <w:p>
+      <w:pPr>
+        <w:pStyle w:val="BodyText"/>
+        <w:jc w:val="center"/>
+        <w:rPr/>
+      </w:pPr>
+      <w:r>
+        <w:rPr/>
+        <w:tab/>
+      </w:r>
+      <w:r>
+        <w:rPr/>
+        <w:t>Fig: Opening Shotcut and setting video mode</w:t>
+      </w:r>
+    </w:p>
+    <w:p>
+      <w:pPr>
+        <w:pStyle w:val="BodyText"/>
+        <w:jc w:val="center"/>
+        <w:rPr/>
+      </w:pPr>
+      <w:r>
+        <w:rPr/>
+      </w:r>
+    </w:p>
+    <w:p>
+      <w:pPr>
+        <w:pStyle w:val="BodyText"/>
+        <w:jc w:val="center"/>
+        <w:rPr/>
+      </w:pPr>
+      <w:r>
+        <w:rPr/>
+      </w:r>
+    </w:p>
+    <w:p>
+      <w:pPr>
+        <w:pStyle w:val="BodyText"/>
+        <w:jc w:val="center"/>
+        <w:rPr/>
+      </w:pPr>
+      <w:r>
+        <w:rPr/>
+      </w:r>
+    </w:p>
+    <w:p>
+      <w:pPr>
+        <w:pStyle w:val="BodyText"/>
+        <w:jc w:val="center"/>
+        <w:rPr/>
+      </w:pPr>
+      <w:r>
+        <w:rPr/>
+        <w:drawing>
+          <wp:anchor behindDoc="0" distT="0" distB="0" distL="0" distR="0" simplePos="0" locked="0" layoutInCell="0" allowOverlap="1" relativeHeight="9">
+            <wp:simplePos x="0" y="0"/>
+            <wp:positionH relativeFrom="column">
+              <wp:posOffset>375285</wp:posOffset>
+            </wp:positionH>
+            <wp:positionV relativeFrom="paragraph">
+              <wp:posOffset>134620</wp:posOffset>
+            </wp:positionV>
+            <wp:extent cx="5274945" cy="2965450"/>
+            <wp:effectExtent l="0" t="0" r="0" b="0"/>
+            <wp:wrapSquare wrapText="largest"/>
+            <wp:docPr id="4" name="Image8" descr="" title=""/>
+            <wp:cNvGraphicFramePr>
+              <a:graphicFrameLocks xmlns:a="http://schemas.openxmlformats.org/drawingml/2006/main" noChangeAspect="1"/>
+            </wp:cNvGraphicFramePr>
+            <a:graphic xmlns:a="http://schemas.openxmlformats.org/drawingml/2006/main">
+              <a:graphicData uri="http://schemas.openxmlformats.org/drawingml/2006/picture">
+                <pic:pic xmlns:pic="http://schemas.openxmlformats.org/drawingml/2006/picture">
+                  <pic:nvPicPr>
+                    <pic:cNvPr id="4" name="Image8" descr="" title=""/>
+                    <pic:cNvPicPr>
+                      <a:picLocks noChangeAspect="1" noChangeArrowheads="1"/>
+                    </pic:cNvPicPr>
+                  </pic:nvPicPr>
+                  <pic:blipFill>
+                    <a:blip r:embed="rId5"/>
+                    <a:stretch>
+                      <a:fillRect/>
+                    </a:stretch>
+                  </pic:blipFill>
+                  <pic:spPr bwMode="auto">
+                    <a:xfrm>
+                      <a:off x="0" y="0"/>
+                      <a:ext cx="5274945" cy="2965450"/>
+                    </a:xfrm>
+                    <a:prstGeom prst="rect">
+                      <a:avLst/>
+                    </a:prstGeom>
+                  </pic:spPr>
+                </pic:pic>
+              </a:graphicData>
+            </a:graphic>
+          </wp:anchor>
+        </w:drawing>
+      </w:r>
+    </w:p>
+    <w:p>
+      <w:pPr>
+        <w:pStyle w:val="BodyText"/>
+        <w:jc w:val="center"/>
+        <w:rPr/>
+      </w:pPr>
+      <w:r>
+        <w:rPr/>
+      </w:r>
+    </w:p>
+    <w:p>
+      <w:pPr>
+        <w:pStyle w:val="BodyText"/>
+        <w:jc w:val="center"/>
+        <w:rPr/>
+      </w:pPr>
+      <w:r>
+        <w:rPr/>
+      </w:r>
+    </w:p>
+    <w:p>
+      <w:pPr>
+        <w:pStyle w:val="BodyText"/>
+        <w:jc w:val="center"/>
+        <w:rPr/>
+      </w:pPr>
+      <w:r>
+        <w:rPr/>
+      </w:r>
+    </w:p>
+    <w:p>
+      <w:pPr>
+        <w:pStyle w:val="BodyText"/>
+        <w:jc w:val="center"/>
+        <w:rPr/>
+      </w:pPr>
+      <w:r>
+        <w:rPr/>
+      </w:r>
+    </w:p>
+    <w:p>
+      <w:pPr>
+        <w:pStyle w:val="BodyText"/>
+        <w:jc w:val="center"/>
+        <w:rPr/>
+      </w:pPr>
+      <w:r>
+        <w:rPr/>
+      </w:r>
+    </w:p>
+    <w:p>
+      <w:pPr>
+        <w:pStyle w:val="BodyText"/>
+        <w:jc w:val="center"/>
+        <w:rPr/>
+      </w:pPr>
+      <w:r>
+        <w:rPr/>
+      </w:r>
+    </w:p>
+    <w:p>
+      <w:pPr>
+        <w:pStyle w:val="BodyText"/>
+        <w:jc w:val="center"/>
+        <w:rPr/>
+      </w:pPr>
+      <w:r>
+        <w:rPr/>
+      </w:r>
+    </w:p>
+    <w:p>
+      <w:pPr>
+        <w:pStyle w:val="BodyText"/>
+        <w:jc w:val="center"/>
+        <w:rPr/>
+      </w:pPr>
+      <w:r>
+        <w:rPr/>
+      </w:r>
+    </w:p>
+    <w:p>
+      <w:pPr>
+        <w:pStyle w:val="BodyText"/>
+        <w:jc w:val="center"/>
+        <w:rPr/>
+      </w:pPr>
+      <w:r>
+        <w:rPr/>
+      </w:r>
+    </w:p>
+    <w:p>
+      <w:pPr>
+        <w:pStyle w:val="BodyText"/>
+        <w:jc w:val="center"/>
+        <w:rPr/>
+      </w:pPr>
+      <w:r>
+        <w:rPr/>
+      </w:r>
+    </w:p>
+    <w:p>
+      <w:pPr>
+        <w:pStyle w:val="BodyText"/>
+        <w:jc w:val="center"/>
+        <w:rPr/>
+      </w:pPr>
+      <w:r>
+        <w:rPr/>
+        <w:t>Fig: Importing a video file</w:t>
+      </w:r>
+    </w:p>
+    <w:p>
+      <w:pPr>
+        <w:pStyle w:val="HorizontalLine"/>
+        <w:rPr/>
+      </w:pPr>
+      <w:r>
+        <w:rPr/>
+      </w:r>
+    </w:p>
+    <w:p>
+      <w:pPr>
+        <w:pStyle w:val="Heading3"/>
+        <w:rPr/>
+      </w:pPr>
+      <w:r>
+        <w:rPr>
+          <w:rStyle w:val="Strong"/>
+          <w:b/>
+          <w:bCs/>
+        </w:rPr>
+        <w:t>Phase 2: Working with Timeline</w:t>
+      </w:r>
+    </w:p>
+    <w:p>
+      <w:pPr>
+        <w:pStyle w:val="BodyText"/>
+        <w:numPr>
+          <w:ilvl w:val="0"/>
+          <w:numId w:val="11"/>
+        </w:numPr>
+        <w:tabs>
+          <w:tab w:val="clear" w:pos="709"/>
+          <w:tab w:val="left" w:pos="0" w:leader="none"/>
+        </w:tabs>
+        <w:spacing w:before="0" w:after="0"/>
+        <w:ind w:hanging="283" w:start="709"/>
+        <w:rPr/>
+      </w:pPr>
+      <w:r>
+        <w:rPr/>
+        <w:t xml:space="preserve">The imported video was dragged from the preview window to the timeline section. </w:t>
+      </w:r>
+    </w:p>
+    <w:p>
+      <w:pPr>
+        <w:pStyle w:val="BodyText"/>
+        <w:numPr>
+          <w:ilvl w:val="0"/>
+          <w:numId w:val="11"/>
+        </w:numPr>
+        <w:tabs>
+          <w:tab w:val="clear" w:pos="709"/>
+          <w:tab w:val="left" w:pos="0" w:leader="none"/>
+        </w:tabs>
+        <w:spacing w:before="0" w:after="0"/>
+        <w:ind w:hanging="283" w:start="709"/>
+        <w:rPr/>
+      </w:pPr>
+      <w:r>
+        <w:rPr/>
+        <w:t xml:space="preserve">A track (V1) was automatically created. </w:t>
+      </w:r>
+    </w:p>
+    <w:p>
+      <w:pPr>
+        <w:pStyle w:val="BodyText"/>
+        <w:numPr>
+          <w:ilvl w:val="0"/>
+          <w:numId w:val="11"/>
+        </w:numPr>
+        <w:tabs>
+          <w:tab w:val="clear" w:pos="709"/>
+          <w:tab w:val="left" w:pos="0" w:leader="none"/>
+        </w:tabs>
+        <w:ind w:hanging="283" w:start="709"/>
+        <w:rPr/>
+      </w:pPr>
+      <w:r>
+        <w:rPr/>
+        <w:t xml:space="preserve">The playhead was used to move across the video and locate specific sections. </w:t>
+      </w:r>
+    </w:p>
+    <w:p>
+      <w:pPr>
+        <w:pStyle w:val="BodyText"/>
+        <w:rPr/>
+      </w:pPr>
+      <w:r>
+        <w:rPr/>
+        <w:drawing>
+          <wp:anchor behindDoc="0" distT="0" distB="0" distL="0" distR="0" simplePos="0" locked="0" layoutInCell="0" allowOverlap="1" relativeHeight="10">
+            <wp:simplePos x="0" y="0"/>
+            <wp:positionH relativeFrom="column">
+              <wp:posOffset>38100</wp:posOffset>
+            </wp:positionH>
+            <wp:positionV relativeFrom="paragraph">
+              <wp:posOffset>110490</wp:posOffset>
+            </wp:positionV>
+            <wp:extent cx="6120130" cy="3440430"/>
+            <wp:effectExtent l="0" t="0" r="0" b="0"/>
+            <wp:wrapSquare wrapText="largest"/>
+            <wp:docPr id="5" name="Image9" descr="" title=""/>
+            <wp:cNvGraphicFramePr>
+              <a:graphicFrameLocks xmlns:a="http://schemas.openxmlformats.org/drawingml/2006/main" noChangeAspect="1"/>
+            </wp:cNvGraphicFramePr>
+            <a:graphic xmlns:a="http://schemas.openxmlformats.org/drawingml/2006/main">
+              <a:graphicData uri="http://schemas.openxmlformats.org/drawingml/2006/picture">
+                <pic:pic xmlns:pic="http://schemas.openxmlformats.org/drawingml/2006/picture">
+                  <pic:nvPicPr>
+                    <pic:cNvPr id="5" name="Image9" descr="" title=""/>
+                    <pic:cNvPicPr>
+                      <a:picLocks noChangeAspect="1" noChangeArrowheads="1"/>
+                    </pic:cNvPicPr>
+                  </pic:nvPicPr>
+                  <pic:blipFill>
+                    <a:blip r:embed="rId6"/>
+                    <a:stretch>
+                      <a:fillRect/>
+                    </a:stretch>
+                  </pic:blipFill>
+                  <pic:spPr bwMode="auto">
+                    <a:xfrm>
+                      <a:off x="0" y="0"/>
+                      <a:ext cx="6120130" cy="3440430"/>
+                    </a:xfrm>
+                    <a:prstGeom prst="rect">
+                      <a:avLst/>
+                    </a:prstGeom>
+                  </pic:spPr>
+                </pic:pic>
+              </a:graphicData>
+            </a:graphic>
+          </wp:anchor>
+        </w:drawing>
+      </w:r>
+    </w:p>
+    <w:p>
+      <w:pPr>
+        <w:pStyle w:val="BodyText"/>
+        <w:jc w:val="center"/>
+        <w:rPr/>
+      </w:pPr>
+      <w:r>
+        <w:rPr/>
+        <w:t>Fig: Dragging video to Timeline</w:t>
+      </w:r>
+    </w:p>
+    <w:p>
+      <w:pPr>
+        <w:pStyle w:val="BodyText"/>
+        <w:rPr/>
+      </w:pPr>
+      <w:r>
+        <w:rPr/>
+      </w:r>
+    </w:p>
+    <w:p>
+      <w:pPr>
+        <w:pStyle w:val="Heading3"/>
+        <w:rPr/>
+      </w:pPr>
+      <w:r>
+        <w:rPr>
+          <w:rStyle w:val="Strong"/>
+          <w:b/>
+          <w:bCs/>
+        </w:rPr>
+        <w:t>Phase 3: Trimming Unwanted Parts</w:t>
+      </w:r>
+    </w:p>
+    <w:p>
+      <w:pPr>
+        <w:pStyle w:val="BodyText"/>
+        <w:numPr>
+          <w:ilvl w:val="0"/>
+          <w:numId w:val="12"/>
+        </w:numPr>
+        <w:tabs>
+          <w:tab w:val="clear" w:pos="709"/>
+          <w:tab w:val="left" w:pos="0" w:leader="none"/>
+        </w:tabs>
+        <w:spacing w:before="0" w:after="0"/>
+        <w:ind w:hanging="283" w:start="709"/>
+        <w:rPr/>
+      </w:pPr>
+      <w:r>
+        <w:rPr/>
+        <w:t xml:space="preserve">The playhead was positioned at the beginning of the unwanted portion and the clip was split. </w:t>
+      </w:r>
+    </w:p>
+    <w:p>
+      <w:pPr>
+        <w:pStyle w:val="BodyText"/>
+        <w:numPr>
+          <w:ilvl w:val="0"/>
+          <w:numId w:val="12"/>
+        </w:numPr>
+        <w:tabs>
+          <w:tab w:val="clear" w:pos="709"/>
+          <w:tab w:val="left" w:pos="0" w:leader="none"/>
+        </w:tabs>
+        <w:spacing w:before="0" w:after="0"/>
+        <w:ind w:hanging="283" w:start="709"/>
+        <w:rPr/>
+      </w:pPr>
+      <w:r>
+        <w:rPr/>
+        <w:t xml:space="preserve">It was again positioned at the end of that section and split once more. </w:t>
+      </w:r>
+    </w:p>
+    <w:p>
+      <w:pPr>
+        <w:pStyle w:val="BodyText"/>
+        <w:numPr>
+          <w:ilvl w:val="0"/>
+          <w:numId w:val="12"/>
+        </w:numPr>
+        <w:tabs>
+          <w:tab w:val="clear" w:pos="709"/>
+          <w:tab w:val="left" w:pos="0" w:leader="none"/>
+        </w:tabs>
+        <w:ind w:hanging="283" w:start="709"/>
+        <w:rPr/>
+      </w:pPr>
+      <w:r>
+        <w:rPr/>
+        <w:t xml:space="preserve">The unwanted segment between the splits was removed using </w:t>
+      </w:r>
+      <w:r>
+        <w:rPr>
+          <w:rStyle w:val="Strong"/>
+        </w:rPr>
+        <w:t>Ripple Delete</w:t>
+      </w:r>
+      <w:r>
+        <w:rPr/>
+        <w:t xml:space="preserve">, ensuring that no empty gaps remained in the timeline. </w:t>
+      </w:r>
+    </w:p>
+    <w:p>
+      <w:pPr>
+        <w:pStyle w:val="BodyText"/>
+        <w:rPr/>
+      </w:pPr>
+      <w:r>
+        <w:rPr/>
+      </w:r>
+    </w:p>
+    <w:p>
+      <w:pPr>
+        <w:pStyle w:val="BodyText"/>
+        <w:rPr/>
+      </w:pPr>
+      <w:r>
+        <w:rPr/>
+        <w:drawing>
+          <wp:anchor behindDoc="0" distT="0" distB="0" distL="0" distR="0" simplePos="0" locked="0" layoutInCell="0" allowOverlap="1" relativeHeight="11">
+            <wp:simplePos x="0" y="0"/>
+            <wp:positionH relativeFrom="column">
+              <wp:align>center</wp:align>
+            </wp:positionH>
+            <wp:positionV relativeFrom="paragraph">
+              <wp:posOffset>635</wp:posOffset>
+            </wp:positionV>
+            <wp:extent cx="5379720" cy="3024505"/>
+            <wp:effectExtent l="0" t="0" r="0" b="0"/>
+            <wp:wrapSquare wrapText="largest"/>
+            <wp:docPr id="6" name="Image10" descr="" title=""/>
+            <wp:cNvGraphicFramePr>
+              <a:graphicFrameLocks xmlns:a="http://schemas.openxmlformats.org/drawingml/2006/main" noChangeAspect="1"/>
+            </wp:cNvGraphicFramePr>
+            <a:graphic xmlns:a="http://schemas.openxmlformats.org/drawingml/2006/main">
+              <a:graphicData uri="http://schemas.openxmlformats.org/drawingml/2006/picture">
+                <pic:pic xmlns:pic="http://schemas.openxmlformats.org/drawingml/2006/picture">
+                  <pic:nvPicPr>
+                    <pic:cNvPr id="6" name="Image10" descr="" title=""/>
+                    <pic:cNvPicPr>
+                      <a:picLocks noChangeAspect="1" noChangeArrowheads="1"/>
+                    </pic:cNvPicPr>
+                  </pic:nvPicPr>
+                  <pic:blipFill>
+                    <a:blip r:embed="rId7"/>
+                    <a:stretch>
+                      <a:fillRect/>
+                    </a:stretch>
+                  </pic:blipFill>
+                  <pic:spPr bwMode="auto">
+                    <a:xfrm>
+                      <a:off x="0" y="0"/>
+                      <a:ext cx="5379720" cy="3024505"/>
+                    </a:xfrm>
+                    <a:prstGeom prst="rect">
+                      <a:avLst/>
+                    </a:prstGeom>
+                  </pic:spPr>
+                </pic:pic>
+              </a:graphicData>
+            </a:graphic>
+          </wp:anchor>
+        </w:drawing>
+      </w:r>
+    </w:p>
+    <w:p>
+      <w:pPr>
+        <w:pStyle w:val="BodyText"/>
+        <w:jc w:val="center"/>
+        <w:rPr/>
+      </w:pPr>
+      <w:r>
+        <w:rPr/>
+      </w:r>
+    </w:p>
+    <w:p>
+      <w:pPr>
+        <w:pStyle w:val="BodyText"/>
+        <w:jc w:val="center"/>
+        <w:rPr/>
+      </w:pPr>
+      <w:r>
+        <w:rPr/>
+      </w:r>
+    </w:p>
+    <w:p>
+      <w:pPr>
+        <w:pStyle w:val="BodyText"/>
+        <w:jc w:val="center"/>
+        <w:rPr/>
+      </w:pPr>
+      <w:r>
+        <w:rPr/>
+      </w:r>
+    </w:p>
+    <w:p>
+      <w:pPr>
+        <w:pStyle w:val="BodyText"/>
+        <w:jc w:val="center"/>
+        <w:rPr/>
+      </w:pPr>
+      <w:r>
+        <w:rPr/>
+      </w:r>
+    </w:p>
+    <w:p>
+      <w:pPr>
+        <w:pStyle w:val="BodyText"/>
+        <w:jc w:val="center"/>
+        <w:rPr/>
+      </w:pPr>
+      <w:r>
+        <w:rPr/>
+      </w:r>
+    </w:p>
+    <w:p>
+      <w:pPr>
+        <w:pStyle w:val="BodyText"/>
+        <w:jc w:val="center"/>
+        <w:rPr/>
+      </w:pPr>
+      <w:r>
+        <w:rPr/>
+      </w:r>
+    </w:p>
+    <w:p>
+      <w:pPr>
+        <w:pStyle w:val="BodyText"/>
+        <w:jc w:val="center"/>
+        <w:rPr/>
+      </w:pPr>
+      <w:r>
+        <w:rPr/>
+      </w:r>
+    </w:p>
+    <w:p>
+      <w:pPr>
+        <w:pStyle w:val="BodyText"/>
+        <w:jc w:val="center"/>
+        <w:rPr/>
+      </w:pPr>
+      <w:r>
+        <w:rPr/>
+      </w:r>
+    </w:p>
+    <w:p>
+      <w:pPr>
+        <w:pStyle w:val="BodyText"/>
+        <w:jc w:val="center"/>
+        <w:rPr/>
+      </w:pPr>
+      <w:r>
+        <w:rPr/>
+      </w:r>
+    </w:p>
+    <w:p>
+      <w:pPr>
+        <w:pStyle w:val="BodyText"/>
+        <w:jc w:val="center"/>
+        <w:rPr/>
+      </w:pPr>
+      <w:r>
+        <w:rPr/>
+      </w:r>
+    </w:p>
+    <w:p>
+      <w:pPr>
+        <w:pStyle w:val="BodyText"/>
+        <w:jc w:val="center"/>
+        <w:rPr/>
+      </w:pPr>
+      <w:r>
+        <w:rPr/>
+        <w:t xml:space="preserve">Fig: Splitting unwanted part </w:t>
+      </w:r>
+    </w:p>
+    <w:p>
+      <w:pPr>
+        <w:pStyle w:val="BodyText"/>
+        <w:jc w:val="center"/>
+        <w:rPr/>
+      </w:pPr>
+      <w:r>
+        <w:rPr/>
+      </w:r>
+    </w:p>
+    <w:p>
+      <w:pPr>
+        <w:pStyle w:val="BodyText"/>
+        <w:jc w:val="center"/>
+        <w:rPr/>
+      </w:pPr>
+      <w:r>
+        <w:rPr/>
+      </w:r>
+    </w:p>
+    <w:p>
+      <w:pPr>
+        <w:pStyle w:val="BodyText"/>
+        <w:jc w:val="center"/>
+        <w:rPr/>
+      </w:pPr>
+      <w:r>
+        <w:rPr/>
+        <w:drawing>
+          <wp:anchor behindDoc="0" distT="0" distB="0" distL="0" distR="0" simplePos="0" locked="0" layoutInCell="0" allowOverlap="1" relativeHeight="12">
+            <wp:simplePos x="0" y="0"/>
+            <wp:positionH relativeFrom="column">
+              <wp:align>center</wp:align>
+            </wp:positionH>
+            <wp:positionV relativeFrom="paragraph">
+              <wp:posOffset>635</wp:posOffset>
+            </wp:positionV>
+            <wp:extent cx="5198745" cy="2922270"/>
+            <wp:effectExtent l="0" t="0" r="0" b="0"/>
+            <wp:wrapSquare wrapText="largest"/>
+            <wp:docPr id="7" name="Image11" descr="" title=""/>
+            <wp:cNvGraphicFramePr>
+              <a:graphicFrameLocks xmlns:a="http://schemas.openxmlformats.org/drawingml/2006/main" noChangeAspect="1"/>
+            </wp:cNvGraphicFramePr>
+            <a:graphic xmlns:a="http://schemas.openxmlformats.org/drawingml/2006/main">
+              <a:graphicData uri="http://schemas.openxmlformats.org/drawingml/2006/picture">
+                <pic:pic xmlns:pic="http://schemas.openxmlformats.org/drawingml/2006/picture">
+                  <pic:nvPicPr>
+                    <pic:cNvPr id="7" name="Image11" descr="" title=""/>
+                    <pic:cNvPicPr>
+                      <a:picLocks noChangeAspect="1" noChangeArrowheads="1"/>
+                    </pic:cNvPicPr>
+                  </pic:nvPicPr>
+                  <pic:blipFill>
+                    <a:blip r:embed="rId8"/>
+                    <a:stretch>
+                      <a:fillRect/>
+                    </a:stretch>
+                  </pic:blipFill>
+                  <pic:spPr bwMode="auto">
+                    <a:xfrm>
+                      <a:off x="0" y="0"/>
+                      <a:ext cx="5198745" cy="2922270"/>
+                    </a:xfrm>
+                    <a:prstGeom prst="rect">
+                      <a:avLst/>
+                    </a:prstGeom>
+                  </pic:spPr>
+                </pic:pic>
+              </a:graphicData>
+            </a:graphic>
+          </wp:anchor>
+        </w:drawing>
+      </w:r>
+    </w:p>
+    <w:p>
+      <w:pPr>
+        <w:pStyle w:val="BodyText"/>
+        <w:jc w:val="center"/>
+        <w:rPr/>
+      </w:pPr>
+      <w:r>
+        <w:rPr/>
+      </w:r>
+    </w:p>
+    <w:p>
+      <w:pPr>
+        <w:pStyle w:val="BodyText"/>
+        <w:rPr/>
+      </w:pPr>
+      <w:r>
+        <w:rPr/>
+      </w:r>
+    </w:p>
+    <w:p>
+      <w:pPr>
+        <w:pStyle w:val="BodyText"/>
+        <w:rPr/>
+      </w:pPr>
+      <w:r>
+        <w:rPr/>
+      </w:r>
+    </w:p>
+    <w:p>
+      <w:pPr>
+        <w:pStyle w:val="BodyText"/>
+        <w:rPr/>
+      </w:pPr>
+      <w:r>
+        <w:rPr/>
+      </w:r>
+    </w:p>
+    <w:p>
+      <w:pPr>
+        <w:pStyle w:val="BodyText"/>
+        <w:rPr/>
+      </w:pPr>
+      <w:r>
+        <w:rPr/>
+      </w:r>
+    </w:p>
+    <w:p>
+      <w:pPr>
+        <w:pStyle w:val="BodyText"/>
+        <w:rPr/>
+      </w:pPr>
+      <w:r>
+        <w:rPr/>
+      </w:r>
+    </w:p>
+    <w:p>
+      <w:pPr>
+        <w:pStyle w:val="BodyText"/>
+        <w:rPr/>
+      </w:pPr>
+      <w:r>
+        <w:rPr/>
+      </w:r>
+    </w:p>
+    <w:p>
+      <w:pPr>
+        <w:pStyle w:val="BodyText"/>
+        <w:rPr/>
+      </w:pPr>
+      <w:r>
+        <w:rPr/>
+      </w:r>
+    </w:p>
+    <w:p>
+      <w:pPr>
+        <w:pStyle w:val="BodyText"/>
+        <w:rPr/>
+      </w:pPr>
+      <w:r>
+        <w:rPr/>
+      </w:r>
+    </w:p>
+    <w:p>
+      <w:pPr>
+        <w:pStyle w:val="BodyText"/>
+        <w:rPr/>
+      </w:pPr>
+      <w:r>
+        <w:rPr/>
+      </w:r>
+    </w:p>
+    <w:p>
+      <w:pPr>
+        <w:pStyle w:val="BodyText"/>
+        <w:jc w:val="center"/>
+        <w:rPr/>
+      </w:pPr>
+      <w:r>
+        <w:rPr/>
+        <w:t>Fig: After Ripple Delete unwanted part</w:t>
+      </w:r>
+    </w:p>
+    <w:p>
+      <w:pPr>
+        <w:pStyle w:val="Heading3"/>
+        <w:rPr/>
+      </w:pPr>
+      <w:r>
+        <w:rPr>
+          <w:rStyle w:val="Strong"/>
+          <w:b/>
+          <w:bCs/>
+        </w:rPr>
+        <w:t>Phase 4: Adding Introductory Text</w:t>
+      </w:r>
+    </w:p>
+    <w:p>
+      <w:pPr>
+        <w:pStyle w:val="BodyText"/>
+        <w:numPr>
+          <w:ilvl w:val="0"/>
+          <w:numId w:val="13"/>
+        </w:numPr>
+        <w:tabs>
+          <w:tab w:val="clear" w:pos="709"/>
+          <w:tab w:val="left" w:pos="0" w:leader="none"/>
+        </w:tabs>
+        <w:spacing w:before="0" w:after="0"/>
+        <w:ind w:hanging="283" w:start="709"/>
+        <w:rPr/>
+      </w:pPr>
+      <w:r>
+        <w:rPr/>
+        <w:t xml:space="preserve">The first 5 seconds of the video were separated by splitting the clip. </w:t>
+      </w:r>
+    </w:p>
+    <w:p>
+      <w:pPr>
+        <w:pStyle w:val="BodyText"/>
+        <w:numPr>
+          <w:ilvl w:val="0"/>
+          <w:numId w:val="13"/>
+        </w:numPr>
+        <w:tabs>
+          <w:tab w:val="clear" w:pos="709"/>
+          <w:tab w:val="left" w:pos="0" w:leader="none"/>
+        </w:tabs>
+        <w:spacing w:before="0" w:after="0"/>
+        <w:ind w:hanging="283" w:start="709"/>
+        <w:rPr/>
+      </w:pPr>
+      <w:r>
+        <w:rPr/>
+        <w:t xml:space="preserve">This segment was selected and a text filter was applied. </w:t>
+      </w:r>
+    </w:p>
+    <w:p>
+      <w:pPr>
+        <w:pStyle w:val="BodyText"/>
+        <w:numPr>
+          <w:ilvl w:val="0"/>
+          <w:numId w:val="13"/>
+        </w:numPr>
+        <w:tabs>
+          <w:tab w:val="clear" w:pos="709"/>
+          <w:tab w:val="left" w:pos="0" w:leader="none"/>
+        </w:tabs>
+        <w:spacing w:before="0" w:after="0"/>
+        <w:ind w:hanging="283" w:start="709"/>
+        <w:rPr/>
+      </w:pPr>
+      <w:r>
+        <w:rPr/>
+        <w:t>The default text was replaced with:</w:t>
+        <w:br/>
+      </w:r>
+      <w:r>
+        <w:rPr>
+          <w:rStyle w:val="Strong"/>
+        </w:rPr>
+        <w:t>“</w:t>
+      </w:r>
+      <w:r>
+        <w:rPr>
+          <w:rStyle w:val="Strong"/>
+        </w:rPr>
+        <w:t>Bankai</w:t>
+      </w:r>
+      <w:r>
+        <w:rPr>
+          <w:rStyle w:val="Strong"/>
+        </w:rPr>
+        <w:t>”</w:t>
+      </w:r>
+      <w:r>
+        <w:rPr/>
+        <w:t xml:space="preserve"> </w:t>
+      </w:r>
+    </w:p>
+    <w:p>
+      <w:pPr>
+        <w:pStyle w:val="BodyText"/>
+        <w:numPr>
+          <w:ilvl w:val="0"/>
+          <w:numId w:val="13"/>
+        </w:numPr>
+        <w:tabs>
+          <w:tab w:val="clear" w:pos="709"/>
+          <w:tab w:val="left" w:pos="0" w:leader="none"/>
+        </w:tabs>
+        <w:ind w:hanging="283" w:start="709"/>
+        <w:rPr/>
+      </w:pPr>
+      <w:r>
+        <w:rPr/>
+        <w:t xml:space="preserve">The text alignment was adjusted to appear centered on the screen. </w:t>
+      </w:r>
+    </w:p>
+    <w:p>
+      <w:pPr>
+        <w:pStyle w:val="BodyText"/>
+        <w:rPr/>
+      </w:pPr>
+      <w:r>
+        <w:rPr/>
+      </w:r>
+    </w:p>
+    <w:p>
+      <w:pPr>
+        <w:pStyle w:val="BodyText"/>
+        <w:rPr/>
+      </w:pPr>
+      <w:r>
+        <w:rPr/>
+        <w:drawing>
+          <wp:anchor behindDoc="0" distT="0" distB="0" distL="0" distR="0" simplePos="0" locked="0" layoutInCell="0" allowOverlap="1" relativeHeight="13">
+            <wp:simplePos x="0" y="0"/>
+            <wp:positionH relativeFrom="column">
+              <wp:align>center</wp:align>
+            </wp:positionH>
+            <wp:positionV relativeFrom="paragraph">
+              <wp:posOffset>635</wp:posOffset>
+            </wp:positionV>
+            <wp:extent cx="5036820" cy="2831465"/>
+            <wp:effectExtent l="0" t="0" r="0" b="0"/>
+            <wp:wrapSquare wrapText="largest"/>
+            <wp:docPr id="8" name="Image12" descr="" title=""/>
+            <wp:cNvGraphicFramePr>
+              <a:graphicFrameLocks xmlns:a="http://schemas.openxmlformats.org/drawingml/2006/main" noChangeAspect="1"/>
+            </wp:cNvGraphicFramePr>
+            <a:graphic xmlns:a="http://schemas.openxmlformats.org/drawingml/2006/main">
+              <a:graphicData uri="http://schemas.openxmlformats.org/drawingml/2006/picture">
+                <pic:pic xmlns:pic="http://schemas.openxmlformats.org/drawingml/2006/picture">
+                  <pic:nvPicPr>
+                    <pic:cNvPr id="8" name="Image12" descr="" title=""/>
+                    <pic:cNvPicPr>
+                      <a:picLocks noChangeAspect="1" noChangeArrowheads="1"/>
+                    </pic:cNvPicPr>
+                  </pic:nvPicPr>
+                  <pic:blipFill>
+                    <a:blip r:embed="rId9"/>
+                    <a:stretch>
+                      <a:fillRect/>
+                    </a:stretch>
+                  </pic:blipFill>
+                  <pic:spPr bwMode="auto">
+                    <a:xfrm>
+                      <a:off x="0" y="0"/>
+                      <a:ext cx="5036820" cy="2831465"/>
+                    </a:xfrm>
+                    <a:prstGeom prst="rect">
+                      <a:avLst/>
+                    </a:prstGeom>
+                  </pic:spPr>
+                </pic:pic>
+              </a:graphicData>
+            </a:graphic>
+          </wp:anchor>
+        </w:drawing>
+      </w:r>
+    </w:p>
+    <w:p>
+      <w:pPr>
+        <w:pStyle w:val="BodyText"/>
+        <w:rPr/>
+      </w:pPr>
+      <w:r>
+        <w:rPr/>
+      </w:r>
+    </w:p>
+    <w:p>
+      <w:pPr>
+        <w:pStyle w:val="BodyText"/>
+        <w:rPr/>
+      </w:pPr>
+      <w:r>
+        <w:rPr/>
+      </w:r>
+    </w:p>
+    <w:p>
+      <w:pPr>
+        <w:pStyle w:val="BodyText"/>
+        <w:rPr/>
+      </w:pPr>
+      <w:r>
+        <w:rPr/>
+      </w:r>
+    </w:p>
+    <w:p>
+      <w:pPr>
+        <w:pStyle w:val="BodyText"/>
+        <w:rPr/>
+      </w:pPr>
+      <w:r>
+        <w:rPr/>
+      </w:r>
+    </w:p>
+    <w:p>
+      <w:pPr>
+        <w:pStyle w:val="BodyText"/>
+        <w:rPr/>
+      </w:pPr>
+      <w:r>
+        <w:rPr/>
+      </w:r>
+    </w:p>
+    <w:p>
+      <w:pPr>
+        <w:pStyle w:val="BodyText"/>
+        <w:rPr/>
+      </w:pPr>
+      <w:r>
+        <w:rPr/>
+      </w:r>
+    </w:p>
+    <w:p>
+      <w:pPr>
+        <w:pStyle w:val="BodyText"/>
+        <w:rPr/>
+      </w:pPr>
+      <w:r>
+        <w:rPr/>
+      </w:r>
+    </w:p>
+    <w:p>
+      <w:pPr>
+        <w:pStyle w:val="BodyText"/>
+        <w:rPr/>
+      </w:pPr>
+      <w:r>
+        <w:rPr/>
+      </w:r>
+    </w:p>
+    <w:p>
+      <w:pPr>
+        <w:pStyle w:val="BodyText"/>
+        <w:rPr/>
+      </w:pPr>
+      <w:r>
+        <w:rPr/>
+      </w:r>
+    </w:p>
+    <w:p>
+      <w:pPr>
+        <w:pStyle w:val="BodyText"/>
+        <w:jc w:val="center"/>
+        <w:rPr/>
+      </w:pPr>
+      <w:r>
+        <w:rPr/>
+        <w:t>Fig: Adding Introductory text</w:t>
+      </w:r>
+    </w:p>
+    <w:p>
+      <w:pPr>
+        <w:pStyle w:val="BodyText"/>
+        <w:rPr/>
+      </w:pPr>
+      <w:r>
+        <w:rPr/>
+      </w:r>
+    </w:p>
+    <w:p>
+      <w:pPr>
+        <w:pStyle w:val="HorizontalLine"/>
+        <w:rPr/>
+      </w:pPr>
+      <w:r>
+        <w:rPr/>
+      </w:r>
+    </w:p>
+    <w:p>
+      <w:pPr>
+        <w:pStyle w:val="Heading3"/>
+        <w:rPr/>
+      </w:pPr>
+      <w:r>
+        <w:rPr>
+          <w:rStyle w:val="Strong"/>
+          <w:b/>
+          <w:bCs/>
+        </w:rPr>
+        <w:t>Phase 5: Adding Closing Text</w:t>
+      </w:r>
+    </w:p>
+    <w:p>
+      <w:pPr>
+        <w:pStyle w:val="BodyText"/>
+        <w:numPr>
+          <w:ilvl w:val="0"/>
+          <w:numId w:val="14"/>
+        </w:numPr>
+        <w:tabs>
+          <w:tab w:val="clear" w:pos="709"/>
+          <w:tab w:val="left" w:pos="0" w:leader="none"/>
+        </w:tabs>
+        <w:spacing w:before="0" w:after="0"/>
+        <w:ind w:hanging="283" w:start="709"/>
+        <w:rPr/>
+      </w:pPr>
+      <w:r>
+        <w:rPr/>
+        <w:t xml:space="preserve">The final 5 seconds of the video were isolated by splitting near the end. </w:t>
+      </w:r>
+    </w:p>
+    <w:p>
+      <w:pPr>
+        <w:pStyle w:val="BodyText"/>
+        <w:numPr>
+          <w:ilvl w:val="0"/>
+          <w:numId w:val="14"/>
+        </w:numPr>
+        <w:tabs>
+          <w:tab w:val="clear" w:pos="709"/>
+          <w:tab w:val="left" w:pos="0" w:leader="none"/>
+        </w:tabs>
+        <w:spacing w:before="0" w:after="0"/>
+        <w:ind w:hanging="283" w:start="709"/>
+        <w:rPr/>
+      </w:pPr>
+      <w:r>
+        <w:rPr/>
+        <w:t xml:space="preserve">A text filter was applied to this segment. </w:t>
+      </w:r>
+    </w:p>
+    <w:p>
+      <w:pPr>
+        <w:pStyle w:val="BodyText"/>
+        <w:numPr>
+          <w:ilvl w:val="0"/>
+          <w:numId w:val="14"/>
+        </w:numPr>
+        <w:tabs>
+          <w:tab w:val="clear" w:pos="709"/>
+          <w:tab w:val="left" w:pos="0" w:leader="none"/>
+        </w:tabs>
+        <w:spacing w:before="0" w:after="0"/>
+        <w:ind w:hanging="283" w:start="709"/>
+        <w:rPr/>
+      </w:pPr>
+      <w:r>
+        <w:rPr/>
+        <w:t>Closing text such as:</w:t>
+        <w:br/>
+      </w:r>
+      <w:r>
+        <w:rPr>
+          <w:rStyle w:val="Strong"/>
+        </w:rPr>
+        <w:t>“</w:t>
+      </w:r>
+      <w:r>
+        <w:rPr>
+          <w:rStyle w:val="Strong"/>
+        </w:rPr>
+        <w:t>Bankai</w:t>
+      </w:r>
+      <w:r>
+        <w:rPr>
+          <w:rStyle w:val="Strong"/>
+        </w:rPr>
+        <w:t>”</w:t>
+      </w:r>
+      <w:r>
+        <w:rPr/>
+        <w:t xml:space="preserve"> was added. </w:t>
+      </w:r>
+    </w:p>
+    <w:p>
+      <w:pPr>
+        <w:pStyle w:val="BodyText"/>
+        <w:numPr>
+          <w:ilvl w:val="0"/>
+          <w:numId w:val="14"/>
+        </w:numPr>
+        <w:tabs>
+          <w:tab w:val="clear" w:pos="709"/>
+          <w:tab w:val="left" w:pos="0" w:leader="none"/>
+        </w:tabs>
+        <w:spacing w:before="0" w:after="0"/>
+        <w:ind w:hanging="283" w:start="709"/>
+        <w:rPr/>
+      </w:pPr>
+      <w:r>
+        <w:rPr/>
+        <w:t xml:space="preserve">The rest of the video was checked to ensure no text appeared outside the intended sections. </w:t>
+      </w:r>
+    </w:p>
+    <w:p>
+      <w:pPr>
+        <w:pStyle w:val="BodyText"/>
+        <w:spacing w:before="0" w:after="0"/>
+        <w:rPr/>
+      </w:pPr>
+      <w:r>
+        <w:rPr/>
+      </w:r>
+    </w:p>
+    <w:p>
+      <w:pPr>
+        <w:pStyle w:val="BodyText"/>
+        <w:spacing w:before="0" w:after="0"/>
+        <w:rPr/>
+      </w:pPr>
+      <w:r>
+        <w:rPr/>
+        <w:drawing>
+          <wp:anchor behindDoc="0" distT="0" distB="0" distL="0" distR="0" simplePos="0" locked="0" layoutInCell="0" allowOverlap="1" relativeHeight="14">
+            <wp:simplePos x="0" y="0"/>
+            <wp:positionH relativeFrom="column">
+              <wp:align>center</wp:align>
+            </wp:positionH>
+            <wp:positionV relativeFrom="paragraph">
+              <wp:posOffset>635</wp:posOffset>
+            </wp:positionV>
+            <wp:extent cx="4922520" cy="1981200"/>
+            <wp:effectExtent l="0" t="0" r="0" b="0"/>
+            <wp:wrapSquare wrapText="largest"/>
+            <wp:docPr id="9" name="Image13" descr="" title=""/>
+            <wp:cNvGraphicFramePr>
+              <a:graphicFrameLocks xmlns:a="http://schemas.openxmlformats.org/drawingml/2006/main" noChangeAspect="1"/>
+            </wp:cNvGraphicFramePr>
+            <a:graphic xmlns:a="http://schemas.openxmlformats.org/drawingml/2006/main">
+              <a:graphicData uri="http://schemas.openxmlformats.org/drawingml/2006/picture">
+                <pic:pic xmlns:pic="http://schemas.openxmlformats.org/drawingml/2006/picture">
+                  <pic:nvPicPr>
+                    <pic:cNvPr id="9" name="Image13" descr="" title=""/>
+                    <pic:cNvPicPr>
+                      <a:picLocks noChangeAspect="1" noChangeArrowheads="1"/>
+                    </pic:cNvPicPr>
+                  </pic:nvPicPr>
+                  <pic:blipFill>
+                    <a:blip r:embed="rId10"/>
+                    <a:stretch>
+                      <a:fillRect/>
+                    </a:stretch>
+                  </pic:blipFill>
+                  <pic:spPr bwMode="auto">
+                    <a:xfrm>
+                      <a:off x="0" y="0"/>
+                      <a:ext cx="4922520" cy="1981200"/>
+                    </a:xfrm>
+                    <a:prstGeom prst="rect">
+                      <a:avLst/>
+                    </a:prstGeom>
+                  </pic:spPr>
+                </pic:pic>
+              </a:graphicData>
+            </a:graphic>
+          </wp:anchor>
+        </w:drawing>
+      </w:r>
+    </w:p>
+    <w:p>
+      <w:pPr>
+        <w:pStyle w:val="BodyText"/>
+        <w:spacing w:before="0" w:after="0"/>
+        <w:rPr/>
+      </w:pPr>
+      <w:r>
+        <w:rPr/>
+      </w:r>
+    </w:p>
+    <w:p>
+      <w:pPr>
+        <w:pStyle w:val="BodyText"/>
+        <w:spacing w:before="0" w:after="0"/>
+        <w:rPr/>
+      </w:pPr>
+      <w:r>
+        <w:rPr/>
+      </w:r>
+    </w:p>
+    <w:p>
+      <w:pPr>
+        <w:pStyle w:val="BodyText"/>
+        <w:spacing w:before="0" w:after="0"/>
+        <w:rPr/>
+      </w:pPr>
+      <w:r>
+        <w:rPr/>
+      </w:r>
+    </w:p>
+    <w:p>
+      <w:pPr>
+        <w:pStyle w:val="BodyText"/>
+        <w:spacing w:before="0" w:after="0"/>
+        <w:rPr/>
+      </w:pPr>
+      <w:r>
+        <w:rPr/>
+      </w:r>
+    </w:p>
+    <w:p>
+      <w:pPr>
+        <w:pStyle w:val="BodyText"/>
+        <w:spacing w:before="0" w:after="0"/>
+        <w:rPr/>
+      </w:pPr>
+      <w:r>
+        <w:rPr/>
+      </w:r>
+    </w:p>
+    <w:p>
+      <w:pPr>
+        <w:pStyle w:val="BodyText"/>
+        <w:spacing w:before="0" w:after="0"/>
+        <w:rPr/>
+      </w:pPr>
+      <w:r>
+        <w:rPr/>
+      </w:r>
+    </w:p>
+    <w:p>
+      <w:pPr>
+        <w:pStyle w:val="BodyText"/>
+        <w:spacing w:before="0" w:after="0"/>
+        <w:rPr/>
+      </w:pPr>
+      <w:r>
+        <w:rPr/>
+      </w:r>
+    </w:p>
+    <w:p>
+      <w:pPr>
+        <w:pStyle w:val="BodyText"/>
+        <w:spacing w:before="0" w:after="0"/>
+        <w:rPr/>
+      </w:pPr>
+      <w:r>
+        <w:rPr/>
+      </w:r>
+    </w:p>
+    <w:p>
+      <w:pPr>
+        <w:pStyle w:val="BodyText"/>
+        <w:spacing w:before="0" w:after="0"/>
+        <w:rPr/>
+      </w:pPr>
+      <w:r>
+        <w:rPr/>
+      </w:r>
+    </w:p>
+    <w:p>
+      <w:pPr>
+        <w:pStyle w:val="BodyText"/>
+        <w:spacing w:before="0" w:after="0"/>
+        <w:rPr/>
+      </w:pPr>
+      <w:r>
+        <w:rPr/>
+      </w:r>
+    </w:p>
+    <w:p>
+      <w:pPr>
+        <w:pStyle w:val="HorizontalLine"/>
+        <w:rPr/>
+      </w:pPr>
+      <w:r>
+        <w:rPr/>
+      </w:r>
+    </w:p>
+    <w:p>
+      <w:pPr>
+        <w:pStyle w:val="Heading3"/>
+        <w:rPr/>
+      </w:pPr>
+      <w:r>
+        <w:rPr>
+          <w:rStyle w:val="Strong"/>
+          <w:b/>
+          <w:bCs/>
+        </w:rPr>
+        <w:t>Phase 6: Exporting the Final Video</w:t>
+      </w:r>
+    </w:p>
+    <w:p>
+      <w:pPr>
+        <w:pStyle w:val="BodyText"/>
+        <w:numPr>
+          <w:ilvl w:val="0"/>
+          <w:numId w:val="15"/>
+        </w:numPr>
+        <w:tabs>
+          <w:tab w:val="clear" w:pos="709"/>
+          <w:tab w:val="left" w:pos="0" w:leader="none"/>
+        </w:tabs>
+        <w:spacing w:before="0" w:after="0"/>
+        <w:ind w:hanging="283" w:start="709"/>
+        <w:rPr/>
+      </w:pPr>
+      <w:r>
+        <w:rPr/>
+        <w:t xml:space="preserve">The Export option was selected from the toolbar. </w:t>
+      </w:r>
+    </w:p>
+    <w:p>
+      <w:pPr>
+        <w:pStyle w:val="BodyText"/>
+        <w:numPr>
+          <w:ilvl w:val="0"/>
+          <w:numId w:val="15"/>
+        </w:numPr>
+        <w:tabs>
+          <w:tab w:val="clear" w:pos="709"/>
+          <w:tab w:val="left" w:pos="0" w:leader="none"/>
+        </w:tabs>
+        <w:spacing w:before="0" w:after="0"/>
+        <w:ind w:hanging="283" w:start="709"/>
+        <w:rPr/>
+      </w:pPr>
+      <w:r>
+        <w:rPr/>
+        <w:t xml:space="preserve">The </w:t>
+      </w:r>
+      <w:r>
+        <w:rPr>
+          <w:rStyle w:val="Strong"/>
+        </w:rPr>
+        <w:t>YouTube preset</w:t>
+      </w:r>
+      <w:r>
+        <w:rPr/>
+        <w:t xml:space="preserve"> was chosen for compatibility and quality. </w:t>
+      </w:r>
+    </w:p>
+    <w:p>
+      <w:pPr>
+        <w:pStyle w:val="BodyText"/>
+        <w:numPr>
+          <w:ilvl w:val="0"/>
+          <w:numId w:val="15"/>
+        </w:numPr>
+        <w:tabs>
+          <w:tab w:val="clear" w:pos="709"/>
+          <w:tab w:val="left" w:pos="0" w:leader="none"/>
+        </w:tabs>
+        <w:spacing w:before="0" w:after="0"/>
+        <w:ind w:hanging="283" w:start="709"/>
+        <w:rPr/>
+      </w:pPr>
+      <w:r>
+        <w:rPr/>
+        <w:t xml:space="preserve">The edited video was exported and saved as </w:t>
+      </w:r>
+      <w:r>
+        <w:rPr>
+          <w:rStyle w:val="Strong"/>
+        </w:rPr>
+        <w:t>Lab6_Final_Output.mp4</w:t>
+      </w:r>
+      <w:r>
+        <w:rPr/>
+        <w:t xml:space="preserve">. </w:t>
+      </w:r>
+    </w:p>
+    <w:p>
+      <w:pPr>
+        <w:pStyle w:val="BodyText"/>
+        <w:numPr>
+          <w:ilvl w:val="0"/>
+          <w:numId w:val="15"/>
+        </w:numPr>
+        <w:tabs>
+          <w:tab w:val="clear" w:pos="709"/>
+          <w:tab w:val="left" w:pos="0" w:leader="none"/>
+        </w:tabs>
+        <w:ind w:hanging="283" w:start="709"/>
+        <w:rPr/>
+      </w:pPr>
+      <w:r>
+        <w:rPr/>
+        <w:t xml:space="preserve">The progress was monitored until the rendering reached completion. </w:t>
+      </w:r>
+    </w:p>
+    <w:p>
+      <w:pPr>
+        <w:pStyle w:val="HorizontalLine"/>
+        <w:rPr/>
+      </w:pPr>
+      <w:r>
+        <w:rPr/>
+      </w:r>
+    </w:p>
+    <w:p>
+      <w:pPr>
+        <w:pStyle w:val="Heading2"/>
+        <w:rPr/>
+      </w:pPr>
+      <w:r>
+        <w:rPr>
+          <w:rStyle w:val="Strong"/>
+          <w:b/>
+          <w:bCs/>
+        </w:rPr>
+        <w:t>Conclusion</w:t>
+      </w:r>
+    </w:p>
+    <w:p>
+      <w:pPr>
+        <w:pStyle w:val="BodyText"/>
+        <w:rPr/>
+      </w:pPr>
+      <w:r>
+        <w:rPr/>
+        <w:t>This lab provided practical experience in video editing using Shotcut. Basic editing techniques such as trimming, splitting, and adding text overlays were successfully applied. The final output demonstrated how simple edits can significantly improve video presentation.</w:t>
+      </w:r>
+    </w:p>
+    <w:p>
+      <w:pPr>
+        <w:pStyle w:val="HorizontalLine"/>
+        <w:rPr/>
+      </w:pPr>
+      <w:r>
+        <w:rPr/>
+      </w:r>
+    </w:p>
+    <w:p>
+      <w:pPr>
+        <w:pStyle w:val="Heading2"/>
+        <w:rPr>
+          <w:rStyle w:val="Strong"/>
           <w:rFonts w:ascii="Liberation Serif" w:hAnsi="Liberation Serif"/>
-          <w:b/>
-          <w:bCs/>
           <w:sz w:val="32"/>
           <w:szCs w:val="24"/>
         </w:rPr>
-        <w:t xml:space="preserve">Image Morphing </w:t>
-      </w:r>
-      <w:r>
+      </w:pPr>
+      <w:r>
+        <w:rPr/>
+      </w:r>
+    </w:p>
+    <w:p>
+      <w:pPr>
+        <w:pStyle w:val="Heading1"/>
+        <w:bidi w:val="0"/>
+        <w:spacing w:before="0" w:after="140"/>
+        <w:jc w:val="start"/>
         <w:rPr>
           <w:rFonts w:ascii="Liberation Serif" w:hAnsi="Liberation Serif"/>
           <w:b/>
@@ -6120,7 +8064,16 @@
           <w:sz w:val="32"/>
           <w:szCs w:val="24"/>
         </w:rPr>
-        <w:t>using python</w:t>
+      </w:pPr>
+      <w:r>
+        <w:rPr>
+          <w:rFonts w:ascii="Liberation Serif" w:hAnsi="Liberation Serif"/>
+          <w:b/>
+          <w:bCs/>
+          <w:sz w:val="32"/>
+          <w:szCs w:val="24"/>
+        </w:rPr>
+        <w:t>7. Image Morphing using python</w:t>
       </w:r>
     </w:p>
     <w:p>
@@ -7149,6 +9102,3824 @@
           <w:szCs w:val="24"/>
         </w:rPr>
         <w:t>print("Morph complete!")</w:t>
+      </w:r>
+    </w:p>
+    <w:p>
+      <w:pPr>
+        <w:pStyle w:val="BodyText"/>
+        <w:spacing w:before="0" w:after="140"/>
+        <w:rPr>
+          <w:rFonts w:ascii="Liberation Mono" w:hAnsi="Liberation Mono"/>
+          <w:b/>
+          <w:bCs/>
+          <w:sz w:val="20"/>
+          <w:szCs w:val="24"/>
+        </w:rPr>
+      </w:pPr>
+      <w:r>
+        <w:rPr/>
+      </w:r>
+    </w:p>
+    <w:p>
+      <w:pPr>
+        <w:pStyle w:val="BodyText"/>
+        <w:spacing w:before="0" w:after="140"/>
+        <w:rPr>
+          <w:sz w:val="24"/>
+          <w:szCs w:val="24"/>
+        </w:rPr>
+      </w:pPr>
+      <w:r>
+        <w:rPr>
+          <w:sz w:val="24"/>
+          <w:szCs w:val="24"/>
+        </w:rPr>
+      </w:r>
+    </w:p>
+    <w:p>
+      <w:pPr>
+        <w:pStyle w:val="BodyText"/>
+        <w:spacing w:before="0" w:after="140"/>
+        <w:rPr>
+          <w:sz w:val="24"/>
+          <w:szCs w:val="24"/>
+        </w:rPr>
+      </w:pPr>
+      <w:r>
+        <w:rPr>
+          <w:sz w:val="24"/>
+          <w:szCs w:val="24"/>
+        </w:rPr>
+      </w:r>
+    </w:p>
+    <w:p>
+      <w:pPr>
+        <w:pStyle w:val="BodyText"/>
+        <w:spacing w:before="0" w:after="140"/>
+        <w:rPr>
+          <w:sz w:val="24"/>
+          <w:szCs w:val="24"/>
+        </w:rPr>
+      </w:pPr>
+      <w:r>
+        <w:rPr>
+          <w:sz w:val="24"/>
+          <w:szCs w:val="24"/>
+        </w:rPr>
+      </w:r>
+    </w:p>
+    <w:p>
+      <w:pPr>
+        <w:pStyle w:val="BodyText"/>
+        <w:spacing w:before="0" w:after="140"/>
+        <w:rPr>
+          <w:sz w:val="24"/>
+          <w:szCs w:val="24"/>
+        </w:rPr>
+      </w:pPr>
+      <w:r>
+        <w:rPr>
+          <w:sz w:val="24"/>
+          <w:szCs w:val="24"/>
+        </w:rPr>
+      </w:r>
+    </w:p>
+    <w:p>
+      <w:pPr>
+        <w:pStyle w:val="BodyText"/>
+        <w:spacing w:before="0" w:after="140"/>
+        <w:rPr>
+          <w:sz w:val="24"/>
+          <w:szCs w:val="24"/>
+        </w:rPr>
+      </w:pPr>
+      <w:r>
+        <w:rPr>
+          <w:sz w:val="24"/>
+          <w:szCs w:val="24"/>
+        </w:rPr>
+      </w:r>
+    </w:p>
+    <w:p>
+      <w:pPr>
+        <w:pStyle w:val="BodyText"/>
+        <w:spacing w:before="0" w:after="140"/>
+        <w:rPr>
+          <w:sz w:val="24"/>
+          <w:szCs w:val="24"/>
+        </w:rPr>
+      </w:pPr>
+      <w:r>
+        <w:rPr>
+          <w:sz w:val="24"/>
+          <w:szCs w:val="24"/>
+        </w:rPr>
+      </w:r>
+    </w:p>
+    <w:p>
+      <w:pPr>
+        <w:pStyle w:val="BodyText"/>
+        <w:spacing w:before="0" w:after="140"/>
+        <w:rPr>
+          <w:sz w:val="24"/>
+          <w:szCs w:val="24"/>
+        </w:rPr>
+      </w:pPr>
+      <w:r>
+        <w:rPr>
+          <w:sz w:val="24"/>
+          <w:szCs w:val="24"/>
+        </w:rPr>
+      </w:r>
+    </w:p>
+    <w:p>
+      <w:pPr>
+        <w:pStyle w:val="BodyText"/>
+        <w:spacing w:before="0" w:after="140"/>
+        <w:rPr>
+          <w:sz w:val="24"/>
+          <w:szCs w:val="24"/>
+        </w:rPr>
+      </w:pPr>
+      <w:r>
+        <w:rPr>
+          <w:sz w:val="24"/>
+          <w:szCs w:val="24"/>
+        </w:rPr>
+      </w:r>
+    </w:p>
+    <w:p>
+      <w:pPr>
+        <w:pStyle w:val="BodyText"/>
+        <w:spacing w:before="0" w:after="140"/>
+        <w:rPr>
+          <w:b/>
+          <w:bCs/>
+          <w:sz w:val="28"/>
+          <w:szCs w:val="24"/>
+        </w:rPr>
+      </w:pPr>
+      <w:r>
+        <w:rPr>
+          <w:b/>
+          <w:bCs/>
+          <w:sz w:val="28"/>
+          <w:szCs w:val="24"/>
+        </w:rPr>
+        <w:t>Output:</w:t>
+      </w:r>
+    </w:p>
+    <w:p>
+      <w:pPr>
+        <w:pStyle w:val="BodyText"/>
+        <w:spacing w:before="0" w:after="140"/>
+        <w:rPr>
+          <w:sz w:val="24"/>
+          <w:szCs w:val="24"/>
+        </w:rPr>
+      </w:pPr>
+      <w:r>
+        <w:rPr>
+          <w:sz w:val="24"/>
+          <w:szCs w:val="24"/>
+        </w:rPr>
+        <w:tab/>
+        <w:tab/>
+        <w:tab/>
+      </w:r>
+      <w:r>
+        <w:rPr>
+          <w:sz w:val="24"/>
+          <w:szCs w:val="24"/>
+        </w:rPr>
+        <w:drawing>
+          <wp:anchor behindDoc="0" distT="0" distB="0" distL="0" distR="0" simplePos="0" locked="0" layoutInCell="0" allowOverlap="1" relativeHeight="15">
+            <wp:simplePos x="0" y="0"/>
+            <wp:positionH relativeFrom="column">
+              <wp:posOffset>497840</wp:posOffset>
+            </wp:positionH>
+            <wp:positionV relativeFrom="paragraph">
+              <wp:posOffset>262890</wp:posOffset>
+            </wp:positionV>
+            <wp:extent cx="2548255" cy="2889885"/>
+            <wp:effectExtent l="0" t="0" r="0" b="0"/>
+            <wp:wrapSquare wrapText="largest"/>
+            <wp:docPr id="10" name="Image14" descr="" title=""/>
+            <wp:cNvGraphicFramePr>
+              <a:graphicFrameLocks xmlns:a="http://schemas.openxmlformats.org/drawingml/2006/main" noChangeAspect="1"/>
+            </wp:cNvGraphicFramePr>
+            <a:graphic xmlns:a="http://schemas.openxmlformats.org/drawingml/2006/main">
+              <a:graphicData uri="http://schemas.openxmlformats.org/drawingml/2006/picture">
+                <pic:pic xmlns:pic="http://schemas.openxmlformats.org/drawingml/2006/picture">
+                  <pic:nvPicPr>
+                    <pic:cNvPr id="10" name="Image14" descr="" title=""/>
+                    <pic:cNvPicPr>
+                      <a:picLocks noChangeAspect="1" noChangeArrowheads="1"/>
+                    </pic:cNvPicPr>
+                  </pic:nvPicPr>
+                  <pic:blipFill>
+                    <a:blip r:embed="rId11"/>
+                    <a:stretch>
+                      <a:fillRect/>
+                    </a:stretch>
+                  </pic:blipFill>
+                  <pic:spPr bwMode="auto">
+                    <a:xfrm>
+                      <a:off x="0" y="0"/>
+                      <a:ext cx="2548255" cy="2889885"/>
+                    </a:xfrm>
+                    <a:prstGeom prst="rect">
+                      <a:avLst/>
+                    </a:prstGeom>
+                  </pic:spPr>
+                </pic:pic>
+              </a:graphicData>
+            </a:graphic>
+          </wp:anchor>
+        </w:drawing>
+        <w:tab/>
+        <w:tab/>
+        <w:tab/>
+        <w:tab/>
+      </w:r>
+      <w:r>
+        <w:rPr>
+          <w:sz w:val="24"/>
+          <w:szCs w:val="24"/>
+        </w:rPr>
+        <w:drawing>
+          <wp:anchor behindDoc="0" distT="0" distB="0" distL="0" distR="0" simplePos="0" locked="0" layoutInCell="0" allowOverlap="1" relativeHeight="4">
+            <wp:simplePos x="0" y="0"/>
+            <wp:positionH relativeFrom="column">
+              <wp:posOffset>3284220</wp:posOffset>
+            </wp:positionH>
+            <wp:positionV relativeFrom="paragraph">
+              <wp:posOffset>275590</wp:posOffset>
+            </wp:positionV>
+            <wp:extent cx="2695575" cy="2970530"/>
+            <wp:effectExtent l="0" t="0" r="0" b="0"/>
+            <wp:wrapSquare wrapText="largest"/>
+            <wp:docPr id="11" name="Image3" descr="" title=""/>
+            <wp:cNvGraphicFramePr>
+              <a:graphicFrameLocks xmlns:a="http://schemas.openxmlformats.org/drawingml/2006/main" noChangeAspect="1"/>
+            </wp:cNvGraphicFramePr>
+            <a:graphic xmlns:a="http://schemas.openxmlformats.org/drawingml/2006/main">
+              <a:graphicData uri="http://schemas.openxmlformats.org/drawingml/2006/picture">
+                <pic:pic xmlns:pic="http://schemas.openxmlformats.org/drawingml/2006/picture">
+                  <pic:nvPicPr>
+                    <pic:cNvPr id="11" name="Image3" descr="" title=""/>
+                    <pic:cNvPicPr>
+                      <a:picLocks noChangeAspect="1" noChangeArrowheads="1"/>
+                    </pic:cNvPicPr>
+                  </pic:nvPicPr>
+                  <pic:blipFill>
+                    <a:blip r:embed="rId12"/>
+                    <a:stretch>
+                      <a:fillRect/>
+                    </a:stretch>
+                  </pic:blipFill>
+                  <pic:spPr bwMode="auto">
+                    <a:xfrm>
+                      <a:off x="0" y="0"/>
+                      <a:ext cx="2695575" cy="2970530"/>
+                    </a:xfrm>
+                    <a:prstGeom prst="rect">
+                      <a:avLst/>
+                    </a:prstGeom>
+                  </pic:spPr>
+                </pic:pic>
+              </a:graphicData>
+            </a:graphic>
+          </wp:anchor>
+        </w:drawing>
+        <w:tab/>
+        <w:tab/>
+        <w:tab/>
+        <w:tab/>
+        <w:tab/>
+        <w:tab/>
+        <w:tab/>
+        <w:tab/>
+        <w:tab/>
+        <w:tab/>
+        <w:tab/>
+        <w:tab/>
+        <w:tab/>
+        <w:tab/>
+        <w:tab/>
+        <w:tab/>
+        <w:tab/>
+        <w:tab/>
+        <w:tab/>
+        <w:tab/>
+        <w:tab/>
+        <w:tab/>
+        <w:tab/>
+        <w:tab/>
+        <w:tab/>
+        <w:tab/>
+        <w:tab/>
+        <w:tab/>
+        <w:tab/>
+        <w:tab/>
+        <w:tab/>
+        <w:tab/>
+        <w:tab/>
+        <w:tab/>
+        <w:tab/>
+        <w:tab/>
+        <w:tab/>
+        <w:tab/>
+        <w:tab/>
+        <w:tab/>
+        <w:tab/>
+        <w:tab/>
+        <w:tab/>
+        <w:tab/>
+        <w:tab/>
+        <w:tab/>
+        <w:tab/>
+        <w:tab/>
+        <w:tab/>
+        <w:tab/>
+        <w:tab/>
+        <w:tab/>
+        <w:tab/>
+        <w:tab/>
+        <w:tab/>
+        <w:tab/>
+        <w:tab/>
+        <w:tab/>
+        <w:tab/>
+        <w:tab/>
+        <w:tab/>
+        <w:tab/>
+        <w:tab/>
+      </w:r>
+      <w:r>
+        <w:drawing>
+          <wp:anchor behindDoc="0" distT="0" distB="0" distL="0" distR="0" simplePos="0" locked="0" layoutInCell="0" allowOverlap="1" relativeHeight="16">
+            <wp:simplePos x="0" y="0"/>
+            <wp:positionH relativeFrom="column">
+              <wp:posOffset>1898015</wp:posOffset>
+            </wp:positionH>
+            <wp:positionV relativeFrom="paragraph">
+              <wp:posOffset>3399790</wp:posOffset>
+            </wp:positionV>
+            <wp:extent cx="2660015" cy="3020060"/>
+            <wp:effectExtent l="0" t="0" r="0" b="0"/>
+            <wp:wrapSquare wrapText="largest"/>
+            <wp:docPr id="12" name="Image15" descr="" title=""/>
+            <wp:cNvGraphicFramePr>
+              <a:graphicFrameLocks xmlns:a="http://schemas.openxmlformats.org/drawingml/2006/main" noChangeAspect="1"/>
+            </wp:cNvGraphicFramePr>
+            <a:graphic xmlns:a="http://schemas.openxmlformats.org/drawingml/2006/main">
+              <a:graphicData uri="http://schemas.openxmlformats.org/drawingml/2006/picture">
+                <pic:pic xmlns:pic="http://schemas.openxmlformats.org/drawingml/2006/picture">
+                  <pic:nvPicPr>
+                    <pic:cNvPr id="12" name="Image15" descr="" title=""/>
+                    <pic:cNvPicPr>
+                      <a:picLocks noChangeAspect="1" noChangeArrowheads="1"/>
+                    </pic:cNvPicPr>
+                  </pic:nvPicPr>
+                  <pic:blipFill>
+                    <a:blip r:embed="rId13"/>
+                    <a:stretch>
+                      <a:fillRect/>
+                    </a:stretch>
+                  </pic:blipFill>
+                  <pic:spPr bwMode="auto">
+                    <a:xfrm>
+                      <a:off x="0" y="0"/>
+                      <a:ext cx="2660015" cy="3020060"/>
+                    </a:xfrm>
+                    <a:prstGeom prst="rect">
+                      <a:avLst/>
+                    </a:prstGeom>
+                  </pic:spPr>
+                </pic:pic>
+              </a:graphicData>
+            </a:graphic>
+          </wp:anchor>
+        </w:drawing>
+      </w:r>
+      <w:r>
+        <w:rPr>
+          <w:sz w:val="24"/>
+          <w:szCs w:val="24"/>
+        </w:rPr>
+        <w:tab/>
+        <w:tab/>
+        <w:tab/>
+        <w:tab/>
+      </w:r>
+    </w:p>
+    <w:p>
+      <w:pPr>
+        <w:pStyle w:val="BodyText"/>
+        <w:spacing w:before="0" w:after="140"/>
+        <w:rPr>
+          <w:sz w:val="24"/>
+          <w:szCs w:val="24"/>
+        </w:rPr>
+      </w:pPr>
+      <w:r>
+        <w:rPr>
+          <w:sz w:val="24"/>
+          <w:szCs w:val="24"/>
+        </w:rPr>
+      </w:r>
+    </w:p>
+    <w:p>
+      <w:pPr>
+        <w:pStyle w:val="BodyText"/>
+        <w:spacing w:before="0" w:after="140"/>
+        <w:rPr>
+          <w:sz w:val="24"/>
+          <w:szCs w:val="24"/>
+        </w:rPr>
+      </w:pPr>
+      <w:r>
+        <w:rPr>
+          <w:sz w:val="24"/>
+          <w:szCs w:val="24"/>
+        </w:rPr>
+      </w:r>
+      <w:r>
+        <w:br w:type="page"/>
+      </w:r>
+    </w:p>
+    <w:p>
+      <w:pPr>
+        <w:pStyle w:val="BodyText"/>
+        <w:spacing w:before="0" w:after="140"/>
+        <w:rPr>
+          <w:sz w:val="24"/>
+          <w:szCs w:val="24"/>
+        </w:rPr>
+      </w:pPr>
+      <w:r>
+        <w:rPr>
+          <w:rStyle w:val="Strong"/>
+          <w:sz w:val="24"/>
+          <w:szCs w:val="24"/>
+        </w:rPr>
+        <w:t>Lab Number: 8</w:t>
+      </w:r>
+      <w:r>
+        <w:rPr>
+          <w:sz w:val="24"/>
+          <w:szCs w:val="24"/>
+        </w:rPr>
+        <w:t xml:space="preserve"> </w:t>
+      </w:r>
+      <w:r>
+        <w:rPr>
+          <w:rStyle w:val="Strong"/>
+          <w:sz w:val="24"/>
+          <w:szCs w:val="24"/>
+        </w:rPr>
+        <w:t>Timeline-Based Animation Using Shotcut</w:t>
+      </w:r>
+    </w:p>
+    <w:p>
+      <w:pPr>
+        <w:pStyle w:val="BodyText"/>
+        <w:rPr/>
+      </w:pPr>
+      <w:r>
+        <w:rPr>
+          <w:rStyle w:val="Strong"/>
+        </w:rPr>
+        <w:t>Objective</w:t>
+      </w:r>
+    </w:p>
+    <w:p>
+      <w:pPr>
+        <w:pStyle w:val="BodyText"/>
+        <w:rPr/>
+      </w:pPr>
+      <w:r>
+        <w:rPr/>
+        <w:t>In this lab, a timeline-based animation was created using Shotcut. The task involved understanding the concept of keyframe animation and applying it to produce smooth motion effects including rotation and scaling of a visual element.</w:t>
+      </w:r>
+    </w:p>
+    <w:p>
+      <w:pPr>
+        <w:pStyle w:val="HorizontalLine"/>
+        <w:rPr/>
+      </w:pPr>
+      <w:r>
+        <w:rPr/>
+      </w:r>
+    </w:p>
+    <w:p>
+      <w:pPr>
+        <w:pStyle w:val="BodyText"/>
+        <w:rPr/>
+      </w:pPr>
+      <w:r>
+        <w:rPr>
+          <w:rStyle w:val="Strong"/>
+        </w:rPr>
+        <w:t>Theory: Timeline-Based Animation in Shotcut</w:t>
+      </w:r>
+    </w:p>
+    <w:p>
+      <w:pPr>
+        <w:pStyle w:val="BodyText"/>
+        <w:rPr/>
+      </w:pPr>
+      <w:r>
+        <w:rPr/>
+        <w:t>Timeline-based animation is a technique where motion and transformation are defined at specific points in time called keyframes. Rather than manually drawing every single frame, the animator sets a starting state and an ending state for a property such as size, position, or rotation. The software then automatically calculates all the intermediate frames between those two points — a process known as interpolation or tweening.</w:t>
+      </w:r>
+    </w:p>
+    <w:p>
+      <w:pPr>
+        <w:pStyle w:val="BodyText"/>
+        <w:rPr/>
+      </w:pPr>
+      <w:r>
+        <w:rPr/>
+        <w:t>In Shotcut, this functionality is handled through the Keyframes panel. By placing keyframes at different moments on the timeline and adjusting filter properties at each point, smooth and continuous animations can be produced without frame-by-frame manual work.</w:t>
+      </w:r>
+    </w:p>
+    <w:p>
+      <w:pPr>
+        <w:pStyle w:val="HorizontalLine"/>
+        <w:rPr/>
+      </w:pPr>
+      <w:r>
+        <w:rPr/>
+      </w:r>
+    </w:p>
+    <w:p>
+      <w:pPr>
+        <w:pStyle w:val="BodyText"/>
+        <w:rPr/>
+      </w:pPr>
+      <w:r>
+        <w:rPr>
+          <w:rStyle w:val="Strong"/>
+        </w:rPr>
+        <w:t>Procedure</w:t>
+      </w:r>
+    </w:p>
+    <w:p>
+      <w:pPr>
+        <w:pStyle w:val="BodyText"/>
+        <w:rPr/>
+      </w:pPr>
+      <w:r>
+        <w:rPr>
+          <w:rStyle w:val="Strong"/>
+        </w:rPr>
+        <w:t>Step 1: Create a New Project</w:t>
+      </w:r>
+    </w:p>
+    <w:p>
+      <w:pPr>
+        <w:pStyle w:val="BodyText"/>
+        <w:rPr/>
+      </w:pPr>
+      <w:r>
+        <w:rPr/>
+        <w:t>Shotcut was launched and a new project was created. The video mode was set to HD 1080p at 30fps to ensure standard quality output. The project was named Lab_Timeline_Animation and started by clicking the Start button.</w:t>
+      </w:r>
+    </w:p>
+    <w:p>
+      <w:pPr>
+        <w:pStyle w:val="BodyText"/>
+        <w:rPr/>
+      </w:pPr>
+      <w:r>
+        <w:rPr>
+          <w:rStyle w:val="Strong"/>
+        </w:rPr>
+        <w:t>Step 2: Create the Visual Element (Solid Color Block)</w:t>
+      </w:r>
+    </w:p>
+    <w:p>
+      <w:pPr>
+        <w:pStyle w:val="BodyText"/>
+        <w:rPr/>
+      </w:pPr>
+      <w:r>
+        <w:rPr/>
+        <w:t>Since Shotcut is primarily a video editor and does not include drawing tools like a rectangle tool, a color producer was used as a substitute for a shape. This was done by navigating to Open Other and selecting Color. A color was chosen — in this case, red — and the color clip was dragged from the player window down into the timeline.</w:t>
+      </w:r>
+    </w:p>
+    <w:p>
+      <w:pPr>
+        <w:pStyle w:val="BodyText"/>
+        <w:rPr/>
+      </w:pPr>
+      <w:r>
+        <w:rPr>
+          <w:rStyle w:val="Strong"/>
+        </w:rPr>
+        <w:t>Step 3: Apply the Size, Position &amp; Rotate Filter</w:t>
+      </w:r>
+    </w:p>
+    <w:p>
+      <w:pPr>
+        <w:pStyle w:val="BodyText"/>
+        <w:rPr/>
+      </w:pPr>
+      <w:r>
+        <w:rPr/>
+        <w:t>The color clip on the timeline was selected. In the Filters panel, the add button (+) was clicked and the "Size, Position &amp; Rotate" filter was searched for and applied. Using the corner handles in the preview window, the color block was resized into a small square shape.</w:t>
+      </w:r>
+    </w:p>
+    <w:p>
+      <w:pPr>
+        <w:pStyle w:val="BodyText"/>
+        <w:rPr/>
+      </w:pPr>
+      <w:r>
+        <w:rPr>
+          <w:rStyle w:val="Strong"/>
+        </w:rPr>
+        <w:t>Step 4: Initialize Keyframes</w:t>
+      </w:r>
+    </w:p>
+    <w:p>
+      <w:pPr>
+        <w:pStyle w:val="BodyText"/>
+        <w:rPr/>
+      </w:pPr>
+      <w:r>
+        <w:rPr/>
+        <w:t>In the Filters panel, a small stopwatch icon is visible next to the Size and Position values. Clicking the stopwatch icon activated keyframe recording and automatically switched the view to the Keyframes tab. A diamond-shaped keyframe marker appeared at Frame 0, representing the initial state of the animation.</w:t>
+      </w:r>
+    </w:p>
+    <w:p>
+      <w:pPr>
+        <w:pStyle w:val="BodyText"/>
+        <w:rPr/>
+      </w:pPr>
+      <w:r>
+        <w:rPr>
+          <w:rStyle w:val="Strong"/>
+        </w:rPr>
+        <w:t>Step 5: Set Keyframes to Create the Tween</w:t>
+      </w:r>
+    </w:p>
+    <w:p>
+      <w:pPr>
+        <w:pStyle w:val="BodyText"/>
+        <w:rPr/>
+      </w:pPr>
+      <w:r>
+        <w:rPr/>
+        <w:t>The playhead in the Keyframes panel was moved forward to approximately the 2 to 3-second mark (around Frame 90). At this position, the following changes were made in the filter settings:</w:t>
+      </w:r>
+    </w:p>
+    <w:p>
+      <w:pPr>
+        <w:pStyle w:val="BodyText"/>
+        <w:numPr>
+          <w:ilvl w:val="0"/>
+          <w:numId w:val="16"/>
+        </w:numPr>
+        <w:tabs>
+          <w:tab w:val="clear" w:pos="709"/>
+          <w:tab w:val="left" w:pos="0" w:leader="none"/>
+        </w:tabs>
+        <w:spacing w:before="0" w:after="0"/>
+        <w:ind w:hanging="283" w:start="709"/>
+        <w:rPr/>
+      </w:pPr>
+      <w:r>
+        <w:rPr/>
+        <w:t xml:space="preserve">Rotation was changed to 180 degrees </w:t>
+      </w:r>
+    </w:p>
+    <w:p>
+      <w:pPr>
+        <w:pStyle w:val="BodyText"/>
+        <w:numPr>
+          <w:ilvl w:val="0"/>
+          <w:numId w:val="16"/>
+        </w:numPr>
+        <w:tabs>
+          <w:tab w:val="clear" w:pos="709"/>
+          <w:tab w:val="left" w:pos="0" w:leader="none"/>
+        </w:tabs>
+        <w:ind w:hanging="283" w:start="709"/>
+        <w:rPr/>
+      </w:pPr>
+      <w:r>
+        <w:rPr/>
+        <w:t xml:space="preserve">The size of the square was adjusted using the preview handles </w:t>
+      </w:r>
+    </w:p>
+    <w:p>
+      <w:pPr>
+        <w:pStyle w:val="BodyText"/>
+        <w:rPr/>
+      </w:pPr>
+      <w:r>
+        <w:rPr/>
+        <w:t>This resulted in two defined keyframe states:</w:t>
+      </w:r>
+    </w:p>
+    <w:p>
+      <w:pPr>
+        <w:pStyle w:val="BodyText"/>
+        <w:numPr>
+          <w:ilvl w:val="0"/>
+          <w:numId w:val="17"/>
+        </w:numPr>
+        <w:tabs>
+          <w:tab w:val="clear" w:pos="709"/>
+          <w:tab w:val="left" w:pos="0" w:leader="none"/>
+        </w:tabs>
+        <w:spacing w:before="0" w:after="0"/>
+        <w:ind w:hanging="283" w:start="709"/>
+        <w:rPr/>
+      </w:pPr>
+      <w:r>
+        <w:rPr>
+          <w:rStyle w:val="Strong"/>
+        </w:rPr>
+        <w:t>Frame 0 (Keyframe 1):</w:t>
+      </w:r>
+      <w:r>
+        <w:rPr/>
+        <w:t xml:space="preserve"> Size = 500, Rotation = 0° </w:t>
+      </w:r>
+    </w:p>
+    <w:p>
+      <w:pPr>
+        <w:pStyle w:val="BodyText"/>
+        <w:numPr>
+          <w:ilvl w:val="0"/>
+          <w:numId w:val="17"/>
+        </w:numPr>
+        <w:tabs>
+          <w:tab w:val="clear" w:pos="709"/>
+          <w:tab w:val="left" w:pos="0" w:leader="none"/>
+        </w:tabs>
+        <w:ind w:hanging="283" w:start="709"/>
+        <w:rPr/>
+      </w:pPr>
+      <w:r>
+        <w:rPr>
+          <w:rStyle w:val="Strong"/>
+        </w:rPr>
+        <w:t>Frame 90 (Keyframe 2):</w:t>
+      </w:r>
+      <w:r>
+        <w:rPr/>
+        <w:t xml:space="preserve"> Size = 100, Rotation = 180° </w:t>
+      </w:r>
+    </w:p>
+    <w:p>
+      <w:pPr>
+        <w:pStyle w:val="BodyText"/>
+        <w:rPr/>
+      </w:pPr>
+      <w:r>
+        <w:rPr/>
+        <w:t>Shotcut automatically generated a new diamond-shaped keyframe marker at the new position, completing the tween setup.</w:t>
+      </w:r>
+    </w:p>
+    <w:p>
+      <w:pPr>
+        <w:pStyle w:val="BodyText"/>
+        <w:rPr/>
+      </w:pPr>
+      <w:r>
+        <w:rPr>
+          <w:rStyle w:val="Strong"/>
+        </w:rPr>
+        <w:t>Step 6: Preview the Animation</w:t>
+      </w:r>
+    </w:p>
+    <w:p>
+      <w:pPr>
+        <w:pStyle w:val="BodyText"/>
+        <w:rPr/>
+      </w:pPr>
+      <w:r>
+        <w:rPr/>
+        <w:t>The playhead was moved back to the beginning of the timeline. The Spacebar was pressed to play the animation. The square was observed smoothly rotating and resizing between the two keyframe states — a direct result of Shotcut's interpolation engine calculating the in-between frames automatically.</w:t>
+      </w:r>
+    </w:p>
+    <w:p>
+      <w:pPr>
+        <w:pStyle w:val="BodyText"/>
+        <w:rPr/>
+      </w:pPr>
+      <w:r>
+        <w:rPr>
+          <w:rStyle w:val="Strong"/>
+        </w:rPr>
+        <w:t>Step 7: Export the Animation</w:t>
+      </w:r>
+    </w:p>
+    <w:p>
+      <w:pPr>
+        <w:pStyle w:val="BodyText"/>
+        <w:rPr/>
+      </w:pPr>
+      <w:r>
+        <w:rPr/>
+        <w:t>The Export button at the top of the interface was clicked. The YouTube preset (H.264 High Profile) was selected for video output. The Export File button was clicked and the final animation was saved.</w:t>
+      </w:r>
+    </w:p>
+    <w:p>
+      <w:pPr>
+        <w:pStyle w:val="HorizontalLine"/>
+        <w:rPr/>
+      </w:pPr>
+      <w:r>
+        <w:rPr/>
+      </w:r>
+    </w:p>
+    <w:p>
+      <w:pPr>
+        <w:pStyle w:val="BodyText"/>
+        <w:rPr/>
+      </w:pPr>
+      <w:r>
+        <w:rPr>
+          <w:rStyle w:val="Strong"/>
+        </w:rPr>
+        <w:t>Conclusion</w:t>
+      </w:r>
+    </w:p>
+    <w:p>
+      <w:pPr>
+        <w:pStyle w:val="BodyText"/>
+        <w:rPr/>
+      </w:pPr>
+      <w:r>
+        <w:rPr/>
+        <w:t>This lab demonstrated the practical application of timeline-based animation using Shotcut's keyframe system. By defining only two keyframe states — an initial and a final position — the software was able to generate smooth, interpolated motion automatically. The exercise highlighted how tweening simplifies animation workflows and how filter-based keyframing in Shotcut can be used as an effective substitute for traditional frame-by-frame animation techniques.</w:t>
+      </w:r>
+    </w:p>
+    <w:p>
+      <w:pPr>
+        <w:pStyle w:val="BodyText"/>
+        <w:spacing w:before="0" w:after="140"/>
+        <w:rPr>
+          <w:b/>
+          <w:bCs/>
+          <w:sz w:val="24"/>
+          <w:szCs w:val="24"/>
+        </w:rPr>
+      </w:pPr>
+      <w:r>
+        <w:rPr>
+          <w:b/>
+          <w:bCs/>
+          <w:sz w:val="24"/>
+          <w:szCs w:val="24"/>
+        </w:rPr>
+        <w:t>Output</w:t>
+      </w:r>
+    </w:p>
+    <w:p>
+      <w:pPr>
+        <w:pStyle w:val="BodyText"/>
+        <w:spacing w:before="0" w:after="140"/>
+        <w:rPr>
+          <w:b/>
+          <w:bCs/>
+          <w:sz w:val="24"/>
+          <w:szCs w:val="24"/>
+        </w:rPr>
+      </w:pPr>
+      <w:r>
+        <w:rPr>
+          <w:b/>
+          <w:bCs/>
+          <w:sz w:val="24"/>
+          <w:szCs w:val="24"/>
+        </w:rPr>
+      </w:r>
+    </w:p>
+    <w:p>
+      <w:pPr>
+        <w:pStyle w:val="BodyText"/>
+        <w:spacing w:before="0" w:after="140"/>
+        <w:rPr>
+          <w:b/>
+          <w:bCs/>
+          <w:sz w:val="24"/>
+          <w:szCs w:val="24"/>
+        </w:rPr>
+      </w:pPr>
+      <w:r>
+        <w:rPr>
+          <w:b/>
+          <w:bCs/>
+          <w:sz w:val="24"/>
+          <w:szCs w:val="24"/>
+        </w:rPr>
+        <w:drawing>
+          <wp:anchor behindDoc="0" distT="0" distB="0" distL="0" distR="0" simplePos="0" locked="0" layoutInCell="0" allowOverlap="1" relativeHeight="5">
+            <wp:simplePos x="0" y="0"/>
+            <wp:positionH relativeFrom="column">
+              <wp:align>center</wp:align>
+            </wp:positionH>
+            <wp:positionV relativeFrom="paragraph">
+              <wp:posOffset>635</wp:posOffset>
+            </wp:positionV>
+            <wp:extent cx="4027170" cy="2263775"/>
+            <wp:effectExtent l="0" t="0" r="0" b="0"/>
+            <wp:wrapSquare wrapText="largest"/>
+            <wp:docPr id="13" name="Image4" descr="" title=""/>
+            <wp:cNvGraphicFramePr>
+              <a:graphicFrameLocks xmlns:a="http://schemas.openxmlformats.org/drawingml/2006/main" noChangeAspect="1"/>
+            </wp:cNvGraphicFramePr>
+            <a:graphic xmlns:a="http://schemas.openxmlformats.org/drawingml/2006/main">
+              <a:graphicData uri="http://schemas.openxmlformats.org/drawingml/2006/picture">
+                <pic:pic xmlns:pic="http://schemas.openxmlformats.org/drawingml/2006/picture">
+                  <pic:nvPicPr>
+                    <pic:cNvPr id="13" name="Image4" descr="" title=""/>
+                    <pic:cNvPicPr>
+                      <a:picLocks noChangeAspect="1" noChangeArrowheads="1"/>
+                    </pic:cNvPicPr>
+                  </pic:nvPicPr>
+                  <pic:blipFill>
+                    <a:blip r:embed="rId14"/>
+                    <a:stretch>
+                      <a:fillRect/>
+                    </a:stretch>
+                  </pic:blipFill>
+                  <pic:spPr bwMode="auto">
+                    <a:xfrm>
+                      <a:off x="0" y="0"/>
+                      <a:ext cx="4027170" cy="2263775"/>
+                    </a:xfrm>
+                    <a:prstGeom prst="rect">
+                      <a:avLst/>
+                    </a:prstGeom>
+                  </pic:spPr>
+                </pic:pic>
+              </a:graphicData>
+            </a:graphic>
+          </wp:anchor>
+        </w:drawing>
+      </w:r>
+    </w:p>
+    <w:p>
+      <w:pPr>
+        <w:pStyle w:val="BodyText"/>
+        <w:spacing w:before="0" w:after="140"/>
+        <w:rPr>
+          <w:sz w:val="24"/>
+          <w:szCs w:val="24"/>
+        </w:rPr>
+      </w:pPr>
+      <w:r>
+        <w:rPr>
+          <w:sz w:val="24"/>
+          <w:szCs w:val="24"/>
+        </w:rPr>
+      </w:r>
+    </w:p>
+    <w:p>
+      <w:pPr>
+        <w:pStyle w:val="BodyText"/>
+        <w:spacing w:before="0" w:after="140"/>
+        <w:rPr>
+          <w:sz w:val="24"/>
+          <w:szCs w:val="24"/>
+        </w:rPr>
+      </w:pPr>
+      <w:r>
+        <w:rPr>
+          <w:sz w:val="24"/>
+          <w:szCs w:val="24"/>
+        </w:rPr>
+      </w:r>
+      <w:r>
+        <w:br w:type="page"/>
+      </w:r>
+    </w:p>
+    <w:p>
+      <w:pPr>
+        <w:pStyle w:val="BodyText"/>
+        <w:spacing w:before="0" w:after="140"/>
+        <w:rPr>
+          <w:sz w:val="24"/>
+          <w:szCs w:val="24"/>
+        </w:rPr>
+      </w:pPr>
+      <w:r>
+        <w:drawing>
+          <wp:anchor behindDoc="0" distT="0" distB="0" distL="0" distR="0" simplePos="0" locked="0" layoutInCell="0" allowOverlap="1" relativeHeight="6">
+            <wp:simplePos x="0" y="0"/>
+            <wp:positionH relativeFrom="column">
+              <wp:posOffset>817880</wp:posOffset>
+            </wp:positionH>
+            <wp:positionV relativeFrom="paragraph">
+              <wp:posOffset>3181350</wp:posOffset>
+            </wp:positionV>
+            <wp:extent cx="4465320" cy="2510155"/>
+            <wp:effectExtent l="0" t="0" r="0" b="0"/>
+            <wp:wrapSquare wrapText="largest"/>
+            <wp:docPr id="14" name="Image5" descr="" title=""/>
+            <wp:cNvGraphicFramePr>
+              <a:graphicFrameLocks xmlns:a="http://schemas.openxmlformats.org/drawingml/2006/main" noChangeAspect="1"/>
+            </wp:cNvGraphicFramePr>
+            <a:graphic xmlns:a="http://schemas.openxmlformats.org/drawingml/2006/main">
+              <a:graphicData uri="http://schemas.openxmlformats.org/drawingml/2006/picture">
+                <pic:pic xmlns:pic="http://schemas.openxmlformats.org/drawingml/2006/picture">
+                  <pic:nvPicPr>
+                    <pic:cNvPr id="14" name="Image5" descr="" title=""/>
+                    <pic:cNvPicPr>
+                      <a:picLocks noChangeAspect="1" noChangeArrowheads="1"/>
+                    </pic:cNvPicPr>
+                  </pic:nvPicPr>
+                  <pic:blipFill>
+                    <a:blip r:embed="rId15"/>
+                    <a:stretch>
+                      <a:fillRect/>
+                    </a:stretch>
+                  </pic:blipFill>
+                  <pic:spPr bwMode="auto">
+                    <a:xfrm>
+                      <a:off x="0" y="0"/>
+                      <a:ext cx="4465320" cy="2510155"/>
+                    </a:xfrm>
+                    <a:prstGeom prst="rect">
+                      <a:avLst/>
+                    </a:prstGeom>
+                  </pic:spPr>
+                </pic:pic>
+              </a:graphicData>
+            </a:graphic>
+          </wp:anchor>
+        </w:drawing>
+        <w:drawing>
+          <wp:anchor behindDoc="0" distT="0" distB="0" distL="0" distR="0" simplePos="0" locked="0" layoutInCell="0" allowOverlap="1" relativeHeight="7">
+            <wp:simplePos x="0" y="0"/>
+            <wp:positionH relativeFrom="column">
+              <wp:posOffset>628650</wp:posOffset>
+            </wp:positionH>
+            <wp:positionV relativeFrom="paragraph">
+              <wp:posOffset>266700</wp:posOffset>
+            </wp:positionV>
+            <wp:extent cx="4655820" cy="2617470"/>
+            <wp:effectExtent l="0" t="0" r="0" b="0"/>
+            <wp:wrapSquare wrapText="largest"/>
+            <wp:docPr id="15" name="Image6" descr="" title=""/>
+            <wp:cNvGraphicFramePr>
+              <a:graphicFrameLocks xmlns:a="http://schemas.openxmlformats.org/drawingml/2006/main" noChangeAspect="1"/>
+            </wp:cNvGraphicFramePr>
+            <a:graphic xmlns:a="http://schemas.openxmlformats.org/drawingml/2006/main">
+              <a:graphicData uri="http://schemas.openxmlformats.org/drawingml/2006/picture">
+                <pic:pic xmlns:pic="http://schemas.openxmlformats.org/drawingml/2006/picture">
+                  <pic:nvPicPr>
+                    <pic:cNvPr id="15" name="Image6" descr="" title=""/>
+                    <pic:cNvPicPr>
+                      <a:picLocks noChangeAspect="1" noChangeArrowheads="1"/>
+                    </pic:cNvPicPr>
+                  </pic:nvPicPr>
+                  <pic:blipFill>
+                    <a:blip r:embed="rId16"/>
+                    <a:stretch>
+                      <a:fillRect/>
+                    </a:stretch>
+                  </pic:blipFill>
+                  <pic:spPr bwMode="auto">
+                    <a:xfrm>
+                      <a:off x="0" y="0"/>
+                      <a:ext cx="4655820" cy="2617470"/>
+                    </a:xfrm>
+                    <a:prstGeom prst="rect">
+                      <a:avLst/>
+                    </a:prstGeom>
+                  </pic:spPr>
+                </pic:pic>
+              </a:graphicData>
+            </a:graphic>
+          </wp:anchor>
+        </w:drawing>
+      </w:r>
+      <w:r>
+        <w:rPr>
+          <w:sz w:val="24"/>
+          <w:szCs w:val="24"/>
+        </w:rPr>
+        <w:tab/>
+        <w:tab/>
+        <w:tab/>
+        <w:tab/>
+        <w:tab/>
+        <w:tab/>
+        <w:tab/>
+        <w:tab/>
+        <w:tab/>
+        <w:tab/>
+        <w:tab/>
+        <w:tab/>
+        <w:tab/>
+        <w:tab/>
+        <w:tab/>
+        <w:tab/>
+        <w:tab/>
+        <w:tab/>
+        <w:tab/>
+        <w:tab/>
+        <w:tab/>
+        <w:tab/>
+        <w:tab/>
+        <w:tab/>
+        <w:tab/>
+        <w:tab/>
+        <w:tab/>
+        <w:tab/>
+        <w:tab/>
+        <w:tab/>
+        <w:tab/>
+        <w:tab/>
+        <w:tab/>
+        <w:tab/>
+        <w:tab/>
+        <w:tab/>
+        <w:tab/>
+        <w:tab/>
+        <w:tab/>
+        <w:tab/>
+        <w:tab/>
+        <w:tab/>
+        <w:tab/>
+        <w:tab/>
+        <w:tab/>
+        <w:tab/>
+        <w:tab/>
+        <w:tab/>
+        <w:tab/>
+        <w:tab/>
+        <w:tab/>
+        <w:tab/>
+        <w:tab/>
+        <w:tab/>
+        <w:tab/>
+        <w:tab/>
+        <w:tab/>
+        <w:tab/>
+        <w:tab/>
+        <w:tab/>
+        <w:tab/>
+        <w:tab/>
+        <w:tab/>
+        <w:tab/>
+        <w:tab/>
+        <w:tab/>
+        <w:tab/>
+        <w:tab/>
+        <w:tab/>
+        <w:tab/>
+        <w:tab/>
+        <w:tab/>
+        <w:tab/>
+        <w:tab/>
+        <w:tab/>
+        <w:tab/>
+        <w:tab/>
+        <w:tab/>
+        <w:tab/>
+      </w:r>
+      <w:r>
+        <w:br w:type="page"/>
+      </w:r>
+    </w:p>
+    <w:p>
+      <w:pPr>
+        <w:pStyle w:val="Heading1"/>
+        <w:spacing w:before="0" w:after="140"/>
+        <w:rPr>
+          <w:sz w:val="24"/>
+          <w:szCs w:val="24"/>
+        </w:rPr>
+      </w:pPr>
+      <w:bookmarkStart w:id="2" w:name="lab-9-animation-using-timeline-and-tween"/>
+      <w:bookmarkEnd w:id="2"/>
+      <w:r>
+        <w:rPr>
+          <w:rStyle w:val="Strong"/>
+          <w:b/>
+          <w:bCs/>
+          <w:sz w:val="32"/>
+          <w:szCs w:val="24"/>
+        </w:rPr>
+        <w:t>Lab 9: Animation Using Timeline and Tweening</w:t>
+      </w:r>
+    </w:p>
+    <w:p>
+      <w:pPr>
+        <w:pStyle w:val="Heading2"/>
+        <w:ind w:hanging="0" w:start="0" w:end="0"/>
+        <w:rPr>
+          <w:sz w:val="28"/>
+          <w:szCs w:val="36"/>
+        </w:rPr>
+      </w:pPr>
+      <w:bookmarkStart w:id="3" w:name="objective"/>
+      <w:bookmarkEnd w:id="3"/>
+      <w:r>
+        <w:rPr>
+          <w:sz w:val="28"/>
+          <w:szCs w:val="36"/>
+        </w:rPr>
+        <w:t>Objective</w:t>
+      </w:r>
+    </w:p>
+    <w:p>
+      <w:pPr>
+        <w:pStyle w:val="BodyText"/>
+        <w:rPr/>
+      </w:pPr>
+      <w:r>
+        <w:rPr/>
+        <w:t>The purpose of this lab was to create an animation in Shotcut using timeline-based layering and tweening techniques. The animation was built using three separate tracks so that different visual elements could appear together in a single composited frame.</w:t>
+      </w:r>
+    </w:p>
+    <w:p>
+      <w:pPr>
+        <w:pStyle w:val="Heading2"/>
+        <w:ind w:hanging="0" w:start="0" w:end="0"/>
+        <w:rPr>
+          <w:sz w:val="28"/>
+          <w:szCs w:val="36"/>
+        </w:rPr>
+      </w:pPr>
+      <w:r>
+        <w:rPr>
+          <w:sz w:val="28"/>
+          <w:szCs w:val="36"/>
+        </w:rPr>
+        <w:t>Theory</w:t>
+      </w:r>
+    </w:p>
+    <w:p>
+      <w:pPr>
+        <w:pStyle w:val="BodyText"/>
+        <w:rPr/>
+      </w:pPr>
+      <w:r>
+        <w:rPr/>
+        <w:t>Timeline animation allows multiple media elements to be arranged on different layers and displayed at the same time. In this lab, a black background, a text layer, and an eye graphic were combined to produce a simple animated composition. The transparent areas of the layers were adjusted so that all parts of the scene could be viewed clearly.</w:t>
+      </w:r>
+    </w:p>
+    <w:p>
+      <w:pPr>
+        <w:pStyle w:val="Heading2"/>
+        <w:ind w:hanging="0" w:start="0" w:end="0"/>
+        <w:rPr>
+          <w:sz w:val="28"/>
+          <w:szCs w:val="36"/>
+        </w:rPr>
+      </w:pPr>
+      <w:bookmarkStart w:id="4" w:name="procedure"/>
+      <w:bookmarkEnd w:id="4"/>
+      <w:r>
+        <w:rPr>
+          <w:sz w:val="28"/>
+          <w:szCs w:val="36"/>
+        </w:rPr>
+        <w:t>Procedure</w:t>
+      </w:r>
+    </w:p>
+    <w:p>
+      <w:pPr>
+        <w:pStyle w:val="Heading2"/>
+        <w:ind w:hanging="0" w:start="0" w:end="0"/>
+        <w:rPr>
+          <w:sz w:val="28"/>
+          <w:szCs w:val="36"/>
+        </w:rPr>
+      </w:pPr>
+      <w:bookmarkStart w:id="5" w:name="phase-1-project-setup"/>
+      <w:bookmarkEnd w:id="5"/>
+      <w:r>
+        <w:rPr>
+          <w:sz w:val="28"/>
+          <w:szCs w:val="36"/>
+        </w:rPr>
+        <w:t>Phase 1: Project Setup</w:t>
+      </w:r>
+    </w:p>
+    <w:p>
+      <w:pPr>
+        <w:pStyle w:val="BodyText"/>
+        <w:numPr>
+          <w:ilvl w:val="0"/>
+          <w:numId w:val="18"/>
+        </w:numPr>
+        <w:tabs>
+          <w:tab w:val="clear" w:pos="709"/>
+          <w:tab w:val="left" w:pos="0" w:leader="none"/>
+        </w:tabs>
+        <w:ind w:hanging="283" w:start="709"/>
+        <w:rPr/>
+      </w:pPr>
+      <w:r>
+        <w:rPr/>
+        <w:t>Shotcut was opened and a new project was created.</w:t>
+      </w:r>
+    </w:p>
+    <w:p>
+      <w:pPr>
+        <w:pStyle w:val="BodyText"/>
+        <w:numPr>
+          <w:ilvl w:val="0"/>
+          <w:numId w:val="18"/>
+        </w:numPr>
+        <w:tabs>
+          <w:tab w:val="clear" w:pos="709"/>
+          <w:tab w:val="left" w:pos="0" w:leader="none"/>
+        </w:tabs>
+        <w:ind w:hanging="283" w:start="709"/>
+        <w:rPr/>
+      </w:pPr>
+      <w:r>
+        <w:rPr/>
+        <w:t xml:space="preserve">The project video mode was set to </w:t>
+      </w:r>
+      <w:r>
+        <w:rPr>
+          <w:rStyle w:val="Strong"/>
+        </w:rPr>
+        <w:t>HD 1080p, 30 fps</w:t>
+      </w:r>
+      <w:r>
+        <w:rPr/>
+        <w:t>.</w:t>
+      </w:r>
+    </w:p>
+    <w:p>
+      <w:pPr>
+        <w:pStyle w:val="BodyText"/>
+        <w:numPr>
+          <w:ilvl w:val="0"/>
+          <w:numId w:val="18"/>
+        </w:numPr>
+        <w:tabs>
+          <w:tab w:val="clear" w:pos="709"/>
+          <w:tab w:val="left" w:pos="0" w:leader="none"/>
+        </w:tabs>
+        <w:ind w:hanging="283" w:start="709"/>
+        <w:rPr/>
+      </w:pPr>
+      <w:r>
+        <w:rPr/>
+        <w:t xml:space="preserve">The project was named </w:t>
+      </w:r>
+      <w:r>
+        <w:rPr>
+          <w:rStyle w:val="Strong"/>
+        </w:rPr>
+        <w:t>Lab_Tweening_Compositing</w:t>
+      </w:r>
+      <w:r>
+        <w:rPr/>
+        <w:t xml:space="preserve"> and started.</w:t>
+      </w:r>
+    </w:p>
+    <w:p>
+      <w:pPr>
+        <w:pStyle w:val="BodyText"/>
+        <w:numPr>
+          <w:ilvl w:val="0"/>
+          <w:numId w:val="18"/>
+        </w:numPr>
+        <w:tabs>
+          <w:tab w:val="clear" w:pos="709"/>
+          <w:tab w:val="left" w:pos="0" w:leader="none"/>
+        </w:tabs>
+        <w:ind w:hanging="283" w:start="709"/>
+        <w:rPr/>
+      </w:pPr>
+      <w:r>
+        <w:rPr/>
+        <w:t xml:space="preserve">In the timeline panel, two additional video tracks were added so that the project contained </w:t>
+      </w:r>
+      <w:r>
+        <w:rPr>
+          <w:rStyle w:val="Strong"/>
+        </w:rPr>
+        <w:t>three tracks</w:t>
+      </w:r>
+      <w:r>
+        <w:rPr/>
+        <w:t xml:space="preserve"> in total: </w:t>
+      </w:r>
+      <w:r>
+        <w:rPr>
+          <w:rStyle w:val="Strong"/>
+        </w:rPr>
+        <w:t>V1, V2, and V3</w:t>
+      </w:r>
+      <w:r>
+        <w:rPr/>
+        <w:t>.</w:t>
+      </w:r>
+    </w:p>
+    <w:p>
+      <w:pPr>
+        <w:pStyle w:val="BodyText"/>
+        <w:rPr/>
+      </w:pPr>
+      <w:r>
+        <w:rPr/>
+      </w:r>
+    </w:p>
+    <w:p>
+      <w:pPr>
+        <w:pStyle w:val="BodyText"/>
+        <w:rPr/>
+      </w:pPr>
+      <w:r>
+        <w:rPr/>
+        <w:drawing>
+          <wp:anchor behindDoc="0" distT="0" distB="0" distL="0" distR="0" simplePos="0" locked="0" layoutInCell="0" allowOverlap="1" relativeHeight="17">
+            <wp:simplePos x="0" y="0"/>
+            <wp:positionH relativeFrom="column">
+              <wp:align>center</wp:align>
+            </wp:positionH>
+            <wp:positionV relativeFrom="paragraph">
+              <wp:posOffset>635</wp:posOffset>
+            </wp:positionV>
+            <wp:extent cx="4808220" cy="2703195"/>
+            <wp:effectExtent l="0" t="0" r="0" b="0"/>
+            <wp:wrapSquare wrapText="largest"/>
+            <wp:docPr id="16" name="Image16" descr="" title=""/>
+            <wp:cNvGraphicFramePr>
+              <a:graphicFrameLocks xmlns:a="http://schemas.openxmlformats.org/drawingml/2006/main" noChangeAspect="1"/>
+            </wp:cNvGraphicFramePr>
+            <a:graphic xmlns:a="http://schemas.openxmlformats.org/drawingml/2006/main">
+              <a:graphicData uri="http://schemas.openxmlformats.org/drawingml/2006/picture">
+                <pic:pic xmlns:pic="http://schemas.openxmlformats.org/drawingml/2006/picture">
+                  <pic:nvPicPr>
+                    <pic:cNvPr id="16" name="Image16" descr="" title=""/>
+                    <pic:cNvPicPr>
+                      <a:picLocks noChangeAspect="1" noChangeArrowheads="1"/>
+                    </pic:cNvPicPr>
+                  </pic:nvPicPr>
+                  <pic:blipFill>
+                    <a:blip r:embed="rId17"/>
+                    <a:stretch>
+                      <a:fillRect/>
+                    </a:stretch>
+                  </pic:blipFill>
+                  <pic:spPr bwMode="auto">
+                    <a:xfrm>
+                      <a:off x="0" y="0"/>
+                      <a:ext cx="4808220" cy="2703195"/>
+                    </a:xfrm>
+                    <a:prstGeom prst="rect">
+                      <a:avLst/>
+                    </a:prstGeom>
+                  </pic:spPr>
+                </pic:pic>
+              </a:graphicData>
+            </a:graphic>
+          </wp:anchor>
+        </w:drawing>
+      </w:r>
+    </w:p>
+    <w:p>
+      <w:pPr>
+        <w:pStyle w:val="BodyText"/>
+        <w:rPr/>
+      </w:pPr>
+      <w:r>
+        <w:rPr/>
+      </w:r>
+    </w:p>
+    <w:p>
+      <w:pPr>
+        <w:pStyle w:val="BodyText"/>
+        <w:rPr/>
+      </w:pPr>
+      <w:r>
+        <w:rPr/>
+      </w:r>
+    </w:p>
+    <w:p>
+      <w:pPr>
+        <w:pStyle w:val="BodyText"/>
+        <w:rPr/>
+      </w:pPr>
+      <w:r>
+        <w:rPr/>
+      </w:r>
+    </w:p>
+    <w:p>
+      <w:pPr>
+        <w:pStyle w:val="BodyText"/>
+        <w:rPr/>
+      </w:pPr>
+      <w:r>
+        <w:rPr/>
+      </w:r>
+    </w:p>
+    <w:p>
+      <w:pPr>
+        <w:pStyle w:val="BodyText"/>
+        <w:rPr/>
+      </w:pPr>
+      <w:r>
+        <w:rPr/>
+      </w:r>
+    </w:p>
+    <w:p>
+      <w:pPr>
+        <w:pStyle w:val="BodyText"/>
+        <w:rPr/>
+      </w:pPr>
+      <w:r>
+        <w:rPr/>
+      </w:r>
+    </w:p>
+    <w:p>
+      <w:pPr>
+        <w:pStyle w:val="BodyText"/>
+        <w:rPr/>
+      </w:pPr>
+      <w:r>
+        <w:rPr/>
+      </w:r>
+    </w:p>
+    <w:p>
+      <w:pPr>
+        <w:pStyle w:val="BodyText"/>
+        <w:rPr/>
+      </w:pPr>
+      <w:r>
+        <w:rPr/>
+      </w:r>
+    </w:p>
+    <w:p>
+      <w:pPr>
+        <w:pStyle w:val="BodyText"/>
+        <w:rPr/>
+      </w:pPr>
+      <w:r>
+        <w:rPr/>
+      </w:r>
+    </w:p>
+    <w:p>
+      <w:pPr>
+        <w:pStyle w:val="BodyText"/>
+        <w:jc w:val="center"/>
+        <w:rPr/>
+      </w:pPr>
+      <w:r>
+        <w:rPr/>
+        <w:t>Fig: creating project and adding 3 video tracks – V1, V2, V3</w:t>
+      </w:r>
+    </w:p>
+    <w:p>
+      <w:pPr>
+        <w:pStyle w:val="Heading2"/>
+        <w:ind w:hanging="0" w:start="0" w:end="0"/>
+        <w:rPr>
+          <w:sz w:val="28"/>
+          <w:szCs w:val="36"/>
+        </w:rPr>
+      </w:pPr>
+      <w:r>
+        <w:rPr/>
+      </w:r>
+    </w:p>
+    <w:p>
+      <w:pPr>
+        <w:pStyle w:val="Heading2"/>
+        <w:ind w:hanging="0" w:start="0" w:end="0"/>
+        <w:rPr/>
+      </w:pPr>
+      <w:bookmarkStart w:id="6" w:name="phase-2-adding-the-media-layers"/>
+      <w:bookmarkEnd w:id="6"/>
+      <w:r>
+        <w:rPr>
+          <w:sz w:val="28"/>
+          <w:szCs w:val="36"/>
+        </w:rPr>
+        <w:t>Phase 2: Adding the Media Layers</w:t>
+      </w:r>
+    </w:p>
+    <w:p>
+      <w:pPr>
+        <w:pStyle w:val="BodyText"/>
+        <w:numPr>
+          <w:ilvl w:val="0"/>
+          <w:numId w:val="19"/>
+        </w:numPr>
+        <w:tabs>
+          <w:tab w:val="clear" w:pos="709"/>
+          <w:tab w:val="left" w:pos="0" w:leader="none"/>
+        </w:tabs>
+        <w:ind w:hanging="283" w:start="709"/>
+        <w:rPr/>
+      </w:pPr>
+      <w:r>
+        <w:rPr/>
+        <w:t xml:space="preserve">A </w:t>
+      </w:r>
+      <w:r>
+        <w:rPr>
+          <w:rStyle w:val="Strong"/>
+        </w:rPr>
+        <w:t>black color clip</w:t>
+      </w:r>
+      <w:r>
+        <w:rPr/>
+        <w:t xml:space="preserve"> was created using </w:t>
+      </w:r>
+      <w:r>
+        <w:rPr>
+          <w:rStyle w:val="Strong"/>
+        </w:rPr>
+        <w:t>Open Other &gt; Color</w:t>
+      </w:r>
+      <w:r>
+        <w:rPr/>
+        <w:t>.</w:t>
+      </w:r>
+    </w:p>
+    <w:p>
+      <w:pPr>
+        <w:pStyle w:val="BodyText"/>
+        <w:numPr>
+          <w:ilvl w:val="0"/>
+          <w:numId w:val="19"/>
+        </w:numPr>
+        <w:tabs>
+          <w:tab w:val="clear" w:pos="709"/>
+          <w:tab w:val="left" w:pos="0" w:leader="none"/>
+        </w:tabs>
+        <w:ind w:hanging="283" w:start="709"/>
+        <w:rPr/>
+      </w:pPr>
+      <w:r>
+        <w:rPr/>
+        <w:t xml:space="preserve">This black clip was dragged onto </w:t>
+      </w:r>
+      <w:r>
+        <w:rPr>
+          <w:rStyle w:val="Strong"/>
+        </w:rPr>
+        <w:t>Track V1</w:t>
+      </w:r>
+      <w:r>
+        <w:rPr/>
+        <w:t xml:space="preserve"> and extended to cover </w:t>
+      </w:r>
+      <w:r>
+        <w:rPr>
+          <w:rStyle w:val="Strong"/>
+        </w:rPr>
+        <w:t>5 seconds</w:t>
+      </w:r>
+      <w:r>
+        <w:rPr/>
+        <w:t>.</w:t>
+        <w:br/>
+        <w:t>This served as the background layer.</w:t>
+      </w:r>
+    </w:p>
+    <w:p>
+      <w:pPr>
+        <w:pStyle w:val="BodyText"/>
+        <w:numPr>
+          <w:ilvl w:val="0"/>
+          <w:numId w:val="19"/>
+        </w:numPr>
+        <w:tabs>
+          <w:tab w:val="clear" w:pos="709"/>
+          <w:tab w:val="left" w:pos="0" w:leader="none"/>
+        </w:tabs>
+        <w:ind w:hanging="283" w:start="709"/>
+        <w:rPr/>
+      </w:pPr>
+      <w:r>
+        <w:rPr/>
+        <w:t>Another color clip was created for the text layer.</w:t>
+      </w:r>
+    </w:p>
+    <w:p>
+      <w:pPr>
+        <w:pStyle w:val="BodyText"/>
+        <w:numPr>
+          <w:ilvl w:val="0"/>
+          <w:numId w:val="19"/>
+        </w:numPr>
+        <w:tabs>
+          <w:tab w:val="clear" w:pos="709"/>
+          <w:tab w:val="left" w:pos="0" w:leader="none"/>
+        </w:tabs>
+        <w:ind w:hanging="283" w:start="709"/>
+        <w:rPr/>
+      </w:pPr>
+      <w:r>
+        <w:rPr/>
+        <w:t xml:space="preserve">The clip was made fully transparent by setting the alpha value to </w:t>
+      </w:r>
+      <w:r>
+        <w:rPr>
+          <w:rStyle w:val="Strong"/>
+        </w:rPr>
+        <w:t>0</w:t>
+      </w:r>
+      <w:r>
+        <w:rPr/>
+        <w:t>.</w:t>
+      </w:r>
+    </w:p>
+    <w:p>
+      <w:pPr>
+        <w:pStyle w:val="BodyText"/>
+        <w:numPr>
+          <w:ilvl w:val="0"/>
+          <w:numId w:val="19"/>
+        </w:numPr>
+        <w:tabs>
+          <w:tab w:val="clear" w:pos="709"/>
+          <w:tab w:val="left" w:pos="0" w:leader="none"/>
+        </w:tabs>
+        <w:ind w:hanging="283" w:start="709"/>
+        <w:rPr/>
+      </w:pPr>
+      <w:r>
+        <w:rPr/>
+        <w:t xml:space="preserve">This transparent clip was placed on </w:t>
+      </w:r>
+      <w:r>
+        <w:rPr>
+          <w:rStyle w:val="Strong"/>
+        </w:rPr>
+        <w:t>Track V2</w:t>
+      </w:r>
+      <w:r>
+        <w:rPr/>
+        <w:t xml:space="preserve"> and stretched to </w:t>
+      </w:r>
+      <w:r>
+        <w:rPr>
+          <w:rStyle w:val="Strong"/>
+        </w:rPr>
+        <w:t>5 seconds</w:t>
+      </w:r>
+      <w:r>
+        <w:rPr/>
+        <w:t>.</w:t>
+      </w:r>
+    </w:p>
+    <w:p>
+      <w:pPr>
+        <w:pStyle w:val="BodyText"/>
+        <w:numPr>
+          <w:ilvl w:val="0"/>
+          <w:numId w:val="19"/>
+        </w:numPr>
+        <w:tabs>
+          <w:tab w:val="clear" w:pos="709"/>
+          <w:tab w:val="left" w:pos="0" w:leader="none"/>
+        </w:tabs>
+        <w:ind w:hanging="283" w:start="709"/>
+        <w:rPr/>
+      </w:pPr>
+      <w:r>
+        <w:rPr/>
+        <w:t xml:space="preserve">The </w:t>
+      </w:r>
+      <w:r>
+        <w:rPr>
+          <w:rStyle w:val="Strong"/>
+        </w:rPr>
+        <w:t>Text: Simple</w:t>
+      </w:r>
+      <w:r>
+        <w:rPr/>
+        <w:t xml:space="preserve"> filter was applied to this clip.</w:t>
+      </w:r>
+    </w:p>
+    <w:p>
+      <w:pPr>
+        <w:pStyle w:val="BodyText"/>
+        <w:numPr>
+          <w:ilvl w:val="0"/>
+          <w:numId w:val="19"/>
+        </w:numPr>
+        <w:tabs>
+          <w:tab w:val="clear" w:pos="709"/>
+          <w:tab w:val="left" w:pos="0" w:leader="none"/>
+        </w:tabs>
+        <w:ind w:hanging="283" w:start="709"/>
+        <w:rPr/>
+      </w:pPr>
+      <w:r>
+        <w:rPr/>
+        <w:t xml:space="preserve">The text </w:t>
+      </w:r>
+      <w:r>
+        <w:rPr>
+          <w:rStyle w:val="Strong"/>
+        </w:rPr>
+        <w:t>“SURVEILLANCE”</w:t>
+      </w:r>
+      <w:r>
+        <w:rPr/>
+        <w:t xml:space="preserve"> was entered, and the alignment was set to the center.</w:t>
+      </w:r>
+    </w:p>
+    <w:p>
+      <w:pPr>
+        <w:pStyle w:val="BodyText"/>
+        <w:numPr>
+          <w:ilvl w:val="0"/>
+          <w:numId w:val="19"/>
+        </w:numPr>
+        <w:tabs>
+          <w:tab w:val="clear" w:pos="709"/>
+          <w:tab w:val="left" w:pos="0" w:leader="none"/>
+        </w:tabs>
+        <w:ind w:hanging="283" w:start="709"/>
+        <w:rPr/>
+      </w:pPr>
+      <w:r>
+        <w:rPr/>
+        <w:t xml:space="preserve">An image file named </w:t>
+      </w:r>
+      <w:r>
+        <w:rPr>
+          <w:rStyle w:val="Strong"/>
+        </w:rPr>
+        <w:t>eye_graphic.png</w:t>
+      </w:r>
+      <w:r>
+        <w:rPr/>
+        <w:t xml:space="preserve"> was imported directly from the computer and placed on </w:t>
+      </w:r>
+      <w:r>
+        <w:rPr>
+          <w:rStyle w:val="Strong"/>
+        </w:rPr>
+        <w:t>Track V3</w:t>
+      </w:r>
+      <w:r>
+        <w:rPr/>
+        <w:t>.</w:t>
+      </w:r>
+    </w:p>
+    <w:p>
+      <w:pPr>
+        <w:pStyle w:val="BodyText"/>
+        <w:numPr>
+          <w:ilvl w:val="0"/>
+          <w:numId w:val="19"/>
+        </w:numPr>
+        <w:tabs>
+          <w:tab w:val="clear" w:pos="709"/>
+          <w:tab w:val="left" w:pos="0" w:leader="none"/>
+        </w:tabs>
+        <w:ind w:hanging="283" w:start="709"/>
+        <w:rPr/>
+      </w:pPr>
+      <w:r>
+        <w:rPr/>
+        <w:t xml:space="preserve">The image was also extended to </w:t>
+      </w:r>
+      <w:r>
+        <w:rPr>
+          <w:rStyle w:val="Strong"/>
+        </w:rPr>
+        <w:t>5 seconds</w:t>
+      </w:r>
+      <w:r>
+        <w:rPr/>
+        <w:t>.</w:t>
+      </w:r>
+    </w:p>
+    <w:p>
+      <w:pPr>
+        <w:pStyle w:val="Heading2"/>
+        <w:ind w:hanging="0" w:start="0" w:end="0"/>
+        <w:jc w:val="center"/>
+        <w:rPr>
+          <w:sz w:val="24"/>
+          <w:szCs w:val="36"/>
+        </w:rPr>
+      </w:pPr>
+      <w:r>
+        <w:drawing>
+          <wp:anchor behindDoc="0" distT="0" distB="0" distL="0" distR="0" simplePos="0" locked="0" layoutInCell="0" allowOverlap="1" relativeHeight="18">
+            <wp:simplePos x="0" y="0"/>
+            <wp:positionH relativeFrom="column">
+              <wp:posOffset>-28575</wp:posOffset>
+            </wp:positionH>
+            <wp:positionV relativeFrom="paragraph">
+              <wp:posOffset>116205</wp:posOffset>
+            </wp:positionV>
+            <wp:extent cx="6120130" cy="3440430"/>
+            <wp:effectExtent l="0" t="0" r="0" b="0"/>
+            <wp:wrapSquare wrapText="largest"/>
+            <wp:docPr id="17" name="Image17" descr="" title=""/>
+            <wp:cNvGraphicFramePr>
+              <a:graphicFrameLocks xmlns:a="http://schemas.openxmlformats.org/drawingml/2006/main" noChangeAspect="1"/>
+            </wp:cNvGraphicFramePr>
+            <a:graphic xmlns:a="http://schemas.openxmlformats.org/drawingml/2006/main">
+              <a:graphicData uri="http://schemas.openxmlformats.org/drawingml/2006/picture">
+                <pic:pic xmlns:pic="http://schemas.openxmlformats.org/drawingml/2006/picture">
+                  <pic:nvPicPr>
+                    <pic:cNvPr id="17" name="Image17" descr="" title=""/>
+                    <pic:cNvPicPr>
+                      <a:picLocks noChangeAspect="1" noChangeArrowheads="1"/>
+                    </pic:cNvPicPr>
+                  </pic:nvPicPr>
+                  <pic:blipFill>
+                    <a:blip r:embed="rId18"/>
+                    <a:stretch>
+                      <a:fillRect/>
+                    </a:stretch>
+                  </pic:blipFill>
+                  <pic:spPr bwMode="auto">
+                    <a:xfrm>
+                      <a:off x="0" y="0"/>
+                      <a:ext cx="6120130" cy="3440430"/>
+                    </a:xfrm>
+                    <a:prstGeom prst="rect">
+                      <a:avLst/>
+                    </a:prstGeom>
+                  </pic:spPr>
+                </pic:pic>
+              </a:graphicData>
+            </a:graphic>
+          </wp:anchor>
+        </w:drawing>
+      </w:r>
+      <w:r>
+        <w:rPr>
+          <w:b w:val="false"/>
+          <w:bCs w:val="false"/>
+          <w:i/>
+          <w:iCs/>
+          <w:sz w:val="24"/>
+          <w:szCs w:val="36"/>
+        </w:rPr>
+        <w:t>Fig: Filling V1 with color black, v2 with transparent and v3 with image</w:t>
+      </w:r>
+    </w:p>
+    <w:p>
+      <w:pPr>
+        <w:pStyle w:val="Heading2"/>
+        <w:ind w:hanging="0" w:start="0" w:end="0"/>
+        <w:rPr>
+          <w:sz w:val="28"/>
+          <w:szCs w:val="36"/>
+        </w:rPr>
+      </w:pPr>
+      <w:r>
+        <w:rPr>
+          <w:sz w:val="28"/>
+          <w:szCs w:val="36"/>
+        </w:rPr>
+      </w:r>
+    </w:p>
+    <w:p>
+      <w:pPr>
+        <w:pStyle w:val="Heading2"/>
+        <w:ind w:hanging="0" w:start="0" w:end="0"/>
+        <w:rPr>
+          <w:sz w:val="28"/>
+          <w:szCs w:val="36"/>
+        </w:rPr>
+      </w:pPr>
+      <w:bookmarkStart w:id="7" w:name="phase-3-making-the-layers-visible-togeth"/>
+      <w:bookmarkEnd w:id="7"/>
+      <w:r>
+        <w:rPr>
+          <w:sz w:val="28"/>
+          <w:szCs w:val="36"/>
+        </w:rPr>
+        <w:t>Phase 3: Making the Layers Visible Together</w:t>
+      </w:r>
+    </w:p>
+    <w:p>
+      <w:pPr>
+        <w:pStyle w:val="BodyText"/>
+        <w:numPr>
+          <w:ilvl w:val="0"/>
+          <w:numId w:val="20"/>
+        </w:numPr>
+        <w:tabs>
+          <w:tab w:val="clear" w:pos="709"/>
+          <w:tab w:val="left" w:pos="0" w:leader="none"/>
+        </w:tabs>
+        <w:ind w:hanging="283" w:start="709"/>
+        <w:rPr/>
+      </w:pPr>
+      <w:r>
+        <w:rPr/>
+        <w:t xml:space="preserve">The text clip on </w:t>
+      </w:r>
+      <w:r>
+        <w:rPr>
+          <w:rStyle w:val="Strong"/>
+        </w:rPr>
+        <w:t>V2</w:t>
+      </w:r>
+      <w:r>
+        <w:rPr/>
+        <w:t xml:space="preserve"> was selected and checked to make sure the font color was visible.</w:t>
+      </w:r>
+    </w:p>
+    <w:p>
+      <w:pPr>
+        <w:pStyle w:val="BodyText"/>
+        <w:numPr>
+          <w:ilvl w:val="0"/>
+          <w:numId w:val="20"/>
+        </w:numPr>
+        <w:tabs>
+          <w:tab w:val="clear" w:pos="709"/>
+          <w:tab w:val="left" w:pos="0" w:leader="none"/>
+        </w:tabs>
+        <w:ind w:hanging="283" w:start="709"/>
+        <w:rPr/>
+      </w:pPr>
+      <w:r>
+        <w:rPr/>
+        <w:t>The background of the text remained transparent so that only the letters would appear.</w:t>
+      </w:r>
+    </w:p>
+    <w:p>
+      <w:pPr>
+        <w:pStyle w:val="BodyText"/>
+        <w:numPr>
+          <w:ilvl w:val="0"/>
+          <w:numId w:val="20"/>
+        </w:numPr>
+        <w:tabs>
+          <w:tab w:val="clear" w:pos="709"/>
+          <w:tab w:val="left" w:pos="0" w:leader="none"/>
+        </w:tabs>
+        <w:ind w:hanging="283" w:start="709"/>
+        <w:rPr/>
+      </w:pPr>
+      <w:r>
+        <w:rPr/>
+        <w:t xml:space="preserve">The eye image on </w:t>
+      </w:r>
+      <w:r>
+        <w:rPr>
+          <w:rStyle w:val="Strong"/>
+        </w:rPr>
+        <w:t>V3</w:t>
+      </w:r>
+      <w:r>
+        <w:rPr/>
+        <w:t xml:space="preserve"> was selected.</w:t>
+      </w:r>
+    </w:p>
+    <w:p>
+      <w:pPr>
+        <w:pStyle w:val="BodyText"/>
+        <w:numPr>
+          <w:ilvl w:val="0"/>
+          <w:numId w:val="20"/>
+        </w:numPr>
+        <w:tabs>
+          <w:tab w:val="clear" w:pos="709"/>
+          <w:tab w:val="left" w:pos="0" w:leader="none"/>
+        </w:tabs>
+        <w:ind w:hanging="283" w:start="709"/>
+        <w:rPr/>
+      </w:pPr>
+      <w:r>
+        <w:rPr/>
+        <w:t xml:space="preserve">If the image had a visible box or background around it, a </w:t>
+      </w:r>
+      <w:r>
+        <w:rPr>
+          <w:rStyle w:val="Strong"/>
+        </w:rPr>
+        <w:t>Chroma Key</w:t>
+      </w:r>
+      <w:r>
+        <w:rPr/>
+        <w:t xml:space="preserve"> filter was applied.</w:t>
+      </w:r>
+    </w:p>
+    <w:p>
+      <w:pPr>
+        <w:pStyle w:val="BodyText"/>
+        <w:numPr>
+          <w:ilvl w:val="0"/>
+          <w:numId w:val="20"/>
+        </w:numPr>
+        <w:tabs>
+          <w:tab w:val="clear" w:pos="709"/>
+          <w:tab w:val="left" w:pos="0" w:leader="none"/>
+        </w:tabs>
+        <w:ind w:hanging="283" w:start="709"/>
+        <w:rPr/>
+      </w:pPr>
+      <w:r>
+        <w:rPr/>
+        <w:t>The unwanted background color was removed using the eyedropper tool.</w:t>
+      </w:r>
+    </w:p>
+    <w:p>
+      <w:pPr>
+        <w:pStyle w:val="BodyText"/>
+        <w:numPr>
+          <w:ilvl w:val="0"/>
+          <w:numId w:val="20"/>
+        </w:numPr>
+        <w:tabs>
+          <w:tab w:val="clear" w:pos="709"/>
+          <w:tab w:val="left" w:pos="0" w:leader="none"/>
+        </w:tabs>
+        <w:ind w:hanging="283" w:start="709"/>
+        <w:rPr/>
+      </w:pPr>
+      <w:r>
+        <w:rPr/>
+        <w:t>After this adjustment, the text, eye graphic, and background were all visible together.</w:t>
+      </w:r>
+    </w:p>
+    <w:p>
+      <w:pPr>
+        <w:pStyle w:val="Heading2"/>
+        <w:ind w:hanging="0" w:start="0" w:end="0"/>
+        <w:rPr>
+          <w:sz w:val="28"/>
+          <w:szCs w:val="36"/>
+        </w:rPr>
+      </w:pPr>
+      <w:bookmarkStart w:id="8" w:name="phase-4-checking-and-exporting"/>
+      <w:bookmarkEnd w:id="8"/>
+      <w:r>
+        <w:rPr>
+          <w:sz w:val="28"/>
+          <w:szCs w:val="36"/>
+        </w:rPr>
+        <w:t>Phase 4: Checking and Exporting</w:t>
+      </w:r>
+    </w:p>
+    <w:p>
+      <w:pPr>
+        <w:pStyle w:val="BodyText"/>
+        <w:numPr>
+          <w:ilvl w:val="0"/>
+          <w:numId w:val="21"/>
+        </w:numPr>
+        <w:tabs>
+          <w:tab w:val="clear" w:pos="709"/>
+          <w:tab w:val="left" w:pos="0" w:leader="none"/>
+        </w:tabs>
+        <w:ind w:hanging="283" w:start="709"/>
+        <w:rPr/>
+      </w:pPr>
+      <w:r>
+        <w:rPr/>
+        <w:t xml:space="preserve">The timeline was checked to confirm that all three clips started at </w:t>
+      </w:r>
+      <w:r>
+        <w:rPr>
+          <w:rStyle w:val="Strong"/>
+        </w:rPr>
+        <w:t>00:00</w:t>
+      </w:r>
+      <w:r>
+        <w:rPr/>
+        <w:t xml:space="preserve"> and had the same duration.</w:t>
+      </w:r>
+    </w:p>
+    <w:p>
+      <w:pPr>
+        <w:pStyle w:val="BodyText"/>
+        <w:numPr>
+          <w:ilvl w:val="0"/>
+          <w:numId w:val="21"/>
+        </w:numPr>
+        <w:tabs>
+          <w:tab w:val="clear" w:pos="709"/>
+          <w:tab w:val="left" w:pos="0" w:leader="none"/>
+        </w:tabs>
+        <w:ind w:hanging="283" w:start="709"/>
+        <w:rPr/>
+      </w:pPr>
+      <w:r>
+        <w:rPr/>
+        <w:t>The layers were arranged in the correct order:</w:t>
+      </w:r>
+    </w:p>
+    <w:p>
+      <w:pPr>
+        <w:pStyle w:val="BodyText"/>
+        <w:numPr>
+          <w:ilvl w:val="1"/>
+          <w:numId w:val="21"/>
+        </w:numPr>
+        <w:tabs>
+          <w:tab w:val="clear" w:pos="709"/>
+          <w:tab w:val="left" w:pos="0" w:leader="none"/>
+        </w:tabs>
+        <w:ind w:hanging="283" w:start="1418"/>
+        <w:rPr/>
+      </w:pPr>
+      <w:r>
+        <w:rPr>
+          <w:rStyle w:val="Strong"/>
+        </w:rPr>
+        <w:t>V3:</w:t>
+      </w:r>
+      <w:r>
+        <w:rPr/>
+        <w:t xml:space="preserve"> Eye graphic</w:t>
+      </w:r>
+    </w:p>
+    <w:p>
+      <w:pPr>
+        <w:pStyle w:val="BodyText"/>
+        <w:numPr>
+          <w:ilvl w:val="1"/>
+          <w:numId w:val="21"/>
+        </w:numPr>
+        <w:tabs>
+          <w:tab w:val="clear" w:pos="709"/>
+          <w:tab w:val="left" w:pos="0" w:leader="none"/>
+        </w:tabs>
+        <w:ind w:hanging="283" w:start="1418"/>
+        <w:rPr/>
+      </w:pPr>
+      <w:r>
+        <w:rPr>
+          <w:rStyle w:val="Strong"/>
+        </w:rPr>
+        <w:t>V2:</w:t>
+      </w:r>
+      <w:r>
+        <w:rPr/>
+        <w:t xml:space="preserve"> Text layer</w:t>
+      </w:r>
+    </w:p>
+    <w:p>
+      <w:pPr>
+        <w:pStyle w:val="BodyText"/>
+        <w:numPr>
+          <w:ilvl w:val="1"/>
+          <w:numId w:val="21"/>
+        </w:numPr>
+        <w:tabs>
+          <w:tab w:val="clear" w:pos="709"/>
+          <w:tab w:val="left" w:pos="0" w:leader="none"/>
+        </w:tabs>
+        <w:ind w:hanging="283" w:start="1418"/>
+        <w:rPr/>
+      </w:pPr>
+      <w:r>
+        <w:rPr>
+          <w:rStyle w:val="Strong"/>
+        </w:rPr>
+        <w:t>V1:</w:t>
+      </w:r>
+      <w:r>
+        <w:rPr/>
+        <w:t xml:space="preserve"> Black background</w:t>
+      </w:r>
+    </w:p>
+    <w:p>
+      <w:pPr>
+        <w:pStyle w:val="BodyText"/>
+        <w:numPr>
+          <w:ilvl w:val="0"/>
+          <w:numId w:val="21"/>
+        </w:numPr>
+        <w:tabs>
+          <w:tab w:val="clear" w:pos="709"/>
+          <w:tab w:val="left" w:pos="0" w:leader="none"/>
+        </w:tabs>
+        <w:ind w:hanging="283" w:start="709"/>
+        <w:rPr/>
+      </w:pPr>
+      <w:r>
+        <w:rPr/>
+        <w:t>The video was played to verify that the composition displayed correctly.</w:t>
+      </w:r>
+    </w:p>
+    <w:p>
+      <w:pPr>
+        <w:pStyle w:val="BodyText"/>
+        <w:numPr>
+          <w:ilvl w:val="0"/>
+          <w:numId w:val="21"/>
+        </w:numPr>
+        <w:tabs>
+          <w:tab w:val="clear" w:pos="709"/>
+          <w:tab w:val="left" w:pos="0" w:leader="none"/>
+        </w:tabs>
+        <w:ind w:hanging="283" w:start="709"/>
+        <w:rPr/>
+      </w:pPr>
+      <w:r>
+        <w:rPr/>
+        <w:t xml:space="preserve">The final animation showed the word </w:t>
+      </w:r>
+      <w:r>
+        <w:rPr>
+          <w:rStyle w:val="Strong"/>
+        </w:rPr>
+        <w:t>“SURVEILLANCE”</w:t>
+      </w:r>
+      <w:r>
+        <w:rPr/>
+        <w:t xml:space="preserve"> over the eye graphic on a black background.</w:t>
+      </w:r>
+    </w:p>
+    <w:p>
+      <w:pPr>
+        <w:pStyle w:val="BodyText"/>
+        <w:numPr>
+          <w:ilvl w:val="0"/>
+          <w:numId w:val="21"/>
+        </w:numPr>
+        <w:tabs>
+          <w:tab w:val="clear" w:pos="709"/>
+          <w:tab w:val="left" w:pos="0" w:leader="none"/>
+        </w:tabs>
+        <w:ind w:hanging="283" w:start="709"/>
+        <w:rPr/>
+      </w:pPr>
+      <w:r>
+        <w:rPr/>
+        <w:t xml:space="preserve">The project was exported using the </w:t>
+      </w:r>
+      <w:r>
+        <w:rPr>
+          <w:rStyle w:val="Strong"/>
+        </w:rPr>
+        <w:t>YouTube / H.264 High Profile</w:t>
+      </w:r>
+      <w:r>
+        <w:rPr/>
+        <w:t xml:space="preserve"> preset.</w:t>
+      </w:r>
+    </w:p>
+    <w:p>
+      <w:pPr>
+        <w:pStyle w:val="BodyText"/>
+        <w:numPr>
+          <w:ilvl w:val="0"/>
+          <w:numId w:val="21"/>
+        </w:numPr>
+        <w:tabs>
+          <w:tab w:val="clear" w:pos="709"/>
+          <w:tab w:val="left" w:pos="0" w:leader="none"/>
+        </w:tabs>
+        <w:ind w:hanging="283" w:start="709"/>
+        <w:rPr/>
+      </w:pPr>
+      <w:r>
+        <w:rPr/>
+        <w:t xml:space="preserve">The final file was saved as </w:t>
+      </w:r>
+      <w:r>
+        <w:rPr>
+          <w:rStyle w:val="Strong"/>
+        </w:rPr>
+        <w:t>Lab_Animation_Complete.mp4</w:t>
+      </w:r>
+      <w:r>
+        <w:rPr/>
+        <w:t>.</w:t>
+      </w:r>
+    </w:p>
+    <w:p>
+      <w:pPr>
+        <w:pStyle w:val="Heading2"/>
+        <w:ind w:hanging="0" w:start="0" w:end="0"/>
+        <w:rPr>
+          <w:sz w:val="28"/>
+          <w:szCs w:val="36"/>
+        </w:rPr>
+      </w:pPr>
+      <w:r>
+        <w:rPr>
+          <w:sz w:val="28"/>
+          <w:szCs w:val="36"/>
+        </w:rPr>
+      </w:r>
+    </w:p>
+    <w:p>
+      <w:pPr>
+        <w:pStyle w:val="Heading2"/>
+        <w:ind w:hanging="0" w:start="0" w:end="0"/>
+        <w:rPr>
+          <w:sz w:val="28"/>
+          <w:szCs w:val="36"/>
+        </w:rPr>
+      </w:pPr>
+      <w:bookmarkStart w:id="9" w:name="result"/>
+      <w:bookmarkEnd w:id="9"/>
+      <w:r>
+        <w:rPr>
+          <w:sz w:val="28"/>
+          <w:szCs w:val="36"/>
+        </w:rPr>
+        <w:t>Result</w:t>
+      </w:r>
+    </w:p>
+    <w:p>
+      <w:pPr>
+        <w:pStyle w:val="BodyText"/>
+        <w:rPr/>
+      </w:pPr>
+      <w:r>
+        <w:rPr/>
+        <w:t>The final output was a three-layer composited animation created in Shotcut. The animation included a black background, centered surveillance text, and an eye graphic displayed together on the timeline.</w:t>
+      </w:r>
+    </w:p>
+    <w:p>
+      <w:pPr>
+        <w:pStyle w:val="BodyText"/>
+        <w:rPr/>
+      </w:pPr>
+      <w:r>
+        <w:rPr/>
+      </w:r>
+    </w:p>
+    <w:p>
+      <w:pPr>
+        <w:pStyle w:val="BodyText"/>
+        <w:rPr/>
+      </w:pPr>
+      <w:r>
+        <w:rPr/>
+        <w:drawing>
+          <wp:anchor behindDoc="0" distT="0" distB="0" distL="0" distR="0" simplePos="0" locked="0" layoutInCell="0" allowOverlap="1" relativeHeight="19">
+            <wp:simplePos x="0" y="0"/>
+            <wp:positionH relativeFrom="column">
+              <wp:posOffset>965835</wp:posOffset>
+            </wp:positionH>
+            <wp:positionV relativeFrom="paragraph">
+              <wp:posOffset>14605</wp:posOffset>
+            </wp:positionV>
+            <wp:extent cx="4451985" cy="2543810"/>
+            <wp:effectExtent l="0" t="0" r="0" b="0"/>
+            <wp:wrapSquare wrapText="largest"/>
+            <wp:docPr id="18" name="Image18" descr="" title=""/>
+            <wp:cNvGraphicFramePr>
+              <a:graphicFrameLocks xmlns:a="http://schemas.openxmlformats.org/drawingml/2006/main" noChangeAspect="1"/>
+            </wp:cNvGraphicFramePr>
+            <a:graphic xmlns:a="http://schemas.openxmlformats.org/drawingml/2006/main">
+              <a:graphicData uri="http://schemas.openxmlformats.org/drawingml/2006/picture">
+                <pic:pic xmlns:pic="http://schemas.openxmlformats.org/drawingml/2006/picture">
+                  <pic:nvPicPr>
+                    <pic:cNvPr id="18" name="Image18" descr="" title=""/>
+                    <pic:cNvPicPr>
+                      <a:picLocks noChangeAspect="1" noChangeArrowheads="1"/>
+                    </pic:cNvPicPr>
+                  </pic:nvPicPr>
+                  <pic:blipFill>
+                    <a:blip r:embed="rId19"/>
+                    <a:stretch>
+                      <a:fillRect/>
+                    </a:stretch>
+                  </pic:blipFill>
+                  <pic:spPr bwMode="auto">
+                    <a:xfrm>
+                      <a:off x="0" y="0"/>
+                      <a:ext cx="4451985" cy="2543810"/>
+                    </a:xfrm>
+                    <a:prstGeom prst="rect">
+                      <a:avLst/>
+                    </a:prstGeom>
+                  </pic:spPr>
+                </pic:pic>
+              </a:graphicData>
+            </a:graphic>
+          </wp:anchor>
+        </w:drawing>
+      </w:r>
+    </w:p>
+    <w:p>
+      <w:pPr>
+        <w:pStyle w:val="BodyText"/>
+        <w:rPr/>
+      </w:pPr>
+      <w:r>
+        <w:rPr/>
+      </w:r>
+    </w:p>
+    <w:p>
+      <w:pPr>
+        <w:pStyle w:val="BodyText"/>
+        <w:rPr/>
+      </w:pPr>
+      <w:r>
+        <w:rPr/>
+      </w:r>
+    </w:p>
+    <w:p>
+      <w:pPr>
+        <w:pStyle w:val="BodyText"/>
+        <w:rPr/>
+      </w:pPr>
+      <w:r>
+        <w:rPr/>
+      </w:r>
+    </w:p>
+    <w:p>
+      <w:pPr>
+        <w:pStyle w:val="BodyText"/>
+        <w:rPr/>
+      </w:pPr>
+      <w:r>
+        <w:rPr/>
+      </w:r>
+    </w:p>
+    <w:p>
+      <w:pPr>
+        <w:pStyle w:val="BodyText"/>
+        <w:rPr/>
+      </w:pPr>
+      <w:r>
+        <w:rPr/>
+      </w:r>
+    </w:p>
+    <w:p>
+      <w:pPr>
+        <w:pStyle w:val="BodyText"/>
+        <w:rPr/>
+      </w:pPr>
+      <w:r>
+        <w:rPr/>
+      </w:r>
+    </w:p>
+    <w:p>
+      <w:pPr>
+        <w:pStyle w:val="BodyText"/>
+        <w:rPr/>
+      </w:pPr>
+      <w:r>
+        <w:rPr/>
+      </w:r>
+    </w:p>
+    <w:p>
+      <w:pPr>
+        <w:pStyle w:val="BodyText"/>
+        <w:rPr/>
+      </w:pPr>
+      <w:r>
+        <w:rPr/>
+      </w:r>
+    </w:p>
+    <w:p>
+      <w:pPr>
+        <w:pStyle w:val="BodyText"/>
+        <w:rPr/>
+      </w:pPr>
+      <w:r>
+        <w:rPr/>
+      </w:r>
+    </w:p>
+    <w:p>
+      <w:pPr>
+        <w:pStyle w:val="Heading2"/>
+        <w:ind w:hanging="0" w:start="0" w:end="0"/>
+        <w:rPr>
+          <w:sz w:val="28"/>
+          <w:szCs w:val="36"/>
+        </w:rPr>
+      </w:pPr>
+      <w:bookmarkStart w:id="10" w:name="conclusion"/>
+      <w:bookmarkEnd w:id="10"/>
+      <w:r>
+        <w:rPr>
+          <w:sz w:val="28"/>
+          <w:szCs w:val="36"/>
+        </w:rPr>
+        <w:t>Conclusion</w:t>
+      </w:r>
+    </w:p>
+    <w:p>
+      <w:pPr>
+        <w:pStyle w:val="BodyText"/>
+        <w:rPr/>
+      </w:pPr>
+      <w:r>
+        <w:rPr/>
+        <w:t>This lab demonstrated how to use multiple tracks in Shotcut for layering and compositing. By placing different media elements on separate tracks and adjusting transparency, a complete animation was created successfully. The exercise also showed how timeline layering and basic keying techniques can be used to build a clean visual composition.</w:t>
+      </w:r>
+      <w:r>
+        <w:br w:type="page"/>
+      </w:r>
+    </w:p>
+    <w:p>
+      <w:pPr>
+        <w:pStyle w:val="Heading1"/>
+        <w:ind w:hanging="0" w:start="0" w:end="0"/>
+        <w:rPr>
+          <w:sz w:val="36"/>
+          <w:szCs w:val="48"/>
+        </w:rPr>
+      </w:pPr>
+      <w:bookmarkStart w:id="11" w:name="lab-10-creating-an-animated-gif"/>
+      <w:bookmarkEnd w:id="11"/>
+      <w:r>
+        <w:rPr>
+          <w:sz w:val="36"/>
+          <w:szCs w:val="48"/>
+        </w:rPr>
+        <w:t>Lab 10: Creating an Animated GIF</w:t>
+      </w:r>
+    </w:p>
+    <w:p>
+      <w:pPr>
+        <w:pStyle w:val="Heading2"/>
+        <w:ind w:hanging="0" w:start="0" w:end="0"/>
+        <w:rPr>
+          <w:sz w:val="28"/>
+          <w:szCs w:val="36"/>
+        </w:rPr>
+      </w:pPr>
+      <w:bookmarkStart w:id="12" w:name="objective_Copy_1"/>
+      <w:bookmarkEnd w:id="12"/>
+      <w:r>
+        <w:rPr>
+          <w:sz w:val="28"/>
+          <w:szCs w:val="36"/>
+        </w:rPr>
+        <w:t>Objective</w:t>
+      </w:r>
+    </w:p>
+    <w:p>
+      <w:pPr>
+        <w:pStyle w:val="BodyText"/>
+        <w:rPr/>
+      </w:pPr>
+      <w:r>
+        <w:rPr/>
+        <w:t>The aim of this lab was to create an animated GIF using frame-by-frame animation in Shotcut. The task focused on arranging a sequence of images so they play one after another as a moving animation.</w:t>
+      </w:r>
+    </w:p>
+    <w:p>
+      <w:pPr>
+        <w:pStyle w:val="Heading2"/>
+        <w:ind w:hanging="0" w:start="0" w:end="0"/>
+        <w:rPr>
+          <w:sz w:val="28"/>
+          <w:szCs w:val="36"/>
+        </w:rPr>
+      </w:pPr>
+      <w:bookmarkStart w:id="13" w:name="theory_Copy_1"/>
+      <w:bookmarkEnd w:id="13"/>
+      <w:r>
+        <w:rPr>
+          <w:sz w:val="28"/>
+          <w:szCs w:val="36"/>
+        </w:rPr>
+        <w:t>Theory</w:t>
+      </w:r>
+    </w:p>
+    <w:p>
+      <w:pPr>
+        <w:pStyle w:val="BodyText"/>
+        <w:rPr/>
+      </w:pPr>
+      <w:r>
+        <w:rPr/>
+        <w:t>GIF animation is made by combining multiple still images in a specific order. When these images are displayed quickly, they create the effect of motion. In this lab, separate skull images were used as individual frames, and Shotcut was used to place them in sequence on the timeline.</w:t>
+      </w:r>
+    </w:p>
+    <w:p>
+      <w:pPr>
+        <w:pStyle w:val="Heading2"/>
+        <w:ind w:hanging="0" w:start="0" w:end="0"/>
+        <w:rPr>
+          <w:sz w:val="28"/>
+          <w:szCs w:val="36"/>
+        </w:rPr>
+      </w:pPr>
+      <w:bookmarkStart w:id="14" w:name="procedure_Copy_1"/>
+      <w:bookmarkEnd w:id="14"/>
+      <w:r>
+        <w:rPr>
+          <w:sz w:val="28"/>
+          <w:szCs w:val="36"/>
+        </w:rPr>
+        <w:t>Procedure</w:t>
+      </w:r>
+    </w:p>
+    <w:p>
+      <w:pPr>
+        <w:pStyle w:val="Heading2"/>
+        <w:ind w:hanging="0" w:start="0" w:end="0"/>
+        <w:rPr>
+          <w:sz w:val="28"/>
+          <w:szCs w:val="36"/>
+        </w:rPr>
+      </w:pPr>
+      <w:bookmarkStart w:id="15" w:name="phase-1-starting-the-project"/>
+      <w:bookmarkEnd w:id="15"/>
+      <w:r>
+        <w:rPr>
+          <w:sz w:val="28"/>
+          <w:szCs w:val="36"/>
+        </w:rPr>
+        <w:t>Phase 1: Starting the Project</w:t>
+      </w:r>
+    </w:p>
+    <w:p>
+      <w:pPr>
+        <w:pStyle w:val="BodyText"/>
+        <w:numPr>
+          <w:ilvl w:val="0"/>
+          <w:numId w:val="22"/>
+        </w:numPr>
+        <w:tabs>
+          <w:tab w:val="clear" w:pos="709"/>
+          <w:tab w:val="left" w:pos="0" w:leader="none"/>
+        </w:tabs>
+        <w:ind w:hanging="283" w:start="709"/>
+        <w:rPr/>
+      </w:pPr>
+      <w:r>
+        <w:rPr/>
+        <w:t>Shotcut was opened and a new project was created.</w:t>
+      </w:r>
+    </w:p>
+    <w:p>
+      <w:pPr>
+        <w:pStyle w:val="BodyText"/>
+        <w:numPr>
+          <w:ilvl w:val="0"/>
+          <w:numId w:val="22"/>
+        </w:numPr>
+        <w:tabs>
+          <w:tab w:val="clear" w:pos="709"/>
+          <w:tab w:val="left" w:pos="0" w:leader="none"/>
+        </w:tabs>
+        <w:ind w:hanging="283" w:start="709"/>
+        <w:rPr/>
+      </w:pPr>
+      <w:r>
+        <w:rPr/>
+        <w:t xml:space="preserve">The video mode was set to a custom size, such as </w:t>
+      </w:r>
+      <w:r>
+        <w:rPr>
+          <w:rStyle w:val="Strong"/>
+        </w:rPr>
+        <w:t>640 × 360</w:t>
+      </w:r>
+      <w:r>
+        <w:rPr/>
+        <w:t>, to suit the GIF layout.</w:t>
+      </w:r>
+    </w:p>
+    <w:p>
+      <w:pPr>
+        <w:pStyle w:val="BodyText"/>
+        <w:numPr>
+          <w:ilvl w:val="0"/>
+          <w:numId w:val="22"/>
+        </w:numPr>
+        <w:tabs>
+          <w:tab w:val="clear" w:pos="709"/>
+          <w:tab w:val="left" w:pos="0" w:leader="none"/>
+        </w:tabs>
+        <w:ind w:hanging="283" w:start="709"/>
+        <w:rPr/>
+      </w:pPr>
+      <w:r>
+        <w:rPr/>
+        <w:t xml:space="preserve">The project was named </w:t>
+      </w:r>
+      <w:r>
+        <w:rPr>
+          <w:rStyle w:val="Strong"/>
+        </w:rPr>
+        <w:t>Lab10_Skull_Animation</w:t>
+      </w:r>
+      <w:r>
+        <w:rPr/>
+        <w:t>.</w:t>
+      </w:r>
+    </w:p>
+    <w:p>
+      <w:pPr>
+        <w:pStyle w:val="Heading2"/>
+        <w:ind w:hanging="0" w:start="0" w:end="0"/>
+        <w:rPr>
+          <w:sz w:val="28"/>
+          <w:szCs w:val="36"/>
+        </w:rPr>
+      </w:pPr>
+      <w:bookmarkStart w:id="16" w:name="phase-2-importing-the-images"/>
+      <w:bookmarkEnd w:id="16"/>
+      <w:r>
+        <w:rPr>
+          <w:sz w:val="28"/>
+          <w:szCs w:val="36"/>
+        </w:rPr>
+        <w:t>Phase 2: Importing the Images</w:t>
+      </w:r>
+    </w:p>
+    <w:p>
+      <w:pPr>
+        <w:pStyle w:val="BodyText"/>
+        <w:numPr>
+          <w:ilvl w:val="0"/>
+          <w:numId w:val="23"/>
+        </w:numPr>
+        <w:tabs>
+          <w:tab w:val="clear" w:pos="709"/>
+          <w:tab w:val="left" w:pos="0" w:leader="none"/>
+        </w:tabs>
+        <w:ind w:hanging="283" w:start="709"/>
+        <w:rPr/>
+      </w:pPr>
+      <w:r>
+        <w:rPr/>
+        <w:t>The separate skull images were imported into the project.</w:t>
+      </w:r>
+    </w:p>
+    <w:p>
+      <w:pPr>
+        <w:pStyle w:val="BodyText"/>
+        <w:numPr>
+          <w:ilvl w:val="0"/>
+          <w:numId w:val="23"/>
+        </w:numPr>
+        <w:tabs>
+          <w:tab w:val="clear" w:pos="709"/>
+          <w:tab w:val="left" w:pos="0" w:leader="none"/>
+        </w:tabs>
+        <w:ind w:hanging="283" w:start="709"/>
+        <w:rPr/>
+      </w:pPr>
+      <w:r>
+        <w:rPr/>
+        <w:t xml:space="preserve">These images were added to the </w:t>
+      </w:r>
+      <w:r>
+        <w:rPr>
+          <w:rStyle w:val="Strong"/>
+        </w:rPr>
+        <w:t>Playlist</w:t>
+      </w:r>
+      <w:r>
+        <w:rPr/>
+        <w:t xml:space="preserve"> so they could be used as animation frames.</w:t>
+      </w:r>
+    </w:p>
+    <w:p>
+      <w:pPr>
+        <w:pStyle w:val="BodyText"/>
+        <w:numPr>
+          <w:ilvl w:val="0"/>
+          <w:numId w:val="23"/>
+        </w:numPr>
+        <w:tabs>
+          <w:tab w:val="clear" w:pos="709"/>
+          <w:tab w:val="left" w:pos="0" w:leader="none"/>
+        </w:tabs>
+        <w:ind w:hanging="283" w:start="709"/>
+        <w:rPr/>
+      </w:pPr>
+      <w:r>
+        <w:rPr/>
+        <w:t>Each image represented one stage of the GIF animation.</w:t>
+      </w:r>
+    </w:p>
+    <w:p>
+      <w:pPr>
+        <w:pStyle w:val="BodyText"/>
+        <w:rPr/>
+      </w:pPr>
+      <w:r>
+        <w:rPr/>
+        <w:drawing>
+          <wp:anchor behindDoc="0" distT="0" distB="0" distL="0" distR="0" simplePos="0" locked="0" layoutInCell="0" allowOverlap="1" relativeHeight="20">
+            <wp:simplePos x="0" y="0"/>
+            <wp:positionH relativeFrom="column">
+              <wp:align>center</wp:align>
+            </wp:positionH>
+            <wp:positionV relativeFrom="paragraph">
+              <wp:posOffset>635</wp:posOffset>
+            </wp:positionV>
+            <wp:extent cx="6120130" cy="3440430"/>
+            <wp:effectExtent l="0" t="0" r="0" b="0"/>
+            <wp:wrapSquare wrapText="largest"/>
+            <wp:docPr id="19" name="Image19" descr="" title=""/>
+            <wp:cNvGraphicFramePr>
+              <a:graphicFrameLocks xmlns:a="http://schemas.openxmlformats.org/drawingml/2006/main" noChangeAspect="1"/>
+            </wp:cNvGraphicFramePr>
+            <a:graphic xmlns:a="http://schemas.openxmlformats.org/drawingml/2006/main">
+              <a:graphicData uri="http://schemas.openxmlformats.org/drawingml/2006/picture">
+                <pic:pic xmlns:pic="http://schemas.openxmlformats.org/drawingml/2006/picture">
+                  <pic:nvPicPr>
+                    <pic:cNvPr id="19" name="Image19" descr="" title=""/>
+                    <pic:cNvPicPr>
+                      <a:picLocks noChangeAspect="1" noChangeArrowheads="1"/>
+                    </pic:cNvPicPr>
+                  </pic:nvPicPr>
+                  <pic:blipFill>
+                    <a:blip r:embed="rId20"/>
+                    <a:stretch>
+                      <a:fillRect/>
+                    </a:stretch>
+                  </pic:blipFill>
+                  <pic:spPr bwMode="auto">
+                    <a:xfrm>
+                      <a:off x="0" y="0"/>
+                      <a:ext cx="6120130" cy="3440430"/>
+                    </a:xfrm>
+                    <a:prstGeom prst="rect">
+                      <a:avLst/>
+                    </a:prstGeom>
+                  </pic:spPr>
+                </pic:pic>
+              </a:graphicData>
+            </a:graphic>
+          </wp:anchor>
+        </w:drawing>
+      </w:r>
+    </w:p>
+    <w:p>
+      <w:pPr>
+        <w:pStyle w:val="Heading2"/>
+        <w:ind w:hanging="0" w:start="0" w:end="0"/>
+        <w:rPr/>
+      </w:pPr>
+      <w:bookmarkStart w:id="17" w:name="phase-3-setting-frame-duration"/>
+      <w:bookmarkEnd w:id="17"/>
+      <w:r>
+        <w:rPr>
+          <w:sz w:val="28"/>
+          <w:szCs w:val="36"/>
+        </w:rPr>
+        <w:t>Phase 3: Setting Frame Duration</w:t>
+      </w:r>
+    </w:p>
+    <w:p>
+      <w:pPr>
+        <w:pStyle w:val="BodyText"/>
+        <w:numPr>
+          <w:ilvl w:val="0"/>
+          <w:numId w:val="24"/>
+        </w:numPr>
+        <w:tabs>
+          <w:tab w:val="clear" w:pos="709"/>
+          <w:tab w:val="left" w:pos="0" w:leader="none"/>
+        </w:tabs>
+        <w:ind w:hanging="283" w:start="709"/>
+        <w:rPr/>
+      </w:pPr>
+      <w:r>
+        <w:rPr/>
+        <w:t>Each image was selected in the Playlist.</w:t>
+      </w:r>
+    </w:p>
+    <w:p>
+      <w:pPr>
+        <w:pStyle w:val="BodyText"/>
+        <w:numPr>
+          <w:ilvl w:val="0"/>
+          <w:numId w:val="24"/>
+        </w:numPr>
+        <w:tabs>
+          <w:tab w:val="clear" w:pos="709"/>
+          <w:tab w:val="left" w:pos="0" w:leader="none"/>
+        </w:tabs>
+        <w:ind w:hanging="283" w:start="709"/>
+        <w:rPr/>
+      </w:pPr>
+      <w:r>
+        <w:rPr/>
+        <w:t xml:space="preserve">The </w:t>
+      </w:r>
+      <w:r>
+        <w:rPr>
+          <w:rStyle w:val="Strong"/>
+        </w:rPr>
+        <w:t>Properties</w:t>
+      </w:r>
+      <w:r>
+        <w:rPr/>
+        <w:t xml:space="preserve"> panel was opened.</w:t>
+      </w:r>
+    </w:p>
+    <w:p>
+      <w:pPr>
+        <w:pStyle w:val="BodyText"/>
+        <w:numPr>
+          <w:ilvl w:val="0"/>
+          <w:numId w:val="24"/>
+        </w:numPr>
+        <w:tabs>
+          <w:tab w:val="clear" w:pos="709"/>
+          <w:tab w:val="left" w:pos="0" w:leader="none"/>
+        </w:tabs>
+        <w:ind w:hanging="283" w:start="709"/>
+        <w:rPr/>
+      </w:pPr>
+      <w:r>
+        <w:rPr/>
+        <w:t xml:space="preserve">The duration of each frame was set to a very short time, such as </w:t>
+      </w:r>
+      <w:r>
+        <w:rPr>
+          <w:rStyle w:val="Strong"/>
+        </w:rPr>
+        <w:t>00:00:00:05</w:t>
+      </w:r>
+      <w:r>
+        <w:rPr/>
+        <w:t xml:space="preserve"> or </w:t>
+      </w:r>
+      <w:r>
+        <w:rPr>
+          <w:rStyle w:val="Strong"/>
+        </w:rPr>
+        <w:t>00:00:00:10</w:t>
+      </w:r>
+      <w:r>
+        <w:rPr/>
+        <w:t>.</w:t>
+      </w:r>
+    </w:p>
+    <w:p>
+      <w:pPr>
+        <w:pStyle w:val="BodyText"/>
+        <w:numPr>
+          <w:ilvl w:val="0"/>
+          <w:numId w:val="24"/>
+        </w:numPr>
+        <w:tabs>
+          <w:tab w:val="clear" w:pos="709"/>
+          <w:tab w:val="left" w:pos="0" w:leader="none"/>
+        </w:tabs>
+        <w:ind w:hanging="283" w:start="709"/>
+        <w:rPr/>
+      </w:pPr>
+      <w:r>
+        <w:rPr/>
+        <w:t>This made the images change quickly enough to produce animation.</w:t>
+      </w:r>
+    </w:p>
+    <w:p>
+      <w:pPr>
+        <w:pStyle w:val="BodyText"/>
+        <w:numPr>
+          <w:ilvl w:val="0"/>
+          <w:numId w:val="24"/>
+        </w:numPr>
+        <w:tabs>
+          <w:tab w:val="clear" w:pos="709"/>
+          <w:tab w:val="left" w:pos="0" w:leader="none"/>
+        </w:tabs>
+        <w:ind w:hanging="283" w:start="709"/>
+        <w:rPr/>
+      </w:pPr>
+      <w:r>
+        <w:rPr/>
+        <w:t>The default duration was also adjusted so new images would use the same timing.</w:t>
+      </w:r>
+    </w:p>
+    <w:p>
+      <w:pPr>
+        <w:pStyle w:val="BodyText"/>
+        <w:rPr/>
+      </w:pPr>
+      <w:r>
+        <w:rPr/>
+        <w:drawing>
+          <wp:anchor behindDoc="0" distT="0" distB="0" distL="0" distR="0" simplePos="0" locked="0" layoutInCell="0" allowOverlap="1" relativeHeight="21">
+            <wp:simplePos x="0" y="0"/>
+            <wp:positionH relativeFrom="column">
+              <wp:align>center</wp:align>
+            </wp:positionH>
+            <wp:positionV relativeFrom="paragraph">
+              <wp:posOffset>635</wp:posOffset>
+            </wp:positionV>
+            <wp:extent cx="6120130" cy="3440430"/>
+            <wp:effectExtent l="0" t="0" r="0" b="0"/>
+            <wp:wrapSquare wrapText="largest"/>
+            <wp:docPr id="20" name="Image20" descr="" title=""/>
+            <wp:cNvGraphicFramePr>
+              <a:graphicFrameLocks xmlns:a="http://schemas.openxmlformats.org/drawingml/2006/main" noChangeAspect="1"/>
+            </wp:cNvGraphicFramePr>
+            <a:graphic xmlns:a="http://schemas.openxmlformats.org/drawingml/2006/main">
+              <a:graphicData uri="http://schemas.openxmlformats.org/drawingml/2006/picture">
+                <pic:pic xmlns:pic="http://schemas.openxmlformats.org/drawingml/2006/picture">
+                  <pic:nvPicPr>
+                    <pic:cNvPr id="20" name="Image20" descr="" title=""/>
+                    <pic:cNvPicPr>
+                      <a:picLocks noChangeAspect="1" noChangeArrowheads="1"/>
+                    </pic:cNvPicPr>
+                  </pic:nvPicPr>
+                  <pic:blipFill>
+                    <a:blip r:embed="rId21"/>
+                    <a:stretch>
+                      <a:fillRect/>
+                    </a:stretch>
+                  </pic:blipFill>
+                  <pic:spPr bwMode="auto">
+                    <a:xfrm>
+                      <a:off x="0" y="0"/>
+                      <a:ext cx="6120130" cy="3440430"/>
+                    </a:xfrm>
+                    <a:prstGeom prst="rect">
+                      <a:avLst/>
+                    </a:prstGeom>
+                  </pic:spPr>
+                </pic:pic>
+              </a:graphicData>
+            </a:graphic>
+          </wp:anchor>
+        </w:drawing>
+      </w:r>
+    </w:p>
+    <w:p>
+      <w:pPr>
+        <w:pStyle w:val="BodyText"/>
+        <w:jc w:val="center"/>
+        <w:rPr/>
+      </w:pPr>
+      <w:r>
+        <w:rPr/>
+        <w:t>Fig: Setting duration in image properties</w:t>
+      </w:r>
+    </w:p>
+    <w:p>
+      <w:pPr>
+        <w:pStyle w:val="BodyText"/>
+        <w:rPr/>
+      </w:pPr>
+      <w:r>
+        <w:rPr/>
+      </w:r>
+    </w:p>
+    <w:p>
+      <w:pPr>
+        <w:pStyle w:val="Heading2"/>
+        <w:ind w:hanging="0" w:start="0" w:end="0"/>
+        <w:rPr/>
+      </w:pPr>
+      <w:bookmarkStart w:id="18" w:name="phase-4-arranging-the-frames"/>
+      <w:bookmarkEnd w:id="18"/>
+      <w:r>
+        <w:rPr>
+          <w:sz w:val="28"/>
+          <w:szCs w:val="36"/>
+        </w:rPr>
+        <w:t>Phase 4: Arranging the Frames</w:t>
+      </w:r>
+    </w:p>
+    <w:p>
+      <w:pPr>
+        <w:pStyle w:val="BodyText"/>
+        <w:numPr>
+          <w:ilvl w:val="0"/>
+          <w:numId w:val="25"/>
+        </w:numPr>
+        <w:tabs>
+          <w:tab w:val="clear" w:pos="709"/>
+          <w:tab w:val="left" w:pos="0" w:leader="none"/>
+        </w:tabs>
+        <w:ind w:hanging="283" w:start="709"/>
+        <w:rPr/>
+      </w:pPr>
+      <w:r>
+        <w:rPr/>
+        <w:t xml:space="preserve">The images were dragged from the Playlist to </w:t>
+      </w:r>
+      <w:r>
+        <w:rPr>
+          <w:rStyle w:val="Strong"/>
+        </w:rPr>
+        <w:t>Track V1</w:t>
+      </w:r>
+      <w:r>
+        <w:rPr/>
+        <w:t xml:space="preserve"> in the timeline.</w:t>
+      </w:r>
+    </w:p>
+    <w:p>
+      <w:pPr>
+        <w:pStyle w:val="BodyText"/>
+        <w:numPr>
+          <w:ilvl w:val="0"/>
+          <w:numId w:val="25"/>
+        </w:numPr>
+        <w:tabs>
+          <w:tab w:val="clear" w:pos="709"/>
+          <w:tab w:val="left" w:pos="0" w:leader="none"/>
+        </w:tabs>
+        <w:ind w:hanging="283" w:start="709"/>
+        <w:rPr/>
+      </w:pPr>
+      <w:r>
+        <w:rPr/>
+        <w:t>The frames were placed in the correct order, such as:</w:t>
+      </w:r>
+    </w:p>
+    <w:p>
+      <w:pPr>
+        <w:pStyle w:val="BodyText"/>
+        <w:numPr>
+          <w:ilvl w:val="1"/>
+          <w:numId w:val="25"/>
+        </w:numPr>
+        <w:tabs>
+          <w:tab w:val="clear" w:pos="709"/>
+          <w:tab w:val="left" w:pos="0" w:leader="none"/>
+        </w:tabs>
+        <w:ind w:hanging="283" w:start="1418"/>
+        <w:rPr/>
+      </w:pPr>
+      <w:r>
+        <w:rPr/>
+        <w:t>Sketch</w:t>
+      </w:r>
+    </w:p>
+    <w:p>
+      <w:pPr>
+        <w:pStyle w:val="BodyText"/>
+        <w:numPr>
+          <w:ilvl w:val="1"/>
+          <w:numId w:val="25"/>
+        </w:numPr>
+        <w:tabs>
+          <w:tab w:val="clear" w:pos="709"/>
+          <w:tab w:val="left" w:pos="0" w:leader="none"/>
+        </w:tabs>
+        <w:ind w:hanging="283" w:start="1418"/>
+        <w:rPr/>
+      </w:pPr>
+      <w:r>
+        <w:rPr/>
+        <w:t>Outline</w:t>
+      </w:r>
+    </w:p>
+    <w:p>
+      <w:pPr>
+        <w:pStyle w:val="BodyText"/>
+        <w:numPr>
+          <w:ilvl w:val="1"/>
+          <w:numId w:val="25"/>
+        </w:numPr>
+        <w:tabs>
+          <w:tab w:val="clear" w:pos="709"/>
+          <w:tab w:val="left" w:pos="0" w:leader="none"/>
+        </w:tabs>
+        <w:ind w:hanging="283" w:start="1418"/>
+        <w:rPr/>
+      </w:pPr>
+      <w:r>
+        <w:rPr/>
+        <w:t>Shading</w:t>
+      </w:r>
+    </w:p>
+    <w:p>
+      <w:pPr>
+        <w:pStyle w:val="BodyText"/>
+        <w:numPr>
+          <w:ilvl w:val="1"/>
+          <w:numId w:val="25"/>
+        </w:numPr>
+        <w:tabs>
+          <w:tab w:val="clear" w:pos="709"/>
+          <w:tab w:val="left" w:pos="0" w:leader="none"/>
+        </w:tabs>
+        <w:ind w:hanging="283" w:start="1418"/>
+        <w:rPr/>
+      </w:pPr>
+      <w:r>
+        <w:rPr/>
+        <w:t>Final</w:t>
+      </w:r>
+    </w:p>
+    <w:p>
+      <w:pPr>
+        <w:pStyle w:val="BodyText"/>
+        <w:numPr>
+          <w:ilvl w:val="0"/>
+          <w:numId w:val="25"/>
+        </w:numPr>
+        <w:tabs>
+          <w:tab w:val="clear" w:pos="709"/>
+          <w:tab w:val="left" w:pos="0" w:leader="none"/>
+        </w:tabs>
+        <w:ind w:hanging="283" w:start="709"/>
+        <w:rPr/>
+      </w:pPr>
+      <w:r>
+        <w:rPr/>
+        <w:t>Any empty gaps between the clips were removed.</w:t>
+      </w:r>
+    </w:p>
+    <w:p>
+      <w:pPr>
+        <w:pStyle w:val="BodyText"/>
+        <w:numPr>
+          <w:ilvl w:val="0"/>
+          <w:numId w:val="25"/>
+        </w:numPr>
+        <w:tabs>
+          <w:tab w:val="clear" w:pos="709"/>
+          <w:tab w:val="left" w:pos="0" w:leader="none"/>
+        </w:tabs>
+        <w:ind w:hanging="283" w:start="709"/>
+        <w:rPr/>
+      </w:pPr>
+      <w:r>
+        <w:rPr/>
+        <w:t>This ensured that the animation played continuously without pauses.</w:t>
+      </w:r>
+    </w:p>
+    <w:p>
+      <w:pPr>
+        <w:pStyle w:val="Heading2"/>
+        <w:ind w:hanging="0" w:start="0" w:end="0"/>
+        <w:rPr>
+          <w:sz w:val="28"/>
+          <w:szCs w:val="36"/>
+        </w:rPr>
+      </w:pPr>
+      <w:bookmarkStart w:id="19" w:name="phase-5-previewing-the-animation"/>
+      <w:bookmarkEnd w:id="19"/>
+      <w:r>
+        <w:rPr>
+          <w:sz w:val="28"/>
+          <w:szCs w:val="36"/>
+        </w:rPr>
+        <w:t>Phase 5: Previewing the Animation</w:t>
+      </w:r>
+    </w:p>
+    <w:p>
+      <w:pPr>
+        <w:pStyle w:val="BodyText"/>
+        <w:numPr>
+          <w:ilvl w:val="0"/>
+          <w:numId w:val="26"/>
+        </w:numPr>
+        <w:tabs>
+          <w:tab w:val="clear" w:pos="709"/>
+          <w:tab w:val="left" w:pos="0" w:leader="none"/>
+        </w:tabs>
+        <w:ind w:hanging="283" w:start="709"/>
+        <w:rPr/>
+      </w:pPr>
+      <w:r>
+        <w:rPr/>
+        <w:t xml:space="preserve">The play button or </w:t>
+      </w:r>
+      <w:r>
+        <w:rPr>
+          <w:rStyle w:val="Strong"/>
+        </w:rPr>
+        <w:t>Spacebar</w:t>
+      </w:r>
+      <w:r>
+        <w:rPr/>
+        <w:t xml:space="preserve"> was used to preview the timeline.</w:t>
+      </w:r>
+    </w:p>
+    <w:p>
+      <w:pPr>
+        <w:pStyle w:val="BodyText"/>
+        <w:numPr>
+          <w:ilvl w:val="0"/>
+          <w:numId w:val="26"/>
+        </w:numPr>
+        <w:tabs>
+          <w:tab w:val="clear" w:pos="709"/>
+          <w:tab w:val="left" w:pos="0" w:leader="none"/>
+        </w:tabs>
+        <w:ind w:hanging="283" w:start="709"/>
+        <w:rPr/>
+      </w:pPr>
+      <w:r>
+        <w:rPr/>
+        <w:t>The sequence was checked to make sure the images played smoothly.</w:t>
+      </w:r>
+    </w:p>
+    <w:p>
+      <w:pPr>
+        <w:pStyle w:val="BodyText"/>
+        <w:numPr>
+          <w:ilvl w:val="0"/>
+          <w:numId w:val="26"/>
+        </w:numPr>
+        <w:tabs>
+          <w:tab w:val="clear" w:pos="709"/>
+          <w:tab w:val="left" w:pos="0" w:leader="none"/>
+        </w:tabs>
+        <w:ind w:hanging="283" w:start="709"/>
+        <w:rPr/>
+      </w:pPr>
+      <w:r>
+        <w:rPr/>
+        <w:t>The animation was reviewed to confirm that the frame order looked correct.</w:t>
+      </w:r>
+    </w:p>
+    <w:p>
+      <w:pPr>
+        <w:pStyle w:val="Heading2"/>
+        <w:ind w:hanging="0" w:start="0" w:end="0"/>
+        <w:rPr>
+          <w:sz w:val="28"/>
+          <w:szCs w:val="36"/>
+        </w:rPr>
+      </w:pPr>
+      <w:bookmarkStart w:id="20" w:name="phase-6-exporting-as-gif"/>
+      <w:bookmarkEnd w:id="20"/>
+      <w:r>
+        <w:rPr>
+          <w:sz w:val="28"/>
+          <w:szCs w:val="36"/>
+        </w:rPr>
+        <w:t>Phase 6: Exporting as GIF</w:t>
+      </w:r>
+    </w:p>
+    <w:p>
+      <w:pPr>
+        <w:pStyle w:val="BodyText"/>
+        <w:numPr>
+          <w:ilvl w:val="0"/>
+          <w:numId w:val="27"/>
+        </w:numPr>
+        <w:tabs>
+          <w:tab w:val="clear" w:pos="709"/>
+          <w:tab w:val="left" w:pos="0" w:leader="none"/>
+        </w:tabs>
+        <w:ind w:hanging="283" w:start="709"/>
+        <w:rPr/>
+      </w:pPr>
+      <w:r>
+        <w:rPr/>
+        <w:t xml:space="preserve">The </w:t>
+      </w:r>
+      <w:r>
+        <w:rPr>
+          <w:rStyle w:val="Strong"/>
+        </w:rPr>
+        <w:t>Export</w:t>
+      </w:r>
+      <w:r>
+        <w:rPr/>
+        <w:t xml:space="preserve"> option was selected.</w:t>
+      </w:r>
+    </w:p>
+    <w:p>
+      <w:pPr>
+        <w:pStyle w:val="BodyText"/>
+        <w:numPr>
+          <w:ilvl w:val="0"/>
+          <w:numId w:val="27"/>
+        </w:numPr>
+        <w:tabs>
+          <w:tab w:val="clear" w:pos="709"/>
+          <w:tab w:val="left" w:pos="0" w:leader="none"/>
+        </w:tabs>
+        <w:ind w:hanging="283" w:start="709"/>
+        <w:rPr/>
+      </w:pPr>
+      <w:r>
+        <w:rPr/>
+        <w:t xml:space="preserve">The </w:t>
+      </w:r>
+      <w:r>
+        <w:rPr>
+          <w:rStyle w:val="Strong"/>
+        </w:rPr>
+        <w:t>GIF Animation</w:t>
+      </w:r>
+      <w:r>
+        <w:rPr/>
+        <w:t xml:space="preserve"> preset was chosen.</w:t>
+      </w:r>
+    </w:p>
+    <w:p>
+      <w:pPr>
+        <w:pStyle w:val="BodyText"/>
+        <w:numPr>
+          <w:ilvl w:val="0"/>
+          <w:numId w:val="27"/>
+        </w:numPr>
+        <w:tabs>
+          <w:tab w:val="clear" w:pos="709"/>
+          <w:tab w:val="left" w:pos="0" w:leader="none"/>
+        </w:tabs>
+        <w:ind w:hanging="283" w:start="709"/>
+        <w:rPr/>
+      </w:pPr>
+      <w:r>
+        <w:rPr/>
+        <w:t>Export settings were checked to match the GIF requirements.</w:t>
+      </w:r>
+    </w:p>
+    <w:p>
+      <w:pPr>
+        <w:pStyle w:val="BodyText"/>
+        <w:numPr>
+          <w:ilvl w:val="0"/>
+          <w:numId w:val="27"/>
+        </w:numPr>
+        <w:tabs>
+          <w:tab w:val="clear" w:pos="709"/>
+          <w:tab w:val="left" w:pos="0" w:leader="none"/>
+        </w:tabs>
+        <w:ind w:hanging="283" w:start="709"/>
+        <w:rPr/>
+      </w:pPr>
+      <w:r>
+        <w:rPr/>
+        <w:t>Audio was disabled because GIF files do not support sound.</w:t>
+      </w:r>
+    </w:p>
+    <w:p>
+      <w:pPr>
+        <w:pStyle w:val="BodyText"/>
+        <w:numPr>
+          <w:ilvl w:val="0"/>
+          <w:numId w:val="27"/>
+        </w:numPr>
+        <w:tabs>
+          <w:tab w:val="clear" w:pos="709"/>
+          <w:tab w:val="left" w:pos="0" w:leader="none"/>
+        </w:tabs>
+        <w:ind w:hanging="283" w:start="709"/>
+        <w:rPr/>
+      </w:pPr>
+      <w:r>
+        <w:rPr/>
+        <w:t>The file was exported and saved as a GIF.</w:t>
+      </w:r>
+    </w:p>
+    <w:p>
+      <w:pPr>
+        <w:pStyle w:val="BodyText"/>
+        <w:numPr>
+          <w:ilvl w:val="0"/>
+          <w:numId w:val="27"/>
+        </w:numPr>
+        <w:tabs>
+          <w:tab w:val="clear" w:pos="709"/>
+          <w:tab w:val="left" w:pos="0" w:leader="none"/>
+        </w:tabs>
+        <w:ind w:hanging="283" w:start="709"/>
+        <w:rPr/>
+      </w:pPr>
+      <w:r>
+        <w:rPr/>
+        <w:t>The export progress was monitored until completion.</w:t>
+      </w:r>
+    </w:p>
+    <w:p>
+      <w:pPr>
+        <w:pStyle w:val="Heading2"/>
+        <w:ind w:hanging="0" w:start="0" w:end="0"/>
+        <w:rPr>
+          <w:sz w:val="28"/>
+          <w:szCs w:val="36"/>
+        </w:rPr>
+      </w:pPr>
+      <w:bookmarkStart w:id="21" w:name="result_Copy_1"/>
+      <w:bookmarkEnd w:id="21"/>
+      <w:r>
+        <w:rPr>
+          <w:sz w:val="28"/>
+          <w:szCs w:val="36"/>
+        </w:rPr>
+        <w:t>Result</w:t>
+      </w:r>
+    </w:p>
+    <w:p>
+      <w:pPr>
+        <w:pStyle w:val="BodyText"/>
+        <w:rPr/>
+      </w:pPr>
+      <w:r>
+        <w:rPr/>
+        <w:t>The final output was an animated GIF created from a sequence of skull images. Each image appeared as a separate frame, and when played together, they formed a smooth frame-by-frame animation.</w:t>
+      </w:r>
+    </w:p>
+    <w:p>
+      <w:pPr>
+        <w:pStyle w:val="BodyText"/>
+        <w:rPr/>
+      </w:pPr>
+      <w:r>
+        <w:rPr/>
+      </w:r>
+    </w:p>
+    <w:p>
+      <w:pPr>
+        <w:pStyle w:val="BodyText"/>
+        <w:rPr/>
+      </w:pPr>
+      <w:r>
+        <w:rPr/>
+        <w:drawing>
+          <wp:anchor behindDoc="0" distT="0" distB="0" distL="0" distR="0" simplePos="0" locked="0" layoutInCell="0" allowOverlap="1" relativeHeight="22">
+            <wp:simplePos x="0" y="0"/>
+            <wp:positionH relativeFrom="column">
+              <wp:posOffset>427355</wp:posOffset>
+            </wp:positionH>
+            <wp:positionV relativeFrom="paragraph">
+              <wp:posOffset>71755</wp:posOffset>
+            </wp:positionV>
+            <wp:extent cx="5265420" cy="2469515"/>
+            <wp:effectExtent l="0" t="0" r="0" b="0"/>
+            <wp:wrapSquare wrapText="largest"/>
+            <wp:docPr id="21" name="Image21" descr="" title=""/>
+            <wp:cNvGraphicFramePr>
+              <a:graphicFrameLocks xmlns:a="http://schemas.openxmlformats.org/drawingml/2006/main" noChangeAspect="1"/>
+            </wp:cNvGraphicFramePr>
+            <a:graphic xmlns:a="http://schemas.openxmlformats.org/drawingml/2006/main">
+              <a:graphicData uri="http://schemas.openxmlformats.org/drawingml/2006/picture">
+                <pic:pic xmlns:pic="http://schemas.openxmlformats.org/drawingml/2006/picture">
+                  <pic:nvPicPr>
+                    <pic:cNvPr id="21" name="Image21" descr="" title=""/>
+                    <pic:cNvPicPr>
+                      <a:picLocks noChangeAspect="1" noChangeArrowheads="1"/>
+                    </pic:cNvPicPr>
+                  </pic:nvPicPr>
+                  <pic:blipFill>
+                    <a:blip r:embed="rId22"/>
+                    <a:stretch>
+                      <a:fillRect/>
+                    </a:stretch>
+                  </pic:blipFill>
+                  <pic:spPr bwMode="auto">
+                    <a:xfrm>
+                      <a:off x="0" y="0"/>
+                      <a:ext cx="5265420" cy="2469515"/>
+                    </a:xfrm>
+                    <a:prstGeom prst="rect">
+                      <a:avLst/>
+                    </a:prstGeom>
+                  </pic:spPr>
+                </pic:pic>
+              </a:graphicData>
+            </a:graphic>
+          </wp:anchor>
+        </w:drawing>
+      </w:r>
+    </w:p>
+    <w:p>
+      <w:pPr>
+        <w:pStyle w:val="BodyText"/>
+        <w:rPr/>
+      </w:pPr>
+      <w:r>
+        <w:rPr/>
+      </w:r>
+    </w:p>
+    <w:p>
+      <w:pPr>
+        <w:pStyle w:val="BodyText"/>
+        <w:rPr/>
+      </w:pPr>
+      <w:r>
+        <w:rPr/>
+      </w:r>
+    </w:p>
+    <w:p>
+      <w:pPr>
+        <w:pStyle w:val="Heading2"/>
+        <w:ind w:hanging="0" w:start="0" w:end="0"/>
+        <w:rPr>
+          <w:sz w:val="28"/>
+          <w:szCs w:val="36"/>
+        </w:rPr>
+      </w:pPr>
+      <w:r>
+        <w:rPr/>
+      </w:r>
+    </w:p>
+    <w:p>
+      <w:pPr>
+        <w:pStyle w:val="Heading2"/>
+        <w:ind w:hanging="0" w:start="0" w:end="0"/>
+        <w:rPr>
+          <w:sz w:val="28"/>
+          <w:szCs w:val="36"/>
+        </w:rPr>
+      </w:pPr>
+      <w:r>
+        <w:rPr/>
+      </w:r>
+    </w:p>
+    <w:p>
+      <w:pPr>
+        <w:pStyle w:val="Heading2"/>
+        <w:ind w:hanging="0" w:start="0" w:end="0"/>
+        <w:rPr>
+          <w:sz w:val="28"/>
+          <w:szCs w:val="36"/>
+        </w:rPr>
+      </w:pPr>
+      <w:r>
+        <w:rPr/>
+      </w:r>
+    </w:p>
+    <w:p>
+      <w:pPr>
+        <w:pStyle w:val="Heading2"/>
+        <w:ind w:hanging="0" w:start="0" w:end="0"/>
+        <w:rPr>
+          <w:sz w:val="28"/>
+          <w:szCs w:val="36"/>
+        </w:rPr>
+      </w:pPr>
+      <w:r>
+        <w:rPr/>
+      </w:r>
+    </w:p>
+    <w:p>
+      <w:pPr>
+        <w:pStyle w:val="Heading2"/>
+        <w:ind w:hanging="0" w:start="0" w:end="0"/>
+        <w:rPr>
+          <w:sz w:val="28"/>
+          <w:szCs w:val="36"/>
+        </w:rPr>
+      </w:pPr>
+      <w:r>
+        <w:rPr/>
+      </w:r>
+    </w:p>
+    <w:p>
+      <w:pPr>
+        <w:pStyle w:val="Heading2"/>
+        <w:ind w:hanging="0" w:start="0" w:end="0"/>
+        <w:rPr>
+          <w:sz w:val="28"/>
+          <w:szCs w:val="36"/>
+        </w:rPr>
+      </w:pPr>
+      <w:r>
+        <w:rPr/>
+      </w:r>
+    </w:p>
+    <w:p>
+      <w:pPr>
+        <w:pStyle w:val="Heading2"/>
+        <w:ind w:hanging="0" w:start="0" w:end="0"/>
+        <w:rPr/>
+      </w:pPr>
+      <w:bookmarkStart w:id="22" w:name="conclusion_Copy_1"/>
+      <w:bookmarkEnd w:id="22"/>
+      <w:r>
+        <w:rPr>
+          <w:sz w:val="28"/>
+          <w:szCs w:val="36"/>
+        </w:rPr>
+        <w:t>Conclusion</w:t>
+      </w:r>
+    </w:p>
+    <w:p>
+      <w:pPr>
+        <w:pStyle w:val="BodyText"/>
+        <w:rPr/>
+      </w:pPr>
+      <w:r>
+        <w:rPr/>
+        <w:t>This lab showed how to create a GIF animation in Shotcut using a series of still images. By arranging the frames in order and setting short durations, a moving animation was produced successfully. The exercise also demonstrated how Shotcut can be used for simple frame-based animation and GIF export.</w:t>
+      </w:r>
+    </w:p>
+    <w:p>
+      <w:pPr>
+        <w:pStyle w:val="BodyText"/>
+        <w:rPr/>
+      </w:pPr>
+      <w:r>
+        <w:rPr/>
+      </w:r>
+    </w:p>
+    <w:p>
+      <w:pPr>
+        <w:pStyle w:val="BodyText"/>
+        <w:spacing w:before="0" w:after="140"/>
+        <w:rPr>
+          <w:rStyle w:val="Strong"/>
+          <w:sz w:val="24"/>
+          <w:szCs w:val="24"/>
+        </w:rPr>
+      </w:pPr>
+      <w:r>
+        <w:rPr>
+          <w:sz w:val="24"/>
+          <w:szCs w:val="24"/>
+        </w:rPr>
       </w:r>
     </w:p>
     <w:sectPr>
@@ -8394,6 +14165,2324 @@
   <w:abstractNum w:abstractNumId="10">
     <w:lvl w:ilvl="0">
       <w:start w:val="1"/>
+      <w:numFmt w:val="bullet"/>
+      <w:lvlText w:val=""/>
+      <w:lvlJc w:val="start"/>
+      <w:pPr>
+        <w:tabs>
+          <w:tab w:val="num" w:pos="709"/>
+        </w:tabs>
+        <w:ind w:start="709" w:hanging="283"/>
+      </w:pPr>
+      <w:rPr>
+        <w:rFonts w:ascii="Symbol" w:hAnsi="Symbol" w:cs="Symbol" w:hint="default"/>
+      </w:rPr>
+    </w:lvl>
+    <w:lvl w:ilvl="1">
+      <w:start w:val="1"/>
+      <w:numFmt w:val="bullet"/>
+      <w:lvlText w:val=""/>
+      <w:lvlJc w:val="start"/>
+      <w:pPr>
+        <w:tabs>
+          <w:tab w:val="num" w:pos="1418"/>
+        </w:tabs>
+        <w:ind w:start="1418" w:hanging="283"/>
+      </w:pPr>
+      <w:rPr>
+        <w:rFonts w:ascii="Symbol" w:hAnsi="Symbol" w:cs="Symbol" w:hint="default"/>
+      </w:rPr>
+    </w:lvl>
+    <w:lvl w:ilvl="2">
+      <w:start w:val="1"/>
+      <w:numFmt w:val="bullet"/>
+      <w:lvlText w:val=""/>
+      <w:lvlJc w:val="start"/>
+      <w:pPr>
+        <w:tabs>
+          <w:tab w:val="num" w:pos="2127"/>
+        </w:tabs>
+        <w:ind w:start="2127" w:hanging="283"/>
+      </w:pPr>
+      <w:rPr>
+        <w:rFonts w:ascii="Symbol" w:hAnsi="Symbol" w:cs="Symbol" w:hint="default"/>
+      </w:rPr>
+    </w:lvl>
+    <w:lvl w:ilvl="3">
+      <w:start w:val="1"/>
+      <w:numFmt w:val="bullet"/>
+      <w:lvlText w:val=""/>
+      <w:lvlJc w:val="start"/>
+      <w:pPr>
+        <w:tabs>
+          <w:tab w:val="num" w:pos="2836"/>
+        </w:tabs>
+        <w:ind w:start="2836" w:hanging="283"/>
+      </w:pPr>
+      <w:rPr>
+        <w:rFonts w:ascii="Symbol" w:hAnsi="Symbol" w:cs="Symbol" w:hint="default"/>
+      </w:rPr>
+    </w:lvl>
+    <w:lvl w:ilvl="4">
+      <w:start w:val="1"/>
+      <w:numFmt w:val="bullet"/>
+      <w:lvlText w:val=""/>
+      <w:lvlJc w:val="start"/>
+      <w:pPr>
+        <w:tabs>
+          <w:tab w:val="num" w:pos="3545"/>
+        </w:tabs>
+        <w:ind w:start="3545" w:hanging="283"/>
+      </w:pPr>
+      <w:rPr>
+        <w:rFonts w:ascii="Symbol" w:hAnsi="Symbol" w:cs="Symbol" w:hint="default"/>
+      </w:rPr>
+    </w:lvl>
+    <w:lvl w:ilvl="5">
+      <w:start w:val="1"/>
+      <w:numFmt w:val="bullet"/>
+      <w:lvlText w:val=""/>
+      <w:lvlJc w:val="start"/>
+      <w:pPr>
+        <w:tabs>
+          <w:tab w:val="num" w:pos="4254"/>
+        </w:tabs>
+        <w:ind w:start="4254" w:hanging="283"/>
+      </w:pPr>
+      <w:rPr>
+        <w:rFonts w:ascii="Symbol" w:hAnsi="Symbol" w:cs="Symbol" w:hint="default"/>
+      </w:rPr>
+    </w:lvl>
+    <w:lvl w:ilvl="6">
+      <w:start w:val="1"/>
+      <w:numFmt w:val="bullet"/>
+      <w:lvlText w:val=""/>
+      <w:lvlJc w:val="start"/>
+      <w:pPr>
+        <w:tabs>
+          <w:tab w:val="num" w:pos="4963"/>
+        </w:tabs>
+        <w:ind w:start="4963" w:hanging="283"/>
+      </w:pPr>
+      <w:rPr>
+        <w:rFonts w:ascii="Symbol" w:hAnsi="Symbol" w:cs="Symbol" w:hint="default"/>
+      </w:rPr>
+    </w:lvl>
+    <w:lvl w:ilvl="7">
+      <w:start w:val="1"/>
+      <w:numFmt w:val="bullet"/>
+      <w:lvlText w:val=""/>
+      <w:lvlJc w:val="start"/>
+      <w:pPr>
+        <w:tabs>
+          <w:tab w:val="num" w:pos="5672"/>
+        </w:tabs>
+        <w:ind w:start="5672" w:hanging="283"/>
+      </w:pPr>
+      <w:rPr>
+        <w:rFonts w:ascii="Symbol" w:hAnsi="Symbol" w:cs="Symbol" w:hint="default"/>
+      </w:rPr>
+    </w:lvl>
+    <w:lvl w:ilvl="8">
+      <w:start w:val="1"/>
+      <w:numFmt w:val="bullet"/>
+      <w:lvlText w:val=""/>
+      <w:lvlJc w:val="start"/>
+      <w:pPr>
+        <w:tabs>
+          <w:tab w:val="num" w:pos="6381"/>
+        </w:tabs>
+        <w:ind w:start="6381" w:hanging="283"/>
+      </w:pPr>
+      <w:rPr>
+        <w:rFonts w:ascii="Symbol" w:hAnsi="Symbol" w:cs="Symbol" w:hint="default"/>
+      </w:rPr>
+    </w:lvl>
+  </w:abstractNum>
+  <w:abstractNum w:abstractNumId="11">
+    <w:lvl w:ilvl="0">
+      <w:start w:val="1"/>
+      <w:numFmt w:val="bullet"/>
+      <w:lvlText w:val=""/>
+      <w:lvlJc w:val="start"/>
+      <w:pPr>
+        <w:tabs>
+          <w:tab w:val="num" w:pos="709"/>
+        </w:tabs>
+        <w:ind w:start="709" w:hanging="283"/>
+      </w:pPr>
+      <w:rPr>
+        <w:rFonts w:ascii="Symbol" w:hAnsi="Symbol" w:cs="Symbol" w:hint="default"/>
+      </w:rPr>
+    </w:lvl>
+    <w:lvl w:ilvl="1">
+      <w:start w:val="1"/>
+      <w:numFmt w:val="bullet"/>
+      <w:lvlText w:val=""/>
+      <w:lvlJc w:val="start"/>
+      <w:pPr>
+        <w:tabs>
+          <w:tab w:val="num" w:pos="1418"/>
+        </w:tabs>
+        <w:ind w:start="1418" w:hanging="283"/>
+      </w:pPr>
+      <w:rPr>
+        <w:rFonts w:ascii="Symbol" w:hAnsi="Symbol" w:cs="Symbol" w:hint="default"/>
+      </w:rPr>
+    </w:lvl>
+    <w:lvl w:ilvl="2">
+      <w:start w:val="1"/>
+      <w:numFmt w:val="bullet"/>
+      <w:lvlText w:val=""/>
+      <w:lvlJc w:val="start"/>
+      <w:pPr>
+        <w:tabs>
+          <w:tab w:val="num" w:pos="2127"/>
+        </w:tabs>
+        <w:ind w:start="2127" w:hanging="283"/>
+      </w:pPr>
+      <w:rPr>
+        <w:rFonts w:ascii="Symbol" w:hAnsi="Symbol" w:cs="Symbol" w:hint="default"/>
+      </w:rPr>
+    </w:lvl>
+    <w:lvl w:ilvl="3">
+      <w:start w:val="1"/>
+      <w:numFmt w:val="bullet"/>
+      <w:lvlText w:val=""/>
+      <w:lvlJc w:val="start"/>
+      <w:pPr>
+        <w:tabs>
+          <w:tab w:val="num" w:pos="2836"/>
+        </w:tabs>
+        <w:ind w:start="2836" w:hanging="283"/>
+      </w:pPr>
+      <w:rPr>
+        <w:rFonts w:ascii="Symbol" w:hAnsi="Symbol" w:cs="Symbol" w:hint="default"/>
+      </w:rPr>
+    </w:lvl>
+    <w:lvl w:ilvl="4">
+      <w:start w:val="1"/>
+      <w:numFmt w:val="bullet"/>
+      <w:lvlText w:val=""/>
+      <w:lvlJc w:val="start"/>
+      <w:pPr>
+        <w:tabs>
+          <w:tab w:val="num" w:pos="3545"/>
+        </w:tabs>
+        <w:ind w:start="3545" w:hanging="283"/>
+      </w:pPr>
+      <w:rPr>
+        <w:rFonts w:ascii="Symbol" w:hAnsi="Symbol" w:cs="Symbol" w:hint="default"/>
+      </w:rPr>
+    </w:lvl>
+    <w:lvl w:ilvl="5">
+      <w:start w:val="1"/>
+      <w:numFmt w:val="bullet"/>
+      <w:lvlText w:val=""/>
+      <w:lvlJc w:val="start"/>
+      <w:pPr>
+        <w:tabs>
+          <w:tab w:val="num" w:pos="4254"/>
+        </w:tabs>
+        <w:ind w:start="4254" w:hanging="283"/>
+      </w:pPr>
+      <w:rPr>
+        <w:rFonts w:ascii="Symbol" w:hAnsi="Symbol" w:cs="Symbol" w:hint="default"/>
+      </w:rPr>
+    </w:lvl>
+    <w:lvl w:ilvl="6">
+      <w:start w:val="1"/>
+      <w:numFmt w:val="bullet"/>
+      <w:lvlText w:val=""/>
+      <w:lvlJc w:val="start"/>
+      <w:pPr>
+        <w:tabs>
+          <w:tab w:val="num" w:pos="4963"/>
+        </w:tabs>
+        <w:ind w:start="4963" w:hanging="283"/>
+      </w:pPr>
+      <w:rPr>
+        <w:rFonts w:ascii="Symbol" w:hAnsi="Symbol" w:cs="Symbol" w:hint="default"/>
+      </w:rPr>
+    </w:lvl>
+    <w:lvl w:ilvl="7">
+      <w:start w:val="1"/>
+      <w:numFmt w:val="bullet"/>
+      <w:lvlText w:val=""/>
+      <w:lvlJc w:val="start"/>
+      <w:pPr>
+        <w:tabs>
+          <w:tab w:val="num" w:pos="5672"/>
+        </w:tabs>
+        <w:ind w:start="5672" w:hanging="283"/>
+      </w:pPr>
+      <w:rPr>
+        <w:rFonts w:ascii="Symbol" w:hAnsi="Symbol" w:cs="Symbol" w:hint="default"/>
+      </w:rPr>
+    </w:lvl>
+    <w:lvl w:ilvl="8">
+      <w:start w:val="1"/>
+      <w:numFmt w:val="bullet"/>
+      <w:lvlText w:val=""/>
+      <w:lvlJc w:val="start"/>
+      <w:pPr>
+        <w:tabs>
+          <w:tab w:val="num" w:pos="6381"/>
+        </w:tabs>
+        <w:ind w:start="6381" w:hanging="283"/>
+      </w:pPr>
+      <w:rPr>
+        <w:rFonts w:ascii="Symbol" w:hAnsi="Symbol" w:cs="Symbol" w:hint="default"/>
+      </w:rPr>
+    </w:lvl>
+  </w:abstractNum>
+  <w:abstractNum w:abstractNumId="12">
+    <w:lvl w:ilvl="0">
+      <w:start w:val="1"/>
+      <w:numFmt w:val="bullet"/>
+      <w:lvlText w:val=""/>
+      <w:lvlJc w:val="start"/>
+      <w:pPr>
+        <w:tabs>
+          <w:tab w:val="num" w:pos="709"/>
+        </w:tabs>
+        <w:ind w:start="709" w:hanging="283"/>
+      </w:pPr>
+      <w:rPr>
+        <w:rFonts w:ascii="Symbol" w:hAnsi="Symbol" w:cs="Symbol" w:hint="default"/>
+      </w:rPr>
+    </w:lvl>
+    <w:lvl w:ilvl="1">
+      <w:start w:val="1"/>
+      <w:numFmt w:val="bullet"/>
+      <w:lvlText w:val=""/>
+      <w:lvlJc w:val="start"/>
+      <w:pPr>
+        <w:tabs>
+          <w:tab w:val="num" w:pos="1418"/>
+        </w:tabs>
+        <w:ind w:start="1418" w:hanging="283"/>
+      </w:pPr>
+      <w:rPr>
+        <w:rFonts w:ascii="Symbol" w:hAnsi="Symbol" w:cs="Symbol" w:hint="default"/>
+      </w:rPr>
+    </w:lvl>
+    <w:lvl w:ilvl="2">
+      <w:start w:val="1"/>
+      <w:numFmt w:val="bullet"/>
+      <w:lvlText w:val=""/>
+      <w:lvlJc w:val="start"/>
+      <w:pPr>
+        <w:tabs>
+          <w:tab w:val="num" w:pos="2127"/>
+        </w:tabs>
+        <w:ind w:start="2127" w:hanging="283"/>
+      </w:pPr>
+      <w:rPr>
+        <w:rFonts w:ascii="Symbol" w:hAnsi="Symbol" w:cs="Symbol" w:hint="default"/>
+      </w:rPr>
+    </w:lvl>
+    <w:lvl w:ilvl="3">
+      <w:start w:val="1"/>
+      <w:numFmt w:val="bullet"/>
+      <w:lvlText w:val=""/>
+      <w:lvlJc w:val="start"/>
+      <w:pPr>
+        <w:tabs>
+          <w:tab w:val="num" w:pos="2836"/>
+        </w:tabs>
+        <w:ind w:start="2836" w:hanging="283"/>
+      </w:pPr>
+      <w:rPr>
+        <w:rFonts w:ascii="Symbol" w:hAnsi="Symbol" w:cs="Symbol" w:hint="default"/>
+      </w:rPr>
+    </w:lvl>
+    <w:lvl w:ilvl="4">
+      <w:start w:val="1"/>
+      <w:numFmt w:val="bullet"/>
+      <w:lvlText w:val=""/>
+      <w:lvlJc w:val="start"/>
+      <w:pPr>
+        <w:tabs>
+          <w:tab w:val="num" w:pos="3545"/>
+        </w:tabs>
+        <w:ind w:start="3545" w:hanging="283"/>
+      </w:pPr>
+      <w:rPr>
+        <w:rFonts w:ascii="Symbol" w:hAnsi="Symbol" w:cs="Symbol" w:hint="default"/>
+      </w:rPr>
+    </w:lvl>
+    <w:lvl w:ilvl="5">
+      <w:start w:val="1"/>
+      <w:numFmt w:val="bullet"/>
+      <w:lvlText w:val=""/>
+      <w:lvlJc w:val="start"/>
+      <w:pPr>
+        <w:tabs>
+          <w:tab w:val="num" w:pos="4254"/>
+        </w:tabs>
+        <w:ind w:start="4254" w:hanging="283"/>
+      </w:pPr>
+      <w:rPr>
+        <w:rFonts w:ascii="Symbol" w:hAnsi="Symbol" w:cs="Symbol" w:hint="default"/>
+      </w:rPr>
+    </w:lvl>
+    <w:lvl w:ilvl="6">
+      <w:start w:val="1"/>
+      <w:numFmt w:val="bullet"/>
+      <w:lvlText w:val=""/>
+      <w:lvlJc w:val="start"/>
+      <w:pPr>
+        <w:tabs>
+          <w:tab w:val="num" w:pos="4963"/>
+        </w:tabs>
+        <w:ind w:start="4963" w:hanging="283"/>
+      </w:pPr>
+      <w:rPr>
+        <w:rFonts w:ascii="Symbol" w:hAnsi="Symbol" w:cs="Symbol" w:hint="default"/>
+      </w:rPr>
+    </w:lvl>
+    <w:lvl w:ilvl="7">
+      <w:start w:val="1"/>
+      <w:numFmt w:val="bullet"/>
+      <w:lvlText w:val=""/>
+      <w:lvlJc w:val="start"/>
+      <w:pPr>
+        <w:tabs>
+          <w:tab w:val="num" w:pos="5672"/>
+        </w:tabs>
+        <w:ind w:start="5672" w:hanging="283"/>
+      </w:pPr>
+      <w:rPr>
+        <w:rFonts w:ascii="Symbol" w:hAnsi="Symbol" w:cs="Symbol" w:hint="default"/>
+      </w:rPr>
+    </w:lvl>
+    <w:lvl w:ilvl="8">
+      <w:start w:val="1"/>
+      <w:numFmt w:val="bullet"/>
+      <w:lvlText w:val=""/>
+      <w:lvlJc w:val="start"/>
+      <w:pPr>
+        <w:tabs>
+          <w:tab w:val="num" w:pos="6381"/>
+        </w:tabs>
+        <w:ind w:start="6381" w:hanging="283"/>
+      </w:pPr>
+      <w:rPr>
+        <w:rFonts w:ascii="Symbol" w:hAnsi="Symbol" w:cs="Symbol" w:hint="default"/>
+      </w:rPr>
+    </w:lvl>
+  </w:abstractNum>
+  <w:abstractNum w:abstractNumId="13">
+    <w:lvl w:ilvl="0">
+      <w:start w:val="1"/>
+      <w:numFmt w:val="bullet"/>
+      <w:lvlText w:val=""/>
+      <w:lvlJc w:val="start"/>
+      <w:pPr>
+        <w:tabs>
+          <w:tab w:val="num" w:pos="709"/>
+        </w:tabs>
+        <w:ind w:start="709" w:hanging="283"/>
+      </w:pPr>
+      <w:rPr>
+        <w:rFonts w:ascii="Symbol" w:hAnsi="Symbol" w:cs="Symbol" w:hint="default"/>
+      </w:rPr>
+    </w:lvl>
+    <w:lvl w:ilvl="1">
+      <w:start w:val="1"/>
+      <w:numFmt w:val="bullet"/>
+      <w:lvlText w:val=""/>
+      <w:lvlJc w:val="start"/>
+      <w:pPr>
+        <w:tabs>
+          <w:tab w:val="num" w:pos="1418"/>
+        </w:tabs>
+        <w:ind w:start="1418" w:hanging="283"/>
+      </w:pPr>
+      <w:rPr>
+        <w:rFonts w:ascii="Symbol" w:hAnsi="Symbol" w:cs="Symbol" w:hint="default"/>
+      </w:rPr>
+    </w:lvl>
+    <w:lvl w:ilvl="2">
+      <w:start w:val="1"/>
+      <w:numFmt w:val="bullet"/>
+      <w:lvlText w:val=""/>
+      <w:lvlJc w:val="start"/>
+      <w:pPr>
+        <w:tabs>
+          <w:tab w:val="num" w:pos="2127"/>
+        </w:tabs>
+        <w:ind w:start="2127" w:hanging="283"/>
+      </w:pPr>
+      <w:rPr>
+        <w:rFonts w:ascii="Symbol" w:hAnsi="Symbol" w:cs="Symbol" w:hint="default"/>
+      </w:rPr>
+    </w:lvl>
+    <w:lvl w:ilvl="3">
+      <w:start w:val="1"/>
+      <w:numFmt w:val="bullet"/>
+      <w:lvlText w:val=""/>
+      <w:lvlJc w:val="start"/>
+      <w:pPr>
+        <w:tabs>
+          <w:tab w:val="num" w:pos="2836"/>
+        </w:tabs>
+        <w:ind w:start="2836" w:hanging="283"/>
+      </w:pPr>
+      <w:rPr>
+        <w:rFonts w:ascii="Symbol" w:hAnsi="Symbol" w:cs="Symbol" w:hint="default"/>
+      </w:rPr>
+    </w:lvl>
+    <w:lvl w:ilvl="4">
+      <w:start w:val="1"/>
+      <w:numFmt w:val="bullet"/>
+      <w:lvlText w:val=""/>
+      <w:lvlJc w:val="start"/>
+      <w:pPr>
+        <w:tabs>
+          <w:tab w:val="num" w:pos="3545"/>
+        </w:tabs>
+        <w:ind w:start="3545" w:hanging="283"/>
+      </w:pPr>
+      <w:rPr>
+        <w:rFonts w:ascii="Symbol" w:hAnsi="Symbol" w:cs="Symbol" w:hint="default"/>
+      </w:rPr>
+    </w:lvl>
+    <w:lvl w:ilvl="5">
+      <w:start w:val="1"/>
+      <w:numFmt w:val="bullet"/>
+      <w:lvlText w:val=""/>
+      <w:lvlJc w:val="start"/>
+      <w:pPr>
+        <w:tabs>
+          <w:tab w:val="num" w:pos="4254"/>
+        </w:tabs>
+        <w:ind w:start="4254" w:hanging="283"/>
+      </w:pPr>
+      <w:rPr>
+        <w:rFonts w:ascii="Symbol" w:hAnsi="Symbol" w:cs="Symbol" w:hint="default"/>
+      </w:rPr>
+    </w:lvl>
+    <w:lvl w:ilvl="6">
+      <w:start w:val="1"/>
+      <w:numFmt w:val="bullet"/>
+      <w:lvlText w:val=""/>
+      <w:lvlJc w:val="start"/>
+      <w:pPr>
+        <w:tabs>
+          <w:tab w:val="num" w:pos="4963"/>
+        </w:tabs>
+        <w:ind w:start="4963" w:hanging="283"/>
+      </w:pPr>
+      <w:rPr>
+        <w:rFonts w:ascii="Symbol" w:hAnsi="Symbol" w:cs="Symbol" w:hint="default"/>
+      </w:rPr>
+    </w:lvl>
+    <w:lvl w:ilvl="7">
+      <w:start w:val="1"/>
+      <w:numFmt w:val="bullet"/>
+      <w:lvlText w:val=""/>
+      <w:lvlJc w:val="start"/>
+      <w:pPr>
+        <w:tabs>
+          <w:tab w:val="num" w:pos="5672"/>
+        </w:tabs>
+        <w:ind w:start="5672" w:hanging="283"/>
+      </w:pPr>
+      <w:rPr>
+        <w:rFonts w:ascii="Symbol" w:hAnsi="Symbol" w:cs="Symbol" w:hint="default"/>
+      </w:rPr>
+    </w:lvl>
+    <w:lvl w:ilvl="8">
+      <w:start w:val="1"/>
+      <w:numFmt w:val="bullet"/>
+      <w:lvlText w:val=""/>
+      <w:lvlJc w:val="start"/>
+      <w:pPr>
+        <w:tabs>
+          <w:tab w:val="num" w:pos="6381"/>
+        </w:tabs>
+        <w:ind w:start="6381" w:hanging="283"/>
+      </w:pPr>
+      <w:rPr>
+        <w:rFonts w:ascii="Symbol" w:hAnsi="Symbol" w:cs="Symbol" w:hint="default"/>
+      </w:rPr>
+    </w:lvl>
+  </w:abstractNum>
+  <w:abstractNum w:abstractNumId="14">
+    <w:lvl w:ilvl="0">
+      <w:start w:val="1"/>
+      <w:numFmt w:val="bullet"/>
+      <w:lvlText w:val=""/>
+      <w:lvlJc w:val="start"/>
+      <w:pPr>
+        <w:tabs>
+          <w:tab w:val="num" w:pos="709"/>
+        </w:tabs>
+        <w:ind w:start="709" w:hanging="283"/>
+      </w:pPr>
+      <w:rPr>
+        <w:rFonts w:ascii="Symbol" w:hAnsi="Symbol" w:cs="Symbol" w:hint="default"/>
+      </w:rPr>
+    </w:lvl>
+    <w:lvl w:ilvl="1">
+      <w:start w:val="1"/>
+      <w:numFmt w:val="bullet"/>
+      <w:lvlText w:val=""/>
+      <w:lvlJc w:val="start"/>
+      <w:pPr>
+        <w:tabs>
+          <w:tab w:val="num" w:pos="1418"/>
+        </w:tabs>
+        <w:ind w:start="1418" w:hanging="283"/>
+      </w:pPr>
+      <w:rPr>
+        <w:rFonts w:ascii="Symbol" w:hAnsi="Symbol" w:cs="Symbol" w:hint="default"/>
+      </w:rPr>
+    </w:lvl>
+    <w:lvl w:ilvl="2">
+      <w:start w:val="1"/>
+      <w:numFmt w:val="bullet"/>
+      <w:lvlText w:val=""/>
+      <w:lvlJc w:val="start"/>
+      <w:pPr>
+        <w:tabs>
+          <w:tab w:val="num" w:pos="2127"/>
+        </w:tabs>
+        <w:ind w:start="2127" w:hanging="283"/>
+      </w:pPr>
+      <w:rPr>
+        <w:rFonts w:ascii="Symbol" w:hAnsi="Symbol" w:cs="Symbol" w:hint="default"/>
+      </w:rPr>
+    </w:lvl>
+    <w:lvl w:ilvl="3">
+      <w:start w:val="1"/>
+      <w:numFmt w:val="bullet"/>
+      <w:lvlText w:val=""/>
+      <w:lvlJc w:val="start"/>
+      <w:pPr>
+        <w:tabs>
+          <w:tab w:val="num" w:pos="2836"/>
+        </w:tabs>
+        <w:ind w:start="2836" w:hanging="283"/>
+      </w:pPr>
+      <w:rPr>
+        <w:rFonts w:ascii="Symbol" w:hAnsi="Symbol" w:cs="Symbol" w:hint="default"/>
+      </w:rPr>
+    </w:lvl>
+    <w:lvl w:ilvl="4">
+      <w:start w:val="1"/>
+      <w:numFmt w:val="bullet"/>
+      <w:lvlText w:val=""/>
+      <w:lvlJc w:val="start"/>
+      <w:pPr>
+        <w:tabs>
+          <w:tab w:val="num" w:pos="3545"/>
+        </w:tabs>
+        <w:ind w:start="3545" w:hanging="283"/>
+      </w:pPr>
+      <w:rPr>
+        <w:rFonts w:ascii="Symbol" w:hAnsi="Symbol" w:cs="Symbol" w:hint="default"/>
+      </w:rPr>
+    </w:lvl>
+    <w:lvl w:ilvl="5">
+      <w:start w:val="1"/>
+      <w:numFmt w:val="bullet"/>
+      <w:lvlText w:val=""/>
+      <w:lvlJc w:val="start"/>
+      <w:pPr>
+        <w:tabs>
+          <w:tab w:val="num" w:pos="4254"/>
+        </w:tabs>
+        <w:ind w:start="4254" w:hanging="283"/>
+      </w:pPr>
+      <w:rPr>
+        <w:rFonts w:ascii="Symbol" w:hAnsi="Symbol" w:cs="Symbol" w:hint="default"/>
+      </w:rPr>
+    </w:lvl>
+    <w:lvl w:ilvl="6">
+      <w:start w:val="1"/>
+      <w:numFmt w:val="bullet"/>
+      <w:lvlText w:val=""/>
+      <w:lvlJc w:val="start"/>
+      <w:pPr>
+        <w:tabs>
+          <w:tab w:val="num" w:pos="4963"/>
+        </w:tabs>
+        <w:ind w:start="4963" w:hanging="283"/>
+      </w:pPr>
+      <w:rPr>
+        <w:rFonts w:ascii="Symbol" w:hAnsi="Symbol" w:cs="Symbol" w:hint="default"/>
+      </w:rPr>
+    </w:lvl>
+    <w:lvl w:ilvl="7">
+      <w:start w:val="1"/>
+      <w:numFmt w:val="bullet"/>
+      <w:lvlText w:val=""/>
+      <w:lvlJc w:val="start"/>
+      <w:pPr>
+        <w:tabs>
+          <w:tab w:val="num" w:pos="5672"/>
+        </w:tabs>
+        <w:ind w:start="5672" w:hanging="283"/>
+      </w:pPr>
+      <w:rPr>
+        <w:rFonts w:ascii="Symbol" w:hAnsi="Symbol" w:cs="Symbol" w:hint="default"/>
+      </w:rPr>
+    </w:lvl>
+    <w:lvl w:ilvl="8">
+      <w:start w:val="1"/>
+      <w:numFmt w:val="bullet"/>
+      <w:lvlText w:val=""/>
+      <w:lvlJc w:val="start"/>
+      <w:pPr>
+        <w:tabs>
+          <w:tab w:val="num" w:pos="6381"/>
+        </w:tabs>
+        <w:ind w:start="6381" w:hanging="283"/>
+      </w:pPr>
+      <w:rPr>
+        <w:rFonts w:ascii="Symbol" w:hAnsi="Symbol" w:cs="Symbol" w:hint="default"/>
+      </w:rPr>
+    </w:lvl>
+  </w:abstractNum>
+  <w:abstractNum w:abstractNumId="15">
+    <w:lvl w:ilvl="0">
+      <w:start w:val="1"/>
+      <w:numFmt w:val="bullet"/>
+      <w:lvlText w:val=""/>
+      <w:lvlJc w:val="start"/>
+      <w:pPr>
+        <w:tabs>
+          <w:tab w:val="num" w:pos="709"/>
+        </w:tabs>
+        <w:ind w:start="709" w:hanging="283"/>
+      </w:pPr>
+      <w:rPr>
+        <w:rFonts w:ascii="Symbol" w:hAnsi="Symbol" w:cs="Symbol" w:hint="default"/>
+      </w:rPr>
+    </w:lvl>
+    <w:lvl w:ilvl="1">
+      <w:start w:val="1"/>
+      <w:numFmt w:val="bullet"/>
+      <w:lvlText w:val=""/>
+      <w:lvlJc w:val="start"/>
+      <w:pPr>
+        <w:tabs>
+          <w:tab w:val="num" w:pos="1418"/>
+        </w:tabs>
+        <w:ind w:start="1418" w:hanging="283"/>
+      </w:pPr>
+      <w:rPr>
+        <w:rFonts w:ascii="Symbol" w:hAnsi="Symbol" w:cs="Symbol" w:hint="default"/>
+      </w:rPr>
+    </w:lvl>
+    <w:lvl w:ilvl="2">
+      <w:start w:val="1"/>
+      <w:numFmt w:val="bullet"/>
+      <w:lvlText w:val=""/>
+      <w:lvlJc w:val="start"/>
+      <w:pPr>
+        <w:tabs>
+          <w:tab w:val="num" w:pos="2127"/>
+        </w:tabs>
+        <w:ind w:start="2127" w:hanging="283"/>
+      </w:pPr>
+      <w:rPr>
+        <w:rFonts w:ascii="Symbol" w:hAnsi="Symbol" w:cs="Symbol" w:hint="default"/>
+      </w:rPr>
+    </w:lvl>
+    <w:lvl w:ilvl="3">
+      <w:start w:val="1"/>
+      <w:numFmt w:val="bullet"/>
+      <w:lvlText w:val=""/>
+      <w:lvlJc w:val="start"/>
+      <w:pPr>
+        <w:tabs>
+          <w:tab w:val="num" w:pos="2836"/>
+        </w:tabs>
+        <w:ind w:start="2836" w:hanging="283"/>
+      </w:pPr>
+      <w:rPr>
+        <w:rFonts w:ascii="Symbol" w:hAnsi="Symbol" w:cs="Symbol" w:hint="default"/>
+      </w:rPr>
+    </w:lvl>
+    <w:lvl w:ilvl="4">
+      <w:start w:val="1"/>
+      <w:numFmt w:val="bullet"/>
+      <w:lvlText w:val=""/>
+      <w:lvlJc w:val="start"/>
+      <w:pPr>
+        <w:tabs>
+          <w:tab w:val="num" w:pos="3545"/>
+        </w:tabs>
+        <w:ind w:start="3545" w:hanging="283"/>
+      </w:pPr>
+      <w:rPr>
+        <w:rFonts w:ascii="Symbol" w:hAnsi="Symbol" w:cs="Symbol" w:hint="default"/>
+      </w:rPr>
+    </w:lvl>
+    <w:lvl w:ilvl="5">
+      <w:start w:val="1"/>
+      <w:numFmt w:val="bullet"/>
+      <w:lvlText w:val=""/>
+      <w:lvlJc w:val="start"/>
+      <w:pPr>
+        <w:tabs>
+          <w:tab w:val="num" w:pos="4254"/>
+        </w:tabs>
+        <w:ind w:start="4254" w:hanging="283"/>
+      </w:pPr>
+      <w:rPr>
+        <w:rFonts w:ascii="Symbol" w:hAnsi="Symbol" w:cs="Symbol" w:hint="default"/>
+      </w:rPr>
+    </w:lvl>
+    <w:lvl w:ilvl="6">
+      <w:start w:val="1"/>
+      <w:numFmt w:val="bullet"/>
+      <w:lvlText w:val=""/>
+      <w:lvlJc w:val="start"/>
+      <w:pPr>
+        <w:tabs>
+          <w:tab w:val="num" w:pos="4963"/>
+        </w:tabs>
+        <w:ind w:start="4963" w:hanging="283"/>
+      </w:pPr>
+      <w:rPr>
+        <w:rFonts w:ascii="Symbol" w:hAnsi="Symbol" w:cs="Symbol" w:hint="default"/>
+      </w:rPr>
+    </w:lvl>
+    <w:lvl w:ilvl="7">
+      <w:start w:val="1"/>
+      <w:numFmt w:val="bullet"/>
+      <w:lvlText w:val=""/>
+      <w:lvlJc w:val="start"/>
+      <w:pPr>
+        <w:tabs>
+          <w:tab w:val="num" w:pos="5672"/>
+        </w:tabs>
+        <w:ind w:start="5672" w:hanging="283"/>
+      </w:pPr>
+      <w:rPr>
+        <w:rFonts w:ascii="Symbol" w:hAnsi="Symbol" w:cs="Symbol" w:hint="default"/>
+      </w:rPr>
+    </w:lvl>
+    <w:lvl w:ilvl="8">
+      <w:start w:val="1"/>
+      <w:numFmt w:val="bullet"/>
+      <w:lvlText w:val=""/>
+      <w:lvlJc w:val="start"/>
+      <w:pPr>
+        <w:tabs>
+          <w:tab w:val="num" w:pos="6381"/>
+        </w:tabs>
+        <w:ind w:start="6381" w:hanging="283"/>
+      </w:pPr>
+      <w:rPr>
+        <w:rFonts w:ascii="Symbol" w:hAnsi="Symbol" w:cs="Symbol" w:hint="default"/>
+      </w:rPr>
+    </w:lvl>
+  </w:abstractNum>
+  <w:abstractNum w:abstractNumId="16">
+    <w:lvl w:ilvl="0">
+      <w:start w:val="1"/>
+      <w:numFmt w:val="bullet"/>
+      <w:lvlText w:val=""/>
+      <w:lvlJc w:val="start"/>
+      <w:pPr>
+        <w:tabs>
+          <w:tab w:val="num" w:pos="709"/>
+        </w:tabs>
+        <w:ind w:start="709" w:hanging="283"/>
+      </w:pPr>
+      <w:rPr>
+        <w:rFonts w:ascii="Symbol" w:hAnsi="Symbol" w:cs="Symbol" w:hint="default"/>
+      </w:rPr>
+    </w:lvl>
+    <w:lvl w:ilvl="1">
+      <w:start w:val="1"/>
+      <w:numFmt w:val="bullet"/>
+      <w:lvlText w:val=""/>
+      <w:lvlJc w:val="start"/>
+      <w:pPr>
+        <w:tabs>
+          <w:tab w:val="num" w:pos="1418"/>
+        </w:tabs>
+        <w:ind w:start="1418" w:hanging="283"/>
+      </w:pPr>
+      <w:rPr>
+        <w:rFonts w:ascii="Symbol" w:hAnsi="Symbol" w:cs="Symbol" w:hint="default"/>
+      </w:rPr>
+    </w:lvl>
+    <w:lvl w:ilvl="2">
+      <w:start w:val="1"/>
+      <w:numFmt w:val="bullet"/>
+      <w:lvlText w:val=""/>
+      <w:lvlJc w:val="start"/>
+      <w:pPr>
+        <w:tabs>
+          <w:tab w:val="num" w:pos="2127"/>
+        </w:tabs>
+        <w:ind w:start="2127" w:hanging="283"/>
+      </w:pPr>
+      <w:rPr>
+        <w:rFonts w:ascii="Symbol" w:hAnsi="Symbol" w:cs="Symbol" w:hint="default"/>
+      </w:rPr>
+    </w:lvl>
+    <w:lvl w:ilvl="3">
+      <w:start w:val="1"/>
+      <w:numFmt w:val="bullet"/>
+      <w:lvlText w:val=""/>
+      <w:lvlJc w:val="start"/>
+      <w:pPr>
+        <w:tabs>
+          <w:tab w:val="num" w:pos="2836"/>
+        </w:tabs>
+        <w:ind w:start="2836" w:hanging="283"/>
+      </w:pPr>
+      <w:rPr>
+        <w:rFonts w:ascii="Symbol" w:hAnsi="Symbol" w:cs="Symbol" w:hint="default"/>
+      </w:rPr>
+    </w:lvl>
+    <w:lvl w:ilvl="4">
+      <w:start w:val="1"/>
+      <w:numFmt w:val="bullet"/>
+      <w:lvlText w:val=""/>
+      <w:lvlJc w:val="start"/>
+      <w:pPr>
+        <w:tabs>
+          <w:tab w:val="num" w:pos="3545"/>
+        </w:tabs>
+        <w:ind w:start="3545" w:hanging="283"/>
+      </w:pPr>
+      <w:rPr>
+        <w:rFonts w:ascii="Symbol" w:hAnsi="Symbol" w:cs="Symbol" w:hint="default"/>
+      </w:rPr>
+    </w:lvl>
+    <w:lvl w:ilvl="5">
+      <w:start w:val="1"/>
+      <w:numFmt w:val="bullet"/>
+      <w:lvlText w:val=""/>
+      <w:lvlJc w:val="start"/>
+      <w:pPr>
+        <w:tabs>
+          <w:tab w:val="num" w:pos="4254"/>
+        </w:tabs>
+        <w:ind w:start="4254" w:hanging="283"/>
+      </w:pPr>
+      <w:rPr>
+        <w:rFonts w:ascii="Symbol" w:hAnsi="Symbol" w:cs="Symbol" w:hint="default"/>
+      </w:rPr>
+    </w:lvl>
+    <w:lvl w:ilvl="6">
+      <w:start w:val="1"/>
+      <w:numFmt w:val="bullet"/>
+      <w:lvlText w:val=""/>
+      <w:lvlJc w:val="start"/>
+      <w:pPr>
+        <w:tabs>
+          <w:tab w:val="num" w:pos="4963"/>
+        </w:tabs>
+        <w:ind w:start="4963" w:hanging="283"/>
+      </w:pPr>
+      <w:rPr>
+        <w:rFonts w:ascii="Symbol" w:hAnsi="Symbol" w:cs="Symbol" w:hint="default"/>
+      </w:rPr>
+    </w:lvl>
+    <w:lvl w:ilvl="7">
+      <w:start w:val="1"/>
+      <w:numFmt w:val="bullet"/>
+      <w:lvlText w:val=""/>
+      <w:lvlJc w:val="start"/>
+      <w:pPr>
+        <w:tabs>
+          <w:tab w:val="num" w:pos="5672"/>
+        </w:tabs>
+        <w:ind w:start="5672" w:hanging="283"/>
+      </w:pPr>
+      <w:rPr>
+        <w:rFonts w:ascii="Symbol" w:hAnsi="Symbol" w:cs="Symbol" w:hint="default"/>
+      </w:rPr>
+    </w:lvl>
+    <w:lvl w:ilvl="8">
+      <w:start w:val="1"/>
+      <w:numFmt w:val="bullet"/>
+      <w:lvlText w:val=""/>
+      <w:lvlJc w:val="start"/>
+      <w:pPr>
+        <w:tabs>
+          <w:tab w:val="num" w:pos="6381"/>
+        </w:tabs>
+        <w:ind w:start="6381" w:hanging="283"/>
+      </w:pPr>
+      <w:rPr>
+        <w:rFonts w:ascii="Symbol" w:hAnsi="Symbol" w:cs="Symbol" w:hint="default"/>
+      </w:rPr>
+    </w:lvl>
+  </w:abstractNum>
+  <w:abstractNum w:abstractNumId="17">
+    <w:lvl w:ilvl="0">
+      <w:start w:val="1"/>
+      <w:numFmt w:val="bullet"/>
+      <w:lvlText w:val=""/>
+      <w:lvlJc w:val="start"/>
+      <w:pPr>
+        <w:tabs>
+          <w:tab w:val="num" w:pos="709"/>
+        </w:tabs>
+        <w:ind w:start="709" w:hanging="283"/>
+      </w:pPr>
+      <w:rPr>
+        <w:rFonts w:ascii="Symbol" w:hAnsi="Symbol" w:cs="Symbol" w:hint="default"/>
+      </w:rPr>
+    </w:lvl>
+    <w:lvl w:ilvl="1">
+      <w:start w:val="1"/>
+      <w:numFmt w:val="bullet"/>
+      <w:lvlText w:val=""/>
+      <w:lvlJc w:val="start"/>
+      <w:pPr>
+        <w:tabs>
+          <w:tab w:val="num" w:pos="1418"/>
+        </w:tabs>
+        <w:ind w:start="1418" w:hanging="283"/>
+      </w:pPr>
+      <w:rPr>
+        <w:rFonts w:ascii="Symbol" w:hAnsi="Symbol" w:cs="Symbol" w:hint="default"/>
+      </w:rPr>
+    </w:lvl>
+    <w:lvl w:ilvl="2">
+      <w:start w:val="1"/>
+      <w:numFmt w:val="bullet"/>
+      <w:lvlText w:val=""/>
+      <w:lvlJc w:val="start"/>
+      <w:pPr>
+        <w:tabs>
+          <w:tab w:val="num" w:pos="2127"/>
+        </w:tabs>
+        <w:ind w:start="2127" w:hanging="283"/>
+      </w:pPr>
+      <w:rPr>
+        <w:rFonts w:ascii="Symbol" w:hAnsi="Symbol" w:cs="Symbol" w:hint="default"/>
+      </w:rPr>
+    </w:lvl>
+    <w:lvl w:ilvl="3">
+      <w:start w:val="1"/>
+      <w:numFmt w:val="bullet"/>
+      <w:lvlText w:val=""/>
+      <w:lvlJc w:val="start"/>
+      <w:pPr>
+        <w:tabs>
+          <w:tab w:val="num" w:pos="2836"/>
+        </w:tabs>
+        <w:ind w:start="2836" w:hanging="283"/>
+      </w:pPr>
+      <w:rPr>
+        <w:rFonts w:ascii="Symbol" w:hAnsi="Symbol" w:cs="Symbol" w:hint="default"/>
+      </w:rPr>
+    </w:lvl>
+    <w:lvl w:ilvl="4">
+      <w:start w:val="1"/>
+      <w:numFmt w:val="bullet"/>
+      <w:lvlText w:val=""/>
+      <w:lvlJc w:val="start"/>
+      <w:pPr>
+        <w:tabs>
+          <w:tab w:val="num" w:pos="3545"/>
+        </w:tabs>
+        <w:ind w:start="3545" w:hanging="283"/>
+      </w:pPr>
+      <w:rPr>
+        <w:rFonts w:ascii="Symbol" w:hAnsi="Symbol" w:cs="Symbol" w:hint="default"/>
+      </w:rPr>
+    </w:lvl>
+    <w:lvl w:ilvl="5">
+      <w:start w:val="1"/>
+      <w:numFmt w:val="bullet"/>
+      <w:lvlText w:val=""/>
+      <w:lvlJc w:val="start"/>
+      <w:pPr>
+        <w:tabs>
+          <w:tab w:val="num" w:pos="4254"/>
+        </w:tabs>
+        <w:ind w:start="4254" w:hanging="283"/>
+      </w:pPr>
+      <w:rPr>
+        <w:rFonts w:ascii="Symbol" w:hAnsi="Symbol" w:cs="Symbol" w:hint="default"/>
+      </w:rPr>
+    </w:lvl>
+    <w:lvl w:ilvl="6">
+      <w:start w:val="1"/>
+      <w:numFmt w:val="bullet"/>
+      <w:lvlText w:val=""/>
+      <w:lvlJc w:val="start"/>
+      <w:pPr>
+        <w:tabs>
+          <w:tab w:val="num" w:pos="4963"/>
+        </w:tabs>
+        <w:ind w:start="4963" w:hanging="283"/>
+      </w:pPr>
+      <w:rPr>
+        <w:rFonts w:ascii="Symbol" w:hAnsi="Symbol" w:cs="Symbol" w:hint="default"/>
+      </w:rPr>
+    </w:lvl>
+    <w:lvl w:ilvl="7">
+      <w:start w:val="1"/>
+      <w:numFmt w:val="bullet"/>
+      <w:lvlText w:val=""/>
+      <w:lvlJc w:val="start"/>
+      <w:pPr>
+        <w:tabs>
+          <w:tab w:val="num" w:pos="5672"/>
+        </w:tabs>
+        <w:ind w:start="5672" w:hanging="283"/>
+      </w:pPr>
+      <w:rPr>
+        <w:rFonts w:ascii="Symbol" w:hAnsi="Symbol" w:cs="Symbol" w:hint="default"/>
+      </w:rPr>
+    </w:lvl>
+    <w:lvl w:ilvl="8">
+      <w:start w:val="1"/>
+      <w:numFmt w:val="bullet"/>
+      <w:lvlText w:val=""/>
+      <w:lvlJc w:val="start"/>
+      <w:pPr>
+        <w:tabs>
+          <w:tab w:val="num" w:pos="6381"/>
+        </w:tabs>
+        <w:ind w:start="6381" w:hanging="283"/>
+      </w:pPr>
+      <w:rPr>
+        <w:rFonts w:ascii="Symbol" w:hAnsi="Symbol" w:cs="Symbol" w:hint="default"/>
+      </w:rPr>
+    </w:lvl>
+  </w:abstractNum>
+  <w:abstractNum w:abstractNumId="18">
+    <w:lvl w:ilvl="0">
+      <w:start w:val="1"/>
+      <w:numFmt w:val="decimal"/>
+      <w:lvlText w:val="%1."/>
+      <w:lvlJc w:val="start"/>
+      <w:pPr>
+        <w:tabs>
+          <w:tab w:val="num" w:pos="709"/>
+        </w:tabs>
+        <w:ind w:start="709" w:hanging="283"/>
+      </w:pPr>
+      <w:rPr/>
+    </w:lvl>
+    <w:lvl w:ilvl="1">
+      <w:start w:val="1"/>
+      <w:numFmt w:val="decimal"/>
+      <w:lvlText w:val="%2."/>
+      <w:lvlJc w:val="start"/>
+      <w:pPr>
+        <w:tabs>
+          <w:tab w:val="num" w:pos="1418"/>
+        </w:tabs>
+        <w:ind w:start="1418" w:hanging="283"/>
+      </w:pPr>
+      <w:rPr/>
+    </w:lvl>
+    <w:lvl w:ilvl="2">
+      <w:start w:val="1"/>
+      <w:numFmt w:val="decimal"/>
+      <w:lvlText w:val="%3."/>
+      <w:lvlJc w:val="start"/>
+      <w:pPr>
+        <w:tabs>
+          <w:tab w:val="num" w:pos="2127"/>
+        </w:tabs>
+        <w:ind w:start="2127" w:hanging="283"/>
+      </w:pPr>
+      <w:rPr/>
+    </w:lvl>
+    <w:lvl w:ilvl="3">
+      <w:start w:val="1"/>
+      <w:numFmt w:val="decimal"/>
+      <w:lvlText w:val="%4."/>
+      <w:lvlJc w:val="start"/>
+      <w:pPr>
+        <w:tabs>
+          <w:tab w:val="num" w:pos="2836"/>
+        </w:tabs>
+        <w:ind w:start="2836" w:hanging="283"/>
+      </w:pPr>
+      <w:rPr/>
+    </w:lvl>
+    <w:lvl w:ilvl="4">
+      <w:start w:val="1"/>
+      <w:numFmt w:val="decimal"/>
+      <w:lvlText w:val="%5."/>
+      <w:lvlJc w:val="start"/>
+      <w:pPr>
+        <w:tabs>
+          <w:tab w:val="num" w:pos="3545"/>
+        </w:tabs>
+        <w:ind w:start="3545" w:hanging="283"/>
+      </w:pPr>
+      <w:rPr/>
+    </w:lvl>
+    <w:lvl w:ilvl="5">
+      <w:start w:val="1"/>
+      <w:numFmt w:val="decimal"/>
+      <w:lvlText w:val="%6."/>
+      <w:lvlJc w:val="start"/>
+      <w:pPr>
+        <w:tabs>
+          <w:tab w:val="num" w:pos="4254"/>
+        </w:tabs>
+        <w:ind w:start="4254" w:hanging="283"/>
+      </w:pPr>
+      <w:rPr/>
+    </w:lvl>
+    <w:lvl w:ilvl="6">
+      <w:start w:val="1"/>
+      <w:numFmt w:val="decimal"/>
+      <w:lvlText w:val="%7."/>
+      <w:lvlJc w:val="start"/>
+      <w:pPr>
+        <w:tabs>
+          <w:tab w:val="num" w:pos="4963"/>
+        </w:tabs>
+        <w:ind w:start="4963" w:hanging="283"/>
+      </w:pPr>
+      <w:rPr/>
+    </w:lvl>
+    <w:lvl w:ilvl="7">
+      <w:start w:val="1"/>
+      <w:numFmt w:val="decimal"/>
+      <w:lvlText w:val="%8."/>
+      <w:lvlJc w:val="start"/>
+      <w:pPr>
+        <w:tabs>
+          <w:tab w:val="num" w:pos="5672"/>
+        </w:tabs>
+        <w:ind w:start="5672" w:hanging="283"/>
+      </w:pPr>
+      <w:rPr/>
+    </w:lvl>
+    <w:lvl w:ilvl="8">
+      <w:start w:val="1"/>
+      <w:numFmt w:val="decimal"/>
+      <w:lvlText w:val="%9."/>
+      <w:lvlJc w:val="start"/>
+      <w:pPr>
+        <w:tabs>
+          <w:tab w:val="num" w:pos="6381"/>
+        </w:tabs>
+        <w:ind w:start="6381" w:hanging="283"/>
+      </w:pPr>
+      <w:rPr/>
+    </w:lvl>
+  </w:abstractNum>
+  <w:abstractNum w:abstractNumId="19">
+    <w:lvl w:ilvl="0">
+      <w:start w:val="1"/>
+      <w:numFmt w:val="decimal"/>
+      <w:lvlText w:val="%1."/>
+      <w:lvlJc w:val="start"/>
+      <w:pPr>
+        <w:tabs>
+          <w:tab w:val="num" w:pos="709"/>
+        </w:tabs>
+        <w:ind w:start="709" w:hanging="283"/>
+      </w:pPr>
+      <w:rPr/>
+    </w:lvl>
+    <w:lvl w:ilvl="1">
+      <w:start w:val="1"/>
+      <w:numFmt w:val="decimal"/>
+      <w:lvlText w:val="%2."/>
+      <w:lvlJc w:val="start"/>
+      <w:pPr>
+        <w:tabs>
+          <w:tab w:val="num" w:pos="1418"/>
+        </w:tabs>
+        <w:ind w:start="1418" w:hanging="283"/>
+      </w:pPr>
+      <w:rPr/>
+    </w:lvl>
+    <w:lvl w:ilvl="2">
+      <w:start w:val="1"/>
+      <w:numFmt w:val="decimal"/>
+      <w:lvlText w:val="%3."/>
+      <w:lvlJc w:val="start"/>
+      <w:pPr>
+        <w:tabs>
+          <w:tab w:val="num" w:pos="2127"/>
+        </w:tabs>
+        <w:ind w:start="2127" w:hanging="283"/>
+      </w:pPr>
+      <w:rPr/>
+    </w:lvl>
+    <w:lvl w:ilvl="3">
+      <w:start w:val="1"/>
+      <w:numFmt w:val="decimal"/>
+      <w:lvlText w:val="%4."/>
+      <w:lvlJc w:val="start"/>
+      <w:pPr>
+        <w:tabs>
+          <w:tab w:val="num" w:pos="2836"/>
+        </w:tabs>
+        <w:ind w:start="2836" w:hanging="283"/>
+      </w:pPr>
+      <w:rPr/>
+    </w:lvl>
+    <w:lvl w:ilvl="4">
+      <w:start w:val="1"/>
+      <w:numFmt w:val="decimal"/>
+      <w:lvlText w:val="%5."/>
+      <w:lvlJc w:val="start"/>
+      <w:pPr>
+        <w:tabs>
+          <w:tab w:val="num" w:pos="3545"/>
+        </w:tabs>
+        <w:ind w:start="3545" w:hanging="283"/>
+      </w:pPr>
+      <w:rPr/>
+    </w:lvl>
+    <w:lvl w:ilvl="5">
+      <w:start w:val="1"/>
+      <w:numFmt w:val="decimal"/>
+      <w:lvlText w:val="%6."/>
+      <w:lvlJc w:val="start"/>
+      <w:pPr>
+        <w:tabs>
+          <w:tab w:val="num" w:pos="4254"/>
+        </w:tabs>
+        <w:ind w:start="4254" w:hanging="283"/>
+      </w:pPr>
+      <w:rPr/>
+    </w:lvl>
+    <w:lvl w:ilvl="6">
+      <w:start w:val="1"/>
+      <w:numFmt w:val="decimal"/>
+      <w:lvlText w:val="%7."/>
+      <w:lvlJc w:val="start"/>
+      <w:pPr>
+        <w:tabs>
+          <w:tab w:val="num" w:pos="4963"/>
+        </w:tabs>
+        <w:ind w:start="4963" w:hanging="283"/>
+      </w:pPr>
+      <w:rPr/>
+    </w:lvl>
+    <w:lvl w:ilvl="7">
+      <w:start w:val="1"/>
+      <w:numFmt w:val="decimal"/>
+      <w:lvlText w:val="%8."/>
+      <w:lvlJc w:val="start"/>
+      <w:pPr>
+        <w:tabs>
+          <w:tab w:val="num" w:pos="5672"/>
+        </w:tabs>
+        <w:ind w:start="5672" w:hanging="283"/>
+      </w:pPr>
+      <w:rPr/>
+    </w:lvl>
+    <w:lvl w:ilvl="8">
+      <w:start w:val="1"/>
+      <w:numFmt w:val="decimal"/>
+      <w:lvlText w:val="%9."/>
+      <w:lvlJc w:val="start"/>
+      <w:pPr>
+        <w:tabs>
+          <w:tab w:val="num" w:pos="6381"/>
+        </w:tabs>
+        <w:ind w:start="6381" w:hanging="283"/>
+      </w:pPr>
+      <w:rPr/>
+    </w:lvl>
+  </w:abstractNum>
+  <w:abstractNum w:abstractNumId="20">
+    <w:lvl w:ilvl="0">
+      <w:start w:val="1"/>
+      <w:numFmt w:val="decimal"/>
+      <w:lvlText w:val="%1."/>
+      <w:lvlJc w:val="start"/>
+      <w:pPr>
+        <w:tabs>
+          <w:tab w:val="num" w:pos="709"/>
+        </w:tabs>
+        <w:ind w:start="709" w:hanging="283"/>
+      </w:pPr>
+      <w:rPr/>
+    </w:lvl>
+    <w:lvl w:ilvl="1">
+      <w:start w:val="1"/>
+      <w:numFmt w:val="decimal"/>
+      <w:lvlText w:val="%2."/>
+      <w:lvlJc w:val="start"/>
+      <w:pPr>
+        <w:tabs>
+          <w:tab w:val="num" w:pos="1418"/>
+        </w:tabs>
+        <w:ind w:start="1418" w:hanging="283"/>
+      </w:pPr>
+      <w:rPr/>
+    </w:lvl>
+    <w:lvl w:ilvl="2">
+      <w:start w:val="1"/>
+      <w:numFmt w:val="decimal"/>
+      <w:lvlText w:val="%3."/>
+      <w:lvlJc w:val="start"/>
+      <w:pPr>
+        <w:tabs>
+          <w:tab w:val="num" w:pos="2127"/>
+        </w:tabs>
+        <w:ind w:start="2127" w:hanging="283"/>
+      </w:pPr>
+      <w:rPr/>
+    </w:lvl>
+    <w:lvl w:ilvl="3">
+      <w:start w:val="1"/>
+      <w:numFmt w:val="decimal"/>
+      <w:lvlText w:val="%4."/>
+      <w:lvlJc w:val="start"/>
+      <w:pPr>
+        <w:tabs>
+          <w:tab w:val="num" w:pos="2836"/>
+        </w:tabs>
+        <w:ind w:start="2836" w:hanging="283"/>
+      </w:pPr>
+      <w:rPr/>
+    </w:lvl>
+    <w:lvl w:ilvl="4">
+      <w:start w:val="1"/>
+      <w:numFmt w:val="decimal"/>
+      <w:lvlText w:val="%5."/>
+      <w:lvlJc w:val="start"/>
+      <w:pPr>
+        <w:tabs>
+          <w:tab w:val="num" w:pos="3545"/>
+        </w:tabs>
+        <w:ind w:start="3545" w:hanging="283"/>
+      </w:pPr>
+      <w:rPr/>
+    </w:lvl>
+    <w:lvl w:ilvl="5">
+      <w:start w:val="1"/>
+      <w:numFmt w:val="decimal"/>
+      <w:lvlText w:val="%6."/>
+      <w:lvlJc w:val="start"/>
+      <w:pPr>
+        <w:tabs>
+          <w:tab w:val="num" w:pos="4254"/>
+        </w:tabs>
+        <w:ind w:start="4254" w:hanging="283"/>
+      </w:pPr>
+      <w:rPr/>
+    </w:lvl>
+    <w:lvl w:ilvl="6">
+      <w:start w:val="1"/>
+      <w:numFmt w:val="decimal"/>
+      <w:lvlText w:val="%7."/>
+      <w:lvlJc w:val="start"/>
+      <w:pPr>
+        <w:tabs>
+          <w:tab w:val="num" w:pos="4963"/>
+        </w:tabs>
+        <w:ind w:start="4963" w:hanging="283"/>
+      </w:pPr>
+      <w:rPr/>
+    </w:lvl>
+    <w:lvl w:ilvl="7">
+      <w:start w:val="1"/>
+      <w:numFmt w:val="decimal"/>
+      <w:lvlText w:val="%8."/>
+      <w:lvlJc w:val="start"/>
+      <w:pPr>
+        <w:tabs>
+          <w:tab w:val="num" w:pos="5672"/>
+        </w:tabs>
+        <w:ind w:start="5672" w:hanging="283"/>
+      </w:pPr>
+      <w:rPr/>
+    </w:lvl>
+    <w:lvl w:ilvl="8">
+      <w:start w:val="1"/>
+      <w:numFmt w:val="decimal"/>
+      <w:lvlText w:val="%9."/>
+      <w:lvlJc w:val="start"/>
+      <w:pPr>
+        <w:tabs>
+          <w:tab w:val="num" w:pos="6381"/>
+        </w:tabs>
+        <w:ind w:start="6381" w:hanging="283"/>
+      </w:pPr>
+      <w:rPr/>
+    </w:lvl>
+  </w:abstractNum>
+  <w:abstractNum w:abstractNumId="21">
+    <w:lvl w:ilvl="0">
+      <w:start w:val="1"/>
+      <w:numFmt w:val="decimal"/>
+      <w:lvlText w:val="%1."/>
+      <w:lvlJc w:val="start"/>
+      <w:pPr>
+        <w:tabs>
+          <w:tab w:val="num" w:pos="709"/>
+        </w:tabs>
+        <w:ind w:start="709" w:hanging="283"/>
+      </w:pPr>
+      <w:rPr/>
+    </w:lvl>
+    <w:lvl w:ilvl="1">
+      <w:start w:val="1"/>
+      <w:numFmt w:val="bullet"/>
+      <w:lvlText w:val=""/>
+      <w:lvlJc w:val="start"/>
+      <w:pPr>
+        <w:tabs>
+          <w:tab w:val="num" w:pos="1418"/>
+        </w:tabs>
+        <w:ind w:start="1418" w:hanging="283"/>
+      </w:pPr>
+      <w:rPr>
+        <w:rFonts w:ascii="Symbol" w:hAnsi="Symbol" w:cs="Symbol" w:hint="default"/>
+      </w:rPr>
+    </w:lvl>
+    <w:lvl w:ilvl="2">
+      <w:start w:val="1"/>
+      <w:numFmt w:val="bullet"/>
+      <w:lvlText w:val=""/>
+      <w:lvlJc w:val="start"/>
+      <w:pPr>
+        <w:tabs>
+          <w:tab w:val="num" w:pos="2127"/>
+        </w:tabs>
+        <w:ind w:start="2127" w:hanging="283"/>
+      </w:pPr>
+      <w:rPr>
+        <w:rFonts w:ascii="Symbol" w:hAnsi="Symbol" w:cs="Symbol" w:hint="default"/>
+      </w:rPr>
+    </w:lvl>
+    <w:lvl w:ilvl="3">
+      <w:start w:val="1"/>
+      <w:numFmt w:val="bullet"/>
+      <w:lvlText w:val=""/>
+      <w:lvlJc w:val="start"/>
+      <w:pPr>
+        <w:tabs>
+          <w:tab w:val="num" w:pos="2836"/>
+        </w:tabs>
+        <w:ind w:start="2836" w:hanging="283"/>
+      </w:pPr>
+      <w:rPr>
+        <w:rFonts w:ascii="Symbol" w:hAnsi="Symbol" w:cs="Symbol" w:hint="default"/>
+      </w:rPr>
+    </w:lvl>
+    <w:lvl w:ilvl="4">
+      <w:start w:val="1"/>
+      <w:numFmt w:val="bullet"/>
+      <w:lvlText w:val=""/>
+      <w:lvlJc w:val="start"/>
+      <w:pPr>
+        <w:tabs>
+          <w:tab w:val="num" w:pos="3545"/>
+        </w:tabs>
+        <w:ind w:start="3545" w:hanging="283"/>
+      </w:pPr>
+      <w:rPr>
+        <w:rFonts w:ascii="Symbol" w:hAnsi="Symbol" w:cs="Symbol" w:hint="default"/>
+      </w:rPr>
+    </w:lvl>
+    <w:lvl w:ilvl="5">
+      <w:start w:val="1"/>
+      <w:numFmt w:val="bullet"/>
+      <w:lvlText w:val=""/>
+      <w:lvlJc w:val="start"/>
+      <w:pPr>
+        <w:tabs>
+          <w:tab w:val="num" w:pos="4254"/>
+        </w:tabs>
+        <w:ind w:start="4254" w:hanging="283"/>
+      </w:pPr>
+      <w:rPr>
+        <w:rFonts w:ascii="Symbol" w:hAnsi="Symbol" w:cs="Symbol" w:hint="default"/>
+      </w:rPr>
+    </w:lvl>
+    <w:lvl w:ilvl="6">
+      <w:start w:val="1"/>
+      <w:numFmt w:val="bullet"/>
+      <w:lvlText w:val=""/>
+      <w:lvlJc w:val="start"/>
+      <w:pPr>
+        <w:tabs>
+          <w:tab w:val="num" w:pos="4963"/>
+        </w:tabs>
+        <w:ind w:start="4963" w:hanging="283"/>
+      </w:pPr>
+      <w:rPr>
+        <w:rFonts w:ascii="Symbol" w:hAnsi="Symbol" w:cs="Symbol" w:hint="default"/>
+      </w:rPr>
+    </w:lvl>
+    <w:lvl w:ilvl="7">
+      <w:start w:val="1"/>
+      <w:numFmt w:val="bullet"/>
+      <w:lvlText w:val=""/>
+      <w:lvlJc w:val="start"/>
+      <w:pPr>
+        <w:tabs>
+          <w:tab w:val="num" w:pos="5672"/>
+        </w:tabs>
+        <w:ind w:start="5672" w:hanging="283"/>
+      </w:pPr>
+      <w:rPr>
+        <w:rFonts w:ascii="Symbol" w:hAnsi="Symbol" w:cs="Symbol" w:hint="default"/>
+      </w:rPr>
+    </w:lvl>
+    <w:lvl w:ilvl="8">
+      <w:start w:val="1"/>
+      <w:numFmt w:val="bullet"/>
+      <w:lvlText w:val=""/>
+      <w:lvlJc w:val="start"/>
+      <w:pPr>
+        <w:tabs>
+          <w:tab w:val="num" w:pos="6381"/>
+        </w:tabs>
+        <w:ind w:start="6381" w:hanging="283"/>
+      </w:pPr>
+      <w:rPr>
+        <w:rFonts w:ascii="Symbol" w:hAnsi="Symbol" w:cs="Symbol" w:hint="default"/>
+      </w:rPr>
+    </w:lvl>
+  </w:abstractNum>
+  <w:abstractNum w:abstractNumId="22">
+    <w:lvl w:ilvl="0">
+      <w:start w:val="1"/>
+      <w:numFmt w:val="decimal"/>
+      <w:lvlText w:val="%1."/>
+      <w:lvlJc w:val="start"/>
+      <w:pPr>
+        <w:tabs>
+          <w:tab w:val="num" w:pos="709"/>
+        </w:tabs>
+        <w:ind w:start="709" w:hanging="283"/>
+      </w:pPr>
+      <w:rPr/>
+    </w:lvl>
+    <w:lvl w:ilvl="1">
+      <w:start w:val="1"/>
+      <w:numFmt w:val="decimal"/>
+      <w:lvlText w:val="%2."/>
+      <w:lvlJc w:val="start"/>
+      <w:pPr>
+        <w:tabs>
+          <w:tab w:val="num" w:pos="1418"/>
+        </w:tabs>
+        <w:ind w:start="1418" w:hanging="283"/>
+      </w:pPr>
+      <w:rPr/>
+    </w:lvl>
+    <w:lvl w:ilvl="2">
+      <w:start w:val="1"/>
+      <w:numFmt w:val="decimal"/>
+      <w:lvlText w:val="%3."/>
+      <w:lvlJc w:val="start"/>
+      <w:pPr>
+        <w:tabs>
+          <w:tab w:val="num" w:pos="2127"/>
+        </w:tabs>
+        <w:ind w:start="2127" w:hanging="283"/>
+      </w:pPr>
+      <w:rPr/>
+    </w:lvl>
+    <w:lvl w:ilvl="3">
+      <w:start w:val="1"/>
+      <w:numFmt w:val="decimal"/>
+      <w:lvlText w:val="%4."/>
+      <w:lvlJc w:val="start"/>
+      <w:pPr>
+        <w:tabs>
+          <w:tab w:val="num" w:pos="2836"/>
+        </w:tabs>
+        <w:ind w:start="2836" w:hanging="283"/>
+      </w:pPr>
+      <w:rPr/>
+    </w:lvl>
+    <w:lvl w:ilvl="4">
+      <w:start w:val="1"/>
+      <w:numFmt w:val="decimal"/>
+      <w:lvlText w:val="%5."/>
+      <w:lvlJc w:val="start"/>
+      <w:pPr>
+        <w:tabs>
+          <w:tab w:val="num" w:pos="3545"/>
+        </w:tabs>
+        <w:ind w:start="3545" w:hanging="283"/>
+      </w:pPr>
+      <w:rPr/>
+    </w:lvl>
+    <w:lvl w:ilvl="5">
+      <w:start w:val="1"/>
+      <w:numFmt w:val="decimal"/>
+      <w:lvlText w:val="%6."/>
+      <w:lvlJc w:val="start"/>
+      <w:pPr>
+        <w:tabs>
+          <w:tab w:val="num" w:pos="4254"/>
+        </w:tabs>
+        <w:ind w:start="4254" w:hanging="283"/>
+      </w:pPr>
+      <w:rPr/>
+    </w:lvl>
+    <w:lvl w:ilvl="6">
+      <w:start w:val="1"/>
+      <w:numFmt w:val="decimal"/>
+      <w:lvlText w:val="%7."/>
+      <w:lvlJc w:val="start"/>
+      <w:pPr>
+        <w:tabs>
+          <w:tab w:val="num" w:pos="4963"/>
+        </w:tabs>
+        <w:ind w:start="4963" w:hanging="283"/>
+      </w:pPr>
+      <w:rPr/>
+    </w:lvl>
+    <w:lvl w:ilvl="7">
+      <w:start w:val="1"/>
+      <w:numFmt w:val="decimal"/>
+      <w:lvlText w:val="%8."/>
+      <w:lvlJc w:val="start"/>
+      <w:pPr>
+        <w:tabs>
+          <w:tab w:val="num" w:pos="5672"/>
+        </w:tabs>
+        <w:ind w:start="5672" w:hanging="283"/>
+      </w:pPr>
+      <w:rPr/>
+    </w:lvl>
+    <w:lvl w:ilvl="8">
+      <w:start w:val="1"/>
+      <w:numFmt w:val="decimal"/>
+      <w:lvlText w:val="%9."/>
+      <w:lvlJc w:val="start"/>
+      <w:pPr>
+        <w:tabs>
+          <w:tab w:val="num" w:pos="6381"/>
+        </w:tabs>
+        <w:ind w:start="6381" w:hanging="283"/>
+      </w:pPr>
+      <w:rPr/>
+    </w:lvl>
+  </w:abstractNum>
+  <w:abstractNum w:abstractNumId="23">
+    <w:lvl w:ilvl="0">
+      <w:start w:val="1"/>
+      <w:numFmt w:val="decimal"/>
+      <w:lvlText w:val="%1."/>
+      <w:lvlJc w:val="start"/>
+      <w:pPr>
+        <w:tabs>
+          <w:tab w:val="num" w:pos="709"/>
+        </w:tabs>
+        <w:ind w:start="709" w:hanging="283"/>
+      </w:pPr>
+      <w:rPr/>
+    </w:lvl>
+    <w:lvl w:ilvl="1">
+      <w:start w:val="1"/>
+      <w:numFmt w:val="decimal"/>
+      <w:lvlText w:val="%2."/>
+      <w:lvlJc w:val="start"/>
+      <w:pPr>
+        <w:tabs>
+          <w:tab w:val="num" w:pos="1418"/>
+        </w:tabs>
+        <w:ind w:start="1418" w:hanging="283"/>
+      </w:pPr>
+      <w:rPr/>
+    </w:lvl>
+    <w:lvl w:ilvl="2">
+      <w:start w:val="1"/>
+      <w:numFmt w:val="decimal"/>
+      <w:lvlText w:val="%3."/>
+      <w:lvlJc w:val="start"/>
+      <w:pPr>
+        <w:tabs>
+          <w:tab w:val="num" w:pos="2127"/>
+        </w:tabs>
+        <w:ind w:start="2127" w:hanging="283"/>
+      </w:pPr>
+      <w:rPr/>
+    </w:lvl>
+    <w:lvl w:ilvl="3">
+      <w:start w:val="1"/>
+      <w:numFmt w:val="decimal"/>
+      <w:lvlText w:val="%4."/>
+      <w:lvlJc w:val="start"/>
+      <w:pPr>
+        <w:tabs>
+          <w:tab w:val="num" w:pos="2836"/>
+        </w:tabs>
+        <w:ind w:start="2836" w:hanging="283"/>
+      </w:pPr>
+      <w:rPr/>
+    </w:lvl>
+    <w:lvl w:ilvl="4">
+      <w:start w:val="1"/>
+      <w:numFmt w:val="decimal"/>
+      <w:lvlText w:val="%5."/>
+      <w:lvlJc w:val="start"/>
+      <w:pPr>
+        <w:tabs>
+          <w:tab w:val="num" w:pos="3545"/>
+        </w:tabs>
+        <w:ind w:start="3545" w:hanging="283"/>
+      </w:pPr>
+      <w:rPr/>
+    </w:lvl>
+    <w:lvl w:ilvl="5">
+      <w:start w:val="1"/>
+      <w:numFmt w:val="decimal"/>
+      <w:lvlText w:val="%6."/>
+      <w:lvlJc w:val="start"/>
+      <w:pPr>
+        <w:tabs>
+          <w:tab w:val="num" w:pos="4254"/>
+        </w:tabs>
+        <w:ind w:start="4254" w:hanging="283"/>
+      </w:pPr>
+      <w:rPr/>
+    </w:lvl>
+    <w:lvl w:ilvl="6">
+      <w:start w:val="1"/>
+      <w:numFmt w:val="decimal"/>
+      <w:lvlText w:val="%7."/>
+      <w:lvlJc w:val="start"/>
+      <w:pPr>
+        <w:tabs>
+          <w:tab w:val="num" w:pos="4963"/>
+        </w:tabs>
+        <w:ind w:start="4963" w:hanging="283"/>
+      </w:pPr>
+      <w:rPr/>
+    </w:lvl>
+    <w:lvl w:ilvl="7">
+      <w:start w:val="1"/>
+      <w:numFmt w:val="decimal"/>
+      <w:lvlText w:val="%8."/>
+      <w:lvlJc w:val="start"/>
+      <w:pPr>
+        <w:tabs>
+          <w:tab w:val="num" w:pos="5672"/>
+        </w:tabs>
+        <w:ind w:start="5672" w:hanging="283"/>
+      </w:pPr>
+      <w:rPr/>
+    </w:lvl>
+    <w:lvl w:ilvl="8">
+      <w:start w:val="1"/>
+      <w:numFmt w:val="decimal"/>
+      <w:lvlText w:val="%9."/>
+      <w:lvlJc w:val="start"/>
+      <w:pPr>
+        <w:tabs>
+          <w:tab w:val="num" w:pos="6381"/>
+        </w:tabs>
+        <w:ind w:start="6381" w:hanging="283"/>
+      </w:pPr>
+      <w:rPr/>
+    </w:lvl>
+  </w:abstractNum>
+  <w:abstractNum w:abstractNumId="24">
+    <w:lvl w:ilvl="0">
+      <w:start w:val="1"/>
+      <w:numFmt w:val="decimal"/>
+      <w:lvlText w:val="%1."/>
+      <w:lvlJc w:val="start"/>
+      <w:pPr>
+        <w:tabs>
+          <w:tab w:val="num" w:pos="709"/>
+        </w:tabs>
+        <w:ind w:start="709" w:hanging="283"/>
+      </w:pPr>
+      <w:rPr/>
+    </w:lvl>
+    <w:lvl w:ilvl="1">
+      <w:start w:val="1"/>
+      <w:numFmt w:val="decimal"/>
+      <w:lvlText w:val="%2."/>
+      <w:lvlJc w:val="start"/>
+      <w:pPr>
+        <w:tabs>
+          <w:tab w:val="num" w:pos="1418"/>
+        </w:tabs>
+        <w:ind w:start="1418" w:hanging="283"/>
+      </w:pPr>
+      <w:rPr/>
+    </w:lvl>
+    <w:lvl w:ilvl="2">
+      <w:start w:val="1"/>
+      <w:numFmt w:val="decimal"/>
+      <w:lvlText w:val="%3."/>
+      <w:lvlJc w:val="start"/>
+      <w:pPr>
+        <w:tabs>
+          <w:tab w:val="num" w:pos="2127"/>
+        </w:tabs>
+        <w:ind w:start="2127" w:hanging="283"/>
+      </w:pPr>
+      <w:rPr/>
+    </w:lvl>
+    <w:lvl w:ilvl="3">
+      <w:start w:val="1"/>
+      <w:numFmt w:val="decimal"/>
+      <w:lvlText w:val="%4."/>
+      <w:lvlJc w:val="start"/>
+      <w:pPr>
+        <w:tabs>
+          <w:tab w:val="num" w:pos="2836"/>
+        </w:tabs>
+        <w:ind w:start="2836" w:hanging="283"/>
+      </w:pPr>
+      <w:rPr/>
+    </w:lvl>
+    <w:lvl w:ilvl="4">
+      <w:start w:val="1"/>
+      <w:numFmt w:val="decimal"/>
+      <w:lvlText w:val="%5."/>
+      <w:lvlJc w:val="start"/>
+      <w:pPr>
+        <w:tabs>
+          <w:tab w:val="num" w:pos="3545"/>
+        </w:tabs>
+        <w:ind w:start="3545" w:hanging="283"/>
+      </w:pPr>
+      <w:rPr/>
+    </w:lvl>
+    <w:lvl w:ilvl="5">
+      <w:start w:val="1"/>
+      <w:numFmt w:val="decimal"/>
+      <w:lvlText w:val="%6."/>
+      <w:lvlJc w:val="start"/>
+      <w:pPr>
+        <w:tabs>
+          <w:tab w:val="num" w:pos="4254"/>
+        </w:tabs>
+        <w:ind w:start="4254" w:hanging="283"/>
+      </w:pPr>
+      <w:rPr/>
+    </w:lvl>
+    <w:lvl w:ilvl="6">
+      <w:start w:val="1"/>
+      <w:numFmt w:val="decimal"/>
+      <w:lvlText w:val="%7."/>
+      <w:lvlJc w:val="start"/>
+      <w:pPr>
+        <w:tabs>
+          <w:tab w:val="num" w:pos="4963"/>
+        </w:tabs>
+        <w:ind w:start="4963" w:hanging="283"/>
+      </w:pPr>
+      <w:rPr/>
+    </w:lvl>
+    <w:lvl w:ilvl="7">
+      <w:start w:val="1"/>
+      <w:numFmt w:val="decimal"/>
+      <w:lvlText w:val="%8."/>
+      <w:lvlJc w:val="start"/>
+      <w:pPr>
+        <w:tabs>
+          <w:tab w:val="num" w:pos="5672"/>
+        </w:tabs>
+        <w:ind w:start="5672" w:hanging="283"/>
+      </w:pPr>
+      <w:rPr/>
+    </w:lvl>
+    <w:lvl w:ilvl="8">
+      <w:start w:val="1"/>
+      <w:numFmt w:val="decimal"/>
+      <w:lvlText w:val="%9."/>
+      <w:lvlJc w:val="start"/>
+      <w:pPr>
+        <w:tabs>
+          <w:tab w:val="num" w:pos="6381"/>
+        </w:tabs>
+        <w:ind w:start="6381" w:hanging="283"/>
+      </w:pPr>
+      <w:rPr/>
+    </w:lvl>
+  </w:abstractNum>
+  <w:abstractNum w:abstractNumId="25">
+    <w:lvl w:ilvl="0">
+      <w:start w:val="1"/>
+      <w:numFmt w:val="decimal"/>
+      <w:lvlText w:val="%1."/>
+      <w:lvlJc w:val="start"/>
+      <w:pPr>
+        <w:tabs>
+          <w:tab w:val="num" w:pos="709"/>
+        </w:tabs>
+        <w:ind w:start="709" w:hanging="283"/>
+      </w:pPr>
+      <w:rPr/>
+    </w:lvl>
+    <w:lvl w:ilvl="1">
+      <w:start w:val="1"/>
+      <w:numFmt w:val="bullet"/>
+      <w:lvlText w:val=""/>
+      <w:lvlJc w:val="start"/>
+      <w:pPr>
+        <w:tabs>
+          <w:tab w:val="num" w:pos="1418"/>
+        </w:tabs>
+        <w:ind w:start="1418" w:hanging="283"/>
+      </w:pPr>
+      <w:rPr>
+        <w:rFonts w:ascii="Symbol" w:hAnsi="Symbol" w:cs="Symbol" w:hint="default"/>
+      </w:rPr>
+    </w:lvl>
+    <w:lvl w:ilvl="2">
+      <w:start w:val="1"/>
+      <w:numFmt w:val="bullet"/>
+      <w:lvlText w:val=""/>
+      <w:lvlJc w:val="start"/>
+      <w:pPr>
+        <w:tabs>
+          <w:tab w:val="num" w:pos="2127"/>
+        </w:tabs>
+        <w:ind w:start="2127" w:hanging="283"/>
+      </w:pPr>
+      <w:rPr>
+        <w:rFonts w:ascii="Symbol" w:hAnsi="Symbol" w:cs="Symbol" w:hint="default"/>
+      </w:rPr>
+    </w:lvl>
+    <w:lvl w:ilvl="3">
+      <w:start w:val="1"/>
+      <w:numFmt w:val="bullet"/>
+      <w:lvlText w:val=""/>
+      <w:lvlJc w:val="start"/>
+      <w:pPr>
+        <w:tabs>
+          <w:tab w:val="num" w:pos="2836"/>
+        </w:tabs>
+        <w:ind w:start="2836" w:hanging="283"/>
+      </w:pPr>
+      <w:rPr>
+        <w:rFonts w:ascii="Symbol" w:hAnsi="Symbol" w:cs="Symbol" w:hint="default"/>
+      </w:rPr>
+    </w:lvl>
+    <w:lvl w:ilvl="4">
+      <w:start w:val="1"/>
+      <w:numFmt w:val="bullet"/>
+      <w:lvlText w:val=""/>
+      <w:lvlJc w:val="start"/>
+      <w:pPr>
+        <w:tabs>
+          <w:tab w:val="num" w:pos="3545"/>
+        </w:tabs>
+        <w:ind w:start="3545" w:hanging="283"/>
+      </w:pPr>
+      <w:rPr>
+        <w:rFonts w:ascii="Symbol" w:hAnsi="Symbol" w:cs="Symbol" w:hint="default"/>
+      </w:rPr>
+    </w:lvl>
+    <w:lvl w:ilvl="5">
+      <w:start w:val="1"/>
+      <w:numFmt w:val="bullet"/>
+      <w:lvlText w:val=""/>
+      <w:lvlJc w:val="start"/>
+      <w:pPr>
+        <w:tabs>
+          <w:tab w:val="num" w:pos="4254"/>
+        </w:tabs>
+        <w:ind w:start="4254" w:hanging="283"/>
+      </w:pPr>
+      <w:rPr>
+        <w:rFonts w:ascii="Symbol" w:hAnsi="Symbol" w:cs="Symbol" w:hint="default"/>
+      </w:rPr>
+    </w:lvl>
+    <w:lvl w:ilvl="6">
+      <w:start w:val="1"/>
+      <w:numFmt w:val="bullet"/>
+      <w:lvlText w:val=""/>
+      <w:lvlJc w:val="start"/>
+      <w:pPr>
+        <w:tabs>
+          <w:tab w:val="num" w:pos="4963"/>
+        </w:tabs>
+        <w:ind w:start="4963" w:hanging="283"/>
+      </w:pPr>
+      <w:rPr>
+        <w:rFonts w:ascii="Symbol" w:hAnsi="Symbol" w:cs="Symbol" w:hint="default"/>
+      </w:rPr>
+    </w:lvl>
+    <w:lvl w:ilvl="7">
+      <w:start w:val="1"/>
+      <w:numFmt w:val="bullet"/>
+      <w:lvlText w:val=""/>
+      <w:lvlJc w:val="start"/>
+      <w:pPr>
+        <w:tabs>
+          <w:tab w:val="num" w:pos="5672"/>
+        </w:tabs>
+        <w:ind w:start="5672" w:hanging="283"/>
+      </w:pPr>
+      <w:rPr>
+        <w:rFonts w:ascii="Symbol" w:hAnsi="Symbol" w:cs="Symbol" w:hint="default"/>
+      </w:rPr>
+    </w:lvl>
+    <w:lvl w:ilvl="8">
+      <w:start w:val="1"/>
+      <w:numFmt w:val="bullet"/>
+      <w:lvlText w:val=""/>
+      <w:lvlJc w:val="start"/>
+      <w:pPr>
+        <w:tabs>
+          <w:tab w:val="num" w:pos="6381"/>
+        </w:tabs>
+        <w:ind w:start="6381" w:hanging="283"/>
+      </w:pPr>
+      <w:rPr>
+        <w:rFonts w:ascii="Symbol" w:hAnsi="Symbol" w:cs="Symbol" w:hint="default"/>
+      </w:rPr>
+    </w:lvl>
+  </w:abstractNum>
+  <w:abstractNum w:abstractNumId="26">
+    <w:lvl w:ilvl="0">
+      <w:start w:val="1"/>
+      <w:numFmt w:val="decimal"/>
+      <w:lvlText w:val="%1."/>
+      <w:lvlJc w:val="start"/>
+      <w:pPr>
+        <w:tabs>
+          <w:tab w:val="num" w:pos="709"/>
+        </w:tabs>
+        <w:ind w:start="709" w:hanging="283"/>
+      </w:pPr>
+      <w:rPr/>
+    </w:lvl>
+    <w:lvl w:ilvl="1">
+      <w:start w:val="1"/>
+      <w:numFmt w:val="decimal"/>
+      <w:lvlText w:val="%2."/>
+      <w:lvlJc w:val="start"/>
+      <w:pPr>
+        <w:tabs>
+          <w:tab w:val="num" w:pos="1418"/>
+        </w:tabs>
+        <w:ind w:start="1418" w:hanging="283"/>
+      </w:pPr>
+      <w:rPr/>
+    </w:lvl>
+    <w:lvl w:ilvl="2">
+      <w:start w:val="1"/>
+      <w:numFmt w:val="decimal"/>
+      <w:lvlText w:val="%3."/>
+      <w:lvlJc w:val="start"/>
+      <w:pPr>
+        <w:tabs>
+          <w:tab w:val="num" w:pos="2127"/>
+        </w:tabs>
+        <w:ind w:start="2127" w:hanging="283"/>
+      </w:pPr>
+      <w:rPr/>
+    </w:lvl>
+    <w:lvl w:ilvl="3">
+      <w:start w:val="1"/>
+      <w:numFmt w:val="decimal"/>
+      <w:lvlText w:val="%4."/>
+      <w:lvlJc w:val="start"/>
+      <w:pPr>
+        <w:tabs>
+          <w:tab w:val="num" w:pos="2836"/>
+        </w:tabs>
+        <w:ind w:start="2836" w:hanging="283"/>
+      </w:pPr>
+      <w:rPr/>
+    </w:lvl>
+    <w:lvl w:ilvl="4">
+      <w:start w:val="1"/>
+      <w:numFmt w:val="decimal"/>
+      <w:lvlText w:val="%5."/>
+      <w:lvlJc w:val="start"/>
+      <w:pPr>
+        <w:tabs>
+          <w:tab w:val="num" w:pos="3545"/>
+        </w:tabs>
+        <w:ind w:start="3545" w:hanging="283"/>
+      </w:pPr>
+      <w:rPr/>
+    </w:lvl>
+    <w:lvl w:ilvl="5">
+      <w:start w:val="1"/>
+      <w:numFmt w:val="decimal"/>
+      <w:lvlText w:val="%6."/>
+      <w:lvlJc w:val="start"/>
+      <w:pPr>
+        <w:tabs>
+          <w:tab w:val="num" w:pos="4254"/>
+        </w:tabs>
+        <w:ind w:start="4254" w:hanging="283"/>
+      </w:pPr>
+      <w:rPr/>
+    </w:lvl>
+    <w:lvl w:ilvl="6">
+      <w:start w:val="1"/>
+      <w:numFmt w:val="decimal"/>
+      <w:lvlText w:val="%7."/>
+      <w:lvlJc w:val="start"/>
+      <w:pPr>
+        <w:tabs>
+          <w:tab w:val="num" w:pos="4963"/>
+        </w:tabs>
+        <w:ind w:start="4963" w:hanging="283"/>
+      </w:pPr>
+      <w:rPr/>
+    </w:lvl>
+    <w:lvl w:ilvl="7">
+      <w:start w:val="1"/>
+      <w:numFmt w:val="decimal"/>
+      <w:lvlText w:val="%8."/>
+      <w:lvlJc w:val="start"/>
+      <w:pPr>
+        <w:tabs>
+          <w:tab w:val="num" w:pos="5672"/>
+        </w:tabs>
+        <w:ind w:start="5672" w:hanging="283"/>
+      </w:pPr>
+      <w:rPr/>
+    </w:lvl>
+    <w:lvl w:ilvl="8">
+      <w:start w:val="1"/>
+      <w:numFmt w:val="decimal"/>
+      <w:lvlText w:val="%9."/>
+      <w:lvlJc w:val="start"/>
+      <w:pPr>
+        <w:tabs>
+          <w:tab w:val="num" w:pos="6381"/>
+        </w:tabs>
+        <w:ind w:start="6381" w:hanging="283"/>
+      </w:pPr>
+      <w:rPr/>
+    </w:lvl>
+  </w:abstractNum>
+  <w:abstractNum w:abstractNumId="27">
+    <w:lvl w:ilvl="0">
+      <w:start w:val="1"/>
+      <w:numFmt w:val="decimal"/>
+      <w:lvlText w:val="%1."/>
+      <w:lvlJc w:val="start"/>
+      <w:pPr>
+        <w:tabs>
+          <w:tab w:val="num" w:pos="709"/>
+        </w:tabs>
+        <w:ind w:start="709" w:hanging="283"/>
+      </w:pPr>
+      <w:rPr/>
+    </w:lvl>
+    <w:lvl w:ilvl="1">
+      <w:start w:val="1"/>
+      <w:numFmt w:val="decimal"/>
+      <w:lvlText w:val="%2."/>
+      <w:lvlJc w:val="start"/>
+      <w:pPr>
+        <w:tabs>
+          <w:tab w:val="num" w:pos="1418"/>
+        </w:tabs>
+        <w:ind w:start="1418" w:hanging="283"/>
+      </w:pPr>
+      <w:rPr/>
+    </w:lvl>
+    <w:lvl w:ilvl="2">
+      <w:start w:val="1"/>
+      <w:numFmt w:val="decimal"/>
+      <w:lvlText w:val="%3."/>
+      <w:lvlJc w:val="start"/>
+      <w:pPr>
+        <w:tabs>
+          <w:tab w:val="num" w:pos="2127"/>
+        </w:tabs>
+        <w:ind w:start="2127" w:hanging="283"/>
+      </w:pPr>
+      <w:rPr/>
+    </w:lvl>
+    <w:lvl w:ilvl="3">
+      <w:start w:val="1"/>
+      <w:numFmt w:val="decimal"/>
+      <w:lvlText w:val="%4."/>
+      <w:lvlJc w:val="start"/>
+      <w:pPr>
+        <w:tabs>
+          <w:tab w:val="num" w:pos="2836"/>
+        </w:tabs>
+        <w:ind w:start="2836" w:hanging="283"/>
+      </w:pPr>
+      <w:rPr/>
+    </w:lvl>
+    <w:lvl w:ilvl="4">
+      <w:start w:val="1"/>
+      <w:numFmt w:val="decimal"/>
+      <w:lvlText w:val="%5."/>
+      <w:lvlJc w:val="start"/>
+      <w:pPr>
+        <w:tabs>
+          <w:tab w:val="num" w:pos="3545"/>
+        </w:tabs>
+        <w:ind w:start="3545" w:hanging="283"/>
+      </w:pPr>
+      <w:rPr/>
+    </w:lvl>
+    <w:lvl w:ilvl="5">
+      <w:start w:val="1"/>
+      <w:numFmt w:val="decimal"/>
+      <w:lvlText w:val="%6."/>
+      <w:lvlJc w:val="start"/>
+      <w:pPr>
+        <w:tabs>
+          <w:tab w:val="num" w:pos="4254"/>
+        </w:tabs>
+        <w:ind w:start="4254" w:hanging="283"/>
+      </w:pPr>
+      <w:rPr/>
+    </w:lvl>
+    <w:lvl w:ilvl="6">
+      <w:start w:val="1"/>
+      <w:numFmt w:val="decimal"/>
+      <w:lvlText w:val="%7."/>
+      <w:lvlJc w:val="start"/>
+      <w:pPr>
+        <w:tabs>
+          <w:tab w:val="num" w:pos="4963"/>
+        </w:tabs>
+        <w:ind w:start="4963" w:hanging="283"/>
+      </w:pPr>
+      <w:rPr/>
+    </w:lvl>
+    <w:lvl w:ilvl="7">
+      <w:start w:val="1"/>
+      <w:numFmt w:val="decimal"/>
+      <w:lvlText w:val="%8."/>
+      <w:lvlJc w:val="start"/>
+      <w:pPr>
+        <w:tabs>
+          <w:tab w:val="num" w:pos="5672"/>
+        </w:tabs>
+        <w:ind w:start="5672" w:hanging="283"/>
+      </w:pPr>
+      <w:rPr/>
+    </w:lvl>
+    <w:lvl w:ilvl="8">
+      <w:start w:val="1"/>
+      <w:numFmt w:val="decimal"/>
+      <w:lvlText w:val="%9."/>
+      <w:lvlJc w:val="start"/>
+      <w:pPr>
+        <w:tabs>
+          <w:tab w:val="num" w:pos="6381"/>
+        </w:tabs>
+        <w:ind w:start="6381" w:hanging="283"/>
+      </w:pPr>
+      <w:rPr/>
+    </w:lvl>
+  </w:abstractNum>
+  <w:abstractNum w:abstractNumId="28">
+    <w:lvl w:ilvl="0">
+      <w:start w:val="1"/>
       <w:numFmt w:val="none"/>
       <w:suff w:val="nothing"/>
       <w:lvlText w:val=""/>
@@ -8433,6 +16522,7 @@
     </w:lvl>
     <w:lvl w:ilvl="3">
       <w:start w:val="1"/>
+      <w:pStyle w:val="Heading4"/>
       <w:numFmt w:val="none"/>
       <w:suff w:val="nothing"/>
       <w:lvlText w:val=""/>
@@ -8539,6 +16629,60 @@
   </w:num>
   <w:num w:numId="10">
     <w:abstractNumId w:val="10"/>
+  </w:num>
+  <w:num w:numId="11">
+    <w:abstractNumId w:val="11"/>
+  </w:num>
+  <w:num w:numId="12">
+    <w:abstractNumId w:val="12"/>
+  </w:num>
+  <w:num w:numId="13">
+    <w:abstractNumId w:val="13"/>
+  </w:num>
+  <w:num w:numId="14">
+    <w:abstractNumId w:val="14"/>
+  </w:num>
+  <w:num w:numId="15">
+    <w:abstractNumId w:val="15"/>
+  </w:num>
+  <w:num w:numId="16">
+    <w:abstractNumId w:val="16"/>
+  </w:num>
+  <w:num w:numId="17">
+    <w:abstractNumId w:val="17"/>
+  </w:num>
+  <w:num w:numId="18">
+    <w:abstractNumId w:val="18"/>
+  </w:num>
+  <w:num w:numId="19">
+    <w:abstractNumId w:val="19"/>
+  </w:num>
+  <w:num w:numId="20">
+    <w:abstractNumId w:val="20"/>
+  </w:num>
+  <w:num w:numId="21">
+    <w:abstractNumId w:val="21"/>
+  </w:num>
+  <w:num w:numId="22">
+    <w:abstractNumId w:val="22"/>
+  </w:num>
+  <w:num w:numId="23">
+    <w:abstractNumId w:val="23"/>
+  </w:num>
+  <w:num w:numId="24">
+    <w:abstractNumId w:val="24"/>
+  </w:num>
+  <w:num w:numId="25">
+    <w:abstractNumId w:val="25"/>
+  </w:num>
+  <w:num w:numId="26">
+    <w:abstractNumId w:val="26"/>
+  </w:num>
+  <w:num w:numId="27">
+    <w:abstractNumId w:val="27"/>
+  </w:num>
+  <w:num w:numId="28">
+    <w:abstractNumId w:val="28"/>
   </w:num>
 </w:numbering>
 </file>
@@ -8629,6 +16773,23 @@
       <w:bCs/>
       <w:sz w:val="28"/>
       <w:szCs w:val="28"/>
+    </w:rPr>
+  </w:style>
+  <w:style w:type="paragraph" w:styleId="Heading4">
+    <w:name w:val="Heading 4"/>
+    <w:basedOn w:val="Heading"/>
+    <w:next w:val="BodyText"/>
+    <w:qFormat/>
+    <w:pPr>
+      <w:spacing w:before="120" w:after="120"/>
+      <w:outlineLvl w:val="3"/>
+    </w:pPr>
+    <w:rPr>
+      <w:rFonts w:ascii="Liberation Serif" w:hAnsi="Liberation Serif" w:eastAsia="Noto Serif CJK SC" w:cs="FreeSans"/>
+      <w:b/>
+      <w:bCs/>
+      <w:sz w:val="24"/>
+      <w:szCs w:val="24"/>
     </w:rPr>
   </w:style>
   <w:style w:type="character" w:styleId="Strong">

--- a/labAndPptFiles/fourthFifthSem/multimediaLabfrom3.docx
+++ b/labAndPptFiles/fourthFifthSem/multimediaLabfrom3.docx
@@ -6229,15 +6229,7 @@
       </w:pPr>
       <w:r>
         <w:rPr/>
-        <w:t xml:space="preserve">Launch </w:t>
-      </w:r>
-      <w:r>
-        <w:rPr/>
-        <w:t>Shotcut app</w:t>
-      </w:r>
-      <w:r>
-        <w:rPr/>
-        <w:t xml:space="preserve"> on the system. </w:t>
+        <w:t xml:space="preserve">Launch Shotcut app on the system. </w:t>
       </w:r>
     </w:p>
     <w:p>
@@ -6257,15 +6249,7 @@
       </w:pPr>
       <w:r>
         <w:rPr/>
-        <w:t>Create a</w:t>
-      </w:r>
-      <w:r>
-        <w:rPr/>
-        <w:t xml:space="preserve"> new project </w:t>
-      </w:r>
-      <w:r>
-        <w:rPr/>
-        <w:t>with name of the project - Lab6ShotCut</w:t>
+        <w:t>Create a new project with name of the project - Lab6ShotCut</w:t>
       </w:r>
     </w:p>
     <w:p>
@@ -6285,19 +6269,7 @@
       </w:pPr>
       <w:r>
         <w:rPr/>
-        <w:t>S</w:t>
-      </w:r>
-      <w:r>
-        <w:rPr/>
-        <w:t xml:space="preserve">et </w:t>
-      </w:r>
-      <w:r>
-        <w:rPr/>
-        <w:t>Video mode</w:t>
-      </w:r>
-      <w:r>
-        <w:rPr/>
-        <w:t xml:space="preserve"> to </w:t>
+        <w:t xml:space="preserve">Set Video mode to </w:t>
       </w:r>
       <w:r>
         <w:rPr>
@@ -6327,15 +6299,7 @@
       </w:pPr>
       <w:r>
         <w:rPr/>
-        <w:t xml:space="preserve">After setup, the project </w:t>
-      </w:r>
-      <w:r>
-        <w:rPr/>
-        <w:t>is</w:t>
-      </w:r>
-      <w:r>
-        <w:rPr/>
-        <w:t xml:space="preserve"> started. </w:t>
+        <w:t xml:space="preserve">After setup, the project is started. </w:t>
       </w:r>
     </w:p>
     <w:p>
@@ -6510,9 +6474,6 @@
       <w:r>
         <w:rPr/>
         <w:tab/>
-      </w:r>
-      <w:r>
-        <w:rPr/>
         <w:t>Fig: Opening Shotcut and setting video mode</w:t>
       </w:r>
     </w:p>
@@ -7380,19 +7341,7 @@
         <w:rPr>
           <w:rStyle w:val="Strong"/>
         </w:rPr>
-        <w:t>“</w:t>
-      </w:r>
-      <w:r>
-        <w:rPr>
-          <w:rStyle w:val="Strong"/>
-        </w:rPr>
-        <w:t>Bankai</w:t>
-      </w:r>
-      <w:r>
-        <w:rPr>
-          <w:rStyle w:val="Strong"/>
-        </w:rPr>
-        <w:t>”</w:t>
+        <w:t>“Bankai”</w:t>
       </w:r>
       <w:r>
         <w:rPr/>
@@ -7669,19 +7618,7 @@
         <w:rPr>
           <w:rStyle w:val="Strong"/>
         </w:rPr>
-        <w:t>“</w:t>
-      </w:r>
-      <w:r>
-        <w:rPr>
-          <w:rStyle w:val="Strong"/>
-        </w:rPr>
-        <w:t>Bankai</w:t>
-      </w:r>
-      <w:r>
-        <w:rPr>
-          <w:rStyle w:val="Strong"/>
-        </w:rPr>
-        <w:t>”</w:t>
+        <w:t>“Bankai”</w:t>
       </w:r>
       <w:r>
         <w:rPr/>
@@ -8043,12 +7980,19 @@
         <w:rPr>
           <w:rStyle w:val="Strong"/>
           <w:rFonts w:ascii="Liberation Serif" w:hAnsi="Liberation Serif"/>
+          <w:b w:val="false"/>
+          <w:bCs w:val="false"/>
           <w:sz w:val="32"/>
           <w:szCs w:val="24"/>
         </w:rPr>
       </w:pPr>
       <w:r>
-        <w:rPr/>
+        <w:rPr>
+          <w:b w:val="false"/>
+          <w:bCs w:val="false"/>
+          <w:sz w:val="32"/>
+          <w:szCs w:val="24"/>
+        </w:rPr>
       </w:r>
     </w:p>
     <w:p>
@@ -9117,7 +9061,13 @@
         </w:rPr>
       </w:pPr>
       <w:r>
-        <w:rPr/>
+        <w:rPr>
+          <w:rFonts w:ascii="Liberation Mono" w:hAnsi="Liberation Mono"/>
+          <w:b/>
+          <w:bCs/>
+          <w:sz w:val="20"/>
+          <w:szCs w:val="24"/>
+        </w:rPr>
       </w:r>
     </w:p>
     <w:p>
@@ -10689,7 +10639,10 @@
         </w:rPr>
       </w:pPr>
       <w:r>
-        <w:rPr/>
+        <w:rPr>
+          <w:sz w:val="28"/>
+          <w:szCs w:val="36"/>
+        </w:rPr>
       </w:r>
     </w:p>
     <w:p>
@@ -11721,6 +11674,7 @@
     <w:p>
       <w:pPr>
         <w:pStyle w:val="Heading1"/>
+        <w:spacing w:before="0" w:after="120"/>
         <w:ind w:hanging="0" w:start="0" w:end="0"/>
         <w:rPr>
           <w:sz w:val="36"/>
@@ -12802,7 +12756,10 @@
         </w:rPr>
       </w:pPr>
       <w:r>
-        <w:rPr/>
+        <w:rPr>
+          <w:sz w:val="28"/>
+          <w:szCs w:val="36"/>
+        </w:rPr>
       </w:r>
     </w:p>
     <w:p>
@@ -12815,7 +12772,10 @@
         </w:rPr>
       </w:pPr>
       <w:r>
-        <w:rPr/>
+        <w:rPr>
+          <w:sz w:val="28"/>
+          <w:szCs w:val="36"/>
+        </w:rPr>
       </w:r>
     </w:p>
     <w:p>
@@ -12828,7 +12788,10 @@
         </w:rPr>
       </w:pPr>
       <w:r>
-        <w:rPr/>
+        <w:rPr>
+          <w:sz w:val="28"/>
+          <w:szCs w:val="36"/>
+        </w:rPr>
       </w:r>
     </w:p>
     <w:p>
@@ -12841,7 +12804,10 @@
         </w:rPr>
       </w:pPr>
       <w:r>
-        <w:rPr/>
+        <w:rPr>
+          <w:sz w:val="28"/>
+          <w:szCs w:val="36"/>
+        </w:rPr>
       </w:r>
     </w:p>
     <w:p>
@@ -12854,7 +12820,10 @@
         </w:rPr>
       </w:pPr>
       <w:r>
-        <w:rPr/>
+        <w:rPr>
+          <w:sz w:val="28"/>
+          <w:szCs w:val="36"/>
+        </w:rPr>
       </w:r>
     </w:p>
     <w:p>
@@ -12867,7 +12836,10 @@
         </w:rPr>
       </w:pPr>
       <w:r>
-        <w:rPr/>
+        <w:rPr>
+          <w:sz w:val="28"/>
+          <w:szCs w:val="36"/>
+        </w:rPr>
       </w:r>
     </w:p>
     <w:p>
@@ -12908,6 +12880,1503 @@
     <w:p>
       <w:pPr>
         <w:pStyle w:val="BodyText"/>
+        <w:rPr/>
+      </w:pPr>
+      <w:r>
+        <w:rPr/>
+      </w:r>
+    </w:p>
+    <w:p>
+      <w:pPr>
+        <w:pStyle w:val="Normal"/>
+        <w:rPr>
+          <w:b/>
+          <w:bCs/>
+          <w:sz w:val="28"/>
+          <w:szCs w:val="28"/>
+        </w:rPr>
+      </w:pPr>
+      <w:r>
+        <w:rPr>
+          <w:b/>
+          <w:bCs/>
+          <w:sz w:val="28"/>
+          <w:szCs w:val="28"/>
+        </w:rPr>
+        <w:t>Source Code of Moving Car Animation:</w:t>
+      </w:r>
+    </w:p>
+    <w:p>
+      <w:pPr>
+        <w:pStyle w:val="Normal"/>
+        <w:rPr>
+          <w:sz w:val="28"/>
+          <w:szCs w:val="28"/>
+        </w:rPr>
+      </w:pPr>
+      <w:r>
+        <w:rPr>
+          <w:sz w:val="28"/>
+          <w:szCs w:val="28"/>
+        </w:rPr>
+      </w:r>
+    </w:p>
+    <w:p>
+      <w:pPr>
+        <w:pStyle w:val="Normal"/>
+        <w:spacing w:lineRule="auto" w:line="276"/>
+        <w:rPr>
+          <w:rFonts w:ascii="Liberation Sans" w:hAnsi="Liberation Sans"/>
+          <w:sz w:val="24"/>
+          <w:szCs w:val="24"/>
+        </w:rPr>
+      </w:pPr>
+      <w:r>
+        <w:rPr>
+          <w:rFonts w:ascii="Liberation Sans" w:hAnsi="Liberation Sans"/>
+          <w:sz w:val="24"/>
+          <w:szCs w:val="24"/>
+        </w:rPr>
+        <w:t>import pygame</w:t>
+      </w:r>
+    </w:p>
+    <w:p>
+      <w:pPr>
+        <w:pStyle w:val="Normal"/>
+        <w:spacing w:lineRule="auto" w:line="276"/>
+        <w:rPr>
+          <w:rFonts w:ascii="Liberation Sans" w:hAnsi="Liberation Sans"/>
+          <w:sz w:val="24"/>
+          <w:szCs w:val="24"/>
+        </w:rPr>
+      </w:pPr>
+      <w:r>
+        <w:rPr>
+          <w:rFonts w:ascii="Liberation Sans" w:hAnsi="Liberation Sans"/>
+          <w:sz w:val="24"/>
+          <w:szCs w:val="24"/>
+        </w:rPr>
+        <w:t>pygame.init()</w:t>
+      </w:r>
+    </w:p>
+    <w:p>
+      <w:pPr>
+        <w:pStyle w:val="Normal"/>
+        <w:spacing w:lineRule="auto" w:line="276"/>
+        <w:rPr>
+          <w:rFonts w:ascii="Liberation Sans" w:hAnsi="Liberation Sans"/>
+          <w:sz w:val="24"/>
+          <w:szCs w:val="24"/>
+        </w:rPr>
+      </w:pPr>
+      <w:r>
+        <w:rPr>
+          <w:rFonts w:ascii="Liberation Sans" w:hAnsi="Liberation Sans"/>
+          <w:sz w:val="24"/>
+          <w:szCs w:val="24"/>
+        </w:rPr>
+      </w:r>
+    </w:p>
+    <w:p>
+      <w:pPr>
+        <w:pStyle w:val="Normal"/>
+        <w:spacing w:lineRule="auto" w:line="276"/>
+        <w:rPr>
+          <w:rFonts w:ascii="Liberation Sans" w:hAnsi="Liberation Sans"/>
+          <w:sz w:val="24"/>
+          <w:szCs w:val="24"/>
+        </w:rPr>
+      </w:pPr>
+      <w:r>
+        <w:rPr>
+          <w:rFonts w:ascii="Liberation Sans" w:hAnsi="Liberation Sans"/>
+          <w:sz w:val="24"/>
+          <w:szCs w:val="24"/>
+        </w:rPr>
+        <w:t># Screen setup</w:t>
+      </w:r>
+    </w:p>
+    <w:p>
+      <w:pPr>
+        <w:pStyle w:val="Normal"/>
+        <w:spacing w:lineRule="auto" w:line="276"/>
+        <w:rPr>
+          <w:rFonts w:ascii="Liberation Sans" w:hAnsi="Liberation Sans"/>
+          <w:sz w:val="24"/>
+          <w:szCs w:val="24"/>
+        </w:rPr>
+      </w:pPr>
+      <w:r>
+        <w:rPr>
+          <w:rFonts w:ascii="Liberation Sans" w:hAnsi="Liberation Sans"/>
+          <w:sz w:val="24"/>
+          <w:szCs w:val="24"/>
+        </w:rPr>
+        <w:t>WIDTH, HEIGHT = 800, 600</w:t>
+      </w:r>
+    </w:p>
+    <w:p>
+      <w:pPr>
+        <w:pStyle w:val="Normal"/>
+        <w:spacing w:lineRule="auto" w:line="276"/>
+        <w:rPr>
+          <w:rFonts w:ascii="Liberation Sans" w:hAnsi="Liberation Sans"/>
+          <w:sz w:val="24"/>
+          <w:szCs w:val="24"/>
+        </w:rPr>
+      </w:pPr>
+      <w:r>
+        <w:rPr>
+          <w:rFonts w:ascii="Liberation Sans" w:hAnsi="Liberation Sans"/>
+          <w:sz w:val="24"/>
+          <w:szCs w:val="24"/>
+        </w:rPr>
+        <w:t>screen = pygame.display.set_mode((WIDTH, HEIGHT))</w:t>
+      </w:r>
+    </w:p>
+    <w:p>
+      <w:pPr>
+        <w:pStyle w:val="Normal"/>
+        <w:spacing w:lineRule="auto" w:line="276"/>
+        <w:rPr>
+          <w:rFonts w:ascii="Liberation Sans" w:hAnsi="Liberation Sans"/>
+          <w:sz w:val="24"/>
+          <w:szCs w:val="24"/>
+        </w:rPr>
+      </w:pPr>
+      <w:r>
+        <w:rPr>
+          <w:rFonts w:ascii="Liberation Sans" w:hAnsi="Liberation Sans"/>
+          <w:sz w:val="24"/>
+          <w:szCs w:val="24"/>
+        </w:rPr>
+        <w:t>pygame.display.set_caption("Moving Car Animation")</w:t>
+      </w:r>
+    </w:p>
+    <w:p>
+      <w:pPr>
+        <w:pStyle w:val="Normal"/>
+        <w:spacing w:lineRule="auto" w:line="276"/>
+        <w:rPr>
+          <w:rFonts w:ascii="Liberation Sans" w:hAnsi="Liberation Sans"/>
+          <w:sz w:val="24"/>
+          <w:szCs w:val="24"/>
+        </w:rPr>
+      </w:pPr>
+      <w:r>
+        <w:rPr>
+          <w:rFonts w:ascii="Liberation Sans" w:hAnsi="Liberation Sans"/>
+          <w:sz w:val="24"/>
+          <w:szCs w:val="24"/>
+        </w:rPr>
+        <w:t>clock = pygame.time.Clock()</w:t>
+      </w:r>
+    </w:p>
+    <w:p>
+      <w:pPr>
+        <w:pStyle w:val="Normal"/>
+        <w:spacing w:lineRule="auto" w:line="276"/>
+        <w:rPr>
+          <w:rFonts w:ascii="Liberation Sans" w:hAnsi="Liberation Sans"/>
+          <w:sz w:val="24"/>
+          <w:szCs w:val="24"/>
+        </w:rPr>
+      </w:pPr>
+      <w:r>
+        <w:rPr>
+          <w:rFonts w:ascii="Liberation Sans" w:hAnsi="Liberation Sans"/>
+          <w:sz w:val="24"/>
+          <w:szCs w:val="24"/>
+        </w:rPr>
+      </w:r>
+    </w:p>
+    <w:p>
+      <w:pPr>
+        <w:pStyle w:val="Normal"/>
+        <w:spacing w:lineRule="auto" w:line="276"/>
+        <w:rPr>
+          <w:rFonts w:ascii="Liberation Sans" w:hAnsi="Liberation Sans"/>
+          <w:sz w:val="24"/>
+          <w:szCs w:val="24"/>
+        </w:rPr>
+      </w:pPr>
+      <w:r>
+        <w:rPr>
+          <w:rFonts w:ascii="Liberation Sans" w:hAnsi="Liberation Sans"/>
+          <w:sz w:val="24"/>
+          <w:szCs w:val="24"/>
+        </w:rPr>
+        <w:t># Colors per algorithm</w:t>
+      </w:r>
+    </w:p>
+    <w:p>
+      <w:pPr>
+        <w:pStyle w:val="Normal"/>
+        <w:spacing w:lineRule="auto" w:line="276"/>
+        <w:rPr>
+          <w:rFonts w:ascii="Liberation Sans" w:hAnsi="Liberation Sans"/>
+          <w:sz w:val="24"/>
+          <w:szCs w:val="24"/>
+        </w:rPr>
+      </w:pPr>
+      <w:r>
+        <w:rPr>
+          <w:rFonts w:ascii="Liberation Sans" w:hAnsi="Liberation Sans"/>
+          <w:sz w:val="24"/>
+          <w:szCs w:val="24"/>
+        </w:rPr>
+        <w:t>BLUE = (0, 0, 255)</w:t>
+      </w:r>
+    </w:p>
+    <w:p>
+      <w:pPr>
+        <w:pStyle w:val="Normal"/>
+        <w:spacing w:lineRule="auto" w:line="276"/>
+        <w:rPr>
+          <w:rFonts w:ascii="Liberation Sans" w:hAnsi="Liberation Sans"/>
+          <w:sz w:val="24"/>
+          <w:szCs w:val="24"/>
+        </w:rPr>
+      </w:pPr>
+      <w:r>
+        <w:rPr>
+          <w:rFonts w:ascii="Liberation Sans" w:hAnsi="Liberation Sans"/>
+          <w:sz w:val="24"/>
+          <w:szCs w:val="24"/>
+        </w:rPr>
+        <w:t>LIGHTBLUE = (135, 206, 250)</w:t>
+      </w:r>
+    </w:p>
+    <w:p>
+      <w:pPr>
+        <w:pStyle w:val="Normal"/>
+        <w:spacing w:lineRule="auto" w:line="276"/>
+        <w:rPr>
+          <w:rFonts w:ascii="Liberation Sans" w:hAnsi="Liberation Sans"/>
+          <w:sz w:val="24"/>
+          <w:szCs w:val="24"/>
+        </w:rPr>
+      </w:pPr>
+      <w:r>
+        <w:rPr>
+          <w:rFonts w:ascii="Liberation Sans" w:hAnsi="Liberation Sans"/>
+          <w:sz w:val="24"/>
+          <w:szCs w:val="24"/>
+        </w:rPr>
+        <w:t>WHITE = (255, 255, 255)</w:t>
+      </w:r>
+    </w:p>
+    <w:p>
+      <w:pPr>
+        <w:pStyle w:val="Normal"/>
+        <w:spacing w:lineRule="auto" w:line="276"/>
+        <w:rPr>
+          <w:rFonts w:ascii="Liberation Sans" w:hAnsi="Liberation Sans"/>
+          <w:sz w:val="24"/>
+          <w:szCs w:val="24"/>
+        </w:rPr>
+      </w:pPr>
+      <w:r>
+        <w:rPr>
+          <w:rFonts w:ascii="Liberation Sans" w:hAnsi="Liberation Sans"/>
+          <w:sz w:val="24"/>
+          <w:szCs w:val="24"/>
+        </w:rPr>
+        <w:t>BLACK = (0, 0, 0)</w:t>
+      </w:r>
+    </w:p>
+    <w:p>
+      <w:pPr>
+        <w:pStyle w:val="Normal"/>
+        <w:spacing w:lineRule="auto" w:line="276"/>
+        <w:rPr>
+          <w:rFonts w:ascii="Liberation Sans" w:hAnsi="Liberation Sans"/>
+          <w:sz w:val="24"/>
+          <w:szCs w:val="24"/>
+        </w:rPr>
+      </w:pPr>
+      <w:r>
+        <w:rPr>
+          <w:rFonts w:ascii="Liberation Sans" w:hAnsi="Liberation Sans"/>
+          <w:sz w:val="24"/>
+          <w:szCs w:val="24"/>
+        </w:rPr>
+        <w:t>GREEN = (0, 128, 0)</w:t>
+      </w:r>
+    </w:p>
+    <w:p>
+      <w:pPr>
+        <w:pStyle w:val="Normal"/>
+        <w:spacing w:lineRule="auto" w:line="276"/>
+        <w:rPr>
+          <w:rFonts w:ascii="Liberation Sans" w:hAnsi="Liberation Sans"/>
+          <w:sz w:val="24"/>
+          <w:szCs w:val="24"/>
+        </w:rPr>
+      </w:pPr>
+      <w:r>
+        <w:rPr>
+          <w:rFonts w:ascii="Liberation Sans" w:hAnsi="Liberation Sans"/>
+          <w:sz w:val="24"/>
+          <w:szCs w:val="24"/>
+        </w:rPr>
+      </w:r>
+    </w:p>
+    <w:p>
+      <w:pPr>
+        <w:pStyle w:val="Normal"/>
+        <w:spacing w:lineRule="auto" w:line="276"/>
+        <w:rPr>
+          <w:rFonts w:ascii="Liberation Sans" w:hAnsi="Liberation Sans"/>
+          <w:sz w:val="24"/>
+          <w:szCs w:val="24"/>
+        </w:rPr>
+      </w:pPr>
+      <w:r>
+        <w:rPr>
+          <w:rFonts w:ascii="Liberation Sans" w:hAnsi="Liberation Sans"/>
+          <w:sz w:val="24"/>
+          <w:szCs w:val="24"/>
+        </w:rPr>
+        <w:t>def draw_car(x, y):</w:t>
+      </w:r>
+    </w:p>
+    <w:p>
+      <w:pPr>
+        <w:pStyle w:val="Normal"/>
+        <w:spacing w:lineRule="auto" w:line="276"/>
+        <w:rPr>
+          <w:rFonts w:ascii="Liberation Sans" w:hAnsi="Liberation Sans"/>
+          <w:sz w:val="24"/>
+          <w:szCs w:val="24"/>
+        </w:rPr>
+      </w:pPr>
+      <w:r>
+        <w:rPr>
+          <w:rFonts w:ascii="Liberation Sans" w:hAnsi="Liberation Sans"/>
+          <w:sz w:val="24"/>
+          <w:szCs w:val="24"/>
+        </w:rPr>
+        <w:t xml:space="preserve">    </w:t>
+      </w:r>
+      <w:r>
+        <w:rPr>
+          <w:rFonts w:ascii="Liberation Sans" w:hAnsi="Liberation Sans"/>
+          <w:sz w:val="24"/>
+          <w:szCs w:val="24"/>
+        </w:rPr>
+        <w:t># Car body (100x50 rectangle)</w:t>
+      </w:r>
+    </w:p>
+    <w:p>
+      <w:pPr>
+        <w:pStyle w:val="Normal"/>
+        <w:spacing w:lineRule="auto" w:line="276"/>
+        <w:rPr>
+          <w:rFonts w:ascii="Liberation Sans" w:hAnsi="Liberation Sans"/>
+          <w:sz w:val="24"/>
+          <w:szCs w:val="24"/>
+        </w:rPr>
+      </w:pPr>
+      <w:r>
+        <w:rPr>
+          <w:rFonts w:ascii="Liberation Sans" w:hAnsi="Liberation Sans"/>
+          <w:sz w:val="24"/>
+          <w:szCs w:val="24"/>
+        </w:rPr>
+        <w:t xml:space="preserve">    </w:t>
+      </w:r>
+      <w:r>
+        <w:rPr>
+          <w:rFonts w:ascii="Liberation Sans" w:hAnsi="Liberation Sans"/>
+          <w:sz w:val="24"/>
+          <w:szCs w:val="24"/>
+        </w:rPr>
+        <w:t>pygame.draw.rect(screen, BLUE, (x, y, 100, 50))</w:t>
+      </w:r>
+    </w:p>
+    <w:p>
+      <w:pPr>
+        <w:pStyle w:val="Normal"/>
+        <w:spacing w:lineRule="auto" w:line="276"/>
+        <w:rPr>
+          <w:rFonts w:ascii="Liberation Sans" w:hAnsi="Liberation Sans"/>
+          <w:sz w:val="24"/>
+          <w:szCs w:val="24"/>
+        </w:rPr>
+      </w:pPr>
+      <w:r>
+        <w:rPr>
+          <w:rFonts w:ascii="Liberation Sans" w:hAnsi="Liberation Sans"/>
+          <w:sz w:val="24"/>
+          <w:szCs w:val="24"/>
+        </w:rPr>
+        <w:t xml:space="preserve">    </w:t>
+      </w:r>
+    </w:p>
+    <w:p>
+      <w:pPr>
+        <w:pStyle w:val="Normal"/>
+        <w:spacing w:lineRule="auto" w:line="276"/>
+        <w:rPr>
+          <w:rFonts w:ascii="Liberation Sans" w:hAnsi="Liberation Sans"/>
+          <w:sz w:val="24"/>
+          <w:szCs w:val="24"/>
+        </w:rPr>
+      </w:pPr>
+      <w:r>
+        <w:rPr>
+          <w:rFonts w:ascii="Liberation Sans" w:hAnsi="Liberation Sans"/>
+          <w:sz w:val="24"/>
+          <w:szCs w:val="24"/>
+        </w:rPr>
+        <w:t xml:space="preserve">    </w:t>
+      </w:r>
+      <w:r>
+        <w:rPr>
+          <w:rFonts w:ascii="Liberation Sans" w:hAnsi="Liberation Sans"/>
+          <w:sz w:val="24"/>
+          <w:szCs w:val="24"/>
+        </w:rPr>
+        <w:t># Car window (80x20 rectangle)</w:t>
+      </w:r>
+    </w:p>
+    <w:p>
+      <w:pPr>
+        <w:pStyle w:val="Normal"/>
+        <w:spacing w:lineRule="auto" w:line="276"/>
+        <w:rPr>
+          <w:rFonts w:ascii="Liberation Sans" w:hAnsi="Liberation Sans"/>
+          <w:sz w:val="24"/>
+          <w:szCs w:val="24"/>
+        </w:rPr>
+      </w:pPr>
+      <w:r>
+        <w:rPr>
+          <w:rFonts w:ascii="Liberation Sans" w:hAnsi="Liberation Sans"/>
+          <w:sz w:val="24"/>
+          <w:szCs w:val="24"/>
+        </w:rPr>
+        <w:t xml:space="preserve">    </w:t>
+      </w:r>
+      <w:r>
+        <w:rPr>
+          <w:rFonts w:ascii="Liberation Sans" w:hAnsi="Liberation Sans"/>
+          <w:sz w:val="24"/>
+          <w:szCs w:val="24"/>
+        </w:rPr>
+        <w:t>pygame.draw.rect(screen, LIGHTBLUE, (x+10, y-20, 80, 20))</w:t>
+      </w:r>
+    </w:p>
+    <w:p>
+      <w:pPr>
+        <w:pStyle w:val="Normal"/>
+        <w:spacing w:lineRule="auto" w:line="276"/>
+        <w:rPr>
+          <w:rFonts w:ascii="Liberation Sans" w:hAnsi="Liberation Sans"/>
+          <w:sz w:val="24"/>
+          <w:szCs w:val="24"/>
+        </w:rPr>
+      </w:pPr>
+      <w:r>
+        <w:rPr>
+          <w:rFonts w:ascii="Liberation Sans" w:hAnsi="Liberation Sans"/>
+          <w:sz w:val="24"/>
+          <w:szCs w:val="24"/>
+        </w:rPr>
+        <w:t xml:space="preserve">    </w:t>
+      </w:r>
+    </w:p>
+    <w:p>
+      <w:pPr>
+        <w:pStyle w:val="Normal"/>
+        <w:spacing w:lineRule="auto" w:line="276"/>
+        <w:rPr>
+          <w:rFonts w:ascii="Liberation Sans" w:hAnsi="Liberation Sans"/>
+          <w:sz w:val="24"/>
+          <w:szCs w:val="24"/>
+        </w:rPr>
+      </w:pPr>
+      <w:r>
+        <w:rPr>
+          <w:rFonts w:ascii="Liberation Sans" w:hAnsi="Liberation Sans"/>
+          <w:sz w:val="24"/>
+          <w:szCs w:val="24"/>
+        </w:rPr>
+        <w:t xml:space="preserve">    </w:t>
+      </w:r>
+      <w:r>
+        <w:rPr>
+          <w:rFonts w:ascii="Liberation Sans" w:hAnsi="Liberation Sans"/>
+          <w:sz w:val="24"/>
+          <w:szCs w:val="24"/>
+        </w:rPr>
+        <w:t># Window divider line</w:t>
+      </w:r>
+    </w:p>
+    <w:p>
+      <w:pPr>
+        <w:pStyle w:val="Normal"/>
+        <w:spacing w:lineRule="auto" w:line="276"/>
+        <w:rPr>
+          <w:rFonts w:ascii="Liberation Sans" w:hAnsi="Liberation Sans"/>
+          <w:sz w:val="24"/>
+          <w:szCs w:val="24"/>
+        </w:rPr>
+      </w:pPr>
+      <w:r>
+        <w:rPr>
+          <w:rFonts w:ascii="Liberation Sans" w:hAnsi="Liberation Sans"/>
+          <w:sz w:val="24"/>
+          <w:szCs w:val="24"/>
+        </w:rPr>
+        <w:t xml:space="preserve">    </w:t>
+      </w:r>
+      <w:r>
+        <w:rPr>
+          <w:rFonts w:ascii="Liberation Sans" w:hAnsi="Liberation Sans"/>
+          <w:sz w:val="24"/>
+          <w:szCs w:val="24"/>
+        </w:rPr>
+        <w:t>pygame.draw.line(screen, WHITE, (x+50, y-20), (x+50, y), 3)</w:t>
+      </w:r>
+    </w:p>
+    <w:p>
+      <w:pPr>
+        <w:pStyle w:val="Normal"/>
+        <w:spacing w:lineRule="auto" w:line="276"/>
+        <w:rPr>
+          <w:rFonts w:ascii="Liberation Sans" w:hAnsi="Liberation Sans"/>
+          <w:sz w:val="24"/>
+          <w:szCs w:val="24"/>
+        </w:rPr>
+      </w:pPr>
+      <w:r>
+        <w:rPr>
+          <w:rFonts w:ascii="Liberation Sans" w:hAnsi="Liberation Sans"/>
+          <w:sz w:val="24"/>
+          <w:szCs w:val="24"/>
+        </w:rPr>
+        <w:t xml:space="preserve">    </w:t>
+      </w:r>
+    </w:p>
+    <w:p>
+      <w:pPr>
+        <w:pStyle w:val="Normal"/>
+        <w:spacing w:lineRule="auto" w:line="276"/>
+        <w:rPr>
+          <w:rFonts w:ascii="Liberation Sans" w:hAnsi="Liberation Sans"/>
+          <w:sz w:val="24"/>
+          <w:szCs w:val="24"/>
+        </w:rPr>
+      </w:pPr>
+      <w:r>
+        <w:rPr>
+          <w:rFonts w:ascii="Liberation Sans" w:hAnsi="Liberation Sans"/>
+          <w:sz w:val="24"/>
+          <w:szCs w:val="24"/>
+        </w:rPr>
+        <w:t xml:space="preserve">    </w:t>
+      </w:r>
+      <w:r>
+        <w:rPr>
+          <w:rFonts w:ascii="Liberation Sans" w:hAnsi="Liberation Sans"/>
+          <w:sz w:val="24"/>
+          <w:szCs w:val="24"/>
+        </w:rPr>
+        <w:t># Left wheel (r=10)</w:t>
+      </w:r>
+    </w:p>
+    <w:p>
+      <w:pPr>
+        <w:pStyle w:val="Normal"/>
+        <w:spacing w:lineRule="auto" w:line="276"/>
+        <w:rPr>
+          <w:rFonts w:ascii="Liberation Sans" w:hAnsi="Liberation Sans"/>
+          <w:sz w:val="24"/>
+          <w:szCs w:val="24"/>
+        </w:rPr>
+      </w:pPr>
+      <w:r>
+        <w:rPr>
+          <w:rFonts w:ascii="Liberation Sans" w:hAnsi="Liberation Sans"/>
+          <w:sz w:val="24"/>
+          <w:szCs w:val="24"/>
+        </w:rPr>
+        <w:t xml:space="preserve">    </w:t>
+      </w:r>
+      <w:r>
+        <w:rPr>
+          <w:rFonts w:ascii="Liberation Sans" w:hAnsi="Liberation Sans"/>
+          <w:sz w:val="24"/>
+          <w:szCs w:val="24"/>
+        </w:rPr>
+        <w:t>pygame.draw.circle(screen, BLACK, (x+20, y+50), 10)</w:t>
+      </w:r>
+    </w:p>
+    <w:p>
+      <w:pPr>
+        <w:pStyle w:val="Normal"/>
+        <w:spacing w:lineRule="auto" w:line="276"/>
+        <w:rPr>
+          <w:rFonts w:ascii="Liberation Sans" w:hAnsi="Liberation Sans"/>
+          <w:sz w:val="24"/>
+          <w:szCs w:val="24"/>
+        </w:rPr>
+      </w:pPr>
+      <w:r>
+        <w:rPr>
+          <w:rFonts w:ascii="Liberation Sans" w:hAnsi="Liberation Sans"/>
+          <w:sz w:val="24"/>
+          <w:szCs w:val="24"/>
+        </w:rPr>
+        <w:t xml:space="preserve">    </w:t>
+      </w:r>
+      <w:r>
+        <w:rPr>
+          <w:rFonts w:ascii="Liberation Sans" w:hAnsi="Liberation Sans"/>
+          <w:sz w:val="24"/>
+          <w:szCs w:val="24"/>
+        </w:rPr>
+        <w:t>pygame.draw.circle(screen, WHITE, (x+20, y+50), 5)  # Rim</w:t>
+      </w:r>
+    </w:p>
+    <w:p>
+      <w:pPr>
+        <w:pStyle w:val="Normal"/>
+        <w:spacing w:lineRule="auto" w:line="276"/>
+        <w:rPr>
+          <w:rFonts w:ascii="Liberation Sans" w:hAnsi="Liberation Sans"/>
+          <w:sz w:val="24"/>
+          <w:szCs w:val="24"/>
+        </w:rPr>
+      </w:pPr>
+      <w:r>
+        <w:rPr>
+          <w:rFonts w:ascii="Liberation Sans" w:hAnsi="Liberation Sans"/>
+          <w:sz w:val="24"/>
+          <w:szCs w:val="24"/>
+        </w:rPr>
+        <w:t xml:space="preserve">    </w:t>
+      </w:r>
+    </w:p>
+    <w:p>
+      <w:pPr>
+        <w:pStyle w:val="Normal"/>
+        <w:spacing w:lineRule="auto" w:line="276"/>
+        <w:rPr>
+          <w:rFonts w:ascii="Liberation Sans" w:hAnsi="Liberation Sans"/>
+          <w:sz w:val="24"/>
+          <w:szCs w:val="24"/>
+        </w:rPr>
+      </w:pPr>
+      <w:r>
+        <w:rPr>
+          <w:rFonts w:ascii="Liberation Sans" w:hAnsi="Liberation Sans"/>
+          <w:sz w:val="24"/>
+          <w:szCs w:val="24"/>
+        </w:rPr>
+        <w:t xml:space="preserve">    </w:t>
+      </w:r>
+      <w:r>
+        <w:rPr>
+          <w:rFonts w:ascii="Liberation Sans" w:hAnsi="Liberation Sans"/>
+          <w:sz w:val="24"/>
+          <w:szCs w:val="24"/>
+        </w:rPr>
+        <w:t># Right wheel (r=10)</w:t>
+      </w:r>
+    </w:p>
+    <w:p>
+      <w:pPr>
+        <w:pStyle w:val="Normal"/>
+        <w:spacing w:lineRule="auto" w:line="276"/>
+        <w:rPr>
+          <w:rFonts w:ascii="Liberation Sans" w:hAnsi="Liberation Sans"/>
+          <w:sz w:val="24"/>
+          <w:szCs w:val="24"/>
+        </w:rPr>
+      </w:pPr>
+      <w:r>
+        <w:rPr>
+          <w:rFonts w:ascii="Liberation Sans" w:hAnsi="Liberation Sans"/>
+          <w:sz w:val="24"/>
+          <w:szCs w:val="24"/>
+        </w:rPr>
+        <w:t xml:space="preserve">    </w:t>
+      </w:r>
+      <w:r>
+        <w:rPr>
+          <w:rFonts w:ascii="Liberation Sans" w:hAnsi="Liberation Sans"/>
+          <w:sz w:val="24"/>
+          <w:szCs w:val="24"/>
+        </w:rPr>
+        <w:t>pygame.draw.circle(screen, BLACK, (x+80, y+50), 10)</w:t>
+      </w:r>
+    </w:p>
+    <w:p>
+      <w:pPr>
+        <w:pStyle w:val="Normal"/>
+        <w:spacing w:lineRule="auto" w:line="276"/>
+        <w:rPr>
+          <w:rFonts w:ascii="Liberation Sans" w:hAnsi="Liberation Sans"/>
+          <w:sz w:val="24"/>
+          <w:szCs w:val="24"/>
+        </w:rPr>
+      </w:pPr>
+      <w:r>
+        <w:rPr>
+          <w:rFonts w:ascii="Liberation Sans" w:hAnsi="Liberation Sans"/>
+          <w:sz w:val="24"/>
+          <w:szCs w:val="24"/>
+        </w:rPr>
+        <w:t xml:space="preserve">    </w:t>
+      </w:r>
+      <w:r>
+        <w:rPr>
+          <w:rFonts w:ascii="Liberation Sans" w:hAnsi="Liberation Sans"/>
+          <w:sz w:val="24"/>
+          <w:szCs w:val="24"/>
+        </w:rPr>
+        <w:t>pygame.draw.circle(screen, WHITE, (x+80, y+50), 5)  # Rim</w:t>
+      </w:r>
+    </w:p>
+    <w:p>
+      <w:pPr>
+        <w:pStyle w:val="Normal"/>
+        <w:spacing w:lineRule="auto" w:line="276"/>
+        <w:rPr>
+          <w:rFonts w:ascii="Liberation Sans" w:hAnsi="Liberation Sans"/>
+          <w:sz w:val="24"/>
+          <w:szCs w:val="24"/>
+        </w:rPr>
+      </w:pPr>
+      <w:r>
+        <w:rPr>
+          <w:rFonts w:ascii="Liberation Sans" w:hAnsi="Liberation Sans"/>
+          <w:sz w:val="24"/>
+          <w:szCs w:val="24"/>
+        </w:rPr>
+      </w:r>
+    </w:p>
+    <w:p>
+      <w:pPr>
+        <w:pStyle w:val="Normal"/>
+        <w:spacing w:lineRule="auto" w:line="276"/>
+        <w:rPr>
+          <w:rFonts w:ascii="Liberation Sans" w:hAnsi="Liberation Sans"/>
+          <w:sz w:val="24"/>
+          <w:szCs w:val="24"/>
+        </w:rPr>
+      </w:pPr>
+      <w:r>
+        <w:rPr>
+          <w:rFonts w:ascii="Liberation Sans" w:hAnsi="Liberation Sans"/>
+          <w:sz w:val="24"/>
+          <w:szCs w:val="24"/>
+        </w:rPr>
+        <w:t># Initial car properties</w:t>
+      </w:r>
+    </w:p>
+    <w:p>
+      <w:pPr>
+        <w:pStyle w:val="Normal"/>
+        <w:spacing w:lineRule="auto" w:line="276"/>
+        <w:rPr>
+          <w:rFonts w:ascii="Liberation Sans" w:hAnsi="Liberation Sans"/>
+          <w:sz w:val="24"/>
+          <w:szCs w:val="24"/>
+        </w:rPr>
+      </w:pPr>
+      <w:r>
+        <w:rPr>
+          <w:rFonts w:ascii="Liberation Sans" w:hAnsi="Liberation Sans"/>
+          <w:sz w:val="24"/>
+          <w:szCs w:val="24"/>
+        </w:rPr>
+        <w:t>x = 50</w:t>
+      </w:r>
+    </w:p>
+    <w:p>
+      <w:pPr>
+        <w:pStyle w:val="Normal"/>
+        <w:spacing w:lineRule="auto" w:line="276"/>
+        <w:rPr>
+          <w:rFonts w:ascii="Liberation Sans" w:hAnsi="Liberation Sans"/>
+          <w:sz w:val="24"/>
+          <w:szCs w:val="24"/>
+        </w:rPr>
+      </w:pPr>
+      <w:r>
+        <w:rPr>
+          <w:rFonts w:ascii="Liberation Sans" w:hAnsi="Liberation Sans"/>
+          <w:sz w:val="24"/>
+          <w:szCs w:val="24"/>
+        </w:rPr>
+        <w:t>y = 200</w:t>
+      </w:r>
+    </w:p>
+    <w:p>
+      <w:pPr>
+        <w:pStyle w:val="Normal"/>
+        <w:spacing w:lineRule="auto" w:line="276"/>
+        <w:rPr>
+          <w:rFonts w:ascii="Liberation Sans" w:hAnsi="Liberation Sans"/>
+          <w:sz w:val="24"/>
+          <w:szCs w:val="24"/>
+        </w:rPr>
+      </w:pPr>
+      <w:r>
+        <w:rPr>
+          <w:rFonts w:ascii="Liberation Sans" w:hAnsi="Liberation Sans"/>
+          <w:sz w:val="24"/>
+          <w:szCs w:val="24"/>
+        </w:rPr>
+        <w:t>speed = 5</w:t>
+      </w:r>
+    </w:p>
+    <w:p>
+      <w:pPr>
+        <w:pStyle w:val="Normal"/>
+        <w:spacing w:lineRule="auto" w:line="276"/>
+        <w:rPr>
+          <w:rFonts w:ascii="Liberation Sans" w:hAnsi="Liberation Sans"/>
+          <w:sz w:val="24"/>
+          <w:szCs w:val="24"/>
+        </w:rPr>
+      </w:pPr>
+      <w:r>
+        <w:rPr>
+          <w:rFonts w:ascii="Liberation Sans" w:hAnsi="Liberation Sans"/>
+          <w:sz w:val="24"/>
+          <w:szCs w:val="24"/>
+        </w:rPr>
+      </w:r>
+    </w:p>
+    <w:p>
+      <w:pPr>
+        <w:pStyle w:val="Normal"/>
+        <w:spacing w:lineRule="auto" w:line="276"/>
+        <w:rPr>
+          <w:rFonts w:ascii="Liberation Sans" w:hAnsi="Liberation Sans"/>
+          <w:sz w:val="24"/>
+          <w:szCs w:val="24"/>
+        </w:rPr>
+      </w:pPr>
+      <w:r>
+        <w:rPr>
+          <w:rFonts w:ascii="Liberation Sans" w:hAnsi="Liberation Sans"/>
+          <w:sz w:val="24"/>
+          <w:szCs w:val="24"/>
+        </w:rPr>
+        <w:t>running = True</w:t>
+      </w:r>
+    </w:p>
+    <w:p>
+      <w:pPr>
+        <w:pStyle w:val="Normal"/>
+        <w:spacing w:lineRule="auto" w:line="276"/>
+        <w:rPr>
+          <w:rFonts w:ascii="Liberation Sans" w:hAnsi="Liberation Sans"/>
+          <w:sz w:val="24"/>
+          <w:szCs w:val="24"/>
+        </w:rPr>
+      </w:pPr>
+      <w:r>
+        <w:rPr>
+          <w:rFonts w:ascii="Liberation Sans" w:hAnsi="Liberation Sans"/>
+          <w:sz w:val="24"/>
+          <w:szCs w:val="24"/>
+        </w:rPr>
+        <w:t>while running:</w:t>
+      </w:r>
+    </w:p>
+    <w:p>
+      <w:pPr>
+        <w:pStyle w:val="Normal"/>
+        <w:spacing w:lineRule="auto" w:line="276"/>
+        <w:rPr>
+          <w:rFonts w:ascii="Liberation Sans" w:hAnsi="Liberation Sans"/>
+          <w:sz w:val="24"/>
+          <w:szCs w:val="24"/>
+        </w:rPr>
+      </w:pPr>
+      <w:r>
+        <w:rPr>
+          <w:rFonts w:ascii="Liberation Sans" w:hAnsi="Liberation Sans"/>
+          <w:sz w:val="24"/>
+          <w:szCs w:val="24"/>
+        </w:rPr>
+        <w:t xml:space="preserve">    </w:t>
+      </w:r>
+      <w:r>
+        <w:rPr>
+          <w:rFonts w:ascii="Liberation Sans" w:hAnsi="Liberation Sans"/>
+          <w:sz w:val="24"/>
+          <w:szCs w:val="24"/>
+        </w:rPr>
+        <w:t>for event in pygame.event.get():</w:t>
+      </w:r>
+    </w:p>
+    <w:p>
+      <w:pPr>
+        <w:pStyle w:val="Normal"/>
+        <w:spacing w:lineRule="auto" w:line="276"/>
+        <w:rPr>
+          <w:rFonts w:ascii="Liberation Sans" w:hAnsi="Liberation Sans"/>
+          <w:sz w:val="24"/>
+          <w:szCs w:val="24"/>
+        </w:rPr>
+      </w:pPr>
+      <w:r>
+        <w:rPr>
+          <w:rFonts w:ascii="Liberation Sans" w:hAnsi="Liberation Sans"/>
+          <w:sz w:val="24"/>
+          <w:szCs w:val="24"/>
+        </w:rPr>
+        <w:t xml:space="preserve">        </w:t>
+      </w:r>
+      <w:r>
+        <w:rPr>
+          <w:rFonts w:ascii="Liberation Sans" w:hAnsi="Liberation Sans"/>
+          <w:sz w:val="24"/>
+          <w:szCs w:val="24"/>
+        </w:rPr>
+        <w:t>if event.type == pygame.QUIT or event.type == pygame.KEYDOWN:</w:t>
+      </w:r>
+    </w:p>
+    <w:p>
+      <w:pPr>
+        <w:pStyle w:val="Normal"/>
+        <w:spacing w:lineRule="auto" w:line="276"/>
+        <w:rPr>
+          <w:rFonts w:ascii="Liberation Sans" w:hAnsi="Liberation Sans"/>
+          <w:sz w:val="24"/>
+          <w:szCs w:val="24"/>
+        </w:rPr>
+      </w:pPr>
+      <w:r>
+        <w:rPr>
+          <w:rFonts w:ascii="Liberation Sans" w:hAnsi="Liberation Sans"/>
+          <w:sz w:val="24"/>
+          <w:szCs w:val="24"/>
+        </w:rPr>
+        <w:t xml:space="preserve">            </w:t>
+      </w:r>
+      <w:r>
+        <w:rPr>
+          <w:rFonts w:ascii="Liberation Sans" w:hAnsi="Liberation Sans"/>
+          <w:sz w:val="24"/>
+          <w:szCs w:val="24"/>
+        </w:rPr>
+        <w:t>running = False</w:t>
+      </w:r>
+    </w:p>
+    <w:p>
+      <w:pPr>
+        <w:pStyle w:val="Normal"/>
+        <w:spacing w:lineRule="auto" w:line="276"/>
+        <w:rPr>
+          <w:rFonts w:ascii="Liberation Sans" w:hAnsi="Liberation Sans"/>
+          <w:sz w:val="24"/>
+          <w:szCs w:val="24"/>
+        </w:rPr>
+      </w:pPr>
+      <w:r>
+        <w:rPr>
+          <w:rFonts w:ascii="Liberation Sans" w:hAnsi="Liberation Sans"/>
+          <w:sz w:val="24"/>
+          <w:szCs w:val="24"/>
+        </w:rPr>
+        <w:t xml:space="preserve">    </w:t>
+      </w:r>
+    </w:p>
+    <w:p>
+      <w:pPr>
+        <w:pStyle w:val="Normal"/>
+        <w:spacing w:lineRule="auto" w:line="276"/>
+        <w:rPr>
+          <w:rFonts w:ascii="Liberation Sans" w:hAnsi="Liberation Sans"/>
+          <w:sz w:val="24"/>
+          <w:szCs w:val="24"/>
+        </w:rPr>
+      </w:pPr>
+      <w:r>
+        <w:rPr>
+          <w:rFonts w:ascii="Liberation Sans" w:hAnsi="Liberation Sans"/>
+          <w:sz w:val="24"/>
+          <w:szCs w:val="24"/>
+        </w:rPr>
+        <w:t xml:space="preserve">    </w:t>
+      </w:r>
+      <w:r>
+        <w:rPr>
+          <w:rFonts w:ascii="Liberation Sans" w:hAnsi="Liberation Sans"/>
+          <w:sz w:val="24"/>
+          <w:szCs w:val="24"/>
+        </w:rPr>
+        <w:t># Fill background green</w:t>
+      </w:r>
+    </w:p>
+    <w:p>
+      <w:pPr>
+        <w:pStyle w:val="Normal"/>
+        <w:spacing w:lineRule="auto" w:line="276"/>
+        <w:rPr>
+          <w:rFonts w:ascii="Liberation Sans" w:hAnsi="Liberation Sans"/>
+          <w:sz w:val="24"/>
+          <w:szCs w:val="24"/>
+        </w:rPr>
+      </w:pPr>
+      <w:r>
+        <w:rPr>
+          <w:rFonts w:ascii="Liberation Sans" w:hAnsi="Liberation Sans"/>
+          <w:sz w:val="24"/>
+          <w:szCs w:val="24"/>
+        </w:rPr>
+        <w:t xml:space="preserve">    </w:t>
+      </w:r>
+      <w:r>
+        <w:rPr>
+          <w:rFonts w:ascii="Liberation Sans" w:hAnsi="Liberation Sans"/>
+          <w:sz w:val="24"/>
+          <w:szCs w:val="24"/>
+        </w:rPr>
+        <w:t>screen.fill(GREEN)</w:t>
+      </w:r>
+    </w:p>
+    <w:p>
+      <w:pPr>
+        <w:pStyle w:val="Normal"/>
+        <w:spacing w:lineRule="auto" w:line="276"/>
+        <w:rPr>
+          <w:rFonts w:ascii="Liberation Sans" w:hAnsi="Liberation Sans"/>
+          <w:sz w:val="24"/>
+          <w:szCs w:val="24"/>
+        </w:rPr>
+      </w:pPr>
+      <w:r>
+        <w:rPr>
+          <w:rFonts w:ascii="Liberation Sans" w:hAnsi="Liberation Sans"/>
+          <w:sz w:val="24"/>
+          <w:szCs w:val="24"/>
+        </w:rPr>
+        <w:t xml:space="preserve">    </w:t>
+      </w:r>
+    </w:p>
+    <w:p>
+      <w:pPr>
+        <w:pStyle w:val="Normal"/>
+        <w:spacing w:lineRule="auto" w:line="276"/>
+        <w:rPr>
+          <w:rFonts w:ascii="Liberation Sans" w:hAnsi="Liberation Sans"/>
+          <w:sz w:val="24"/>
+          <w:szCs w:val="24"/>
+        </w:rPr>
+      </w:pPr>
+      <w:r>
+        <w:rPr>
+          <w:rFonts w:ascii="Liberation Sans" w:hAnsi="Liberation Sans"/>
+          <w:sz w:val="24"/>
+          <w:szCs w:val="24"/>
+        </w:rPr>
+        <w:t xml:space="preserve">    </w:t>
+      </w:r>
+      <w:r>
+        <w:rPr>
+          <w:rFonts w:ascii="Liberation Sans" w:hAnsi="Liberation Sans"/>
+          <w:sz w:val="24"/>
+          <w:szCs w:val="24"/>
+        </w:rPr>
+        <w:t># Draw road (black rectangle full width)</w:t>
+      </w:r>
+    </w:p>
+    <w:p>
+      <w:pPr>
+        <w:pStyle w:val="Normal"/>
+        <w:spacing w:lineRule="auto" w:line="276"/>
+        <w:rPr>
+          <w:rFonts w:ascii="Liberation Sans" w:hAnsi="Liberation Sans"/>
+          <w:sz w:val="24"/>
+          <w:szCs w:val="24"/>
+        </w:rPr>
+      </w:pPr>
+      <w:r>
+        <w:rPr>
+          <w:rFonts w:ascii="Liberation Sans" w:hAnsi="Liberation Sans"/>
+          <w:sz w:val="24"/>
+          <w:szCs w:val="24"/>
+        </w:rPr>
+        <w:t xml:space="preserve">    </w:t>
+      </w:r>
+      <w:r>
+        <w:rPr>
+          <w:rFonts w:ascii="Liberation Sans" w:hAnsi="Liberation Sans"/>
+          <w:sz w:val="24"/>
+          <w:szCs w:val="24"/>
+        </w:rPr>
+        <w:t>pygame.draw.rect(screen, BLACK, (0, y+30, WIDTH, 80))</w:t>
+      </w:r>
+    </w:p>
+    <w:p>
+      <w:pPr>
+        <w:pStyle w:val="Normal"/>
+        <w:spacing w:lineRule="auto" w:line="276"/>
+        <w:rPr>
+          <w:rFonts w:ascii="Liberation Sans" w:hAnsi="Liberation Sans"/>
+          <w:sz w:val="24"/>
+          <w:szCs w:val="24"/>
+        </w:rPr>
+      </w:pPr>
+      <w:r>
+        <w:rPr>
+          <w:rFonts w:ascii="Liberation Sans" w:hAnsi="Liberation Sans"/>
+          <w:sz w:val="24"/>
+          <w:szCs w:val="24"/>
+        </w:rPr>
+        <w:t xml:space="preserve">    </w:t>
+      </w:r>
+    </w:p>
+    <w:p>
+      <w:pPr>
+        <w:pStyle w:val="Normal"/>
+        <w:spacing w:lineRule="auto" w:line="276"/>
+        <w:rPr>
+          <w:rFonts w:ascii="Liberation Sans" w:hAnsi="Liberation Sans"/>
+          <w:sz w:val="24"/>
+          <w:szCs w:val="24"/>
+        </w:rPr>
+      </w:pPr>
+      <w:r>
+        <w:rPr>
+          <w:rFonts w:ascii="Liberation Sans" w:hAnsi="Liberation Sans"/>
+          <w:sz w:val="24"/>
+          <w:szCs w:val="24"/>
+        </w:rPr>
+        <w:t xml:space="preserve">    </w:t>
+      </w:r>
+      <w:r>
+        <w:rPr>
+          <w:rFonts w:ascii="Liberation Sans" w:hAnsi="Liberation Sans"/>
+          <w:sz w:val="24"/>
+          <w:szCs w:val="24"/>
+        </w:rPr>
+        <w:t># Draw car</w:t>
+      </w:r>
+    </w:p>
+    <w:p>
+      <w:pPr>
+        <w:pStyle w:val="Normal"/>
+        <w:spacing w:lineRule="auto" w:line="276"/>
+        <w:rPr>
+          <w:rFonts w:ascii="Liberation Sans" w:hAnsi="Liberation Sans"/>
+          <w:sz w:val="24"/>
+          <w:szCs w:val="24"/>
+        </w:rPr>
+      </w:pPr>
+      <w:r>
+        <w:rPr>
+          <w:rFonts w:ascii="Liberation Sans" w:hAnsi="Liberation Sans"/>
+          <w:sz w:val="24"/>
+          <w:szCs w:val="24"/>
+        </w:rPr>
+        <w:t xml:space="preserve">    </w:t>
+      </w:r>
+      <w:r>
+        <w:rPr>
+          <w:rFonts w:ascii="Liberation Sans" w:hAnsi="Liberation Sans"/>
+          <w:sz w:val="24"/>
+          <w:szCs w:val="24"/>
+        </w:rPr>
+        <w:t>draw_car(x, y)</w:t>
+      </w:r>
+    </w:p>
+    <w:p>
+      <w:pPr>
+        <w:pStyle w:val="Normal"/>
+        <w:spacing w:lineRule="auto" w:line="276"/>
+        <w:rPr>
+          <w:rFonts w:ascii="Liberation Sans" w:hAnsi="Liberation Sans"/>
+          <w:sz w:val="24"/>
+          <w:szCs w:val="24"/>
+        </w:rPr>
+      </w:pPr>
+      <w:r>
+        <w:rPr>
+          <w:rFonts w:ascii="Liberation Sans" w:hAnsi="Liberation Sans"/>
+          <w:sz w:val="24"/>
+          <w:szCs w:val="24"/>
+        </w:rPr>
+        <w:t xml:space="preserve">    </w:t>
+      </w:r>
+    </w:p>
+    <w:p>
+      <w:pPr>
+        <w:pStyle w:val="Normal"/>
+        <w:spacing w:lineRule="auto" w:line="276"/>
+        <w:rPr>
+          <w:rFonts w:ascii="Liberation Sans" w:hAnsi="Liberation Sans"/>
+          <w:sz w:val="24"/>
+          <w:szCs w:val="24"/>
+        </w:rPr>
+      </w:pPr>
+      <w:r>
+        <w:rPr>
+          <w:rFonts w:ascii="Liberation Sans" w:hAnsi="Liberation Sans"/>
+          <w:sz w:val="24"/>
+          <w:szCs w:val="24"/>
+        </w:rPr>
+        <w:t xml:space="preserve">    </w:t>
+      </w:r>
+      <w:r>
+        <w:rPr>
+          <w:rFonts w:ascii="Liberation Sans" w:hAnsi="Liberation Sans"/>
+          <w:sz w:val="24"/>
+          <w:szCs w:val="24"/>
+        </w:rPr>
+        <w:t># Move car</w:t>
+      </w:r>
+    </w:p>
+    <w:p>
+      <w:pPr>
+        <w:pStyle w:val="Normal"/>
+        <w:spacing w:lineRule="auto" w:line="276"/>
+        <w:rPr>
+          <w:rFonts w:ascii="Liberation Sans" w:hAnsi="Liberation Sans"/>
+          <w:sz w:val="24"/>
+          <w:szCs w:val="24"/>
+        </w:rPr>
+      </w:pPr>
+      <w:r>
+        <w:rPr>
+          <w:rFonts w:ascii="Liberation Sans" w:hAnsi="Liberation Sans"/>
+          <w:sz w:val="24"/>
+          <w:szCs w:val="24"/>
+        </w:rPr>
+        <w:t xml:space="preserve">    </w:t>
+      </w:r>
+      <w:r>
+        <w:rPr>
+          <w:rFonts w:ascii="Liberation Sans" w:hAnsi="Liberation Sans"/>
+          <w:sz w:val="24"/>
+          <w:szCs w:val="24"/>
+        </w:rPr>
+        <w:t>x += speed</w:t>
+      </w:r>
+    </w:p>
+    <w:p>
+      <w:pPr>
+        <w:pStyle w:val="Normal"/>
+        <w:spacing w:lineRule="auto" w:line="276"/>
+        <w:rPr>
+          <w:rFonts w:ascii="Liberation Sans" w:hAnsi="Liberation Sans"/>
+          <w:sz w:val="24"/>
+          <w:szCs w:val="24"/>
+        </w:rPr>
+      </w:pPr>
+      <w:r>
+        <w:rPr>
+          <w:rFonts w:ascii="Liberation Sans" w:hAnsi="Liberation Sans"/>
+          <w:sz w:val="24"/>
+          <w:szCs w:val="24"/>
+        </w:rPr>
+        <w:t xml:space="preserve">    </w:t>
+      </w:r>
+    </w:p>
+    <w:p>
+      <w:pPr>
+        <w:pStyle w:val="Normal"/>
+        <w:spacing w:lineRule="auto" w:line="276"/>
+        <w:rPr>
+          <w:rFonts w:ascii="Liberation Sans" w:hAnsi="Liberation Sans"/>
+          <w:sz w:val="24"/>
+          <w:szCs w:val="24"/>
+        </w:rPr>
+      </w:pPr>
+      <w:r>
+        <w:rPr>
+          <w:rFonts w:ascii="Liberation Sans" w:hAnsi="Liberation Sans"/>
+          <w:sz w:val="24"/>
+          <w:szCs w:val="24"/>
+        </w:rPr>
+        <w:t xml:space="preserve">    </w:t>
+      </w:r>
+      <w:r>
+        <w:rPr>
+          <w:rFonts w:ascii="Liberation Sans" w:hAnsi="Liberation Sans"/>
+          <w:sz w:val="24"/>
+          <w:szCs w:val="24"/>
+        </w:rPr>
+        <w:t># Screen wrapping</w:t>
+      </w:r>
+    </w:p>
+    <w:p>
+      <w:pPr>
+        <w:pStyle w:val="Normal"/>
+        <w:spacing w:lineRule="auto" w:line="276"/>
+        <w:rPr>
+          <w:rFonts w:ascii="Liberation Sans" w:hAnsi="Liberation Sans"/>
+          <w:sz w:val="24"/>
+          <w:szCs w:val="24"/>
+        </w:rPr>
+      </w:pPr>
+      <w:r>
+        <w:rPr>
+          <w:rFonts w:ascii="Liberation Sans" w:hAnsi="Liberation Sans"/>
+          <w:sz w:val="24"/>
+          <w:szCs w:val="24"/>
+        </w:rPr>
+        <w:t xml:space="preserve">    </w:t>
+      </w:r>
+      <w:r>
+        <w:rPr>
+          <w:rFonts w:ascii="Liberation Sans" w:hAnsi="Liberation Sans"/>
+          <w:sz w:val="24"/>
+          <w:szCs w:val="24"/>
+        </w:rPr>
+        <w:t>if x &gt; WIDTH:</w:t>
+      </w:r>
+    </w:p>
+    <w:p>
+      <w:pPr>
+        <w:pStyle w:val="Normal"/>
+        <w:spacing w:lineRule="auto" w:line="276"/>
+        <w:rPr>
+          <w:rFonts w:ascii="Liberation Sans" w:hAnsi="Liberation Sans"/>
+          <w:sz w:val="24"/>
+          <w:szCs w:val="24"/>
+        </w:rPr>
+      </w:pPr>
+      <w:r>
+        <w:rPr>
+          <w:rFonts w:ascii="Liberation Sans" w:hAnsi="Liberation Sans"/>
+          <w:sz w:val="24"/>
+          <w:szCs w:val="24"/>
+        </w:rPr>
+        <w:t xml:space="preserve">        </w:t>
+      </w:r>
+      <w:r>
+        <w:rPr>
+          <w:rFonts w:ascii="Liberation Sans" w:hAnsi="Liberation Sans"/>
+          <w:sz w:val="24"/>
+          <w:szCs w:val="24"/>
+        </w:rPr>
+        <w:t>x = -100</w:t>
+      </w:r>
+    </w:p>
+    <w:p>
+      <w:pPr>
+        <w:pStyle w:val="Normal"/>
+        <w:spacing w:lineRule="auto" w:line="276"/>
+        <w:rPr>
+          <w:rFonts w:ascii="Liberation Sans" w:hAnsi="Liberation Sans"/>
+          <w:sz w:val="24"/>
+          <w:szCs w:val="24"/>
+        </w:rPr>
+      </w:pPr>
+      <w:r>
+        <w:rPr>
+          <w:rFonts w:ascii="Liberation Sans" w:hAnsi="Liberation Sans"/>
+          <w:sz w:val="24"/>
+          <w:szCs w:val="24"/>
+        </w:rPr>
+        <w:t xml:space="preserve">    </w:t>
+      </w:r>
+    </w:p>
+    <w:p>
+      <w:pPr>
+        <w:pStyle w:val="Normal"/>
+        <w:spacing w:lineRule="auto" w:line="276"/>
+        <w:rPr>
+          <w:rFonts w:ascii="Liberation Sans" w:hAnsi="Liberation Sans"/>
+          <w:sz w:val="24"/>
+          <w:szCs w:val="24"/>
+        </w:rPr>
+      </w:pPr>
+      <w:r>
+        <w:rPr>
+          <w:rFonts w:ascii="Liberation Sans" w:hAnsi="Liberation Sans"/>
+          <w:sz w:val="24"/>
+          <w:szCs w:val="24"/>
+        </w:rPr>
+        <w:t xml:space="preserve">    </w:t>
+      </w:r>
+      <w:r>
+        <w:rPr>
+          <w:rFonts w:ascii="Liberation Sans" w:hAnsi="Liberation Sans"/>
+          <w:sz w:val="24"/>
+          <w:szCs w:val="24"/>
+        </w:rPr>
+        <w:t>pygame.display.flip()</w:t>
+      </w:r>
+    </w:p>
+    <w:p>
+      <w:pPr>
+        <w:pStyle w:val="Normal"/>
+        <w:spacing w:lineRule="auto" w:line="276"/>
+        <w:rPr>
+          <w:rFonts w:ascii="Liberation Sans" w:hAnsi="Liberation Sans"/>
+          <w:sz w:val="24"/>
+          <w:szCs w:val="24"/>
+        </w:rPr>
+      </w:pPr>
+      <w:r>
+        <w:rPr>
+          <w:rFonts w:ascii="Liberation Sans" w:hAnsi="Liberation Sans"/>
+          <w:sz w:val="24"/>
+          <w:szCs w:val="24"/>
+        </w:rPr>
+        <w:t xml:space="preserve">    </w:t>
+      </w:r>
+      <w:r>
+        <w:rPr>
+          <w:rFonts w:ascii="Liberation Sans" w:hAnsi="Liberation Sans"/>
+          <w:sz w:val="24"/>
+          <w:szCs w:val="24"/>
+        </w:rPr>
+        <w:t>clock.tick(33)  # ~30 FPS</w:t>
+      </w:r>
+    </w:p>
+    <w:p>
+      <w:pPr>
+        <w:pStyle w:val="Normal"/>
+        <w:spacing w:lineRule="auto" w:line="276"/>
+        <w:rPr>
+          <w:rFonts w:ascii="Liberation Sans" w:hAnsi="Liberation Sans"/>
+          <w:sz w:val="24"/>
+          <w:szCs w:val="24"/>
+        </w:rPr>
+      </w:pPr>
+      <w:r>
+        <w:rPr>
+          <w:rFonts w:ascii="Liberation Sans" w:hAnsi="Liberation Sans"/>
+          <w:sz w:val="24"/>
+          <w:szCs w:val="24"/>
+        </w:rPr>
+      </w:r>
+    </w:p>
+    <w:p>
+      <w:pPr>
+        <w:pStyle w:val="Normal"/>
+        <w:spacing w:lineRule="auto" w:line="276"/>
+        <w:rPr>
+          <w:rFonts w:ascii="Liberation Sans" w:hAnsi="Liberation Sans"/>
+          <w:sz w:val="24"/>
+          <w:szCs w:val="24"/>
+        </w:rPr>
+      </w:pPr>
+      <w:r>
+        <w:rPr>
+          <w:rFonts w:ascii="Liberation Sans" w:hAnsi="Liberation Sans"/>
+          <w:sz w:val="24"/>
+          <w:szCs w:val="24"/>
+        </w:rPr>
+        <w:t>pygame.quit()</w:t>
+      </w:r>
+    </w:p>
+    <w:p>
+      <w:pPr>
+        <w:pStyle w:val="BodyText"/>
         <w:spacing w:before="0" w:after="140"/>
         <w:rPr>
           <w:rStyle w:val="Strong"/>
@@ -12920,6 +14389,2601 @@
           <w:sz w:val="24"/>
           <w:szCs w:val="24"/>
         </w:rPr>
+      </w:r>
+    </w:p>
+    <w:p>
+      <w:pPr>
+        <w:pStyle w:val="BodyText"/>
+        <w:spacing w:before="0" w:after="140"/>
+        <w:rPr>
+          <w:rStyle w:val="Strong"/>
+          <w:sz w:val="24"/>
+          <w:szCs w:val="24"/>
+        </w:rPr>
+      </w:pPr>
+      <w:r>
+        <w:rPr>
+          <w:sz w:val="24"/>
+          <w:szCs w:val="24"/>
+        </w:rPr>
+      </w:r>
+    </w:p>
+    <w:p>
+      <w:pPr>
+        <w:pStyle w:val="BodyText"/>
+        <w:spacing w:before="0" w:after="140"/>
+        <w:rPr>
+          <w:rStyle w:val="Strong"/>
+          <w:sz w:val="24"/>
+          <w:szCs w:val="24"/>
+        </w:rPr>
+      </w:pPr>
+      <w:r>
+        <w:rPr>
+          <w:sz w:val="24"/>
+          <w:szCs w:val="24"/>
+        </w:rPr>
+      </w:r>
+    </w:p>
+    <w:p>
+      <w:pPr>
+        <w:pStyle w:val="BodyText"/>
+        <w:spacing w:before="0" w:after="140"/>
+        <w:rPr>
+          <w:rStyle w:val="Strong"/>
+          <w:sz w:val="24"/>
+          <w:szCs w:val="24"/>
+        </w:rPr>
+      </w:pPr>
+      <w:r>
+        <w:rPr>
+          <w:sz w:val="24"/>
+          <w:szCs w:val="24"/>
+        </w:rPr>
+      </w:r>
+    </w:p>
+    <w:p>
+      <w:pPr>
+        <w:pStyle w:val="BodyText"/>
+        <w:spacing w:before="0" w:after="140"/>
+        <w:rPr>
+          <w:rStyle w:val="Strong"/>
+          <w:sz w:val="24"/>
+          <w:szCs w:val="24"/>
+        </w:rPr>
+      </w:pPr>
+      <w:r>
+        <w:rPr>
+          <w:sz w:val="24"/>
+          <w:szCs w:val="24"/>
+        </w:rPr>
+      </w:r>
+    </w:p>
+    <w:p>
+      <w:pPr>
+        <w:pStyle w:val="BodyText"/>
+        <w:spacing w:before="0" w:after="140"/>
+        <w:rPr>
+          <w:rStyle w:val="Strong"/>
+          <w:sz w:val="24"/>
+          <w:szCs w:val="24"/>
+        </w:rPr>
+      </w:pPr>
+      <w:r>
+        <w:rPr>
+          <w:sz w:val="24"/>
+          <w:szCs w:val="24"/>
+        </w:rPr>
+      </w:r>
+    </w:p>
+    <w:p>
+      <w:pPr>
+        <w:pStyle w:val="BodyText"/>
+        <w:spacing w:before="0" w:after="140"/>
+        <w:rPr>
+          <w:rStyle w:val="Strong"/>
+          <w:sz w:val="24"/>
+          <w:szCs w:val="24"/>
+        </w:rPr>
+      </w:pPr>
+      <w:r>
+        <w:rPr>
+          <w:sz w:val="24"/>
+          <w:szCs w:val="24"/>
+        </w:rPr>
+      </w:r>
+    </w:p>
+    <w:p>
+      <w:pPr>
+        <w:pStyle w:val="BodyText"/>
+        <w:spacing w:before="0" w:after="140"/>
+        <w:rPr>
+          <w:rStyle w:val="Strong"/>
+          <w:sz w:val="24"/>
+          <w:szCs w:val="24"/>
+        </w:rPr>
+      </w:pPr>
+      <w:r>
+        <w:rPr>
+          <w:sz w:val="24"/>
+          <w:szCs w:val="24"/>
+        </w:rPr>
+      </w:r>
+    </w:p>
+    <w:p>
+      <w:pPr>
+        <w:pStyle w:val="BodyText"/>
+        <w:spacing w:before="0" w:after="140"/>
+        <w:rPr>
+          <w:rStyle w:val="Strong"/>
+          <w:sz w:val="24"/>
+          <w:szCs w:val="24"/>
+        </w:rPr>
+      </w:pPr>
+      <w:r>
+        <w:rPr>
+          <w:sz w:val="24"/>
+          <w:szCs w:val="24"/>
+        </w:rPr>
+      </w:r>
+    </w:p>
+    <w:p>
+      <w:pPr>
+        <w:pStyle w:val="BodyText"/>
+        <w:spacing w:before="0" w:after="140"/>
+        <w:rPr>
+          <w:rStyle w:val="Strong"/>
+          <w:sz w:val="24"/>
+          <w:szCs w:val="24"/>
+        </w:rPr>
+      </w:pPr>
+      <w:r>
+        <w:rPr>
+          <w:sz w:val="24"/>
+          <w:szCs w:val="24"/>
+        </w:rPr>
+      </w:r>
+    </w:p>
+    <w:p>
+      <w:pPr>
+        <w:pStyle w:val="BodyText"/>
+        <w:spacing w:before="0" w:after="140"/>
+        <w:rPr>
+          <w:rStyle w:val="Strong"/>
+          <w:sz w:val="24"/>
+          <w:szCs w:val="24"/>
+        </w:rPr>
+      </w:pPr>
+      <w:r>
+        <w:rPr>
+          <w:sz w:val="24"/>
+          <w:szCs w:val="24"/>
+        </w:rPr>
+      </w:r>
+    </w:p>
+    <w:p>
+      <w:pPr>
+        <w:pStyle w:val="BodyText"/>
+        <w:spacing w:before="0" w:after="140"/>
+        <w:rPr>
+          <w:rStyle w:val="Strong"/>
+          <w:sz w:val="24"/>
+          <w:szCs w:val="24"/>
+        </w:rPr>
+      </w:pPr>
+      <w:r>
+        <w:rPr>
+          <w:sz w:val="24"/>
+          <w:szCs w:val="24"/>
+        </w:rPr>
+      </w:r>
+    </w:p>
+    <w:p>
+      <w:pPr>
+        <w:pStyle w:val="BodyText"/>
+        <w:spacing w:before="0" w:after="140"/>
+        <w:rPr>
+          <w:rStyle w:val="Strong"/>
+          <w:sz w:val="24"/>
+          <w:szCs w:val="24"/>
+        </w:rPr>
+      </w:pPr>
+      <w:r>
+        <w:rPr>
+          <w:sz w:val="24"/>
+          <w:szCs w:val="24"/>
+        </w:rPr>
+      </w:r>
+    </w:p>
+    <w:p>
+      <w:pPr>
+        <w:pStyle w:val="BodyText"/>
+        <w:spacing w:before="0" w:after="140"/>
+        <w:rPr>
+          <w:rStyle w:val="Strong"/>
+          <w:sz w:val="24"/>
+          <w:szCs w:val="24"/>
+        </w:rPr>
+      </w:pPr>
+      <w:r>
+        <w:rPr>
+          <w:sz w:val="24"/>
+          <w:szCs w:val="24"/>
+        </w:rPr>
+      </w:r>
+    </w:p>
+    <w:p>
+      <w:pPr>
+        <w:pStyle w:val="BodyText"/>
+        <w:spacing w:before="0" w:after="140"/>
+        <w:rPr>
+          <w:rStyle w:val="Strong"/>
+          <w:sz w:val="24"/>
+          <w:szCs w:val="24"/>
+        </w:rPr>
+      </w:pPr>
+      <w:r>
+        <w:rPr>
+          <w:sz w:val="24"/>
+          <w:szCs w:val="24"/>
+        </w:rPr>
+      </w:r>
+    </w:p>
+    <w:p>
+      <w:pPr>
+        <w:pStyle w:val="BodyText"/>
+        <w:spacing w:before="0" w:after="140"/>
+        <w:rPr>
+          <w:rStyle w:val="Strong"/>
+          <w:sz w:val="24"/>
+          <w:szCs w:val="24"/>
+        </w:rPr>
+      </w:pPr>
+      <w:r>
+        <w:rPr>
+          <w:sz w:val="24"/>
+          <w:szCs w:val="24"/>
+        </w:rPr>
+      </w:r>
+    </w:p>
+    <w:p>
+      <w:pPr>
+        <w:pStyle w:val="BodyText"/>
+        <w:spacing w:before="0" w:after="140"/>
+        <w:rPr>
+          <w:rStyle w:val="Strong"/>
+          <w:sz w:val="24"/>
+          <w:szCs w:val="24"/>
+        </w:rPr>
+      </w:pPr>
+      <w:r>
+        <w:rPr>
+          <w:sz w:val="24"/>
+          <w:szCs w:val="24"/>
+        </w:rPr>
+      </w:r>
+    </w:p>
+    <w:p>
+      <w:pPr>
+        <w:pStyle w:val="Normal"/>
+        <w:pBdr>
+          <w:bottom w:val="double" w:sz="6" w:space="6" w:color="000000"/>
+        </w:pBdr>
+        <w:spacing w:before="20" w:after="200"/>
+        <w:jc w:val="start"/>
+        <w:rPr>
+          <w:sz w:val="32"/>
+          <w:szCs w:val="32"/>
+        </w:rPr>
+      </w:pPr>
+      <w:r>
+        <w:rPr>
+          <w:b/>
+          <w:bCs/>
+          <w:sz w:val="32"/>
+          <w:szCs w:val="32"/>
+          <w:u w:val="none"/>
+        </w:rPr>
+        <w:t xml:space="preserve">Lab </w:t>
+      </w:r>
+      <w:r>
+        <w:rPr>
+          <w:b/>
+          <w:bCs/>
+          <w:sz w:val="32"/>
+          <w:szCs w:val="32"/>
+          <w:u w:val="none"/>
+        </w:rPr>
+        <w:t>5: Audio Processing and editing using Wavepad Application</w:t>
+      </w:r>
+    </w:p>
+    <w:p>
+      <w:pPr>
+        <w:pStyle w:val="Normal"/>
+        <w:pBdr>
+          <w:bottom w:val="single" w:sz="6" w:space="4" w:color="333333"/>
+        </w:pBdr>
+        <w:spacing w:before="240" w:after="100"/>
+        <w:rPr/>
+      </w:pPr>
+      <w:r>
+        <w:rPr>
+          <w:rFonts w:eastAsia="Calibri" w:cs="Calibri"/>
+          <w:b/>
+          <w:bCs/>
+          <w:caps/>
+          <w:color w:val="000000"/>
+          <w:sz w:val="28"/>
+          <w:szCs w:val="28"/>
+        </w:rPr>
+        <w:t>1. Insert an Audio File</w:t>
+      </w:r>
+    </w:p>
+    <w:p>
+      <w:pPr>
+        <w:pStyle w:val="Normal"/>
+        <w:spacing w:lineRule="auto" w:line="276" w:before="60" w:after="60"/>
+        <w:ind w:hanging="280" w:start="360"/>
+        <w:rPr/>
+      </w:pPr>
+      <w:r>
+        <w:rPr>
+          <w:rFonts w:eastAsia="Arial" w:cs="Arial" w:ascii="Arial" w:hAnsi="Arial"/>
+          <w:b w:val="false"/>
+          <w:bCs w:val="false"/>
+          <w:color w:val="222222"/>
+          <w:sz w:val="22"/>
+          <w:szCs w:val="22"/>
+        </w:rPr>
+        <w:t xml:space="preserve">➜  </w:t>
+      </w:r>
+      <w:r>
+        <w:rPr>
+          <w:rFonts w:eastAsia="Calibri" w:cs="Calibri"/>
+          <w:b w:val="false"/>
+          <w:bCs w:val="false"/>
+          <w:color w:val="111111"/>
+          <w:sz w:val="22"/>
+          <w:szCs w:val="22"/>
+        </w:rPr>
+        <w:t>Click on the "File" menu located at the top left corner of the WavePad interface.</w:t>
+      </w:r>
+    </w:p>
+    <w:p>
+      <w:pPr>
+        <w:pStyle w:val="Normal"/>
+        <w:spacing w:lineRule="auto" w:line="276" w:before="60" w:after="60"/>
+        <w:ind w:hanging="280" w:start="360"/>
+        <w:rPr/>
+      </w:pPr>
+      <w:r>
+        <w:rPr>
+          <w:rFonts w:eastAsia="Arial" w:cs="Arial" w:ascii="Arial" w:hAnsi="Arial"/>
+          <w:b w:val="false"/>
+          <w:bCs w:val="false"/>
+          <w:color w:val="222222"/>
+          <w:sz w:val="22"/>
+          <w:szCs w:val="22"/>
+        </w:rPr>
+        <w:t xml:space="preserve">➜  </w:t>
+      </w:r>
+      <w:r>
+        <w:rPr>
+          <w:rFonts w:eastAsia="Calibri" w:cs="Calibri"/>
+          <w:b w:val="false"/>
+          <w:bCs w:val="false"/>
+          <w:color w:val="111111"/>
+          <w:sz w:val="22"/>
+          <w:szCs w:val="22"/>
+        </w:rPr>
+        <w:t>Select "Open" from the dropdown menu to import the audio file.</w:t>
+      </w:r>
+    </w:p>
+    <w:p>
+      <w:pPr>
+        <w:pStyle w:val="Normal"/>
+        <w:spacing w:lineRule="auto" w:line="276" w:before="60" w:after="60"/>
+        <w:ind w:hanging="280" w:start="360"/>
+        <w:rPr/>
+      </w:pPr>
+      <w:r>
+        <w:rPr>
+          <w:rFonts w:eastAsia="Arial" w:cs="Arial" w:ascii="Arial" w:hAnsi="Arial"/>
+          <w:b w:val="false"/>
+          <w:bCs w:val="false"/>
+          <w:color w:val="222222"/>
+          <w:sz w:val="22"/>
+          <w:szCs w:val="22"/>
+        </w:rPr>
+        <w:t xml:space="preserve">➜  </w:t>
+      </w:r>
+      <w:r>
+        <w:rPr>
+          <w:rFonts w:eastAsia="Calibri" w:cs="Calibri"/>
+          <w:b w:val="false"/>
+          <w:bCs w:val="false"/>
+          <w:color w:val="111111"/>
+          <w:sz w:val="22"/>
+          <w:szCs w:val="22"/>
+        </w:rPr>
+        <w:t>Alternatively, drag and drop the audio file directly into WavePad.</w:t>
+      </w:r>
+    </w:p>
+    <w:p>
+      <w:pPr>
+        <w:pStyle w:val="Normal"/>
+        <w:spacing w:before="60" w:after="60"/>
+        <w:rPr/>
+      </w:pPr>
+      <w:r>
+        <w:rPr/>
+      </w:r>
+    </w:p>
+    <w:p>
+      <w:pPr>
+        <w:pStyle w:val="Normal"/>
+        <w:spacing w:before="100" w:after="60"/>
+        <w:jc w:val="center"/>
+        <w:rPr/>
+      </w:pPr>
+      <w:r>
+        <w:rPr/>
+        <w:drawing>
+          <wp:inline distT="0" distB="0" distL="0" distR="0">
+            <wp:extent cx="3895725" cy="1873885"/>
+            <wp:effectExtent l="0" t="0" r="0" b="0"/>
+            <wp:docPr id="22" name="Image1 Copy 1" descr="" title=""/>
+            <wp:cNvGraphicFramePr>
+              <a:graphicFrameLocks xmlns:a="http://schemas.openxmlformats.org/drawingml/2006/main" noChangeAspect="1"/>
+            </wp:cNvGraphicFramePr>
+            <a:graphic xmlns:a="http://schemas.openxmlformats.org/drawingml/2006/main">
+              <a:graphicData uri="http://schemas.openxmlformats.org/drawingml/2006/picture">
+                <pic:pic xmlns:pic="http://schemas.openxmlformats.org/drawingml/2006/picture">
+                  <pic:nvPicPr>
+                    <pic:cNvPr id="22" name="Image1 Copy 1" descr="" title=""/>
+                    <pic:cNvPicPr>
+                      <a:picLocks noChangeAspect="1" noChangeArrowheads="1"/>
+                    </pic:cNvPicPr>
+                  </pic:nvPicPr>
+                  <pic:blipFill>
+                    <a:blip r:embed="rId23"/>
+                    <a:stretch>
+                      <a:fillRect/>
+                    </a:stretch>
+                  </pic:blipFill>
+                  <pic:spPr bwMode="auto">
+                    <a:xfrm>
+                      <a:off x="0" y="0"/>
+                      <a:ext cx="3895725" cy="1873885"/>
+                    </a:xfrm>
+                    <a:prstGeom prst="rect">
+                      <a:avLst/>
+                    </a:prstGeom>
+                  </pic:spPr>
+                </pic:pic>
+              </a:graphicData>
+            </a:graphic>
+          </wp:inline>
+        </w:drawing>
+      </w:r>
+    </w:p>
+    <w:p>
+      <w:pPr>
+        <w:pStyle w:val="Normal"/>
+        <w:spacing w:before="60" w:after="160"/>
+        <w:jc w:val="center"/>
+        <w:rPr>
+          <w:rFonts w:ascii="Liberation Mono" w:hAnsi="Liberation Mono"/>
+        </w:rPr>
+      </w:pPr>
+      <w:r>
+        <w:rPr>
+          <w:rFonts w:eastAsia="Calibri" w:cs="Calibri" w:ascii="Liberation Mono" w:hAnsi="Liberation Mono"/>
+          <w:i/>
+          <w:iCs/>
+          <w:color w:val="444444"/>
+          <w:sz w:val="18"/>
+          <w:szCs w:val="18"/>
+        </w:rPr>
+        <w:t>Fig 1 — Inserting an Audio File</w:t>
+      </w:r>
+    </w:p>
+    <w:p>
+      <w:pPr>
+        <w:pStyle w:val="Normal"/>
+        <w:pBdr>
+          <w:bottom w:val="single" w:sz="6" w:space="4" w:color="333333"/>
+        </w:pBdr>
+        <w:spacing w:before="240" w:after="100"/>
+        <w:rPr/>
+      </w:pPr>
+      <w:r>
+        <w:rPr>
+          <w:rFonts w:eastAsia="Calibri" w:cs="Calibri"/>
+          <w:b/>
+          <w:bCs/>
+          <w:caps/>
+          <w:color w:val="000000"/>
+          <w:sz w:val="28"/>
+          <w:szCs w:val="28"/>
+        </w:rPr>
+        <w:t>2. Applying Audio Effects</w:t>
+      </w:r>
+    </w:p>
+    <w:p>
+      <w:pPr>
+        <w:pStyle w:val="Normal"/>
+        <w:spacing w:before="140" w:after="60"/>
+        <w:rPr>
+          <w:u w:val="none" w:color="000000"/>
+        </w:rPr>
+      </w:pPr>
+      <w:r>
+        <w:rPr>
+          <w:rFonts w:eastAsia="Calibri" w:cs="Calibri"/>
+          <w:b/>
+          <w:bCs/>
+          <w:color w:val="000000"/>
+          <w:sz w:val="24"/>
+          <w:szCs w:val="24"/>
+          <w:u w:val="none" w:color="000000"/>
+        </w:rPr>
+        <w:t>A.  Amplifying</w:t>
+      </w:r>
+    </w:p>
+    <w:p>
+      <w:pPr>
+        <w:pStyle w:val="Normal"/>
+        <w:spacing w:lineRule="auto" w:line="276" w:before="60" w:after="60"/>
+        <w:ind w:hanging="280" w:start="360"/>
+        <w:rPr/>
+      </w:pPr>
+      <w:r>
+        <w:rPr>
+          <w:rFonts w:eastAsia="Arial" w:cs="Arial" w:ascii="Arial" w:hAnsi="Arial"/>
+          <w:b w:val="false"/>
+          <w:bCs w:val="false"/>
+          <w:color w:val="222222"/>
+          <w:sz w:val="22"/>
+          <w:szCs w:val="22"/>
+        </w:rPr>
+        <w:t xml:space="preserve">➜  </w:t>
+      </w:r>
+      <w:r>
+        <w:rPr>
+          <w:rFonts w:eastAsia="Calibri" w:cs="Calibri"/>
+          <w:b w:val="false"/>
+          <w:bCs w:val="false"/>
+          <w:color w:val="111111"/>
+          <w:sz w:val="22"/>
+          <w:szCs w:val="22"/>
+        </w:rPr>
+        <w:t>Navigate to "Effects" in the menu bar and select "Amplify" from the dropdown.</w:t>
+      </w:r>
+    </w:p>
+    <w:p>
+      <w:pPr>
+        <w:pStyle w:val="Normal"/>
+        <w:spacing w:lineRule="auto" w:line="276" w:before="60" w:after="60"/>
+        <w:ind w:hanging="280" w:start="360"/>
+        <w:rPr/>
+      </w:pPr>
+      <w:r>
+        <w:rPr>
+          <w:rFonts w:eastAsia="Arial" w:cs="Arial" w:ascii="Arial" w:hAnsi="Arial"/>
+          <w:b w:val="false"/>
+          <w:bCs w:val="false"/>
+          <w:color w:val="222222"/>
+          <w:sz w:val="22"/>
+          <w:szCs w:val="22"/>
+        </w:rPr>
+        <w:t xml:space="preserve">➜  </w:t>
+      </w:r>
+      <w:r>
+        <w:rPr>
+          <w:rFonts w:eastAsia="Calibri" w:cs="Calibri"/>
+          <w:b w:val="false"/>
+          <w:bCs w:val="false"/>
+          <w:color w:val="111111"/>
+          <w:sz w:val="22"/>
+          <w:szCs w:val="22"/>
+        </w:rPr>
+        <w:t>Use the selection tool to choose the audio portion you wish to amplify (if needed).</w:t>
+      </w:r>
+    </w:p>
+    <w:p>
+      <w:pPr>
+        <w:pStyle w:val="Normal"/>
+        <w:spacing w:lineRule="auto" w:line="276" w:before="60" w:after="60"/>
+        <w:ind w:hanging="280" w:start="360"/>
+        <w:rPr/>
+      </w:pPr>
+      <w:r>
+        <w:rPr>
+          <w:rFonts w:eastAsia="Arial" w:cs="Arial" w:ascii="Arial" w:hAnsi="Arial"/>
+          <w:b w:val="false"/>
+          <w:bCs w:val="false"/>
+          <w:color w:val="222222"/>
+          <w:sz w:val="22"/>
+          <w:szCs w:val="22"/>
+        </w:rPr>
+        <w:t xml:space="preserve">➜  </w:t>
+      </w:r>
+      <w:r>
+        <w:rPr>
+          <w:rFonts w:eastAsia="Calibri" w:cs="Calibri"/>
+          <w:b w:val="false"/>
+          <w:bCs w:val="false"/>
+          <w:color w:val="111111"/>
+          <w:sz w:val="22"/>
+          <w:szCs w:val="22"/>
+        </w:rPr>
+        <w:t>Adjust the amplification level using the slider or input field.</w:t>
+      </w:r>
+    </w:p>
+    <w:p>
+      <w:pPr>
+        <w:pStyle w:val="Normal"/>
+        <w:spacing w:lineRule="auto" w:line="276" w:before="40" w:after="40"/>
+        <w:ind w:hanging="280" w:start="720"/>
+        <w:rPr/>
+      </w:pPr>
+      <w:r>
+        <w:rPr>
+          <w:rFonts w:eastAsia="Arial" w:cs="Arial" w:ascii="Arial" w:hAnsi="Arial"/>
+          <w:color w:val="555555"/>
+          <w:sz w:val="20"/>
+          <w:szCs w:val="20"/>
+        </w:rPr>
+        <w:t xml:space="preserve">▸  </w:t>
+      </w:r>
+      <w:r>
+        <w:rPr>
+          <w:rFonts w:eastAsia="Calibri" w:cs="Calibri"/>
+          <w:color w:val="222222"/>
+          <w:sz w:val="20"/>
+          <w:szCs w:val="20"/>
+        </w:rPr>
+        <w:t>Increase the value for a louder sound; decrease it for a softer output.</w:t>
+      </w:r>
+    </w:p>
+    <w:p>
+      <w:pPr>
+        <w:pStyle w:val="Normal"/>
+        <w:spacing w:before="60" w:after="60"/>
+        <w:rPr/>
+      </w:pPr>
+      <w:r>
+        <w:rPr/>
+      </w:r>
+    </w:p>
+    <w:p>
+      <w:pPr>
+        <w:pStyle w:val="Normal"/>
+        <w:spacing w:before="100" w:after="60"/>
+        <w:jc w:val="center"/>
+        <w:rPr/>
+      </w:pPr>
+      <w:r>
+        <w:rPr/>
+        <w:drawing>
+          <wp:inline distT="0" distB="0" distL="0" distR="0">
+            <wp:extent cx="3618865" cy="2028190"/>
+            <wp:effectExtent l="0" t="0" r="0" b="0"/>
+            <wp:docPr id="23" name="Image2 Copy 1" descr="" title=""/>
+            <wp:cNvGraphicFramePr>
+              <a:graphicFrameLocks xmlns:a="http://schemas.openxmlformats.org/drawingml/2006/main" noChangeAspect="1"/>
+            </wp:cNvGraphicFramePr>
+            <a:graphic xmlns:a="http://schemas.openxmlformats.org/drawingml/2006/main">
+              <a:graphicData uri="http://schemas.openxmlformats.org/drawingml/2006/picture">
+                <pic:pic xmlns:pic="http://schemas.openxmlformats.org/drawingml/2006/picture">
+                  <pic:nvPicPr>
+                    <pic:cNvPr id="23" name="Image2 Copy 1" descr="" title=""/>
+                    <pic:cNvPicPr>
+                      <a:picLocks noChangeAspect="1" noChangeArrowheads="1"/>
+                    </pic:cNvPicPr>
+                  </pic:nvPicPr>
+                  <pic:blipFill>
+                    <a:blip r:embed="rId24"/>
+                    <a:stretch>
+                      <a:fillRect/>
+                    </a:stretch>
+                  </pic:blipFill>
+                  <pic:spPr bwMode="auto">
+                    <a:xfrm>
+                      <a:off x="0" y="0"/>
+                      <a:ext cx="3618865" cy="2028190"/>
+                    </a:xfrm>
+                    <a:prstGeom prst="rect">
+                      <a:avLst/>
+                    </a:prstGeom>
+                  </pic:spPr>
+                </pic:pic>
+              </a:graphicData>
+            </a:graphic>
+          </wp:inline>
+        </w:drawing>
+      </w:r>
+    </w:p>
+    <w:p>
+      <w:pPr>
+        <w:pStyle w:val="Normal"/>
+        <w:spacing w:before="60" w:after="160"/>
+        <w:jc w:val="center"/>
+        <w:rPr>
+          <w:rFonts w:ascii="Liberation Mono" w:hAnsi="Liberation Mono"/>
+        </w:rPr>
+      </w:pPr>
+      <w:r>
+        <w:rPr>
+          <w:rFonts w:eastAsia="Calibri" w:cs="Calibri" w:ascii="Liberation Mono" w:hAnsi="Liberation Mono"/>
+          <w:i/>
+          <w:iCs/>
+          <w:color w:val="444444"/>
+          <w:sz w:val="18"/>
+          <w:szCs w:val="18"/>
+        </w:rPr>
+        <w:t>Fig 2 — Amplifying the Audio</w:t>
+      </w:r>
+    </w:p>
+    <w:p>
+      <w:pPr>
+        <w:pStyle w:val="Normal"/>
+        <w:spacing w:before="140" w:after="60"/>
+        <w:rPr>
+          <w:rFonts w:ascii="Calibri" w:hAnsi="Calibri" w:eastAsia="Calibri" w:cs="Calibri"/>
+          <w:b/>
+          <w:bCs/>
+          <w:color w:val="000000"/>
+          <w:sz w:val="24"/>
+          <w:szCs w:val="24"/>
+          <w:u w:val="single" w:color="000000"/>
+        </w:rPr>
+      </w:pPr>
+      <w:r>
+        <w:rPr>
+          <w:rFonts w:eastAsia="Calibri" w:cs="Calibri" w:ascii="Calibri" w:hAnsi="Calibri"/>
+          <w:b/>
+          <w:bCs/>
+          <w:color w:val="000000"/>
+          <w:sz w:val="24"/>
+          <w:szCs w:val="24"/>
+          <w:u w:val="single" w:color="000000"/>
+        </w:rPr>
+      </w:r>
+    </w:p>
+    <w:p>
+      <w:pPr>
+        <w:pStyle w:val="Normal"/>
+        <w:spacing w:before="140" w:after="60"/>
+        <w:rPr>
+          <w:rFonts w:ascii="Calibri" w:hAnsi="Calibri" w:eastAsia="Calibri" w:cs="Calibri"/>
+          <w:b/>
+          <w:bCs/>
+          <w:color w:val="000000"/>
+          <w:sz w:val="24"/>
+          <w:szCs w:val="24"/>
+          <w:u w:val="single" w:color="000000"/>
+        </w:rPr>
+      </w:pPr>
+      <w:r>
+        <w:rPr>
+          <w:rFonts w:eastAsia="Calibri" w:cs="Calibri" w:ascii="Calibri" w:hAnsi="Calibri"/>
+          <w:b/>
+          <w:bCs/>
+          <w:color w:val="000000"/>
+          <w:sz w:val="24"/>
+          <w:szCs w:val="24"/>
+          <w:u w:val="single" w:color="000000"/>
+        </w:rPr>
+      </w:r>
+    </w:p>
+    <w:p>
+      <w:pPr>
+        <w:pStyle w:val="Normal"/>
+        <w:spacing w:before="140" w:after="60"/>
+        <w:rPr>
+          <w:u w:val="none" w:color="000000"/>
+        </w:rPr>
+      </w:pPr>
+      <w:r>
+        <w:rPr>
+          <w:rFonts w:eastAsia="Calibri" w:cs="Calibri"/>
+          <w:b/>
+          <w:bCs/>
+          <w:color w:val="000000"/>
+          <w:sz w:val="24"/>
+          <w:szCs w:val="24"/>
+          <w:u w:val="none" w:color="000000"/>
+        </w:rPr>
+        <w:t>B.  Fade-In Effect</w:t>
+      </w:r>
+    </w:p>
+    <w:p>
+      <w:pPr>
+        <w:pStyle w:val="Normal"/>
+        <w:spacing w:lineRule="auto" w:line="276" w:before="60" w:after="60"/>
+        <w:ind w:hanging="280" w:start="360"/>
+        <w:rPr/>
+      </w:pPr>
+      <w:r>
+        <w:rPr>
+          <w:rFonts w:eastAsia="Arial" w:cs="Arial" w:ascii="Arial" w:hAnsi="Arial"/>
+          <w:b w:val="false"/>
+          <w:bCs w:val="false"/>
+          <w:color w:val="222222"/>
+          <w:sz w:val="22"/>
+          <w:szCs w:val="22"/>
+        </w:rPr>
+        <w:t xml:space="preserve">➜  </w:t>
+      </w:r>
+      <w:r>
+        <w:rPr>
+          <w:rFonts w:eastAsia="Calibri" w:cs="Calibri"/>
+          <w:b w:val="false"/>
+          <w:bCs w:val="false"/>
+          <w:color w:val="111111"/>
+          <w:sz w:val="22"/>
+          <w:szCs w:val="22"/>
+        </w:rPr>
+        <w:t>Go to "Effects" in the menu bar.</w:t>
+      </w:r>
+    </w:p>
+    <w:p>
+      <w:pPr>
+        <w:pStyle w:val="Normal"/>
+        <w:spacing w:lineRule="auto" w:line="276" w:before="60" w:after="60"/>
+        <w:ind w:hanging="280" w:start="360"/>
+        <w:rPr/>
+      </w:pPr>
+      <w:r>
+        <w:rPr>
+          <w:rFonts w:eastAsia="Arial" w:cs="Arial" w:ascii="Arial" w:hAnsi="Arial"/>
+          <w:b w:val="false"/>
+          <w:bCs w:val="false"/>
+          <w:color w:val="222222"/>
+          <w:sz w:val="22"/>
+          <w:szCs w:val="22"/>
+        </w:rPr>
+        <w:t xml:space="preserve">➜  </w:t>
+      </w:r>
+      <w:r>
+        <w:rPr>
+          <w:rFonts w:eastAsia="Calibri" w:cs="Calibri"/>
+          <w:b w:val="false"/>
+          <w:bCs w:val="false"/>
+          <w:color w:val="111111"/>
+          <w:sz w:val="22"/>
+          <w:szCs w:val="22"/>
+        </w:rPr>
+        <w:t>Select "Fade" from the dropdown menu, then choose "Fade In".</w:t>
+      </w:r>
+    </w:p>
+    <w:p>
+      <w:pPr>
+        <w:pStyle w:val="Normal"/>
+        <w:spacing w:lineRule="auto" w:line="276" w:before="60" w:after="60"/>
+        <w:ind w:hanging="280" w:start="360"/>
+        <w:rPr/>
+      </w:pPr>
+      <w:r>
+        <w:rPr>
+          <w:rFonts w:eastAsia="Arial" w:cs="Arial" w:ascii="Arial" w:hAnsi="Arial"/>
+          <w:b w:val="false"/>
+          <w:bCs w:val="false"/>
+          <w:color w:val="222222"/>
+          <w:sz w:val="22"/>
+          <w:szCs w:val="22"/>
+        </w:rPr>
+        <w:t xml:space="preserve">➜  </w:t>
+      </w:r>
+      <w:r>
+        <w:rPr>
+          <w:rFonts w:eastAsia="Calibri" w:cs="Calibri"/>
+          <w:b w:val="false"/>
+          <w:bCs w:val="false"/>
+          <w:color w:val="111111"/>
+          <w:sz w:val="22"/>
+          <w:szCs w:val="22"/>
+        </w:rPr>
+        <w:t>Adjust the duration of the fade-in effect as needed.</w:t>
+      </w:r>
+    </w:p>
+    <w:p>
+      <w:pPr>
+        <w:pStyle w:val="Normal"/>
+        <w:spacing w:lineRule="auto" w:line="276" w:before="60" w:after="60"/>
+        <w:ind w:hanging="280" w:start="360"/>
+        <w:rPr/>
+      </w:pPr>
+      <w:r>
+        <w:rPr>
+          <w:rFonts w:eastAsia="Arial" w:cs="Arial" w:ascii="Arial" w:hAnsi="Arial"/>
+          <w:b w:val="false"/>
+          <w:bCs w:val="false"/>
+          <w:color w:val="222222"/>
+          <w:sz w:val="22"/>
+          <w:szCs w:val="22"/>
+        </w:rPr>
+        <w:t xml:space="preserve">➜  </w:t>
+      </w:r>
+      <w:r>
+        <w:rPr>
+          <w:rFonts w:eastAsia="Calibri" w:cs="Calibri"/>
+          <w:b w:val="false"/>
+          <w:bCs w:val="false"/>
+          <w:color w:val="111111"/>
+          <w:sz w:val="22"/>
+          <w:szCs w:val="22"/>
+        </w:rPr>
+        <w:t>Click "OK" or "Apply" to apply the effect.</w:t>
+      </w:r>
+    </w:p>
+    <w:p>
+      <w:pPr>
+        <w:pStyle w:val="Normal"/>
+        <w:spacing w:before="60" w:after="60"/>
+        <w:rPr/>
+      </w:pPr>
+      <w:r>
+        <w:rPr/>
+      </w:r>
+    </w:p>
+    <w:p>
+      <w:pPr>
+        <w:pStyle w:val="Normal"/>
+        <w:spacing w:before="100" w:after="60"/>
+        <w:jc w:val="center"/>
+        <w:rPr/>
+      </w:pPr>
+      <w:r>
+        <w:rPr/>
+        <w:drawing>
+          <wp:inline distT="0" distB="0" distL="0" distR="0">
+            <wp:extent cx="3848100" cy="1997075"/>
+            <wp:effectExtent l="0" t="0" r="0" b="0"/>
+            <wp:docPr id="24" name="Image3 Copy 1" descr="" title=""/>
+            <wp:cNvGraphicFramePr>
+              <a:graphicFrameLocks xmlns:a="http://schemas.openxmlformats.org/drawingml/2006/main" noChangeAspect="1"/>
+            </wp:cNvGraphicFramePr>
+            <a:graphic xmlns:a="http://schemas.openxmlformats.org/drawingml/2006/main">
+              <a:graphicData uri="http://schemas.openxmlformats.org/drawingml/2006/picture">
+                <pic:pic xmlns:pic="http://schemas.openxmlformats.org/drawingml/2006/picture">
+                  <pic:nvPicPr>
+                    <pic:cNvPr id="24" name="Image3 Copy 1" descr="" title=""/>
+                    <pic:cNvPicPr>
+                      <a:picLocks noChangeAspect="1" noChangeArrowheads="1"/>
+                    </pic:cNvPicPr>
+                  </pic:nvPicPr>
+                  <pic:blipFill>
+                    <a:blip r:embed="rId25"/>
+                    <a:stretch>
+                      <a:fillRect/>
+                    </a:stretch>
+                  </pic:blipFill>
+                  <pic:spPr bwMode="auto">
+                    <a:xfrm>
+                      <a:off x="0" y="0"/>
+                      <a:ext cx="3848100" cy="1997075"/>
+                    </a:xfrm>
+                    <a:prstGeom prst="rect">
+                      <a:avLst/>
+                    </a:prstGeom>
+                  </pic:spPr>
+                </pic:pic>
+              </a:graphicData>
+            </a:graphic>
+          </wp:inline>
+        </w:drawing>
+      </w:r>
+    </w:p>
+    <w:p>
+      <w:pPr>
+        <w:pStyle w:val="Normal"/>
+        <w:spacing w:before="60" w:after="160"/>
+        <w:jc w:val="center"/>
+        <w:rPr>
+          <w:rFonts w:ascii="Liberation Mono" w:hAnsi="Liberation Mono"/>
+        </w:rPr>
+      </w:pPr>
+      <w:r>
+        <w:rPr>
+          <w:rFonts w:eastAsia="Calibri" w:cs="Calibri" w:ascii="Liberation Mono" w:hAnsi="Liberation Mono"/>
+          <w:i/>
+          <w:iCs/>
+          <w:color w:val="444444"/>
+          <w:sz w:val="18"/>
+          <w:szCs w:val="18"/>
+        </w:rPr>
+        <w:t>Fig 3 — Fade-In Effect</w:t>
+      </w:r>
+    </w:p>
+    <w:p>
+      <w:pPr>
+        <w:pStyle w:val="Normal"/>
+        <w:spacing w:before="140" w:after="60"/>
+        <w:rPr>
+          <w:u w:val="none" w:color="000000"/>
+        </w:rPr>
+      </w:pPr>
+      <w:r>
+        <w:rPr>
+          <w:rFonts w:eastAsia="Calibri" w:cs="Calibri"/>
+          <w:b/>
+          <w:bCs/>
+          <w:color w:val="000000"/>
+          <w:sz w:val="24"/>
+          <w:szCs w:val="24"/>
+          <w:u w:val="none" w:color="000000"/>
+        </w:rPr>
+        <w:t>C.  Fade-Out Effect</w:t>
+      </w:r>
+    </w:p>
+    <w:p>
+      <w:pPr>
+        <w:pStyle w:val="Normal"/>
+        <w:spacing w:lineRule="auto" w:line="276" w:before="60" w:after="60"/>
+        <w:ind w:hanging="280" w:start="360"/>
+        <w:rPr/>
+      </w:pPr>
+      <w:r>
+        <w:rPr>
+          <w:rFonts w:eastAsia="Arial" w:cs="Arial" w:ascii="Arial" w:hAnsi="Arial"/>
+          <w:b w:val="false"/>
+          <w:bCs w:val="false"/>
+          <w:color w:val="222222"/>
+          <w:sz w:val="22"/>
+          <w:szCs w:val="22"/>
+        </w:rPr>
+        <w:t xml:space="preserve">➜  </w:t>
+      </w:r>
+      <w:r>
+        <w:rPr>
+          <w:rFonts w:eastAsia="Calibri" w:cs="Calibri"/>
+          <w:b w:val="false"/>
+          <w:bCs w:val="false"/>
+          <w:color w:val="111111"/>
+          <w:sz w:val="22"/>
+          <w:szCs w:val="22"/>
+        </w:rPr>
+        <w:t>Following the same initial steps as Fade-In and choose "Fade Out" instead.</w:t>
+      </w:r>
+    </w:p>
+    <w:p>
+      <w:pPr>
+        <w:pStyle w:val="Normal"/>
+        <w:spacing w:lineRule="auto" w:line="276" w:before="60" w:after="60"/>
+        <w:ind w:hanging="280" w:start="360"/>
+        <w:rPr/>
+      </w:pPr>
+      <w:r>
+        <w:rPr>
+          <w:rFonts w:eastAsia="Arial" w:cs="Arial" w:ascii="Arial" w:hAnsi="Arial"/>
+          <w:b w:val="false"/>
+          <w:bCs w:val="false"/>
+          <w:color w:val="222222"/>
+          <w:sz w:val="22"/>
+          <w:szCs w:val="22"/>
+        </w:rPr>
+        <w:t xml:space="preserve">➜  </w:t>
+      </w:r>
+      <w:r>
+        <w:rPr>
+          <w:rFonts w:eastAsia="Calibri" w:cs="Calibri"/>
+          <w:b w:val="false"/>
+          <w:bCs w:val="false"/>
+          <w:color w:val="111111"/>
+          <w:sz w:val="22"/>
+          <w:szCs w:val="22"/>
+        </w:rPr>
+        <w:t>Adjusting the fade-out duration if necessary.</w:t>
+      </w:r>
+    </w:p>
+    <w:p>
+      <w:pPr>
+        <w:pStyle w:val="Normal"/>
+        <w:spacing w:lineRule="auto" w:line="276" w:before="60" w:after="60"/>
+        <w:ind w:hanging="280" w:start="360"/>
+        <w:rPr/>
+      </w:pPr>
+      <w:r>
+        <w:rPr>
+          <w:rFonts w:eastAsia="Arial" w:cs="Arial" w:ascii="Arial" w:hAnsi="Arial"/>
+          <w:b w:val="false"/>
+          <w:bCs w:val="false"/>
+          <w:color w:val="222222"/>
+          <w:sz w:val="22"/>
+          <w:szCs w:val="22"/>
+        </w:rPr>
+        <w:t xml:space="preserve">➜  </w:t>
+      </w:r>
+      <w:r>
+        <w:rPr>
+          <w:rFonts w:eastAsia="Calibri" w:cs="Calibri"/>
+          <w:b w:val="false"/>
+          <w:bCs w:val="false"/>
+          <w:color w:val="111111"/>
+          <w:sz w:val="22"/>
+          <w:szCs w:val="22"/>
+        </w:rPr>
+        <w:t>Click "OK" or "Apply" to confirm.</w:t>
+      </w:r>
+    </w:p>
+    <w:p>
+      <w:pPr>
+        <w:pStyle w:val="Normal"/>
+        <w:spacing w:before="60" w:after="60"/>
+        <w:rPr/>
+      </w:pPr>
+      <w:r>
+        <w:rPr/>
+      </w:r>
+    </w:p>
+    <w:p>
+      <w:pPr>
+        <w:pStyle w:val="Normal"/>
+        <w:spacing w:before="100" w:after="60"/>
+        <w:jc w:val="center"/>
+        <w:rPr/>
+      </w:pPr>
+      <w:r>
+        <w:rPr/>
+        <w:drawing>
+          <wp:inline distT="0" distB="0" distL="0" distR="0">
+            <wp:extent cx="3952875" cy="2202180"/>
+            <wp:effectExtent l="0" t="0" r="0" b="0"/>
+            <wp:docPr id="25" name="Image4 Copy 1" descr="" title=""/>
+            <wp:cNvGraphicFramePr>
+              <a:graphicFrameLocks xmlns:a="http://schemas.openxmlformats.org/drawingml/2006/main" noChangeAspect="1"/>
+            </wp:cNvGraphicFramePr>
+            <a:graphic xmlns:a="http://schemas.openxmlformats.org/drawingml/2006/main">
+              <a:graphicData uri="http://schemas.openxmlformats.org/drawingml/2006/picture">
+                <pic:pic xmlns:pic="http://schemas.openxmlformats.org/drawingml/2006/picture">
+                  <pic:nvPicPr>
+                    <pic:cNvPr id="25" name="Image4 Copy 1" descr="" title=""/>
+                    <pic:cNvPicPr>
+                      <a:picLocks noChangeAspect="1" noChangeArrowheads="1"/>
+                    </pic:cNvPicPr>
+                  </pic:nvPicPr>
+                  <pic:blipFill>
+                    <a:blip r:embed="rId26"/>
+                    <a:stretch>
+                      <a:fillRect/>
+                    </a:stretch>
+                  </pic:blipFill>
+                  <pic:spPr bwMode="auto">
+                    <a:xfrm>
+                      <a:off x="0" y="0"/>
+                      <a:ext cx="3952875" cy="2202180"/>
+                    </a:xfrm>
+                    <a:prstGeom prst="rect">
+                      <a:avLst/>
+                    </a:prstGeom>
+                  </pic:spPr>
+                </pic:pic>
+              </a:graphicData>
+            </a:graphic>
+          </wp:inline>
+        </w:drawing>
+      </w:r>
+    </w:p>
+    <w:p>
+      <w:pPr>
+        <w:pStyle w:val="Normal"/>
+        <w:spacing w:before="60" w:after="160"/>
+        <w:jc w:val="center"/>
+        <w:rPr>
+          <w:rFonts w:ascii="Liberation Mono" w:hAnsi="Liberation Mono"/>
+        </w:rPr>
+      </w:pPr>
+      <w:r>
+        <w:rPr>
+          <w:rFonts w:eastAsia="Calibri" w:cs="Calibri" w:ascii="Liberation Mono" w:hAnsi="Liberation Mono"/>
+          <w:i/>
+          <w:iCs/>
+          <w:color w:val="444444"/>
+          <w:sz w:val="18"/>
+          <w:szCs w:val="18"/>
+        </w:rPr>
+        <w:t>Fig 4 — Fade-Out Effect</w:t>
+      </w:r>
+    </w:p>
+    <w:p>
+      <w:pPr>
+        <w:pStyle w:val="Normal"/>
+        <w:spacing w:before="140" w:after="60"/>
+        <w:rPr>
+          <w:u w:val="none" w:color="000000"/>
+        </w:rPr>
+      </w:pPr>
+      <w:r>
+        <w:rPr>
+          <w:rFonts w:eastAsia="Calibri" w:cs="Calibri"/>
+          <w:b/>
+          <w:bCs/>
+          <w:color w:val="000000"/>
+          <w:sz w:val="24"/>
+          <w:szCs w:val="24"/>
+          <w:u w:val="none" w:color="000000"/>
+        </w:rPr>
+        <w:t>D.  Pitch Adjustment</w:t>
+      </w:r>
+    </w:p>
+    <w:p>
+      <w:pPr>
+        <w:pStyle w:val="Normal"/>
+        <w:spacing w:lineRule="auto" w:line="276" w:before="60" w:after="60"/>
+        <w:ind w:hanging="280" w:start="360"/>
+        <w:rPr/>
+      </w:pPr>
+      <w:r>
+        <w:rPr>
+          <w:rFonts w:eastAsia="Arial" w:cs="Arial" w:ascii="Arial" w:hAnsi="Arial"/>
+          <w:b w:val="false"/>
+          <w:bCs w:val="false"/>
+          <w:color w:val="222222"/>
+          <w:sz w:val="22"/>
+          <w:szCs w:val="22"/>
+        </w:rPr>
+        <w:t xml:space="preserve">➜  </w:t>
+      </w:r>
+      <w:r>
+        <w:rPr>
+          <w:rFonts w:eastAsia="Calibri" w:cs="Calibri"/>
+          <w:b w:val="false"/>
+          <w:bCs w:val="false"/>
+          <w:color w:val="111111"/>
+          <w:sz w:val="22"/>
+          <w:szCs w:val="22"/>
+        </w:rPr>
+        <w:t>Go to "Effects" in the menu bar and select "Pitch".</w:t>
+      </w:r>
+    </w:p>
+    <w:p>
+      <w:pPr>
+        <w:pStyle w:val="Normal"/>
+        <w:spacing w:lineRule="auto" w:line="276" w:before="60" w:after="60"/>
+        <w:ind w:hanging="280" w:start="360"/>
+        <w:rPr/>
+      </w:pPr>
+      <w:r>
+        <w:rPr>
+          <w:rFonts w:eastAsia="Arial" w:cs="Arial" w:ascii="Arial" w:hAnsi="Arial"/>
+          <w:b w:val="false"/>
+          <w:bCs w:val="false"/>
+          <w:color w:val="222222"/>
+          <w:sz w:val="22"/>
+          <w:szCs w:val="22"/>
+        </w:rPr>
+        <w:t xml:space="preserve">➜  </w:t>
+      </w:r>
+      <w:r>
+        <w:rPr>
+          <w:rFonts w:eastAsia="Calibri" w:cs="Calibri"/>
+          <w:b w:val="false"/>
+          <w:bCs w:val="false"/>
+          <w:color w:val="111111"/>
+          <w:sz w:val="22"/>
+          <w:szCs w:val="22"/>
+        </w:rPr>
+        <w:t>In the Pitch dialog box, adjust the semitones or cents value.</w:t>
+      </w:r>
+    </w:p>
+    <w:p>
+      <w:pPr>
+        <w:pStyle w:val="Normal"/>
+        <w:spacing w:lineRule="auto" w:line="276" w:before="40" w:after="40"/>
+        <w:ind w:hanging="280" w:start="720"/>
+        <w:rPr/>
+      </w:pPr>
+      <w:r>
+        <w:rPr>
+          <w:rFonts w:eastAsia="Arial" w:cs="Arial" w:ascii="Arial" w:hAnsi="Arial"/>
+          <w:color w:val="555555"/>
+          <w:sz w:val="20"/>
+          <w:szCs w:val="20"/>
+        </w:rPr>
+        <w:t xml:space="preserve">▸  </w:t>
+      </w:r>
+      <w:r>
+        <w:rPr>
+          <w:rFonts w:eastAsia="Calibri" w:cs="Calibri"/>
+          <w:color w:val="222222"/>
+          <w:sz w:val="20"/>
+          <w:szCs w:val="20"/>
+        </w:rPr>
+        <w:t>Positive values raise the pitch; negative values lower it.</w:t>
+      </w:r>
+    </w:p>
+    <w:p>
+      <w:pPr>
+        <w:pStyle w:val="Normal"/>
+        <w:spacing w:lineRule="auto" w:line="276" w:before="60" w:after="60"/>
+        <w:ind w:hanging="280" w:start="360"/>
+        <w:rPr/>
+      </w:pPr>
+      <w:r>
+        <w:rPr>
+          <w:rFonts w:eastAsia="Arial" w:cs="Arial" w:ascii="Arial" w:hAnsi="Arial"/>
+          <w:b w:val="false"/>
+          <w:bCs w:val="false"/>
+          <w:color w:val="222222"/>
+          <w:sz w:val="22"/>
+          <w:szCs w:val="22"/>
+        </w:rPr>
+        <w:t xml:space="preserve">➜  </w:t>
+      </w:r>
+      <w:r>
+        <w:rPr>
+          <w:rFonts w:eastAsia="Calibri" w:cs="Calibri"/>
+          <w:b w:val="false"/>
+          <w:bCs w:val="false"/>
+          <w:color w:val="111111"/>
+          <w:sz w:val="22"/>
+          <w:szCs w:val="22"/>
+        </w:rPr>
+        <w:t>Click "OK" or "Apply" to confirm the adjustment.</w:t>
+      </w:r>
+    </w:p>
+    <w:p>
+      <w:pPr>
+        <w:pStyle w:val="Normal"/>
+        <w:spacing w:before="60" w:after="60"/>
+        <w:rPr/>
+      </w:pPr>
+      <w:r>
+        <w:rPr/>
+      </w:r>
+    </w:p>
+    <w:p>
+      <w:pPr>
+        <w:pStyle w:val="Normal"/>
+        <w:spacing w:before="100" w:after="60"/>
+        <w:jc w:val="center"/>
+        <w:rPr/>
+      </w:pPr>
+      <w:r>
+        <w:rPr/>
+        <w:drawing>
+          <wp:inline distT="0" distB="0" distL="0" distR="0">
+            <wp:extent cx="4015105" cy="2250440"/>
+            <wp:effectExtent l="0" t="0" r="0" b="0"/>
+            <wp:docPr id="26" name="Image5 Copy 1" descr="" title=""/>
+            <wp:cNvGraphicFramePr>
+              <a:graphicFrameLocks xmlns:a="http://schemas.openxmlformats.org/drawingml/2006/main" noChangeAspect="1"/>
+            </wp:cNvGraphicFramePr>
+            <a:graphic xmlns:a="http://schemas.openxmlformats.org/drawingml/2006/main">
+              <a:graphicData uri="http://schemas.openxmlformats.org/drawingml/2006/picture">
+                <pic:pic xmlns:pic="http://schemas.openxmlformats.org/drawingml/2006/picture">
+                  <pic:nvPicPr>
+                    <pic:cNvPr id="26" name="Image5 Copy 1" descr="" title=""/>
+                    <pic:cNvPicPr>
+                      <a:picLocks noChangeAspect="1" noChangeArrowheads="1"/>
+                    </pic:cNvPicPr>
+                  </pic:nvPicPr>
+                  <pic:blipFill>
+                    <a:blip r:embed="rId27"/>
+                    <a:stretch>
+                      <a:fillRect/>
+                    </a:stretch>
+                  </pic:blipFill>
+                  <pic:spPr bwMode="auto">
+                    <a:xfrm>
+                      <a:off x="0" y="0"/>
+                      <a:ext cx="4015105" cy="2250440"/>
+                    </a:xfrm>
+                    <a:prstGeom prst="rect">
+                      <a:avLst/>
+                    </a:prstGeom>
+                  </pic:spPr>
+                </pic:pic>
+              </a:graphicData>
+            </a:graphic>
+          </wp:inline>
+        </w:drawing>
+      </w:r>
+    </w:p>
+    <w:p>
+      <w:pPr>
+        <w:pStyle w:val="Normal"/>
+        <w:spacing w:before="60" w:after="160"/>
+        <w:jc w:val="center"/>
+        <w:rPr>
+          <w:rFonts w:ascii="Liberation Mono" w:hAnsi="Liberation Mono"/>
+        </w:rPr>
+      </w:pPr>
+      <w:r>
+        <w:rPr>
+          <w:rFonts w:eastAsia="Calibri" w:cs="Calibri" w:ascii="Liberation Mono" w:hAnsi="Liberation Mono"/>
+          <w:i/>
+          <w:iCs/>
+          <w:color w:val="444444"/>
+          <w:sz w:val="18"/>
+          <w:szCs w:val="18"/>
+        </w:rPr>
+        <w:t>Fig 5 — Pitch Adjustment</w:t>
+      </w:r>
+    </w:p>
+    <w:p>
+      <w:pPr>
+        <w:pStyle w:val="Normal"/>
+        <w:spacing w:before="140" w:after="60"/>
+        <w:rPr>
+          <w:u w:val="none" w:color="000000"/>
+        </w:rPr>
+      </w:pPr>
+      <w:r>
+        <w:rPr>
+          <w:rFonts w:eastAsia="Calibri" w:cs="Calibri"/>
+          <w:b/>
+          <w:bCs/>
+          <w:color w:val="000000"/>
+          <w:sz w:val="24"/>
+          <w:szCs w:val="24"/>
+          <w:u w:val="none" w:color="000000"/>
+        </w:rPr>
+        <w:t>E.  Speed Adjustment</w:t>
+      </w:r>
+    </w:p>
+    <w:p>
+      <w:pPr>
+        <w:pStyle w:val="Normal"/>
+        <w:spacing w:lineRule="auto" w:line="276" w:before="60" w:after="60"/>
+        <w:ind w:hanging="280" w:start="360"/>
+        <w:rPr/>
+      </w:pPr>
+      <w:r>
+        <w:rPr>
+          <w:rFonts w:eastAsia="Arial" w:cs="Arial" w:ascii="Arial" w:hAnsi="Arial"/>
+          <w:b w:val="false"/>
+          <w:bCs w:val="false"/>
+          <w:color w:val="222222"/>
+          <w:sz w:val="22"/>
+          <w:szCs w:val="22"/>
+        </w:rPr>
+        <w:t xml:space="preserve">➜  </w:t>
+      </w:r>
+      <w:r>
+        <w:rPr>
+          <w:rFonts w:eastAsia="Calibri" w:cs="Calibri"/>
+          <w:b w:val="false"/>
+          <w:bCs w:val="false"/>
+          <w:color w:val="111111"/>
+          <w:sz w:val="22"/>
+          <w:szCs w:val="22"/>
+        </w:rPr>
+        <w:t>Select the audio portion to adjust speed, if needed.</w:t>
+      </w:r>
+    </w:p>
+    <w:p>
+      <w:pPr>
+        <w:pStyle w:val="Normal"/>
+        <w:spacing w:lineRule="auto" w:line="276" w:before="60" w:after="60"/>
+        <w:ind w:hanging="280" w:start="360"/>
+        <w:rPr/>
+      </w:pPr>
+      <w:r>
+        <w:rPr>
+          <w:rFonts w:eastAsia="Arial" w:cs="Arial" w:ascii="Arial" w:hAnsi="Arial"/>
+          <w:b w:val="false"/>
+          <w:bCs w:val="false"/>
+          <w:color w:val="222222"/>
+          <w:sz w:val="22"/>
+          <w:szCs w:val="22"/>
+        </w:rPr>
+        <w:t xml:space="preserve">➜  </w:t>
+      </w:r>
+      <w:r>
+        <w:rPr>
+          <w:rFonts w:eastAsia="Calibri" w:cs="Calibri"/>
+          <w:b w:val="false"/>
+          <w:bCs w:val="false"/>
+          <w:color w:val="111111"/>
+          <w:sz w:val="22"/>
+          <w:szCs w:val="22"/>
+        </w:rPr>
+        <w:t>Go to "Effects" &gt; "Time/Pitch" in the menu bar.</w:t>
+      </w:r>
+    </w:p>
+    <w:p>
+      <w:pPr>
+        <w:pStyle w:val="Normal"/>
+        <w:spacing w:lineRule="auto" w:line="276" w:before="60" w:after="60"/>
+        <w:ind w:hanging="280" w:start="360"/>
+        <w:rPr/>
+      </w:pPr>
+      <w:r>
+        <w:rPr>
+          <w:rFonts w:eastAsia="Arial" w:cs="Arial" w:ascii="Arial" w:hAnsi="Arial"/>
+          <w:b w:val="false"/>
+          <w:bCs w:val="false"/>
+          <w:color w:val="222222"/>
+          <w:sz w:val="22"/>
+          <w:szCs w:val="22"/>
+        </w:rPr>
+        <w:t xml:space="preserve">➜  </w:t>
+      </w:r>
+      <w:r>
+        <w:rPr>
+          <w:rFonts w:eastAsia="Calibri" w:cs="Calibri"/>
+          <w:b w:val="false"/>
+          <w:bCs w:val="false"/>
+          <w:color w:val="111111"/>
+          <w:sz w:val="22"/>
+          <w:szCs w:val="22"/>
+        </w:rPr>
+        <w:t>Adjust the percentage value in the Time/Pitch dialog.</w:t>
+      </w:r>
+    </w:p>
+    <w:p>
+      <w:pPr>
+        <w:pStyle w:val="Normal"/>
+        <w:spacing w:lineRule="auto" w:line="276" w:before="40" w:after="40"/>
+        <w:ind w:hanging="280" w:start="720"/>
+        <w:rPr/>
+      </w:pPr>
+      <w:r>
+        <w:rPr>
+          <w:rFonts w:eastAsia="Arial" w:cs="Arial" w:ascii="Arial" w:hAnsi="Arial"/>
+          <w:color w:val="555555"/>
+          <w:sz w:val="20"/>
+          <w:szCs w:val="20"/>
+        </w:rPr>
+        <w:t xml:space="preserve">▸  </w:t>
+      </w:r>
+      <w:r>
+        <w:rPr>
+          <w:rFonts w:eastAsia="Calibri" w:cs="Calibri"/>
+          <w:color w:val="222222"/>
+          <w:sz w:val="20"/>
+          <w:szCs w:val="20"/>
+        </w:rPr>
+        <w:t>Increasing the percentage speeds up the audio; decreasing it slows it down.</w:t>
+      </w:r>
+    </w:p>
+    <w:p>
+      <w:pPr>
+        <w:pStyle w:val="Normal"/>
+        <w:spacing w:lineRule="auto" w:line="276" w:before="60" w:after="60"/>
+        <w:ind w:hanging="280" w:start="360"/>
+        <w:rPr/>
+      </w:pPr>
+      <w:r>
+        <w:rPr>
+          <w:rFonts w:eastAsia="Arial" w:cs="Arial" w:ascii="Arial" w:hAnsi="Arial"/>
+          <w:b w:val="false"/>
+          <w:bCs w:val="false"/>
+          <w:color w:val="222222"/>
+          <w:sz w:val="22"/>
+          <w:szCs w:val="22"/>
+        </w:rPr>
+        <w:t xml:space="preserve">➜  </w:t>
+      </w:r>
+      <w:r>
+        <w:rPr>
+          <w:rFonts w:eastAsia="Calibri" w:cs="Calibri"/>
+          <w:b w:val="false"/>
+          <w:bCs w:val="false"/>
+          <w:color w:val="111111"/>
+          <w:sz w:val="22"/>
+          <w:szCs w:val="22"/>
+        </w:rPr>
+        <w:t>Click "OK" or "Apply" to confirm.</w:t>
+      </w:r>
+    </w:p>
+    <w:p>
+      <w:pPr>
+        <w:pStyle w:val="Normal"/>
+        <w:spacing w:before="60" w:after="60"/>
+        <w:rPr/>
+      </w:pPr>
+      <w:r>
+        <w:rPr/>
+      </w:r>
+    </w:p>
+    <w:p>
+      <w:pPr>
+        <w:pStyle w:val="Normal"/>
+        <w:spacing w:before="100" w:after="60"/>
+        <w:jc w:val="center"/>
+        <w:rPr/>
+      </w:pPr>
+      <w:r>
+        <w:rPr/>
+        <w:drawing>
+          <wp:inline distT="0" distB="0" distL="0" distR="0">
+            <wp:extent cx="3971925" cy="2731135"/>
+            <wp:effectExtent l="0" t="0" r="0" b="0"/>
+            <wp:docPr id="27" name="Image6 Copy 1" descr="" title=""/>
+            <wp:cNvGraphicFramePr>
+              <a:graphicFrameLocks xmlns:a="http://schemas.openxmlformats.org/drawingml/2006/main" noChangeAspect="1"/>
+            </wp:cNvGraphicFramePr>
+            <a:graphic xmlns:a="http://schemas.openxmlformats.org/drawingml/2006/main">
+              <a:graphicData uri="http://schemas.openxmlformats.org/drawingml/2006/picture">
+                <pic:pic xmlns:pic="http://schemas.openxmlformats.org/drawingml/2006/picture">
+                  <pic:nvPicPr>
+                    <pic:cNvPr id="27" name="Image6 Copy 1" descr="" title=""/>
+                    <pic:cNvPicPr>
+                      <a:picLocks noChangeAspect="1" noChangeArrowheads="1"/>
+                    </pic:cNvPicPr>
+                  </pic:nvPicPr>
+                  <pic:blipFill>
+                    <a:blip r:embed="rId28"/>
+                    <a:stretch>
+                      <a:fillRect/>
+                    </a:stretch>
+                  </pic:blipFill>
+                  <pic:spPr bwMode="auto">
+                    <a:xfrm>
+                      <a:off x="0" y="0"/>
+                      <a:ext cx="3971925" cy="2731135"/>
+                    </a:xfrm>
+                    <a:prstGeom prst="rect">
+                      <a:avLst/>
+                    </a:prstGeom>
+                  </pic:spPr>
+                </pic:pic>
+              </a:graphicData>
+            </a:graphic>
+          </wp:inline>
+        </w:drawing>
+      </w:r>
+    </w:p>
+    <w:p>
+      <w:pPr>
+        <w:pStyle w:val="Normal"/>
+        <w:spacing w:before="60" w:after="160"/>
+        <w:jc w:val="center"/>
+        <w:rPr>
+          <w:rFonts w:ascii="Liberation Mono" w:hAnsi="Liberation Mono"/>
+        </w:rPr>
+      </w:pPr>
+      <w:r>
+        <w:rPr>
+          <w:rFonts w:eastAsia="Calibri" w:cs="Calibri" w:ascii="Liberation Mono" w:hAnsi="Liberation Mono"/>
+          <w:i/>
+          <w:iCs/>
+          <w:color w:val="444444"/>
+          <w:sz w:val="18"/>
+          <w:szCs w:val="18"/>
+        </w:rPr>
+        <w:t>Fig 6 — Changing Audio Speed</w:t>
+      </w:r>
+    </w:p>
+    <w:p>
+      <w:pPr>
+        <w:pStyle w:val="Normal"/>
+        <w:pBdr>
+          <w:bottom w:val="single" w:sz="6" w:space="4" w:color="333333"/>
+        </w:pBdr>
+        <w:spacing w:before="240" w:after="100"/>
+        <w:rPr/>
+      </w:pPr>
+      <w:r>
+        <w:rPr>
+          <w:rFonts w:eastAsia="Calibri" w:cs="Calibri"/>
+          <w:b/>
+          <w:bCs/>
+          <w:caps/>
+          <w:color w:val="000000"/>
+          <w:sz w:val="28"/>
+          <w:szCs w:val="28"/>
+        </w:rPr>
+        <w:t>3. Audio Editing Operations</w:t>
+      </w:r>
+    </w:p>
+    <w:p>
+      <w:pPr>
+        <w:pStyle w:val="Normal"/>
+        <w:spacing w:before="140" w:after="60"/>
+        <w:rPr>
+          <w:u w:val="none" w:color="000000"/>
+        </w:rPr>
+      </w:pPr>
+      <w:r>
+        <w:rPr>
+          <w:rFonts w:eastAsia="Calibri" w:cs="Calibri"/>
+          <w:b/>
+          <w:bCs/>
+          <w:color w:val="000000"/>
+          <w:sz w:val="24"/>
+          <w:szCs w:val="24"/>
+          <w:u w:val="none" w:color="000000"/>
+        </w:rPr>
+        <w:t>A.  Trim and Cut</w:t>
+      </w:r>
+    </w:p>
+    <w:p>
+      <w:pPr>
+        <w:pStyle w:val="Normal"/>
+        <w:spacing w:lineRule="auto" w:line="276" w:before="60" w:after="80"/>
+        <w:rPr/>
+      </w:pPr>
+      <w:r>
+        <w:rPr>
+          <w:rFonts w:eastAsia="Calibri" w:cs="Calibri"/>
+          <w:color w:val="111111"/>
+          <w:sz w:val="22"/>
+          <w:szCs w:val="22"/>
+        </w:rPr>
+        <w:t>To trim the audio:</w:t>
+      </w:r>
+    </w:p>
+    <w:p>
+      <w:pPr>
+        <w:pStyle w:val="Normal"/>
+        <w:spacing w:lineRule="auto" w:line="276" w:before="60" w:after="60"/>
+        <w:ind w:hanging="280" w:start="360"/>
+        <w:rPr/>
+      </w:pPr>
+      <w:r>
+        <w:rPr>
+          <w:rFonts w:eastAsia="Arial" w:cs="Arial" w:ascii="Arial" w:hAnsi="Arial"/>
+          <w:b w:val="false"/>
+          <w:bCs w:val="false"/>
+          <w:color w:val="222222"/>
+          <w:sz w:val="22"/>
+          <w:szCs w:val="22"/>
+        </w:rPr>
+        <w:t xml:space="preserve">➜  </w:t>
+      </w:r>
+      <w:r>
+        <w:rPr>
+          <w:rFonts w:eastAsia="Calibri" w:cs="Calibri"/>
+          <w:b w:val="false"/>
+          <w:bCs w:val="false"/>
+          <w:color w:val="111111"/>
+          <w:sz w:val="22"/>
+          <w:szCs w:val="22"/>
+        </w:rPr>
+        <w:t>Use the selection tool to highlight the section you want to keep.</w:t>
+      </w:r>
+    </w:p>
+    <w:p>
+      <w:pPr>
+        <w:pStyle w:val="Normal"/>
+        <w:spacing w:lineRule="auto" w:line="276" w:before="60" w:after="60"/>
+        <w:ind w:hanging="280" w:start="360"/>
+        <w:rPr/>
+      </w:pPr>
+      <w:r>
+        <w:rPr>
+          <w:rFonts w:eastAsia="Arial" w:cs="Arial" w:ascii="Arial" w:hAnsi="Arial"/>
+          <w:b w:val="false"/>
+          <w:bCs w:val="false"/>
+          <w:color w:val="222222"/>
+          <w:sz w:val="22"/>
+          <w:szCs w:val="22"/>
+        </w:rPr>
+        <w:t xml:space="preserve">➜  </w:t>
+      </w:r>
+      <w:r>
+        <w:rPr>
+          <w:rFonts w:eastAsia="Calibri" w:cs="Calibri"/>
+          <w:b w:val="false"/>
+          <w:bCs w:val="false"/>
+          <w:color w:val="111111"/>
+          <w:sz w:val="22"/>
+          <w:szCs w:val="22"/>
+        </w:rPr>
+        <w:t>Go to "Edit" &gt; "Trim" — the selected portion will be retained; the rest removed.</w:t>
+      </w:r>
+    </w:p>
+    <w:p>
+      <w:pPr>
+        <w:pStyle w:val="Normal"/>
+        <w:spacing w:lineRule="auto" w:line="276" w:before="60" w:after="80"/>
+        <w:rPr/>
+      </w:pPr>
+      <w:r>
+        <w:rPr>
+          <w:rFonts w:eastAsia="Calibri" w:cs="Calibri"/>
+          <w:color w:val="111111"/>
+          <w:sz w:val="22"/>
+          <w:szCs w:val="22"/>
+        </w:rPr>
+        <w:t>To cut the audio:</w:t>
+      </w:r>
+    </w:p>
+    <w:p>
+      <w:pPr>
+        <w:pStyle w:val="Normal"/>
+        <w:spacing w:lineRule="auto" w:line="276" w:before="60" w:after="60"/>
+        <w:ind w:hanging="280" w:start="360"/>
+        <w:rPr/>
+      </w:pPr>
+      <w:r>
+        <w:rPr>
+          <w:rFonts w:eastAsia="Arial" w:cs="Arial" w:ascii="Arial" w:hAnsi="Arial"/>
+          <w:b w:val="false"/>
+          <w:bCs w:val="false"/>
+          <w:color w:val="222222"/>
+          <w:sz w:val="22"/>
+          <w:szCs w:val="22"/>
+        </w:rPr>
+        <w:t xml:space="preserve">➜  </w:t>
+      </w:r>
+      <w:r>
+        <w:rPr>
+          <w:rFonts w:eastAsia="Calibri" w:cs="Calibri"/>
+          <w:b w:val="false"/>
+          <w:bCs w:val="false"/>
+          <w:color w:val="111111"/>
+          <w:sz w:val="22"/>
+          <w:szCs w:val="22"/>
+        </w:rPr>
+        <w:t>Highlight the section to remove using the selection tool.</w:t>
+      </w:r>
+    </w:p>
+    <w:p>
+      <w:pPr>
+        <w:pStyle w:val="Normal"/>
+        <w:spacing w:lineRule="auto" w:line="276" w:before="60" w:after="60"/>
+        <w:ind w:hanging="280" w:start="360"/>
+        <w:rPr/>
+      </w:pPr>
+      <w:r>
+        <w:rPr>
+          <w:rFonts w:eastAsia="Arial" w:cs="Arial" w:ascii="Arial" w:hAnsi="Arial"/>
+          <w:b w:val="false"/>
+          <w:bCs w:val="false"/>
+          <w:color w:val="222222"/>
+          <w:sz w:val="22"/>
+          <w:szCs w:val="22"/>
+        </w:rPr>
+        <w:t xml:space="preserve">➜  </w:t>
+      </w:r>
+      <w:r>
+        <w:rPr>
+          <w:rFonts w:eastAsia="Calibri" w:cs="Calibri"/>
+          <w:b w:val="false"/>
+          <w:bCs w:val="false"/>
+          <w:color w:val="111111"/>
+          <w:sz w:val="22"/>
+          <w:szCs w:val="22"/>
+        </w:rPr>
+        <w:t>Go to "Edit" &gt; "Cut" — the selected portion will be removed from the file.</w:t>
+      </w:r>
+    </w:p>
+    <w:p>
+      <w:pPr>
+        <w:pStyle w:val="Normal"/>
+        <w:spacing w:before="60" w:after="60"/>
+        <w:rPr/>
+      </w:pPr>
+      <w:r>
+        <w:rPr/>
+      </w:r>
+    </w:p>
+    <w:p>
+      <w:pPr>
+        <w:pStyle w:val="Normal"/>
+        <w:spacing w:before="100" w:after="60"/>
+        <w:jc w:val="center"/>
+        <w:rPr/>
+      </w:pPr>
+      <w:r>
+        <w:rPr/>
+        <w:drawing>
+          <wp:inline distT="0" distB="0" distL="0" distR="0">
+            <wp:extent cx="3514725" cy="2340610"/>
+            <wp:effectExtent l="0" t="0" r="0" b="0"/>
+            <wp:docPr id="28" name="Image7 Copy 1" descr="" title=""/>
+            <wp:cNvGraphicFramePr>
+              <a:graphicFrameLocks xmlns:a="http://schemas.openxmlformats.org/drawingml/2006/main" noChangeAspect="1"/>
+            </wp:cNvGraphicFramePr>
+            <a:graphic xmlns:a="http://schemas.openxmlformats.org/drawingml/2006/main">
+              <a:graphicData uri="http://schemas.openxmlformats.org/drawingml/2006/picture">
+                <pic:pic xmlns:pic="http://schemas.openxmlformats.org/drawingml/2006/picture">
+                  <pic:nvPicPr>
+                    <pic:cNvPr id="28" name="Image7 Copy 1" descr="" title=""/>
+                    <pic:cNvPicPr>
+                      <a:picLocks noChangeAspect="1" noChangeArrowheads="1"/>
+                    </pic:cNvPicPr>
+                  </pic:nvPicPr>
+                  <pic:blipFill>
+                    <a:blip r:embed="rId29"/>
+                    <a:stretch>
+                      <a:fillRect/>
+                    </a:stretch>
+                  </pic:blipFill>
+                  <pic:spPr bwMode="auto">
+                    <a:xfrm>
+                      <a:off x="0" y="0"/>
+                      <a:ext cx="3514725" cy="2340610"/>
+                    </a:xfrm>
+                    <a:prstGeom prst="rect">
+                      <a:avLst/>
+                    </a:prstGeom>
+                  </pic:spPr>
+                </pic:pic>
+              </a:graphicData>
+            </a:graphic>
+          </wp:inline>
+        </w:drawing>
+      </w:r>
+    </w:p>
+    <w:p>
+      <w:pPr>
+        <w:pStyle w:val="Normal"/>
+        <w:spacing w:before="60" w:after="160"/>
+        <w:jc w:val="center"/>
+        <w:rPr>
+          <w:rFonts w:ascii="Liberation Mono" w:hAnsi="Liberation Mono"/>
+        </w:rPr>
+      </w:pPr>
+      <w:r>
+        <w:rPr>
+          <w:rFonts w:eastAsia="Calibri" w:cs="Calibri" w:ascii="Liberation Mono" w:hAnsi="Liberation Mono"/>
+          <w:i/>
+          <w:iCs/>
+          <w:color w:val="444444"/>
+          <w:sz w:val="18"/>
+          <w:szCs w:val="18"/>
+        </w:rPr>
+        <w:t>Fig 7 — Trim and Cut Operations</w:t>
+      </w:r>
+    </w:p>
+    <w:p>
+      <w:pPr>
+        <w:pStyle w:val="Normal"/>
+        <w:spacing w:before="140" w:after="60"/>
+        <w:rPr>
+          <w:u w:val="none" w:color="000000"/>
+        </w:rPr>
+      </w:pPr>
+      <w:r>
+        <w:rPr>
+          <w:rFonts w:eastAsia="Calibri" w:cs="Calibri"/>
+          <w:b/>
+          <w:bCs/>
+          <w:color w:val="000000"/>
+          <w:sz w:val="24"/>
+          <w:szCs w:val="24"/>
+          <w:u w:val="none" w:color="000000"/>
+        </w:rPr>
+        <w:t>B.  Merging Audio Files</w:t>
+      </w:r>
+    </w:p>
+    <w:p>
+      <w:pPr>
+        <w:pStyle w:val="Normal"/>
+        <w:spacing w:lineRule="auto" w:line="276" w:before="60" w:after="80"/>
+        <w:rPr/>
+      </w:pPr>
+      <w:r>
+        <w:rPr>
+          <w:rFonts w:eastAsia="Calibri" w:cs="Calibri"/>
+          <w:color w:val="111111"/>
+          <w:sz w:val="22"/>
+          <w:szCs w:val="22"/>
+        </w:rPr>
+        <w:t>To merge audio files into a single track:</w:t>
+      </w:r>
+    </w:p>
+    <w:p>
+      <w:pPr>
+        <w:pStyle w:val="Normal"/>
+        <w:spacing w:lineRule="auto" w:line="276" w:before="60" w:after="60"/>
+        <w:ind w:hanging="280" w:start="360"/>
+        <w:rPr/>
+      </w:pPr>
+      <w:r>
+        <w:rPr>
+          <w:rFonts w:eastAsia="Arial" w:cs="Arial" w:ascii="Arial" w:hAnsi="Arial"/>
+          <w:b w:val="false"/>
+          <w:bCs w:val="false"/>
+          <w:color w:val="222222"/>
+          <w:sz w:val="22"/>
+          <w:szCs w:val="22"/>
+        </w:rPr>
+        <w:t xml:space="preserve">➜  </w:t>
+      </w:r>
+      <w:r>
+        <w:rPr>
+          <w:rFonts w:eastAsia="Calibri" w:cs="Calibri"/>
+          <w:b w:val="false"/>
+          <w:bCs w:val="false"/>
+          <w:color w:val="111111"/>
+          <w:sz w:val="22"/>
+          <w:szCs w:val="22"/>
+        </w:rPr>
+        <w:t>Ensure both audio files are properly aligned on the timeline.</w:t>
+      </w:r>
+    </w:p>
+    <w:p>
+      <w:pPr>
+        <w:pStyle w:val="Normal"/>
+        <w:spacing w:lineRule="auto" w:line="276" w:before="60" w:after="60"/>
+        <w:ind w:hanging="280" w:start="360"/>
+        <w:rPr/>
+      </w:pPr>
+      <w:r>
+        <w:rPr>
+          <w:rFonts w:eastAsia="Arial" w:cs="Arial" w:ascii="Arial" w:hAnsi="Arial"/>
+          <w:b w:val="false"/>
+          <w:bCs w:val="false"/>
+          <w:color w:val="222222"/>
+          <w:sz w:val="22"/>
+          <w:szCs w:val="22"/>
+        </w:rPr>
+        <w:t xml:space="preserve">➜  </w:t>
+      </w:r>
+      <w:r>
+        <w:rPr>
+          <w:rFonts w:eastAsia="Calibri" w:cs="Calibri"/>
+          <w:b w:val="false"/>
+          <w:bCs w:val="false"/>
+          <w:color w:val="111111"/>
+          <w:sz w:val="22"/>
+          <w:szCs w:val="22"/>
+        </w:rPr>
+        <w:t>Go to "File" &gt; "Save Mix As" or "Export Mix".</w:t>
+      </w:r>
+    </w:p>
+    <w:p>
+      <w:pPr>
+        <w:pStyle w:val="Normal"/>
+        <w:spacing w:lineRule="auto" w:line="276" w:before="60" w:after="60"/>
+        <w:ind w:hanging="280" w:start="360"/>
+        <w:rPr/>
+      </w:pPr>
+      <w:r>
+        <w:rPr>
+          <w:rFonts w:eastAsia="Arial" w:cs="Arial" w:ascii="Arial" w:hAnsi="Arial"/>
+          <w:b w:val="false"/>
+          <w:bCs w:val="false"/>
+          <w:color w:val="222222"/>
+          <w:sz w:val="22"/>
+          <w:szCs w:val="22"/>
+        </w:rPr>
+        <w:t xml:space="preserve">➜  </w:t>
+      </w:r>
+      <w:r>
+        <w:rPr>
+          <w:rFonts w:eastAsia="Calibri" w:cs="Calibri"/>
+          <w:b w:val="false"/>
+          <w:bCs w:val="false"/>
+          <w:color w:val="111111"/>
+          <w:sz w:val="22"/>
+          <w:szCs w:val="22"/>
+        </w:rPr>
+        <w:t>Select the desired file format and save location.</w:t>
+      </w:r>
+    </w:p>
+    <w:p>
+      <w:pPr>
+        <w:pStyle w:val="Normal"/>
+        <w:spacing w:lineRule="auto" w:line="276" w:before="60" w:after="80"/>
+        <w:rPr/>
+      </w:pPr>
+      <w:r>
+        <w:rPr>
+          <w:rFonts w:eastAsia="Calibri" w:cs="Calibri"/>
+          <w:color w:val="111111"/>
+          <w:sz w:val="22"/>
+          <w:szCs w:val="22"/>
+        </w:rPr>
+        <w:t>To mix the audio files together:</w:t>
+      </w:r>
+    </w:p>
+    <w:p>
+      <w:pPr>
+        <w:pStyle w:val="Normal"/>
+        <w:spacing w:lineRule="auto" w:line="276" w:before="60" w:after="60"/>
+        <w:ind w:hanging="280" w:start="360"/>
+        <w:rPr/>
+      </w:pPr>
+      <w:r>
+        <w:rPr>
+          <w:rFonts w:eastAsia="Arial" w:cs="Arial" w:ascii="Arial" w:hAnsi="Arial"/>
+          <w:b w:val="false"/>
+          <w:bCs w:val="false"/>
+          <w:color w:val="222222"/>
+          <w:sz w:val="22"/>
+          <w:szCs w:val="22"/>
+        </w:rPr>
+        <w:t xml:space="preserve">➜  </w:t>
+      </w:r>
+      <w:r>
+        <w:rPr>
+          <w:rFonts w:eastAsia="Calibri" w:cs="Calibri"/>
+          <w:b w:val="false"/>
+          <w:bCs w:val="false"/>
+          <w:color w:val="111111"/>
+          <w:sz w:val="22"/>
+          <w:szCs w:val="22"/>
+        </w:rPr>
+        <w:t>Adjust the volume levels of each track for a balanced output.</w:t>
+      </w:r>
+    </w:p>
+    <w:p>
+      <w:pPr>
+        <w:pStyle w:val="Normal"/>
+        <w:spacing w:lineRule="auto" w:line="276" w:before="60" w:after="60"/>
+        <w:ind w:hanging="280" w:start="360"/>
+        <w:rPr/>
+      </w:pPr>
+      <w:r>
+        <w:rPr>
+          <w:rFonts w:eastAsia="Arial" w:cs="Arial" w:ascii="Arial" w:hAnsi="Arial"/>
+          <w:b w:val="false"/>
+          <w:bCs w:val="false"/>
+          <w:color w:val="222222"/>
+          <w:sz w:val="22"/>
+          <w:szCs w:val="22"/>
+        </w:rPr>
+        <w:t xml:space="preserve">➜  </w:t>
+      </w:r>
+      <w:r>
+        <w:rPr>
+          <w:rFonts w:eastAsia="Calibri" w:cs="Calibri"/>
+          <w:b w:val="false"/>
+          <w:bCs w:val="false"/>
+          <w:color w:val="111111"/>
+          <w:sz w:val="22"/>
+          <w:szCs w:val="22"/>
+        </w:rPr>
+        <w:t>Apply additional effects such as equalization, reverb, or compression.</w:t>
+      </w:r>
+    </w:p>
+    <w:p>
+      <w:pPr>
+        <w:pStyle w:val="Normal"/>
+        <w:spacing w:before="60" w:after="60"/>
+        <w:rPr/>
+      </w:pPr>
+      <w:r>
+        <w:rPr/>
+      </w:r>
+    </w:p>
+    <w:p>
+      <w:pPr>
+        <w:pStyle w:val="Normal"/>
+        <w:spacing w:before="100" w:after="60"/>
+        <w:jc w:val="center"/>
+        <w:rPr/>
+      </w:pPr>
+      <w:r>
+        <w:rPr/>
+        <w:drawing>
+          <wp:inline distT="0" distB="0" distL="0" distR="0">
+            <wp:extent cx="4333875" cy="2414270"/>
+            <wp:effectExtent l="0" t="0" r="0" b="0"/>
+            <wp:docPr id="29" name="Image8 Copy 1" descr="" title=""/>
+            <wp:cNvGraphicFramePr>
+              <a:graphicFrameLocks xmlns:a="http://schemas.openxmlformats.org/drawingml/2006/main" noChangeAspect="1"/>
+            </wp:cNvGraphicFramePr>
+            <a:graphic xmlns:a="http://schemas.openxmlformats.org/drawingml/2006/main">
+              <a:graphicData uri="http://schemas.openxmlformats.org/drawingml/2006/picture">
+                <pic:pic xmlns:pic="http://schemas.openxmlformats.org/drawingml/2006/picture">
+                  <pic:nvPicPr>
+                    <pic:cNvPr id="29" name="Image8 Copy 1" descr="" title=""/>
+                    <pic:cNvPicPr>
+                      <a:picLocks noChangeAspect="1" noChangeArrowheads="1"/>
+                    </pic:cNvPicPr>
+                  </pic:nvPicPr>
+                  <pic:blipFill>
+                    <a:blip r:embed="rId30"/>
+                    <a:stretch>
+                      <a:fillRect/>
+                    </a:stretch>
+                  </pic:blipFill>
+                  <pic:spPr bwMode="auto">
+                    <a:xfrm>
+                      <a:off x="0" y="0"/>
+                      <a:ext cx="4333875" cy="2414270"/>
+                    </a:xfrm>
+                    <a:prstGeom prst="rect">
+                      <a:avLst/>
+                    </a:prstGeom>
+                  </pic:spPr>
+                </pic:pic>
+              </a:graphicData>
+            </a:graphic>
+          </wp:inline>
+        </w:drawing>
+      </w:r>
+    </w:p>
+    <w:p>
+      <w:pPr>
+        <w:pStyle w:val="Normal"/>
+        <w:spacing w:before="60" w:after="160"/>
+        <w:jc w:val="center"/>
+        <w:rPr>
+          <w:rFonts w:ascii="Liberation Mono" w:hAnsi="Liberation Mono"/>
+        </w:rPr>
+      </w:pPr>
+      <w:r>
+        <w:rPr>
+          <w:rFonts w:eastAsia="Calibri" w:cs="Calibri" w:ascii="Liberation Mono" w:hAnsi="Liberation Mono"/>
+          <w:i/>
+          <w:iCs/>
+          <w:color w:val="444444"/>
+          <w:sz w:val="18"/>
+          <w:szCs w:val="18"/>
+        </w:rPr>
+        <w:t>Fig 8 — Merging Audio Files</w:t>
+      </w:r>
+    </w:p>
+    <w:p>
+      <w:pPr>
+        <w:pStyle w:val="Normal"/>
+        <w:pBdr>
+          <w:bottom w:val="single" w:sz="6" w:space="4" w:color="333333"/>
+        </w:pBdr>
+        <w:spacing w:before="240" w:after="100"/>
+        <w:rPr>
+          <w:rFonts w:ascii="Calibri" w:hAnsi="Calibri" w:eastAsia="Calibri" w:cs="Calibri"/>
+          <w:b/>
+          <w:bCs/>
+          <w:caps/>
+          <w:color w:val="000000"/>
+          <w:sz w:val="28"/>
+          <w:szCs w:val="28"/>
+        </w:rPr>
+      </w:pPr>
+      <w:r>
+        <w:rPr>
+          <w:rFonts w:eastAsia="Calibri" w:cs="Calibri" w:ascii="Calibri" w:hAnsi="Calibri"/>
+          <w:b/>
+          <w:bCs/>
+          <w:caps/>
+          <w:color w:val="000000"/>
+          <w:sz w:val="28"/>
+          <w:szCs w:val="28"/>
+        </w:rPr>
+      </w:r>
+    </w:p>
+    <w:p>
+      <w:pPr>
+        <w:pStyle w:val="Normal"/>
+        <w:pBdr>
+          <w:bottom w:val="single" w:sz="6" w:space="4" w:color="333333"/>
+        </w:pBdr>
+        <w:spacing w:before="240" w:after="100"/>
+        <w:rPr/>
+      </w:pPr>
+      <w:r>
+        <w:rPr>
+          <w:rFonts w:eastAsia="Calibri" w:cs="Calibri"/>
+          <w:b/>
+          <w:bCs/>
+          <w:caps/>
+          <w:color w:val="000000"/>
+          <w:sz w:val="28"/>
+          <w:szCs w:val="28"/>
+        </w:rPr>
+        <w:t>4. Text-to-Speech Conversion</w:t>
+      </w:r>
+    </w:p>
+    <w:p>
+      <w:pPr>
+        <w:pStyle w:val="Normal"/>
+        <w:spacing w:lineRule="auto" w:line="276" w:before="60" w:after="60"/>
+        <w:ind w:hanging="280" w:start="360"/>
+        <w:rPr/>
+      </w:pPr>
+      <w:r>
+        <w:rPr>
+          <w:rFonts w:eastAsia="Arial" w:cs="Arial" w:ascii="Arial" w:hAnsi="Arial"/>
+          <w:b w:val="false"/>
+          <w:bCs w:val="false"/>
+          <w:color w:val="222222"/>
+          <w:sz w:val="22"/>
+          <w:szCs w:val="22"/>
+        </w:rPr>
+        <w:t xml:space="preserve">➜  </w:t>
+      </w:r>
+      <w:r>
+        <w:rPr>
+          <w:rFonts w:eastAsia="Calibri" w:cs="Calibri"/>
+          <w:b w:val="false"/>
+          <w:bCs w:val="false"/>
+          <w:color w:val="111111"/>
+          <w:sz w:val="22"/>
+          <w:szCs w:val="22"/>
+        </w:rPr>
+        <w:t>Click on "Tools" in the top menu of WavePad.</w:t>
+      </w:r>
+    </w:p>
+    <w:p>
+      <w:pPr>
+        <w:pStyle w:val="Normal"/>
+        <w:spacing w:lineRule="auto" w:line="276" w:before="60" w:after="60"/>
+        <w:ind w:hanging="280" w:start="360"/>
+        <w:rPr/>
+      </w:pPr>
+      <w:r>
+        <w:rPr>
+          <w:rFonts w:eastAsia="Arial" w:cs="Arial" w:ascii="Arial" w:hAnsi="Arial"/>
+          <w:b w:val="false"/>
+          <w:bCs w:val="false"/>
+          <w:color w:val="222222"/>
+          <w:sz w:val="22"/>
+          <w:szCs w:val="22"/>
+        </w:rPr>
+        <w:t xml:space="preserve">➜  </w:t>
+      </w:r>
+      <w:r>
+        <w:rPr>
+          <w:rFonts w:eastAsia="Calibri" w:cs="Calibri"/>
+          <w:b w:val="false"/>
+          <w:bCs w:val="false"/>
+          <w:color w:val="111111"/>
+          <w:sz w:val="22"/>
+          <w:szCs w:val="22"/>
+        </w:rPr>
+        <w:t>Select "Text to Speech" from the dropdown — the TTS dialog box will open.</w:t>
+      </w:r>
+    </w:p>
+    <w:p>
+      <w:pPr>
+        <w:pStyle w:val="Normal"/>
+        <w:spacing w:lineRule="auto" w:line="276" w:before="60" w:after="60"/>
+        <w:ind w:hanging="280" w:start="360"/>
+        <w:rPr/>
+      </w:pPr>
+      <w:r>
+        <w:rPr>
+          <w:rFonts w:eastAsia="Arial" w:cs="Arial" w:ascii="Arial" w:hAnsi="Arial"/>
+          <w:b w:val="false"/>
+          <w:bCs w:val="false"/>
+          <w:color w:val="222222"/>
+          <w:sz w:val="22"/>
+          <w:szCs w:val="22"/>
+        </w:rPr>
+        <w:t xml:space="preserve">➜  </w:t>
+      </w:r>
+      <w:r>
+        <w:rPr>
+          <w:rFonts w:eastAsia="Calibri" w:cs="Calibri"/>
+          <w:b w:val="false"/>
+          <w:bCs w:val="false"/>
+          <w:color w:val="111111"/>
+          <w:sz w:val="22"/>
+          <w:szCs w:val="22"/>
+        </w:rPr>
+        <w:t>Enter or paste your text into the provided text field.</w:t>
+      </w:r>
+    </w:p>
+    <w:p>
+      <w:pPr>
+        <w:pStyle w:val="Normal"/>
+        <w:spacing w:lineRule="auto" w:line="276" w:before="60" w:after="60"/>
+        <w:ind w:hanging="280" w:start="360"/>
+        <w:rPr/>
+      </w:pPr>
+      <w:r>
+        <w:rPr>
+          <w:rFonts w:eastAsia="Arial" w:cs="Arial" w:ascii="Arial" w:hAnsi="Arial"/>
+          <w:b w:val="false"/>
+          <w:bCs w:val="false"/>
+          <w:color w:val="222222"/>
+          <w:sz w:val="22"/>
+          <w:szCs w:val="22"/>
+        </w:rPr>
+        <w:t xml:space="preserve">➜  </w:t>
+      </w:r>
+      <w:r>
+        <w:rPr>
+          <w:rFonts w:eastAsia="Calibri" w:cs="Calibri"/>
+          <w:b w:val="false"/>
+          <w:bCs w:val="false"/>
+          <w:color w:val="111111"/>
+          <w:sz w:val="22"/>
+          <w:szCs w:val="22"/>
+        </w:rPr>
+        <w:t>Choose the desired voice from the available options.</w:t>
+      </w:r>
+    </w:p>
+    <w:p>
+      <w:pPr>
+        <w:pStyle w:val="Normal"/>
+        <w:spacing w:lineRule="auto" w:line="276" w:before="60" w:after="60"/>
+        <w:ind w:hanging="280" w:start="360"/>
+        <w:rPr/>
+      </w:pPr>
+      <w:r>
+        <w:rPr>
+          <w:rFonts w:eastAsia="Arial" w:cs="Arial" w:ascii="Arial" w:hAnsi="Arial"/>
+          <w:b w:val="false"/>
+          <w:bCs w:val="false"/>
+          <w:color w:val="222222"/>
+          <w:sz w:val="22"/>
+          <w:szCs w:val="22"/>
+        </w:rPr>
+        <w:t xml:space="preserve">➜  </w:t>
+      </w:r>
+      <w:r>
+        <w:rPr>
+          <w:rFonts w:eastAsia="Calibri" w:cs="Calibri"/>
+          <w:b w:val="false"/>
+          <w:bCs w:val="false"/>
+          <w:color w:val="111111"/>
+          <w:sz w:val="22"/>
+          <w:szCs w:val="22"/>
+        </w:rPr>
+        <w:t>Click "Synthesize Speech" to convert the text to audio.</w:t>
+      </w:r>
+    </w:p>
+    <w:p>
+      <w:pPr>
+        <w:pStyle w:val="Normal"/>
+        <w:spacing w:lineRule="auto" w:line="276" w:before="60" w:after="60"/>
+        <w:ind w:hanging="280" w:start="360"/>
+        <w:rPr/>
+      </w:pPr>
+      <w:r>
+        <w:rPr>
+          <w:rFonts w:eastAsia="Arial" w:cs="Arial" w:ascii="Arial" w:hAnsi="Arial"/>
+          <w:b w:val="false"/>
+          <w:bCs w:val="false"/>
+          <w:color w:val="222222"/>
+          <w:sz w:val="22"/>
+          <w:szCs w:val="22"/>
+        </w:rPr>
+        <w:t xml:space="preserve">➜  </w:t>
+      </w:r>
+      <w:r>
+        <w:rPr>
+          <w:rFonts w:eastAsia="Calibri" w:cs="Calibri"/>
+          <w:b w:val="false"/>
+          <w:bCs w:val="false"/>
+          <w:color w:val="111111"/>
+          <w:sz w:val="22"/>
+          <w:szCs w:val="22"/>
+        </w:rPr>
+        <w:t>The synthesized speech will be inserted as a new audio track in WavePad.</w:t>
+      </w:r>
+    </w:p>
+    <w:p>
+      <w:pPr>
+        <w:pStyle w:val="Normal"/>
+        <w:spacing w:before="60" w:after="60"/>
+        <w:rPr/>
+      </w:pPr>
+      <w:r>
+        <w:rPr/>
+      </w:r>
+    </w:p>
+    <w:p>
+      <w:pPr>
+        <w:pStyle w:val="Normal"/>
+        <w:spacing w:before="100" w:after="60"/>
+        <w:jc w:val="center"/>
+        <w:rPr/>
+      </w:pPr>
+      <w:r>
+        <w:rPr/>
+        <w:drawing>
+          <wp:inline distT="0" distB="0" distL="0" distR="0">
+            <wp:extent cx="3919855" cy="1791335"/>
+            <wp:effectExtent l="0" t="0" r="0" b="0"/>
+            <wp:docPr id="30" name="Image9 Copy 1" descr="" title=""/>
+            <wp:cNvGraphicFramePr>
+              <a:graphicFrameLocks xmlns:a="http://schemas.openxmlformats.org/drawingml/2006/main" noChangeAspect="1"/>
+            </wp:cNvGraphicFramePr>
+            <a:graphic xmlns:a="http://schemas.openxmlformats.org/drawingml/2006/main">
+              <a:graphicData uri="http://schemas.openxmlformats.org/drawingml/2006/picture">
+                <pic:pic xmlns:pic="http://schemas.openxmlformats.org/drawingml/2006/picture">
+                  <pic:nvPicPr>
+                    <pic:cNvPr id="30" name="Image9 Copy 1" descr="" title=""/>
+                    <pic:cNvPicPr>
+                      <a:picLocks noChangeAspect="1" noChangeArrowheads="1"/>
+                    </pic:cNvPicPr>
+                  </pic:nvPicPr>
+                  <pic:blipFill>
+                    <a:blip r:embed="rId31"/>
+                    <a:stretch>
+                      <a:fillRect/>
+                    </a:stretch>
+                  </pic:blipFill>
+                  <pic:spPr bwMode="auto">
+                    <a:xfrm>
+                      <a:off x="0" y="0"/>
+                      <a:ext cx="3919855" cy="1791335"/>
+                    </a:xfrm>
+                    <a:prstGeom prst="rect">
+                      <a:avLst/>
+                    </a:prstGeom>
+                  </pic:spPr>
+                </pic:pic>
+              </a:graphicData>
+            </a:graphic>
+          </wp:inline>
+        </w:drawing>
+      </w:r>
+    </w:p>
+    <w:p>
+      <w:pPr>
+        <w:pStyle w:val="Normal"/>
+        <w:spacing w:before="60" w:after="160"/>
+        <w:jc w:val="center"/>
+        <w:rPr>
+          <w:rFonts w:ascii="Liberation Mono" w:hAnsi="Liberation Mono"/>
+        </w:rPr>
+      </w:pPr>
+      <w:r>
+        <w:rPr>
+          <w:rFonts w:eastAsia="Calibri" w:cs="Calibri" w:ascii="Liberation Mono" w:hAnsi="Liberation Mono"/>
+          <w:i/>
+          <w:iCs/>
+          <w:color w:val="444444"/>
+          <w:sz w:val="18"/>
+          <w:szCs w:val="18"/>
+        </w:rPr>
+        <w:t>Fig 9 — Text-to-Speech Dialog</w:t>
+      </w:r>
+    </w:p>
+    <w:p>
+      <w:pPr>
+        <w:pStyle w:val="Normal"/>
+        <w:spacing w:before="100" w:after="60"/>
+        <w:jc w:val="center"/>
+        <w:rPr/>
+      </w:pPr>
+      <w:r>
+        <w:rPr/>
+        <w:drawing>
+          <wp:inline distT="0" distB="0" distL="0" distR="0">
+            <wp:extent cx="2824480" cy="3471545"/>
+            <wp:effectExtent l="0" t="0" r="0" b="0"/>
+            <wp:docPr id="31" name="Image10 Copy 1" descr="" title=""/>
+            <wp:cNvGraphicFramePr>
+              <a:graphicFrameLocks xmlns:a="http://schemas.openxmlformats.org/drawingml/2006/main" noChangeAspect="1"/>
+            </wp:cNvGraphicFramePr>
+            <a:graphic xmlns:a="http://schemas.openxmlformats.org/drawingml/2006/main">
+              <a:graphicData uri="http://schemas.openxmlformats.org/drawingml/2006/picture">
+                <pic:pic xmlns:pic="http://schemas.openxmlformats.org/drawingml/2006/picture">
+                  <pic:nvPicPr>
+                    <pic:cNvPr id="31" name="Image10 Copy 1" descr="" title=""/>
+                    <pic:cNvPicPr>
+                      <a:picLocks noChangeAspect="1" noChangeArrowheads="1"/>
+                    </pic:cNvPicPr>
+                  </pic:nvPicPr>
+                  <pic:blipFill>
+                    <a:blip r:embed="rId32"/>
+                    <a:stretch>
+                      <a:fillRect/>
+                    </a:stretch>
+                  </pic:blipFill>
+                  <pic:spPr bwMode="auto">
+                    <a:xfrm>
+                      <a:off x="0" y="0"/>
+                      <a:ext cx="2824480" cy="3471545"/>
+                    </a:xfrm>
+                    <a:prstGeom prst="rect">
+                      <a:avLst/>
+                    </a:prstGeom>
+                  </pic:spPr>
+                </pic:pic>
+              </a:graphicData>
+            </a:graphic>
+          </wp:inline>
+        </w:drawing>
+      </w:r>
+    </w:p>
+    <w:p>
+      <w:pPr>
+        <w:pStyle w:val="Normal"/>
+        <w:spacing w:before="60" w:after="160"/>
+        <w:jc w:val="center"/>
+        <w:rPr>
+          <w:rFonts w:ascii="Liberation Mono" w:hAnsi="Liberation Mono"/>
+        </w:rPr>
+      </w:pPr>
+      <w:r>
+        <w:rPr>
+          <w:rStyle w:val="Strong"/>
+          <w:rFonts w:eastAsia="Calibri" w:cs="Calibri" w:ascii="Liberation Mono" w:hAnsi="Liberation Mono"/>
+          <w:i/>
+          <w:iCs/>
+          <w:color w:val="444444"/>
+          <w:sz w:val="18"/>
+          <w:szCs w:val="18"/>
+        </w:rPr>
+        <w:t>Fig 10 — Synthesized Audio Track</w:t>
       </w:r>
     </w:p>
     <w:sectPr>
@@ -16522,7 +20586,6 @@
     </w:lvl>
     <w:lvl w:ilvl="3">
       <w:start w:val="1"/>
-      <w:pStyle w:val="Heading4"/>
       <w:numFmt w:val="none"/>
       <w:suff w:val="nothing"/>
       <w:lvlText w:val=""/>
